--- a/zht/docx/092.content.docx
+++ b/zht/docx/092.content.docx
@@ -149,27 +149,7 @@
         <w:rPr>
           <w:lang w:val="zh_TW" w:bidi="zh_TW"/>
         </w:rPr>
-        <w:t>qun</w:t>
-      </w:r>
-      <w:r>
-        <w:rPr>
-          <w:lang w:val="zh_TW" w:bidi="zh_TW"/>
-        </w:rPr>
-      </w:r>
-    </w:p>
-    <w:p>
-      <w:pPr/>
-      <w:r>
-        <w:rPr>
-          <w:lang w:val="zh_TW" w:bidi="zh_TW"/>
-        </w:rPr>
-      </w:r>
-      <w:r>
-        <w:rPr>
-          <w:i/>
-          <w:lang w:val="zh_TW" w:bidi="zh_TW"/>
-        </w:rPr>
-        <w:t>群</w:t>
+        <w:t>mi</w:t>
       </w:r>
       <w:r>
         <w:rPr>
@@ -232,7 +212,7 @@
         <w:rPr>
           <w:lang w:val="zh_TW" w:bidi="zh_TW"/>
         </w:rPr>
-        <w:t>群</w:t>
+        <w:t>彌賽亞</w:t>
       </w:r>
       <w:r>
         <w:rPr>
@@ -251,7 +231,20 @@
         <w:rPr>
           <w:lang w:val="zh_TW" w:bidi="zh_TW"/>
         </w:rPr>
-        <w:t>羅馬軍隊的一個單位。在新約時代，一隊軍隊標準的規模是6,000人，外加約120名騎兵。</w:t>
+        <w:t>這個稱號源於希伯來文mashiach</w:t>
+      </w:r>
+      <w:r>
+        <w:rPr>
+          <w:i/>
+          <w:lang w:val="zh_TW" w:bidi="zh_TW"/>
+        </w:rPr>
+        <w:t>，</w:t>
+      </w:r>
+      <w:r>
+        <w:rPr>
+          <w:lang w:val="zh_TW" w:bidi="zh_TW"/>
+        </w:rPr>
+        <w:t>這是一個表示「受膏者」的動詞形容詞。與其新約對應詞「christos（基督）」一樣，這個稱號表示一個人經過奉獻儀式被分別出來事奉神，並以油膏抹他。動詞根（mashach）也傳達了這個概念。</w:t>
       </w:r>
     </w:p>
     <w:p>
@@ -265,19 +258,7 @@
         <w:rPr>
           <w:lang w:val="zh_TW" w:bidi="zh_TW"/>
         </w:rPr>
-        <w:t>因為它代表了一大群人，「群」這個詞被象徵性地用來表示一個不確定的大數量；這種用法在新約中出現了四次。在關於格拉森被鬼附的人這個故事中，耶穌問那人：「你的名字是什麼？」那人回答：「</w:t>
-      </w:r>
-      <w:r>
-        <w:rPr>
-          <w:lang w:val="zh_TW" w:bidi="zh_TW"/>
-        </w:rPr>
-        <w:t>我名叫『群』，因為我們多的緣故</w:t>
-      </w:r>
-      <w:r>
-        <w:rPr>
-          <w:lang w:val="zh_TW" w:bidi="zh_TW"/>
-        </w:rPr>
-        <w:t>」（</w:t>
+        <w:t>以色列人在幾個不同的情境中都有以油膏抹的儀式。祭司在祭壇前執行神賜予的職務之前，常常被膏抹（</w:t>
       </w:r>
       <w:hyperlink r:id="rId13">
         <w:r>
@@ -288,7 +269,43 @@
             <w:color w:val="0000EE"/>
             <w:u w:val="single"/>
           </w:rPr>
-          <w:t>可5:9、15</w:t>
+          <w:t>利4:3</w:t>
+        </w:r>
+      </w:hyperlink>
+      <w:r>
+        <w:rPr>
+          <w:lang w:val="zh_TW" w:bidi="zh_TW"/>
+        </w:rPr>
+        <w:t>）。雖然有證據表明先知也曾被實際膏抹（</w:t>
+      </w:r>
+      <w:hyperlink r:id="rId14">
+        <w:r>
+          <w:rPr>
+            <w:lang w:val="zh_TW" w:bidi="zh_TW"/>
+          </w:rPr>
+          <w:rPr>
+            <w:color w:val="0000EE"/>
+            <w:u w:val="single"/>
+          </w:rPr>
+          <w:t>王上19:16</w:t>
+        </w:r>
+      </w:hyperlink>
+      <w:r>
+        <w:rPr>
+          <w:lang w:val="zh_TW" w:bidi="zh_TW"/>
+        </w:rPr>
+        <w:t>），但這似乎並非一種普遍的做法。撒母耳膏立掃羅和大衛，使得這一行為成為希伯來王在就任王位領導職務前的重要先決條件。王特別被認為是耶和華的受膏者，因此被視為在人（</w:t>
+      </w:r>
+      <w:hyperlink r:id="rId15">
+        <w:r>
+          <w:rPr>
+            <w:lang w:val="zh_TW" w:bidi="zh_TW"/>
+          </w:rPr>
+          <w:rPr>
+            <w:color w:val="0000EE"/>
+            <w:u w:val="single"/>
+          </w:rPr>
+          <w:t>撒上12:14</w:t>
         </w:r>
       </w:hyperlink>
       <w:r>
@@ -297,42 +314,6 @@
         </w:rPr>
         <w:t>；</w:t>
       </w:r>
-      <w:hyperlink r:id="rId14">
-        <w:r>
-          <w:rPr>
-            <w:lang w:val="zh_TW" w:bidi="zh_TW"/>
-          </w:rPr>
-          <w:rPr>
-            <w:color w:val="0000EE"/>
-            <w:u w:val="single"/>
-          </w:rPr>
-          <w:t>路8:30</w:t>
-        </w:r>
-      </w:hyperlink>
-      <w:r>
-        <w:rPr>
-          <w:lang w:val="zh_TW" w:bidi="zh_TW"/>
-        </w:rPr>
-        <w:t>；參：</w:t>
-      </w:r>
-      <w:hyperlink r:id="rId15">
-        <w:r>
-          <w:rPr>
-            <w:lang w:val="zh_TW" w:bidi="zh_TW"/>
-          </w:rPr>
-          <w:rPr>
-            <w:color w:val="0000EE"/>
-            <w:u w:val="single"/>
-          </w:rPr>
-          <w:t>太12:45</w:t>
-        </w:r>
-      </w:hyperlink>
-      <w:r>
-        <w:rPr>
-          <w:lang w:val="zh_TW" w:bidi="zh_TW"/>
-        </w:rPr>
-        <w:t>；</w:t>
-      </w:r>
       <w:hyperlink r:id="rId16">
         <w:r>
           <w:rPr>
@@ -342,14 +323,44 @@
             <w:color w:val="0000EE"/>
             <w:u w:val="single"/>
           </w:rPr>
-          <w:t>路8:2</w:t>
-        </w:r>
-      </w:hyperlink>
-      <w:r>
-        <w:rPr>
-          <w:lang w:val="zh_TW" w:bidi="zh_TW"/>
-        </w:rPr>
-        <w:t>，這些經文提到多個鬼附在一個人身上）。</w:t>
+          <w:t>撒下19:21</w:t>
+        </w:r>
+      </w:hyperlink>
+      <w:r>
+        <w:rPr>
+          <w:lang w:val="zh_TW" w:bidi="zh_TW"/>
+        </w:rPr>
+        <w:t>）和神（</w:t>
+      </w:r>
+      <w:hyperlink r:id="rId17">
+        <w:r>
+          <w:rPr>
+            <w:lang w:val="zh_TW" w:bidi="zh_TW"/>
+          </w:rPr>
+          <w:rPr>
+            <w:color w:val="0000EE"/>
+            <w:u w:val="single"/>
+          </w:rPr>
+          <w:t>詩2:2，</w:t>
+        </w:r>
+      </w:hyperlink>
+      <w:hyperlink r:id="rId18">
+        <w:r>
+          <w:rPr>
+            <w:lang w:val="zh_TW" w:bidi="zh_TW"/>
+          </w:rPr>
+          <w:rPr>
+            <w:color w:val="0000EE"/>
+            <w:u w:val="single"/>
+          </w:rPr>
+          <w:t>20:6</w:t>
+        </w:r>
+      </w:hyperlink>
+      <w:r>
+        <w:rPr>
+          <w:lang w:val="zh_TW" w:bidi="zh_TW"/>
+        </w:rPr>
+        <w:t>）面前擁有穩固的地位。這些儀式與多篇彌賽亞預言共同幫助猶太人認識到那位至高無上的受膏者，祂最終會來臨拯救以色列。</w:t>
       </w:r>
     </w:p>
     <w:p>
@@ -363,37 +374,18 @@
         <w:rPr>
           <w:lang w:val="zh_TW" w:bidi="zh_TW"/>
         </w:rPr>
-        <w:t>這個詞的另一個用法是在</w:t>
-      </w:r>
-      <w:hyperlink r:id="rId17">
-        <w:r>
-          <w:rPr>
-            <w:lang w:val="zh_TW" w:bidi="zh_TW"/>
-          </w:rPr>
-          <w:rPr>
-            <w:color w:val="0000EE"/>
-            <w:u w:val="single"/>
-          </w:rPr>
-          <w:t>馬太福音二十六章53節</w:t>
-        </w:r>
-      </w:hyperlink>
-      <w:r>
-        <w:rPr>
-          <w:lang w:val="zh_TW" w:bidi="zh_TW"/>
-        </w:rPr>
-        <w:t>，當時耶穌被捕，他的一個同伴拔出劍來保護祂。耶穌禁止他，說：「</w:t>
-      </w:r>
-      <w:r>
-        <w:rPr>
-          <w:lang w:val="zh_TW" w:bidi="zh_TW"/>
-        </w:rPr>
-        <w:t>你想，我不能求我父現在為我差遣十二營多天使來嗎？</w:t>
-      </w:r>
-      <w:r>
-        <w:rPr>
-          <w:lang w:val="zh_TW" w:bidi="zh_TW"/>
-        </w:rPr>
-        <w:t>」。因此，他提到了可以召喚來幫助他的天使數量是多龐大。</w:t>
+        <w:t>猶太拉比摩西·邁蒙尼德（Moses Maimonides，公元13世紀）所歸納的希伯來信仰十三條款（13 articles of Hebraic faith）的結尾是這樣一句話，至今仍見於許多希伯來禱告書中：「我全心相信彌賽亞將來臨；雖然祂的來臨延遲，我仍耐心等候祂盡快出現。」</w:t>
+      </w:r>
+    </w:p>
+    <w:p>
+      <w:pPr>
+        <w:pStyle w:val="Heading3"/>
+      </w:pPr>
+      <w:r>
+        <w:rPr>
+          <w:lang w:val="zh_TW" w:bidi="zh_TW"/>
+        </w:rPr>
+        <w:t>舊約中的彌賽亞</w:t>
       </w:r>
     </w:p>
     <w:p>
@@ -407,25 +399,7 @@
         <w:rPr>
           <w:lang w:val="zh_TW" w:bidi="zh_TW"/>
         </w:rPr>
-        <w:t>「群」這個詞在新約中從未以其軍事意義出現，而是指反對人類屬靈的邪惡勢力（參：</w:t>
-      </w:r>
-      <w:hyperlink r:id="rId18">
-        <w:r>
-          <w:rPr>
-            <w:lang w:val="zh_TW" w:bidi="zh_TW"/>
-          </w:rPr>
-          <w:rPr>
-            <w:color w:val="0000EE"/>
-            <w:u w:val="single"/>
-          </w:rPr>
-          <w:t>弗 6:12</w:t>
-        </w:r>
-      </w:hyperlink>
-      <w:r>
-        <w:rPr>
-          <w:lang w:val="zh_TW" w:bidi="zh_TW"/>
-        </w:rPr>
-        <w:t>）或可以召喚來幫助他們屬靈的力量（參：</w:t>
+        <w:t>猶太人對彌賽亞來臨的盼望始於大衛統治時期，當時預言他的國度將存到永遠（</w:t>
       </w:r>
       <w:hyperlink r:id="rId19">
         <w:r>
@@ -436,7 +410,61 @@
             <w:color w:val="0000EE"/>
             <w:u w:val="single"/>
           </w:rPr>
-          <w:t>來1:14</w:t>
+          <w:t>撒下7:16</w:t>
+        </w:r>
+      </w:hyperlink>
+      <w:r>
+        <w:rPr>
+          <w:lang w:val="zh_TW" w:bidi="zh_TW"/>
+        </w:rPr>
+        <w:t>）。以色列被告知，通過大衛的後裔，他的寶座將在全地上永遠掌權（</w:t>
+      </w:r>
+      <w:hyperlink r:id="rId20">
+        <w:r>
+          <w:rPr>
+            <w:lang w:val="zh_TW" w:bidi="zh_TW"/>
+          </w:rPr>
+          <w:rPr>
+            <w:color w:val="0000EE"/>
+            <w:u w:val="single"/>
+          </w:rPr>
+          <w:t>撒下22:48–51</w:t>
+        </w:r>
+      </w:hyperlink>
+      <w:r>
+        <w:rPr>
+          <w:lang w:val="zh_TW" w:bidi="zh_TW"/>
+        </w:rPr>
+        <w:t>；</w:t>
+      </w:r>
+      <w:hyperlink r:id="rId21">
+        <w:r>
+          <w:rPr>
+            <w:lang w:val="zh_TW" w:bidi="zh_TW"/>
+          </w:rPr>
+          <w:rPr>
+            <w:color w:val="0000EE"/>
+            <w:u w:val="single"/>
+          </w:rPr>
+          <w:t>耶33</w:t>
+        </w:r>
+      </w:hyperlink>
+      <w:r>
+        <w:rPr>
+          <w:lang w:val="zh_TW" w:bidi="zh_TW"/>
+        </w:rPr>
+        <w:t>）。猶太人傳統上對彌賽亞帶來救贖的這一方面充滿期待（參見</w:t>
+      </w:r>
+      <w:hyperlink r:id="rId22">
+        <w:r>
+          <w:rPr>
+            <w:lang w:val="zh_TW" w:bidi="zh_TW"/>
+          </w:rPr>
+          <w:rPr>
+            <w:color w:val="0000EE"/>
+            <w:u w:val="single"/>
+          </w:rPr>
+          <w:t>徒1:6</w:t>
         </w:r>
       </w:hyperlink>
       <w:r>
@@ -455,9 +483,3070 @@
       </w:r>
       <w:r>
         <w:rPr>
+          <w:lang w:val="zh_TW" w:bidi="zh_TW"/>
+        </w:rPr>
+        <w:t>在正統猶太教拉比中，從來不缺乏對彌賽亞事工細節的猜測。拉比們曾將不下於456處經文應用於彌賽亞的身份和救恩上。對彌賽亞的關注在</w:t>
+      </w:r>
+      <w:r>
+        <w:rPr>
           <w:i/>
           <w:lang w:val="zh_TW" w:bidi="zh_TW"/>
         </w:rPr>
+        <w:t>論猶太議會</w:t>
+      </w:r>
+      <w:r>
+        <w:rPr>
+          <w:lang w:val="zh_TW" w:bidi="zh_TW"/>
+        </w:rPr>
+        <w:t>（</w:t>
+      </w:r>
+      <w:r>
+        <w:rPr>
+          <w:i/>
+          <w:lang w:val="zh_TW" w:bidi="zh_TW"/>
+        </w:rPr>
+        <w:t>Sanhedrin，</w:t>
+      </w:r>
+      <w:r>
+        <w:rPr>
+          <w:lang w:val="zh_TW" w:bidi="zh_TW"/>
+        </w:rPr>
+        <w:t>巴比倫塔木德）中尤為明顯，其中提到世界是為祂而創造的，所有先知都預言了祂的日子（</w:t>
+      </w:r>
+      <w:r>
+        <w:rPr>
+          <w:i/>
+          <w:lang w:val="zh_TW" w:bidi="zh_TW"/>
+        </w:rPr>
+        <w:t>論猶太議會</w:t>
+      </w:r>
+      <w:r>
+        <w:rPr>
+          <w:lang w:val="zh_TW" w:bidi="zh_TW"/>
+        </w:rPr>
+        <w:t>98b、99a）。總的來說，正統猶太教仍保留著對彌賽亞在耶路撒冷統治、重建聖殿以及恢復祭司職分和獻祭的古老信仰。</w:t>
+      </w:r>
+    </w:p>
+    <w:p>
+      <w:pPr/>
+      <w:r>
+        <w:rPr>
+          <w:lang w:val="zh_TW" w:bidi="zh_TW"/>
+        </w:rPr>
+      </w:r>
+      <w:r>
+        <w:rPr>
+          <w:lang w:val="zh_TW" w:bidi="zh_TW"/>
+        </w:rPr>
+        <w:t>儘管後來的猶太教將彌賽亞看作末世來臨的統治者，但現代猶太思想大多拋棄了個人彌賽亞的傳統觀念，取而代之的是相信彌賽亞時代的來臨。現代自由派猶太教普遍認為，世界最終會在猶太理想的正義與憐憫的影響下得到完美的改造。這種信念忽視了人類墮落的困境和聖經的教導，以人本主義的思想取代了神奇蹟般的介入。</w:t>
+      </w:r>
+    </w:p>
+    <w:p>
+      <w:pPr/>
+      <w:r>
+        <w:rPr>
+          <w:lang w:val="zh_TW" w:bidi="zh_TW"/>
+        </w:rPr>
+      </w:r>
+      <w:r>
+        <w:rPr>
+          <w:lang w:val="zh_TW" w:bidi="zh_TW"/>
+        </w:rPr>
+        <w:t>雖然彌賽亞的出身與大衛家緊密相關（</w:t>
+      </w:r>
+      <w:hyperlink r:id="rId23">
+        <w:r>
+          <w:rPr>
+            <w:lang w:val="zh_TW" w:bidi="zh_TW"/>
+          </w:rPr>
+          <w:rPr>
+            <w:color w:val="0000EE"/>
+            <w:u w:val="single"/>
+          </w:rPr>
+          <w:t>撒下7:14</w:t>
+        </w:r>
+      </w:hyperlink>
+      <w:r>
+        <w:rPr>
+          <w:lang w:val="zh_TW" w:bidi="zh_TW"/>
+        </w:rPr>
+        <w:t>；</w:t>
+      </w:r>
+      <w:hyperlink r:id="rId24">
+        <w:r>
+          <w:rPr>
+            <w:lang w:val="zh_TW" w:bidi="zh_TW"/>
+          </w:rPr>
+          <w:rPr>
+            <w:color w:val="0000EE"/>
+            <w:u w:val="single"/>
+          </w:rPr>
+          <w:t>何3:5</w:t>
+        </w:r>
+      </w:hyperlink>
+      <w:r>
+        <w:rPr>
+          <w:lang w:val="zh_TW" w:bidi="zh_TW"/>
+        </w:rPr>
+        <w:t>），但彌賽亞的應許早在大衛出現之前就已經給予。事實上，彌賽亞的盼望隱含在神國度建立的首次應許之中。</w:t>
+      </w:r>
+      <w:hyperlink r:id="rId25">
+        <w:r>
+          <w:rPr>
+            <w:lang w:val="zh_TW" w:bidi="zh_TW"/>
+          </w:rPr>
+          <w:rPr>
+            <w:color w:val="0000EE"/>
+            <w:u w:val="single"/>
+          </w:rPr>
+          <w:t>創世記三章15節</w:t>
+        </w:r>
+      </w:hyperlink>
+      <w:r>
+        <w:rPr>
+          <w:lang w:val="zh_TW" w:bidi="zh_TW"/>
+        </w:rPr>
+        <w:t>中，神對撒但說，祂要使蛇與女人彼此為仇，直到時候滿足，女人的「後裔」將在蛇的頭施以致命一擊。</w:t>
+      </w:r>
+    </w:p>
+    <w:p>
+      <w:pPr/>
+      <w:r>
+        <w:rPr>
+          <w:lang w:val="zh_TW" w:bidi="zh_TW"/>
+        </w:rPr>
+      </w:r>
+      <w:r>
+        <w:rPr>
+          <w:lang w:val="zh_TW" w:bidi="zh_TW"/>
+        </w:rPr>
+        <w:t>彌賽亞預言的性質是漸進的，每一個預言都使主題更加明確。以「後裔」的概念為例：彌賽亞將由女人所生（</w:t>
+      </w:r>
+      <w:hyperlink r:id="rId25">
+        <w:r>
+          <w:rPr>
+            <w:lang w:val="zh_TW" w:bidi="zh_TW"/>
+          </w:rPr>
+          <w:rPr>
+            <w:color w:val="0000EE"/>
+            <w:u w:val="single"/>
+          </w:rPr>
+          <w:t>創3:15</w:t>
+        </w:r>
+      </w:hyperlink>
+      <w:r>
+        <w:rPr>
+          <w:lang w:val="zh_TW" w:bidi="zh_TW"/>
+        </w:rPr>
+        <w:t>），通過閃的後裔（</w:t>
+      </w:r>
+      <w:hyperlink r:id="rId26">
+        <w:r>
+          <w:rPr>
+            <w:lang w:val="zh_TW" w:bidi="zh_TW"/>
+          </w:rPr>
+          <w:rPr>
+            <w:color w:val="0000EE"/>
+            <w:u w:val="single"/>
+          </w:rPr>
+          <w:t>9:26</w:t>
+        </w:r>
+      </w:hyperlink>
+      <w:r>
+        <w:rPr>
+          <w:lang w:val="zh_TW" w:bidi="zh_TW"/>
+        </w:rPr>
+        <w:t>），並且特別從亞伯拉罕的後裔而出（</w:t>
+      </w:r>
+      <w:hyperlink r:id="rId27">
+        <w:r>
+          <w:rPr>
+            <w:lang w:val="zh_TW" w:bidi="zh_TW"/>
+          </w:rPr>
+          <w:rPr>
+            <w:color w:val="0000EE"/>
+            <w:u w:val="single"/>
+          </w:rPr>
+          <w:t>22:18</w:t>
+        </w:r>
+      </w:hyperlink>
+      <w:r>
+        <w:rPr>
+          <w:lang w:val="zh_TW" w:bidi="zh_TW"/>
+        </w:rPr>
+        <w:t>）。然而，即使在</w:t>
+      </w:r>
+      <w:hyperlink r:id="rId27">
+        <w:r>
+          <w:rPr>
+            <w:lang w:val="zh_TW" w:bidi="zh_TW"/>
+          </w:rPr>
+          <w:rPr>
+            <w:color w:val="0000EE"/>
+            <w:u w:val="single"/>
+          </w:rPr>
+          <w:t>創世記二十二章18節</w:t>
+        </w:r>
+      </w:hyperlink>
+      <w:r>
+        <w:rPr>
+          <w:lang w:val="zh_TW" w:bidi="zh_TW"/>
+        </w:rPr>
+        <w:t>中，「後裔」（希伯來文zerah）仍未明確表達為某一個人，因為zerah可以指單數或複數的對象。在這些早期的彌賽亞預言中，「傷害」的性質仍然不明顯。然而，彌賽亞因罪被壓傷的概念已隱含在創世記的宣告中，並且這一行為所涉及的暴力也已暗示其中。以賽亞是眾多預言彌賽亞的先知之首，他清楚表明受膏者必須承受極大的苦難（</w:t>
+      </w:r>
+      <w:hyperlink r:id="rId28">
+        <w:r>
+          <w:rPr>
+            <w:lang w:val="zh_TW" w:bidi="zh_TW"/>
+          </w:rPr>
+          <w:rPr>
+            <w:color w:val="0000EE"/>
+            <w:u w:val="single"/>
+          </w:rPr>
+          <w:t>賽53:1</w:t>
+        </w:r>
+      </w:hyperlink>
+      <w:r>
+        <w:rPr>
+          <w:lang w:val="zh_TW" w:bidi="zh_TW"/>
+        </w:rPr>
+        <w:t>）。在「耶和華的僕人」這一形象下，四首「僕人之歌」描述了未來拯救者的使命（</w:t>
+      </w:r>
+      <w:hyperlink r:id="rId29">
+        <w:r>
+          <w:rPr>
+            <w:lang w:val="zh_TW" w:bidi="zh_TW"/>
+          </w:rPr>
+          <w:rPr>
+            <w:color w:val="0000EE"/>
+            <w:u w:val="single"/>
+          </w:rPr>
+          <w:t>賽42:1–7</w:t>
+        </w:r>
+      </w:hyperlink>
+      <w:r>
+        <w:rPr>
+          <w:lang w:val="zh_TW" w:bidi="zh_TW"/>
+        </w:rPr>
+        <w:t>，</w:t>
+      </w:r>
+      <w:hyperlink r:id="rId30">
+        <w:r>
+          <w:rPr>
+            <w:lang w:val="zh_TW" w:bidi="zh_TW"/>
+          </w:rPr>
+          <w:rPr>
+            <w:color w:val="0000EE"/>
+            <w:u w:val="single"/>
+          </w:rPr>
+          <w:t>49:1–9</w:t>
+        </w:r>
+      </w:hyperlink>
+      <w:r>
+        <w:rPr>
+          <w:lang w:val="zh_TW" w:bidi="zh_TW"/>
+        </w:rPr>
+        <w:t>，</w:t>
+      </w:r>
+      <w:hyperlink r:id="rId31">
+        <w:r>
+          <w:rPr>
+            <w:lang w:val="zh_TW" w:bidi="zh_TW"/>
+          </w:rPr>
+          <w:rPr>
+            <w:color w:val="0000EE"/>
+            <w:u w:val="single"/>
+          </w:rPr>
+          <w:t>50:4–11</w:t>
+        </w:r>
+      </w:hyperlink>
+      <w:r>
+        <w:rPr>
+          <w:lang w:val="zh_TW" w:bidi="zh_TW"/>
+        </w:rPr>
+        <w:t>，</w:t>
+      </w:r>
+      <w:hyperlink r:id="rId32">
+        <w:r>
+          <w:rPr>
+            <w:lang w:val="zh_TW" w:bidi="zh_TW"/>
+          </w:rPr>
+          <w:rPr>
+            <w:color w:val="0000EE"/>
+            <w:u w:val="single"/>
+          </w:rPr>
+          <w:t>52:13–53:12</w:t>
+        </w:r>
+      </w:hyperlink>
+      <w:r>
+        <w:rPr>
+          <w:lang w:val="zh_TW" w:bidi="zh_TW"/>
+        </w:rPr>
+        <w:t>）。雖然以賽亞並未明確地將彌賽亞與「耶和華的僕人」這一稱號連結起來，但將這兩個形象視為同一個人是合理的。這兩個形象都被特別膏立（</w:t>
+      </w:r>
+      <w:hyperlink r:id="rId33">
+        <w:r>
+          <w:rPr>
+            <w:lang w:val="zh_TW" w:bidi="zh_TW"/>
+          </w:rPr>
+          <w:rPr>
+            <w:color w:val="0000EE"/>
+            <w:u w:val="single"/>
+          </w:rPr>
+          <w:t>61:1</w:t>
+        </w:r>
+      </w:hyperlink>
+      <w:r>
+        <w:rPr>
+          <w:lang w:val="zh_TW" w:bidi="zh_TW"/>
+        </w:rPr>
+        <w:t>）；他們都將光帶給外邦人（</w:t>
+      </w:r>
+      <w:hyperlink r:id="rId34">
+        <w:r>
+          <w:rPr>
+            <w:lang w:val="zh_TW" w:bidi="zh_TW"/>
+          </w:rPr>
+          <w:rPr>
+            <w:color w:val="0000EE"/>
+            <w:u w:val="single"/>
+          </w:rPr>
+          <w:t>55:4</w:t>
+        </w:r>
+      </w:hyperlink>
+      <w:r>
+        <w:rPr>
+          <w:lang w:val="zh_TW" w:bidi="zh_TW"/>
+        </w:rPr>
+        <w:t>；參</w:t>
+      </w:r>
+      <w:hyperlink r:id="rId35">
+        <w:r>
+          <w:rPr>
+            <w:lang w:val="zh_TW" w:bidi="zh_TW"/>
+          </w:rPr>
+          <w:rPr>
+            <w:color w:val="0000EE"/>
+            <w:u w:val="single"/>
+          </w:rPr>
+          <w:t>49:6</w:t>
+        </w:r>
+      </w:hyperlink>
+      <w:r>
+        <w:rPr>
+          <w:lang w:val="zh_TW" w:bidi="zh_TW"/>
+        </w:rPr>
+        <w:t>）；在他們初次出現時都不張揚（</w:t>
+      </w:r>
+      <w:hyperlink r:id="rId36">
+        <w:r>
+          <w:rPr>
+            <w:lang w:val="zh_TW" w:bidi="zh_TW"/>
+          </w:rPr>
+          <w:rPr>
+            <w:color w:val="0000EE"/>
+            <w:u w:val="single"/>
+          </w:rPr>
+          <w:t>7:14–15</w:t>
+        </w:r>
+      </w:hyperlink>
+      <w:r>
+        <w:rPr>
+          <w:lang w:val="zh_TW" w:bidi="zh_TW"/>
+        </w:rPr>
+        <w:t>；</w:t>
+      </w:r>
+      <w:hyperlink r:id="rId37">
+        <w:r>
+          <w:rPr>
+            <w:lang w:val="zh_TW" w:bidi="zh_TW"/>
+          </w:rPr>
+          <w:rPr>
+            <w:color w:val="0000EE"/>
+            <w:u w:val="single"/>
+          </w:rPr>
+          <w:t>11:1</w:t>
+        </w:r>
+      </w:hyperlink>
+      <w:r>
+        <w:rPr>
+          <w:lang w:val="zh_TW" w:bidi="zh_TW"/>
+        </w:rPr>
+        <w:t>；參</w:t>
+      </w:r>
+      <w:hyperlink r:id="rId38">
+        <w:r>
+          <w:rPr>
+            <w:lang w:val="zh_TW" w:bidi="zh_TW"/>
+          </w:rPr>
+          <w:rPr>
+            <w:color w:val="0000EE"/>
+            <w:u w:val="single"/>
+          </w:rPr>
+          <w:t>42:3</w:t>
+        </w:r>
+      </w:hyperlink>
+      <w:r>
+        <w:rPr>
+          <w:lang w:val="zh_TW" w:bidi="zh_TW"/>
+        </w:rPr>
+        <w:t>，</w:t>
+      </w:r>
+      <w:hyperlink r:id="rId28">
+        <w:r>
+          <w:rPr>
+            <w:lang w:val="zh_TW" w:bidi="zh_TW"/>
+          </w:rPr>
+          <w:rPr>
+            <w:color w:val="0000EE"/>
+            <w:u w:val="single"/>
+          </w:rPr>
+          <w:t>53:1</w:t>
+        </w:r>
+      </w:hyperlink>
+      <w:r>
+        <w:rPr>
+          <w:lang w:val="zh_TW" w:bidi="zh_TW"/>
+        </w:rPr>
+        <w:t>）；大衛「枝子」的稱號也歸於他們兩人（</w:t>
+      </w:r>
+      <w:hyperlink r:id="rId39">
+        <w:r>
+          <w:rPr>
+            <w:lang w:val="zh_TW" w:bidi="zh_TW"/>
+          </w:rPr>
+          <w:rPr>
+            <w:color w:val="0000EE"/>
+            <w:u w:val="single"/>
+          </w:rPr>
+          <w:t>11:1–4</w:t>
+        </w:r>
+      </w:hyperlink>
+      <w:r>
+        <w:rPr>
+          <w:lang w:val="zh_TW" w:bidi="zh_TW"/>
+        </w:rPr>
+        <w:t>）。同樣重要的是，他們都經歷了屈辱和被高舉的雙重事實（</w:t>
+      </w:r>
+      <w:hyperlink r:id="rId40">
+        <w:r>
+          <w:rPr>
+            <w:lang w:val="zh_TW" w:bidi="zh_TW"/>
+          </w:rPr>
+          <w:rPr>
+            <w:color w:val="0000EE"/>
+            <w:u w:val="single"/>
+          </w:rPr>
+          <w:t>49:7</w:t>
+        </w:r>
+      </w:hyperlink>
+      <w:r>
+        <w:rPr>
+          <w:lang w:val="zh_TW" w:bidi="zh_TW"/>
+        </w:rPr>
+        <w:t>，</w:t>
+      </w:r>
+      <w:hyperlink r:id="rId41">
+        <w:r>
+          <w:rPr>
+            <w:lang w:val="zh_TW" w:bidi="zh_TW"/>
+          </w:rPr>
+          <w:rPr>
+            <w:color w:val="0000EE"/>
+            <w:u w:val="single"/>
+          </w:rPr>
+          <w:t>52:13–15</w:t>
+        </w:r>
+      </w:hyperlink>
+      <w:r>
+        <w:rPr>
+          <w:lang w:val="zh_TW" w:bidi="zh_TW"/>
+        </w:rPr>
+        <w:t>）。早期基督教時代的猶太學者在亞蘭文他爾根譯本中將先知轉述</w:t>
+      </w:r>
+      <w:hyperlink r:id="rId42">
+        <w:r>
+          <w:rPr>
+            <w:lang w:val="zh_TW" w:bidi="zh_TW"/>
+          </w:rPr>
+          <w:rPr>
+            <w:color w:val="0000EE"/>
+            <w:u w:val="single"/>
+          </w:rPr>
+          <w:t>以賽亞書四十二章1節</w:t>
+        </w:r>
+      </w:hyperlink>
+      <w:r>
+        <w:rPr>
+          <w:lang w:val="zh_TW" w:bidi="zh_TW"/>
+        </w:rPr>
+        <w:t>譯為「看哪，我的僕人彌賽亞」，並以「看哪，我的僕人彌賽亞」，並在</w:t>
+      </w:r>
+      <w:hyperlink r:id="rId43">
+        <w:r>
+          <w:rPr>
+            <w:lang w:val="zh_TW" w:bidi="zh_TW"/>
+          </w:rPr>
+          <w:rPr>
+            <w:color w:val="0000EE"/>
+            <w:u w:val="single"/>
+          </w:rPr>
+          <w:t>以賽亞書第五十三章</w:t>
+        </w:r>
+      </w:hyperlink>
+      <w:r>
+        <w:rPr>
+          <w:lang w:val="zh_TW" w:bidi="zh_TW"/>
+        </w:rPr>
+        <w:t>開頭譯為「看哪，我的僕人彌賽亞將要昌盛。」雖然</w:t>
+      </w:r>
+      <w:r>
+        <w:rPr>
+          <w:lang w:val="zh_TW" w:bidi="zh_TW"/>
+        </w:rPr>
+        <w:t>塞魯士</w:t>
+      </w:r>
+      <w:r>
+        <w:rPr>
+          <w:lang w:val="zh_TW" w:bidi="zh_TW"/>
+        </w:rPr>
+        <w:t>可能被稱為「受膏者」，但最後救贖的工作並沒有歸功於他（</w:t>
+      </w:r>
+      <w:hyperlink r:id="rId44">
+        <w:r>
+          <w:rPr>
+            <w:lang w:val="zh_TW" w:bidi="zh_TW"/>
+          </w:rPr>
+          <w:rPr>
+            <w:color w:val="0000EE"/>
+            <w:u w:val="single"/>
+          </w:rPr>
+          <w:t>45:1–5</w:t>
+        </w:r>
+      </w:hyperlink>
+      <w:r>
+        <w:rPr>
+          <w:lang w:val="zh_TW" w:bidi="zh_TW"/>
+        </w:rPr>
+        <w:t>）。以色列雖然是神所揀選並且被愛的（</w:t>
+      </w:r>
+      <w:hyperlink r:id="rId45">
+        <w:r>
+          <w:rPr>
+            <w:lang w:val="zh_TW" w:bidi="zh_TW"/>
+          </w:rPr>
+          <w:rPr>
+            <w:color w:val="0000EE"/>
+            <w:u w:val="single"/>
+          </w:rPr>
+          <w:t>41:8</w:t>
+        </w:r>
+      </w:hyperlink>
+      <w:r>
+        <w:rPr>
+          <w:lang w:val="zh_TW" w:bidi="zh_TW"/>
+        </w:rPr>
+        <w:t>），但作為神的僕人來完成他的救贖工作卻能力不足（</w:t>
+      </w:r>
+      <w:hyperlink r:id="rId46">
+        <w:r>
+          <w:rPr>
+            <w:lang w:val="zh_TW" w:bidi="zh_TW"/>
+          </w:rPr>
+          <w:rPr>
+            <w:color w:val="0000EE"/>
+            <w:u w:val="single"/>
+          </w:rPr>
+          <w:t>42:18</w:t>
+        </w:r>
+      </w:hyperlink>
+      <w:r>
+        <w:rPr>
+          <w:lang w:val="zh_TW" w:bidi="zh_TW"/>
+        </w:rPr>
+        <w:t>）。大衛王朝的崩潰，有力地表明以色列需要一位受膏的君王來醫治其背道和不忠（</w:t>
+      </w:r>
+      <w:hyperlink r:id="rId47">
+        <w:r>
+          <w:rPr>
+            <w:lang w:val="zh_TW" w:bidi="zh_TW"/>
+          </w:rPr>
+          <w:rPr>
+            <w:color w:val="0000EE"/>
+            <w:u w:val="single"/>
+          </w:rPr>
+          <w:t>出33:5</w:t>
+        </w:r>
+      </w:hyperlink>
+      <w:r>
+        <w:rPr>
+          <w:lang w:val="zh_TW" w:bidi="zh_TW"/>
+        </w:rPr>
+        <w:t>；</w:t>
+      </w:r>
+      <w:hyperlink r:id="rId48">
+        <w:r>
+          <w:rPr>
+            <w:lang w:val="zh_TW" w:bidi="zh_TW"/>
+          </w:rPr>
+          <w:rPr>
+            <w:color w:val="0000EE"/>
+            <w:u w:val="single"/>
+          </w:rPr>
+          <w:t>何4:1</w:t>
+        </w:r>
+      </w:hyperlink>
+      <w:r>
+        <w:rPr>
+          <w:lang w:val="zh_TW" w:bidi="zh_TW"/>
+        </w:rPr>
+        <w:t>）。更在舊約歷史中，越來越多的記載展現以色列全面的道德失敗。她與全人類共同面對的問題，只有透過一個以個人救主和主權的主為確保和中心的新約，才能解決（</w:t>
+      </w:r>
+      <w:hyperlink r:id="rId49">
+        <w:r>
+          <w:rPr>
+            <w:lang w:val="zh_TW" w:bidi="zh_TW"/>
+          </w:rPr>
+          <w:rPr>
+            <w:color w:val="0000EE"/>
+            <w:u w:val="single"/>
+          </w:rPr>
+          <w:t>耶31:31–34</w:t>
+        </w:r>
+      </w:hyperlink>
+      <w:r>
+        <w:rPr>
+          <w:lang w:val="zh_TW" w:bidi="zh_TW"/>
+        </w:rPr>
+        <w:t>）。這位拯救者的來臨應驗了「從耶西的本必發一條」的應許，祂將把生命的光帶給神被黑暗籠罩的百姓（</w:t>
+      </w:r>
+      <w:hyperlink r:id="rId50">
+        <w:r>
+          <w:rPr>
+            <w:lang w:val="zh_TW" w:bidi="zh_TW"/>
+          </w:rPr>
+          <w:rPr>
+            <w:color w:val="0000EE"/>
+            <w:u w:val="single"/>
+          </w:rPr>
+          <w:t>賽9:2</w:t>
+        </w:r>
+      </w:hyperlink>
+      <w:r>
+        <w:rPr>
+          <w:lang w:val="zh_TW" w:bidi="zh_TW"/>
+        </w:rPr>
+        <w:t>，</w:t>
+      </w:r>
+      <w:hyperlink r:id="rId37">
+        <w:r>
+          <w:rPr>
+            <w:lang w:val="zh_TW" w:bidi="zh_TW"/>
+          </w:rPr>
+          <w:rPr>
+            <w:color w:val="0000EE"/>
+            <w:u w:val="single"/>
+          </w:rPr>
+          <w:t>11:1</w:t>
+        </w:r>
+      </w:hyperlink>
+      <w:r>
+        <w:rPr>
+          <w:lang w:val="zh_TW" w:bidi="zh_TW"/>
+        </w:rPr>
+        <w:t>）。</w:t>
+      </w:r>
+    </w:p>
+    <w:p>
+      <w:pPr/>
+      <w:r>
+        <w:rPr>
+          <w:lang w:val="zh_TW" w:bidi="zh_TW"/>
+        </w:rPr>
+      </w:r>
+      <w:r>
+        <w:rPr>
+          <w:lang w:val="zh_TW" w:bidi="zh_TW"/>
+        </w:rPr>
+        <w:t>「僕人」和「卑微」的概念很難與王權分開（</w:t>
+      </w:r>
+      <w:hyperlink r:id="rId51">
+        <w:r>
+          <w:rPr>
+            <w:lang w:val="zh_TW" w:bidi="zh_TW"/>
+          </w:rPr>
+          <w:rPr>
+            <w:color w:val="0000EE"/>
+            <w:u w:val="single"/>
+          </w:rPr>
+          <w:t>亞9:9</w:t>
+        </w:r>
+      </w:hyperlink>
+      <w:r>
+        <w:rPr>
+          <w:lang w:val="zh_TW" w:bidi="zh_TW"/>
+        </w:rPr>
+        <w:t>）。彌賽亞同時擔任祭司與君王的角色是不容置疑的（</w:t>
+      </w:r>
+      <w:hyperlink r:id="rId52">
+        <w:r>
+          <w:rPr>
+            <w:lang w:val="zh_TW" w:bidi="zh_TW"/>
+          </w:rPr>
+          <w:rPr>
+            <w:color w:val="0000EE"/>
+            <w:u w:val="single"/>
+          </w:rPr>
+          <w:t>詩110:1–4</w:t>
+        </w:r>
+      </w:hyperlink>
+      <w:r>
+        <w:rPr>
+          <w:lang w:val="zh_TW" w:bidi="zh_TW"/>
+        </w:rPr>
+        <w:t>）；但受苦的祭司-君王則不那麼顯而易見。一些塔木德的作者顯然認識到彌賽亞必須受苦的可能性。在巴比倫塔木德的</w:t>
+      </w:r>
+      <w:r>
+        <w:rPr>
+          <w:i/>
+          <w:lang w:val="zh_TW" w:bidi="zh_TW"/>
+        </w:rPr>
+        <w:t>論猶太議會</w:t>
+      </w:r>
+      <w:r>
+        <w:rPr>
+          <w:lang w:val="zh_TW" w:bidi="zh_TW"/>
+        </w:rPr>
+        <w:t>98b中，彌賽亞被描述為承擔疾病和痛苦。在贖罪日的禱告中，亞利亞撒·本·卡利（Eleazar ben Qalir，大約生活於公元1000年）曾說：「我們的義人彌賽亞已經離開我們；我們驚恐萬分，無人為我們辯護。我們的罪孽和過犯的重擔壓在祂身上，祂為我們的罪過而受傷。祂背負我們的罪孽，為了我們的罪過尋求赦免。願我們因祂的鞭傷得醫治。」以利亞·德·維達斯（Eliyya de Vidas）拉比也曾寫道：「『他為我們的過犯受害，為我們的罪孽壓傷』的意思是，由於彌賽亞承擔我們的罪孽，這些罪孽使祂受苦，因此，凡不承認彌賽亞為我們的罪孽受苦的人，必須自己承受這些苦難。」儘管如此，很難相信有人會想像彌賽亞會通過自己的死亡來完成祂的救贖工作（參</w:t>
+      </w:r>
+      <w:hyperlink r:id="rId53">
+        <w:r>
+          <w:rPr>
+            <w:lang w:val="zh_TW" w:bidi="zh_TW"/>
+          </w:rPr>
+          <w:rPr>
+            <w:color w:val="0000EE"/>
+            <w:u w:val="single"/>
+          </w:rPr>
+          <w:t>賽53:12</w:t>
+        </w:r>
+      </w:hyperlink>
+      <w:r>
+        <w:rPr>
+          <w:lang w:val="zh_TW" w:bidi="zh_TW"/>
+        </w:rPr>
+        <w:t>）。當拉比們的推測無法令人滿意地調和屈辱和高舉的矛盾事實時，有人就假設神會差派一位受苦的彌賽亞和一位統治的彌賽亞。聖經顯然指出，受膏者可怕的受難經歷不過是進入無限榮耀的必要前奏。祂不僅被描述為偉大的君王（</w:t>
+      </w:r>
+      <w:hyperlink r:id="rId54">
+        <w:r>
+          <w:rPr>
+            <w:lang w:val="zh_TW" w:bidi="zh_TW"/>
+          </w:rPr>
+          <w:rPr>
+            <w:color w:val="0000EE"/>
+            <w:u w:val="single"/>
+          </w:rPr>
+          <w:t>52:13</w:t>
+        </w:r>
+      </w:hyperlink>
+      <w:r>
+        <w:rPr>
+          <w:lang w:val="zh_TW" w:bidi="zh_TW"/>
+        </w:rPr>
+        <w:t>，</w:t>
+      </w:r>
+      <w:hyperlink r:id="rId53">
+        <w:r>
+          <w:rPr>
+            <w:lang w:val="zh_TW" w:bidi="zh_TW"/>
+          </w:rPr>
+          <w:rPr>
+            <w:color w:val="0000EE"/>
+            <w:u w:val="single"/>
+          </w:rPr>
+          <w:t>53:12</w:t>
+        </w:r>
+      </w:hyperlink>
+      <w:r>
+        <w:rPr>
+          <w:lang w:val="zh_TW" w:bidi="zh_TW"/>
+        </w:rPr>
+        <w:t>），而且還是謙卑的（</w:t>
+      </w:r>
+      <w:hyperlink r:id="rId55">
+        <w:r>
+          <w:rPr>
+            <w:lang w:val="zh_TW" w:bidi="zh_TW"/>
+          </w:rPr>
+          <w:rPr>
+            <w:color w:val="0000EE"/>
+            <w:u w:val="single"/>
+          </w:rPr>
+          <w:t>53:2</w:t>
+        </w:r>
+      </w:hyperlink>
+      <w:r>
+        <w:rPr>
+          <w:lang w:val="zh_TW" w:bidi="zh_TW"/>
+        </w:rPr>
+        <w:t>）、受辱的（</w:t>
+      </w:r>
+      <w:hyperlink r:id="rId56">
+        <w:r>
+          <w:rPr>
+            <w:lang w:val="zh_TW" w:bidi="zh_TW"/>
+          </w:rPr>
+          <w:rPr>
+            <w:color w:val="0000EE"/>
+            <w:u w:val="single"/>
+          </w:rPr>
+          <w:t>52:14</w:t>
+        </w:r>
+      </w:hyperlink>
+      <w:r>
+        <w:rPr>
+          <w:lang w:val="zh_TW" w:bidi="zh_TW"/>
+        </w:rPr>
+        <w:t>）、被拒絕的（</w:t>
+      </w:r>
+      <w:hyperlink r:id="rId57">
+        <w:r>
+          <w:rPr>
+            <w:lang w:val="zh_TW" w:bidi="zh_TW"/>
+          </w:rPr>
+          <w:rPr>
+            <w:color w:val="0000EE"/>
+            <w:u w:val="single"/>
+          </w:rPr>
+          <w:t>53:3</w:t>
+        </w:r>
+      </w:hyperlink>
+      <w:r>
+        <w:rPr>
+          <w:lang w:val="zh_TW" w:bidi="zh_TW"/>
+        </w:rPr>
+        <w:t>），並承擔人類悖逆的後果（</w:t>
+      </w:r>
+      <w:hyperlink r:id="rId58">
+        <w:r>
+          <w:rPr>
+            <w:lang w:val="zh_TW" w:bidi="zh_TW"/>
+          </w:rPr>
+          <w:rPr>
+            <w:color w:val="0000EE"/>
+            <w:u w:val="single"/>
+          </w:rPr>
+          <w:t>5–6節</w:t>
+        </w:r>
+      </w:hyperlink>
+      <w:r>
+        <w:rPr>
+          <w:lang w:val="zh_TW" w:bidi="zh_TW"/>
+        </w:rPr>
+        <w:t>）。然而，祂被高舉，為祂的百姓代求，並賜予他們豐厚的祝福（</w:t>
+      </w:r>
+      <w:hyperlink r:id="rId53">
+        <w:r>
+          <w:rPr>
+            <w:lang w:val="zh_TW" w:bidi="zh_TW"/>
+          </w:rPr>
+          <w:rPr>
+            <w:color w:val="0000EE"/>
+            <w:u w:val="single"/>
+          </w:rPr>
+          <w:t>12</w:t>
+        </w:r>
+      </w:hyperlink>
+      <w:r>
+        <w:rPr>
+          <w:lang w:val="zh_TW" w:bidi="zh_TW"/>
+        </w:rPr>
+        <w:t>節）。彌賽亞完成了亞當和以色列無法達成的完全順服，將以色列和列國重新帶回神面前（</w:t>
+      </w:r>
+      <w:hyperlink r:id="rId59">
+        <w:r>
+          <w:rPr>
+            <w:lang w:val="zh_TW" w:bidi="zh_TW"/>
+          </w:rPr>
+          <w:rPr>
+            <w:color w:val="0000EE"/>
+            <w:u w:val="single"/>
+          </w:rPr>
+          <w:t>42:18–19</w:t>
+        </w:r>
+      </w:hyperlink>
+      <w:r>
+        <w:rPr>
+          <w:lang w:val="zh_TW" w:bidi="zh_TW"/>
+        </w:rPr>
+        <w:t>，</w:t>
+      </w:r>
+      <w:hyperlink r:id="rId60">
+        <w:r>
+          <w:rPr>
+            <w:lang w:val="zh_TW" w:bidi="zh_TW"/>
+          </w:rPr>
+          <w:rPr>
+            <w:color w:val="0000EE"/>
+            <w:u w:val="single"/>
+          </w:rPr>
+          <w:t>49:3、6</w:t>
+        </w:r>
+      </w:hyperlink>
+      <w:r>
+        <w:rPr>
+          <w:lang w:val="zh_TW" w:bidi="zh_TW"/>
+        </w:rPr>
+        <w:t>）。</w:t>
+      </w:r>
+    </w:p>
+    <w:p>
+      <w:pPr/>
+      <w:r>
+        <w:rPr>
+          <w:lang w:val="zh_TW" w:bidi="zh_TW"/>
+        </w:rPr>
+      </w:r>
+      <w:r>
+        <w:rPr>
+          <w:lang w:val="zh_TW" w:bidi="zh_TW"/>
+        </w:rPr>
+        <w:t>但以理的著作包含重要的彌賽亞信息。 尤其是但以理大膽地提到「受膏君」（</w:t>
+      </w:r>
+      <w:hyperlink r:id="rId61">
+        <w:r>
+          <w:rPr>
+            <w:lang w:val="zh_TW" w:bidi="zh_TW"/>
+          </w:rPr>
+          <w:rPr>
+            <w:color w:val="0000EE"/>
+            <w:u w:val="single"/>
+          </w:rPr>
+          <w:t>但9:25</w:t>
+        </w:r>
+      </w:hyperlink>
+      <w:r>
+        <w:rPr>
+          <w:lang w:val="zh_TW" w:bidi="zh_TW"/>
+        </w:rPr>
+        <w:t>），將祂稱為「人子」（</w:t>
+      </w:r>
+      <w:hyperlink r:id="rId62">
+        <w:r>
+          <w:rPr>
+            <w:lang w:val="zh_TW" w:bidi="zh_TW"/>
+          </w:rPr>
+          <w:rPr>
+            <w:color w:val="0000EE"/>
+            <w:u w:val="single"/>
+          </w:rPr>
+          <w:t>7:13</w:t>
+        </w:r>
+      </w:hyperlink>
+      <w:r>
+        <w:rPr>
+          <w:lang w:val="zh_TW" w:bidi="zh_TW"/>
+        </w:rPr>
+        <w:t>），並說祂將受苦（「被剪除」，</w:t>
+      </w:r>
+      <w:hyperlink r:id="rId63">
+        <w:r>
+          <w:rPr>
+            <w:lang w:val="zh_TW" w:bidi="zh_TW"/>
+          </w:rPr>
+          <w:rPr>
+            <w:color w:val="0000EE"/>
+            <w:u w:val="single"/>
+          </w:rPr>
+          <w:t>9:26</w:t>
+        </w:r>
+      </w:hyperlink>
+      <w:r>
+        <w:rPr>
+          <w:lang w:val="zh_TW" w:bidi="zh_TW"/>
+        </w:rPr>
+        <w:t>）。 這句關於彌賽亞被剪除（即死亡）的話，表明了祂藉此完成贖罪工作的可能性（</w:t>
+      </w:r>
+      <w:hyperlink r:id="rId64">
+        <w:r>
+          <w:rPr>
+            <w:lang w:val="zh_TW" w:bidi="zh_TW"/>
+          </w:rPr>
+          <w:rPr>
+            <w:color w:val="0000EE"/>
+            <w:u w:val="single"/>
+          </w:rPr>
+          <w:t>9:24</w:t>
+        </w:r>
+      </w:hyperlink>
+      <w:r>
+        <w:rPr>
+          <w:lang w:val="zh_TW" w:bidi="zh_TW"/>
+        </w:rPr>
+        <w:t>）。 代贖贖罪的教義是聖經中唯一的贖罪教義（參</w:t>
+      </w:r>
+      <w:hyperlink r:id="rId65">
+        <w:r>
+          <w:rPr>
+            <w:lang w:val="zh_TW" w:bidi="zh_TW"/>
+          </w:rPr>
+          <w:rPr>
+            <w:color w:val="0000EE"/>
+            <w:u w:val="single"/>
+          </w:rPr>
+          <w:t>利17:11</w:t>
+        </w:r>
+      </w:hyperlink>
+      <w:r>
+        <w:rPr>
+          <w:lang w:val="zh_TW" w:bidi="zh_TW"/>
+        </w:rPr>
+        <w:t>）。 以色列明白，承擔罪意味著忍受罪的後果或刑罰（參</w:t>
+      </w:r>
+      <w:hyperlink r:id="rId66">
+        <w:r>
+          <w:rPr>
+            <w:lang w:val="zh_TW" w:bidi="zh_TW"/>
+          </w:rPr>
+          <w:rPr>
+            <w:color w:val="0000EE"/>
+            <w:u w:val="single"/>
+          </w:rPr>
+          <w:t>民14:33</w:t>
+        </w:r>
+      </w:hyperlink>
+      <w:r>
+        <w:rPr>
+          <w:lang w:val="zh_TW" w:bidi="zh_TW"/>
+        </w:rPr>
+        <w:t>）。彌賽亞贖罪祭的工作原理同樣體現了這種刑罰代贖。祂是代替犯罪者承受苦難的受害者。既然刑罰已由祂代替承擔，求告者便完全得著赦免。</w:t>
+      </w:r>
+    </w:p>
+    <w:p>
+      <w:pPr/>
+      <w:r>
+        <w:rPr>
+          <w:lang w:val="zh_TW" w:bidi="zh_TW"/>
+        </w:rPr>
+      </w:r>
+      <w:hyperlink r:id="rId67">
+        <w:r>
+          <w:rPr>
+            <w:lang w:val="zh_TW" w:bidi="zh_TW"/>
+          </w:rPr>
+          <w:rPr>
+            <w:color w:val="0000EE"/>
+            <w:u w:val="single"/>
+          </w:rPr>
+          <w:t>詩篇二十二篇1節</w:t>
+        </w:r>
+      </w:hyperlink>
+      <w:r>
+        <w:rPr>
+          <w:lang w:val="zh_TW" w:bidi="zh_TW"/>
+        </w:rPr>
+        <w:t>記載了彌賽亞擔當人類罪的刑罰時那痛苦的呼喊（參</w:t>
+      </w:r>
+      <w:hyperlink r:id="rId68">
+        <w:r>
+          <w:rPr>
+            <w:lang w:val="zh_TW" w:bidi="zh_TW"/>
+          </w:rPr>
+          <w:rPr>
+            <w:color w:val="0000EE"/>
+            <w:u w:val="single"/>
+          </w:rPr>
+          <w:t>太27:46</w:t>
+        </w:r>
+      </w:hyperlink>
+      <w:r>
+        <w:rPr>
+          <w:lang w:val="zh_TW" w:bidi="zh_TW"/>
+        </w:rPr>
+        <w:t>），因為祂為祂的子民成為罪（</w:t>
+      </w:r>
+      <w:hyperlink r:id="rId69">
+        <w:r>
+          <w:rPr>
+            <w:lang w:val="zh_TW" w:bidi="zh_TW"/>
+          </w:rPr>
+          <w:rPr>
+            <w:color w:val="0000EE"/>
+            <w:u w:val="single"/>
+          </w:rPr>
+          <w:t>林後5:21</w:t>
+        </w:r>
+      </w:hyperlink>
+      <w:r>
+        <w:rPr>
+          <w:lang w:val="zh_TW" w:bidi="zh_TW"/>
+        </w:rPr>
+        <w:t>）。然而，祂的呼喊「我的神」表明了一種無法徹底切斷的親密關係。再次出現了彌賽亞在大大被高舉之前受屈辱的主題（</w:t>
+      </w:r>
+      <w:hyperlink r:id="rId70">
+        <w:r>
+          <w:rPr>
+            <w:lang w:val="zh_TW" w:bidi="zh_TW"/>
+          </w:rPr>
+          <w:rPr>
+            <w:color w:val="0000EE"/>
+            <w:u w:val="single"/>
+          </w:rPr>
+          <w:t>詩22:27</w:t>
+        </w:r>
+      </w:hyperlink>
+      <w:r>
+        <w:rPr>
+          <w:lang w:val="zh_TW" w:bidi="zh_TW"/>
+        </w:rPr>
+        <w:t>）。在所謂的「</w:t>
+      </w:r>
+      <w:r>
+        <w:rPr>
+          <w:lang w:val="zh_TW" w:bidi="zh_TW"/>
+        </w:rPr>
+        <w:t>君王詩篇（</w:t>
+      </w:r>
+      <w:r>
+        <w:rPr>
+          <w:lang w:val="zh_TW" w:bidi="zh_TW"/>
+        </w:rPr>
+        <w:t>royal psalms）」（例如，</w:t>
+      </w:r>
+      <w:hyperlink r:id="rId71">
+        <w:r>
+          <w:rPr>
+            <w:lang w:val="zh_TW" w:bidi="zh_TW"/>
+          </w:rPr>
+          <w:rPr>
+            <w:color w:val="0000EE"/>
+            <w:u w:val="single"/>
+          </w:rPr>
+          <w:t>2</w:t>
+        </w:r>
+      </w:hyperlink>
+      <w:r>
+        <w:rPr>
+          <w:lang w:val="zh_TW" w:bidi="zh_TW"/>
+        </w:rPr>
+        <w:t>，</w:t>
+      </w:r>
+      <w:hyperlink r:id="rId72">
+        <w:r>
+          <w:rPr>
+            <w:lang w:val="zh_TW" w:bidi="zh_TW"/>
+          </w:rPr>
+          <w:rPr>
+            <w:color w:val="0000EE"/>
+            <w:u w:val="single"/>
+          </w:rPr>
+          <w:t>72</w:t>
+        </w:r>
+      </w:hyperlink>
+      <w:r>
+        <w:rPr>
+          <w:lang w:val="zh_TW" w:bidi="zh_TW"/>
+        </w:rPr>
+        <w:t>，</w:t>
+      </w:r>
+      <w:hyperlink r:id="rId73">
+        <w:r>
+          <w:rPr>
+            <w:lang w:val="zh_TW" w:bidi="zh_TW"/>
+          </w:rPr>
+          <w:rPr>
+            <w:color w:val="0000EE"/>
+            <w:u w:val="single"/>
+          </w:rPr>
+          <w:t>110</w:t>
+        </w:r>
+      </w:hyperlink>
+      <w:r>
+        <w:rPr>
+          <w:lang w:val="zh_TW" w:bidi="zh_TW"/>
+        </w:rPr>
+        <w:t>篇）中，這位彌賽亞不僅是代求的祭司，也被任命為君王和審判者。</w:t>
+      </w:r>
+    </w:p>
+    <w:p>
+      <w:pPr/>
+      <w:r>
+        <w:rPr>
+          <w:lang w:val="zh_TW" w:bidi="zh_TW"/>
+        </w:rPr>
+      </w:r>
+      <w:r>
+        <w:rPr>
+          <w:lang w:val="zh_TW" w:bidi="zh_TW"/>
+        </w:rPr>
+        <w:t>耶利米更進一步描繪這幅畫像。那位使人能進入救恩之約的，賜給人神所算為義的公義：彌賽亞是神公義的苗裔，成為「耶和華我們的義」。矛盾的是，根據律法，任何沒有犯罪的人都不能被釘十字架（</w:t>
+      </w:r>
+      <w:hyperlink r:id="rId74">
+        <w:r>
+          <w:rPr>
+            <w:lang w:val="zh_TW" w:bidi="zh_TW"/>
+          </w:rPr>
+          <w:rPr>
+            <w:color w:val="0000EE"/>
+            <w:u w:val="single"/>
+          </w:rPr>
+          <w:t>申21:22</w:t>
+        </w:r>
+      </w:hyperlink>
+      <w:r>
+        <w:rPr>
+          <w:lang w:val="zh_TW" w:bidi="zh_TW"/>
+        </w:rPr>
+        <w:t>）。但被釘十字架的是公義的基督，從而永遠顛覆了任何法律主義的自信（</w:t>
+      </w:r>
+      <w:hyperlink r:id="rId75">
+        <w:r>
+          <w:rPr>
+            <w:lang w:val="zh_TW" w:bidi="zh_TW"/>
+          </w:rPr>
+          <w:rPr>
+            <w:color w:val="0000EE"/>
+            <w:u w:val="single"/>
+          </w:rPr>
+          <w:t>申21:23</w:t>
+        </w:r>
+      </w:hyperlink>
+      <w:r>
+        <w:rPr>
+          <w:lang w:val="zh_TW" w:bidi="zh_TW"/>
+        </w:rPr>
+        <w:t>；</w:t>
+      </w:r>
+      <w:hyperlink r:id="rId76">
+        <w:r>
+          <w:rPr>
+            <w:lang w:val="zh_TW" w:bidi="zh_TW"/>
+          </w:rPr>
+          <w:rPr>
+            <w:color w:val="0000EE"/>
+            <w:u w:val="single"/>
+          </w:rPr>
+          <w:t>加3:13</w:t>
+        </w:r>
+      </w:hyperlink>
+      <w:r>
+        <w:rPr>
+          <w:lang w:val="zh_TW" w:bidi="zh_TW"/>
+        </w:rPr>
+        <w:t>）。信徒不僅得蒙赦免，且因祂被稱為義（</w:t>
+      </w:r>
+      <w:hyperlink r:id="rId77">
+        <w:r>
+          <w:rPr>
+            <w:lang w:val="zh_TW" w:bidi="zh_TW"/>
+          </w:rPr>
+          <w:rPr>
+            <w:color w:val="0000EE"/>
+            <w:u w:val="single"/>
+          </w:rPr>
+          <w:t>耶23:5–6</w:t>
+        </w:r>
+      </w:hyperlink>
+      <w:r>
+        <w:rPr>
+          <w:lang w:val="zh_TW" w:bidi="zh_TW"/>
+        </w:rPr>
+        <w:t>）。</w:t>
+      </w:r>
+    </w:p>
+    <w:p>
+      <w:pPr/>
+      <w:r>
+        <w:rPr>
+          <w:lang w:val="zh_TW" w:bidi="zh_TW"/>
+        </w:rPr>
+      </w:r>
+      <w:r>
+        <w:rPr>
+          <w:lang w:val="zh_TW" w:bidi="zh_TW"/>
+        </w:rPr>
+        <w:t>儘管彌賽亞的誕生地已被明確預言（</w:t>
+      </w:r>
+      <w:hyperlink r:id="rId78">
+        <w:r>
+          <w:rPr>
+            <w:lang w:val="zh_TW" w:bidi="zh_TW"/>
+          </w:rPr>
+          <w:rPr>
+            <w:color w:val="0000EE"/>
+            <w:u w:val="single"/>
+          </w:rPr>
+          <w:t>彌5:2</w:t>
+        </w:r>
+      </w:hyperlink>
+      <w:r>
+        <w:rPr>
+          <w:lang w:val="zh_TW" w:bidi="zh_TW"/>
+        </w:rPr>
+        <w:t>），但祂的神性卻一直是激烈爭議的話題。儘管古以色列少有人質疑彌賽亞擁有超自然能力，但很少有人會想像祂會在最完全的意義上成為「與我們同在的神」（參</w:t>
+      </w:r>
+      <w:hyperlink r:id="rId79">
+        <w:r>
+          <w:rPr>
+            <w:lang w:val="zh_TW" w:bidi="zh_TW"/>
+          </w:rPr>
+          <w:rPr>
+            <w:color w:val="0000EE"/>
+            <w:u w:val="single"/>
+          </w:rPr>
+          <w:t>來1:3</w:t>
+        </w:r>
+      </w:hyperlink>
+      <w:r>
+        <w:rPr>
+          <w:lang w:val="zh_TW" w:bidi="zh_TW"/>
+        </w:rPr>
+        <w:t>）。</w:t>
+      </w:r>
+    </w:p>
+    <w:p>
+      <w:pPr>
+        <w:pStyle w:val="Heading3"/>
+      </w:pPr>
+      <w:r>
+        <w:rPr>
+          <w:lang w:val="zh_TW" w:bidi="zh_TW"/>
+        </w:rPr>
+        <w:t>新約中的彌賽亞</w:t>
+      </w:r>
+    </w:p>
+    <w:p>
+      <w:pPr/>
+      <w:r>
+        <w:rPr>
+          <w:lang w:val="zh_TW" w:bidi="zh_TW"/>
+        </w:rPr>
+      </w:r>
+      <w:r>
+        <w:rPr>
+          <w:lang w:val="zh_TW" w:bidi="zh_TW"/>
+        </w:rPr>
+        <w:t>新約作者描繪出一幅圖畫，即那位出自超自然根源的孩子（</w:t>
+      </w:r>
+      <w:hyperlink r:id="rId80">
+        <w:r>
+          <w:rPr>
+            <w:lang w:val="zh_TW" w:bidi="zh_TW"/>
+          </w:rPr>
+          <w:rPr>
+            <w:color w:val="0000EE"/>
+            <w:u w:val="single"/>
+          </w:rPr>
+          <w:t>賽7:14</w:t>
+        </w:r>
+      </w:hyperlink>
+      <w:r>
+        <w:rPr>
+          <w:lang w:val="zh_TW" w:bidi="zh_TW"/>
+        </w:rPr>
+        <w:t>；</w:t>
+      </w:r>
+      <w:hyperlink r:id="rId78">
+        <w:r>
+          <w:rPr>
+            <w:lang w:val="zh_TW" w:bidi="zh_TW"/>
+          </w:rPr>
+          <w:rPr>
+            <w:color w:val="0000EE"/>
+            <w:u w:val="single"/>
+          </w:rPr>
+          <w:t>彌5:2</w:t>
+        </w:r>
+      </w:hyperlink>
+      <w:r>
+        <w:rPr>
+          <w:lang w:val="zh_TW" w:bidi="zh_TW"/>
+        </w:rPr>
+        <w:t>）承載著完全的神性（</w:t>
+      </w:r>
+      <w:hyperlink r:id="rId81">
+        <w:r>
+          <w:rPr>
+            <w:lang w:val="zh_TW" w:bidi="zh_TW"/>
+          </w:rPr>
+          <w:rPr>
+            <w:color w:val="0000EE"/>
+            <w:u w:val="single"/>
+          </w:rPr>
+          <w:t>賽9:6</w:t>
+        </w:r>
+      </w:hyperlink>
+      <w:r>
+        <w:rPr>
+          <w:lang w:val="zh_TW" w:bidi="zh_TW"/>
+        </w:rPr>
+        <w:t>；</w:t>
+      </w:r>
+      <w:hyperlink r:id="rId82">
+        <w:r>
+          <w:rPr>
+            <w:lang w:val="zh_TW" w:bidi="zh_TW"/>
+          </w:rPr>
+          <w:rPr>
+            <w:color w:val="0000EE"/>
+            <w:u w:val="single"/>
+          </w:rPr>
+          <w:t>腓2:6</w:t>
+        </w:r>
+      </w:hyperlink>
+      <w:r>
+        <w:rPr>
+          <w:lang w:val="zh_TW" w:bidi="zh_TW"/>
+        </w:rPr>
+        <w:t>；</w:t>
+      </w:r>
+      <w:hyperlink r:id="rId83">
+        <w:r>
+          <w:rPr>
+            <w:lang w:val="zh_TW" w:bidi="zh_TW"/>
+          </w:rPr>
+          <w:rPr>
+            <w:color w:val="0000EE"/>
+            <w:u w:val="single"/>
+          </w:rPr>
+          <w:t>西1:19</w:t>
+        </w:r>
+      </w:hyperlink>
+      <w:r>
+        <w:rPr>
+          <w:lang w:val="zh_TW" w:bidi="zh_TW"/>
+        </w:rPr>
+        <w:t>）。祂是神的兒子，配受萬民的敬拜（</w:t>
+      </w:r>
+      <w:hyperlink r:id="rId84">
+        <w:r>
+          <w:rPr>
+            <w:lang w:val="zh_TW" w:bidi="zh_TW"/>
+          </w:rPr>
+          <w:rPr>
+            <w:color w:val="0000EE"/>
+            <w:u w:val="single"/>
+          </w:rPr>
+          <w:t>詩45:6–7</w:t>
+        </w:r>
+      </w:hyperlink>
+      <w:r>
+        <w:rPr>
+          <w:lang w:val="zh_TW" w:bidi="zh_TW"/>
+        </w:rPr>
+        <w:t>；參</w:t>
+      </w:r>
+      <w:hyperlink r:id="rId85">
+        <w:r>
+          <w:rPr>
+            <w:lang w:val="zh_TW" w:bidi="zh_TW"/>
+          </w:rPr>
+          <w:rPr>
+            <w:color w:val="0000EE"/>
+            <w:u w:val="single"/>
+          </w:rPr>
+          <w:t>來1:8–9</w:t>
+        </w:r>
+      </w:hyperlink>
+      <w:r>
+        <w:rPr>
+          <w:lang w:val="zh_TW" w:bidi="zh_TW"/>
+        </w:rPr>
+        <w:t>）。</w:t>
+      </w:r>
+    </w:p>
+    <w:p>
+      <w:pPr/>
+      <w:r>
+        <w:rPr>
+          <w:lang w:val="zh_TW" w:bidi="zh_TW"/>
+        </w:rPr>
+      </w:r>
+      <w:r>
+        <w:rPr>
+          <w:lang w:val="zh_TW" w:bidi="zh_TW"/>
+        </w:rPr>
+        <w:t>公元一世紀巴勒斯坦的猶太人知道，彌賽亞的應許將藉著像摩西的那一位的來臨而得以成就（</w:t>
+      </w:r>
+      <w:hyperlink r:id="rId86">
+        <w:r>
+          <w:rPr>
+            <w:lang w:val="zh_TW" w:bidi="zh_TW"/>
+          </w:rPr>
+          <w:rPr>
+            <w:color w:val="0000EE"/>
+            <w:u w:val="single"/>
+          </w:rPr>
+          <w:t>申18:18</w:t>
+        </w:r>
+      </w:hyperlink>
+      <w:r>
+        <w:rPr>
+          <w:lang w:val="zh_TW" w:bidi="zh_TW"/>
+        </w:rPr>
+        <w:t>）。耶穌與摩西之間有許多相似之處。作為中保、創新者，以及為百姓開創新靈命階段的引領者，他們是無人能及的。具體而言，兩人都在嬰孩時期奇蹟般地被拯救（</w:t>
+      </w:r>
+      <w:hyperlink r:id="rId87">
+        <w:r>
+          <w:rPr>
+            <w:lang w:val="zh_TW" w:bidi="zh_TW"/>
+          </w:rPr>
+          <w:rPr>
+            <w:color w:val="0000EE"/>
+            <w:u w:val="single"/>
+          </w:rPr>
+          <w:t>出2章</w:t>
+        </w:r>
+      </w:hyperlink>
+      <w:r>
+        <w:rPr>
+          <w:lang w:val="zh_TW" w:bidi="zh_TW"/>
+        </w:rPr>
+        <w:t>；</w:t>
+      </w:r>
+      <w:hyperlink r:id="rId88">
+        <w:r>
+          <w:rPr>
+            <w:lang w:val="zh_TW" w:bidi="zh_TW"/>
+          </w:rPr>
+          <w:rPr>
+            <w:color w:val="0000EE"/>
+            <w:u w:val="single"/>
+          </w:rPr>
+          <w:t>太2:13–23</w:t>
+        </w:r>
+      </w:hyperlink>
+      <w:r>
+        <w:rPr>
+          <w:lang w:val="zh_TW" w:bidi="zh_TW"/>
+        </w:rPr>
+        <w:t>）；兩者都為了服事神的百姓而放棄皇室的榮華（</w:t>
+      </w:r>
+      <w:hyperlink r:id="rId89">
+        <w:r>
+          <w:rPr>
+            <w:lang w:val="zh_TW" w:bidi="zh_TW"/>
+          </w:rPr>
+          <w:rPr>
+            <w:color w:val="0000EE"/>
+            <w:u w:val="single"/>
+          </w:rPr>
+          <w:t>腓2:5–8</w:t>
+        </w:r>
+      </w:hyperlink>
+      <w:r>
+        <w:rPr>
+          <w:lang w:val="zh_TW" w:bidi="zh_TW"/>
+        </w:rPr>
+        <w:t>；</w:t>
+      </w:r>
+      <w:hyperlink r:id="rId90">
+        <w:r>
+          <w:rPr>
+            <w:lang w:val="zh_TW" w:bidi="zh_TW"/>
+          </w:rPr>
+          <w:rPr>
+            <w:color w:val="0000EE"/>
+            <w:u w:val="single"/>
+          </w:rPr>
+          <w:t>來11:24–28</w:t>
+        </w:r>
+      </w:hyperlink>
+      <w:r>
+        <w:rPr>
+          <w:lang w:val="zh_TW" w:bidi="zh_TW"/>
+        </w:rPr>
+        <w:t>）；兩者都對他人懷有強烈的憐憫（</w:t>
+      </w:r>
+      <w:hyperlink r:id="rId91">
+        <w:r>
+          <w:rPr>
+            <w:lang w:val="zh_TW" w:bidi="zh_TW"/>
+          </w:rPr>
+          <w:rPr>
+            <w:color w:val="0000EE"/>
+            <w:u w:val="single"/>
+          </w:rPr>
+          <w:t>民27:17</w:t>
+        </w:r>
+      </w:hyperlink>
+      <w:r>
+        <w:rPr>
+          <w:lang w:val="zh_TW" w:bidi="zh_TW"/>
+        </w:rPr>
+        <w:t>；</w:t>
+      </w:r>
+      <w:hyperlink r:id="rId92">
+        <w:r>
+          <w:rPr>
+            <w:lang w:val="zh_TW" w:bidi="zh_TW"/>
+          </w:rPr>
+          <w:rPr>
+            <w:color w:val="0000EE"/>
+            <w:u w:val="single"/>
+          </w:rPr>
+          <w:t>太9:36</w:t>
+        </w:r>
+      </w:hyperlink>
+      <w:r>
+        <w:rPr>
+          <w:lang w:val="zh_TW" w:bidi="zh_TW"/>
+        </w:rPr>
+        <w:t>）；兩者都與神「面對面」交談（</w:t>
+      </w:r>
+      <w:hyperlink r:id="rId93">
+        <w:r>
+          <w:rPr>
+            <w:lang w:val="zh_TW" w:bidi="zh_TW"/>
+          </w:rPr>
+          <w:rPr>
+            <w:color w:val="0000EE"/>
+            <w:u w:val="single"/>
+          </w:rPr>
+          <w:t>出34:29–30</w:t>
+        </w:r>
+      </w:hyperlink>
+      <w:r>
+        <w:rPr>
+          <w:lang w:val="zh_TW" w:bidi="zh_TW"/>
+        </w:rPr>
+        <w:t>；</w:t>
+      </w:r>
+      <w:hyperlink r:id="rId94">
+        <w:r>
+          <w:rPr>
+            <w:lang w:val="zh_TW" w:bidi="zh_TW"/>
+          </w:rPr>
+          <w:rPr>
+            <w:color w:val="0000EE"/>
+            <w:u w:val="single"/>
+          </w:rPr>
+          <w:t>林後3:7</w:t>
+        </w:r>
+      </w:hyperlink>
+      <w:r>
+        <w:rPr>
+          <w:lang w:val="zh_TW" w:bidi="zh_TW"/>
+        </w:rPr>
+        <w:t>）；並且都作為救贖之約的中保（</w:t>
+      </w:r>
+      <w:hyperlink r:id="rId95">
+        <w:r>
+          <w:rPr>
+            <w:lang w:val="zh_TW" w:bidi="zh_TW"/>
+          </w:rPr>
+          <w:rPr>
+            <w:color w:val="0000EE"/>
+            <w:u w:val="single"/>
+          </w:rPr>
+          <w:t>申29:1</w:t>
+        </w:r>
+      </w:hyperlink>
+      <w:r>
+        <w:rPr>
+          <w:lang w:val="zh_TW" w:bidi="zh_TW"/>
+        </w:rPr>
+        <w:t>；</w:t>
+      </w:r>
+      <w:hyperlink r:id="rId96">
+        <w:r>
+          <w:rPr>
+            <w:lang w:val="zh_TW" w:bidi="zh_TW"/>
+          </w:rPr>
+          <w:rPr>
+            <w:color w:val="0000EE"/>
+            <w:u w:val="single"/>
+          </w:rPr>
+          <w:t>來8:6–7</w:t>
+        </w:r>
+      </w:hyperlink>
+      <w:r>
+        <w:rPr>
+          <w:lang w:val="zh_TW" w:bidi="zh_TW"/>
+        </w:rPr>
+        <w:t>）。然而，正如路德所言：「基督並不是摩西。」歸根究柢，摩西只是家庭中的僕人，而彌賽亞卻是萬物的創造者和主人（</w:t>
+      </w:r>
+      <w:hyperlink r:id="rId97">
+        <w:r>
+          <w:rPr>
+            <w:lang w:val="zh_TW" w:bidi="zh_TW"/>
+          </w:rPr>
+          <w:rPr>
+            <w:color w:val="0000EE"/>
+            <w:u w:val="single"/>
+          </w:rPr>
+          <w:t>來3:3–6</w:t>
+        </w:r>
+      </w:hyperlink>
+      <w:r>
+        <w:rPr>
+          <w:lang w:val="zh_TW" w:bidi="zh_TW"/>
+        </w:rPr>
+        <w:t>；參</w:t>
+      </w:r>
+      <w:hyperlink r:id="rId98">
+        <w:r>
+          <w:rPr>
+            <w:lang w:val="zh_TW" w:bidi="zh_TW"/>
+          </w:rPr>
+          <w:rPr>
+            <w:color w:val="0000EE"/>
+            <w:u w:val="single"/>
+          </w:rPr>
+          <w:t>約1:1–2、18</w:t>
+        </w:r>
+      </w:hyperlink>
+      <w:r>
+        <w:rPr>
+          <w:lang w:val="zh_TW" w:bidi="zh_TW"/>
+        </w:rPr>
+        <w:t>）。</w:t>
+      </w:r>
+    </w:p>
+    <w:p>
+      <w:pPr/>
+      <w:r>
+        <w:rPr>
+          <w:lang w:val="zh_TW" w:bidi="zh_TW"/>
+        </w:rPr>
+      </w:r>
+      <w:r>
+        <w:rPr>
+          <w:lang w:val="zh_TW" w:bidi="zh_TW"/>
+        </w:rPr>
+        <w:t>聖經中的家譜極為重要。拉比們根據</w:t>
+      </w:r>
+      <w:hyperlink r:id="rId24">
+        <w:r>
+          <w:rPr>
+            <w:lang w:val="zh_TW" w:bidi="zh_TW"/>
+          </w:rPr>
+          <w:rPr>
+            <w:color w:val="0000EE"/>
+            <w:u w:val="single"/>
+          </w:rPr>
+          <w:t>何西阿書三章5節</w:t>
+        </w:r>
+      </w:hyperlink>
+      <w:r>
+        <w:rPr>
+          <w:lang w:val="zh_TW" w:bidi="zh_TW"/>
+        </w:rPr>
+        <w:t>和</w:t>
+      </w:r>
+      <w:hyperlink r:id="rId99">
+        <w:r>
+          <w:rPr>
+            <w:lang w:val="zh_TW" w:bidi="zh_TW"/>
+          </w:rPr>
+          <w:rPr>
+            <w:color w:val="0000EE"/>
+            <w:u w:val="single"/>
+          </w:rPr>
+          <w:t>耶利米書三十章9節</w:t>
+        </w:r>
+      </w:hyperlink>
+      <w:r>
+        <w:rPr>
+          <w:lang w:val="zh_TW" w:bidi="zh_TW"/>
+        </w:rPr>
+        <w:t>，同意彌賽亞必須有大衛的血統。天使的宣告立即確立了耶穌的正確血統（</w:t>
+      </w:r>
+      <w:hyperlink r:id="rId100">
+        <w:r>
+          <w:rPr>
+            <w:lang w:val="zh_TW" w:bidi="zh_TW"/>
+          </w:rPr>
+          <w:rPr>
+            <w:color w:val="0000EE"/>
+            <w:u w:val="single"/>
+          </w:rPr>
+          <w:t>路1:32–33</w:t>
+        </w:r>
+      </w:hyperlink>
+      <w:r>
+        <w:rPr>
+          <w:lang w:val="zh_TW" w:bidi="zh_TW"/>
+        </w:rPr>
+        <w:t>；參</w:t>
+      </w:r>
+      <w:hyperlink r:id="rId101">
+        <w:r>
+          <w:rPr>
+            <w:lang w:val="zh_TW" w:bidi="zh_TW"/>
+          </w:rPr>
+          <w:rPr>
+            <w:color w:val="0000EE"/>
+            <w:u w:val="single"/>
+          </w:rPr>
+          <w:t>2:4</w:t>
+        </w:r>
+      </w:hyperlink>
+      <w:r>
+        <w:rPr>
+          <w:lang w:val="zh_TW" w:bidi="zh_TW"/>
+        </w:rPr>
+        <w:t>），馬太福音的記載也是如此（</w:t>
+      </w:r>
+      <w:hyperlink r:id="rId102">
+        <w:r>
+          <w:rPr>
+            <w:lang w:val="zh_TW" w:bidi="zh_TW"/>
+          </w:rPr>
+          <w:rPr>
+            <w:color w:val="0000EE"/>
+            <w:u w:val="single"/>
+          </w:rPr>
+          <w:t>太1:1–17</w:t>
+        </w:r>
+      </w:hyperlink>
+      <w:r>
+        <w:rPr>
+          <w:lang w:val="zh_TW" w:bidi="zh_TW"/>
+        </w:rPr>
+        <w:t>）。路加福音的家譜列表，如同馬太福音的記錄一樣，明確地證明了耶穌作為彌賽亞的王族血統（</w:t>
+      </w:r>
+      <w:hyperlink r:id="rId103">
+        <w:r>
+          <w:rPr>
+            <w:lang w:val="zh_TW" w:bidi="zh_TW"/>
+          </w:rPr>
+          <w:rPr>
+            <w:color w:val="0000EE"/>
+            <w:u w:val="single"/>
+          </w:rPr>
+          <w:t>路3:23–38</w:t>
+        </w:r>
+      </w:hyperlink>
+      <w:r>
+        <w:rPr>
+          <w:lang w:val="zh_TW" w:bidi="zh_TW"/>
+        </w:rPr>
+        <w:t>）。儘管兩個家譜之間存在差異，但它們都強調了這個獨特的彌賽亞族系的血統。耶穌深知聖經的彌賽亞焦點（</w:t>
+      </w:r>
+      <w:hyperlink r:id="rId104">
+        <w:r>
+          <w:rPr>
+            <w:lang w:val="zh_TW" w:bidi="zh_TW"/>
+          </w:rPr>
+          <w:rPr>
+            <w:color w:val="0000EE"/>
+            <w:u w:val="single"/>
+          </w:rPr>
+          <w:t>約5:46</w:t>
+        </w:r>
+      </w:hyperlink>
+      <w:r>
+        <w:rPr>
+          <w:lang w:val="zh_TW" w:bidi="zh_TW"/>
+        </w:rPr>
+        <w:t>；</w:t>
+      </w:r>
+      <w:hyperlink r:id="rId105">
+        <w:r>
+          <w:rPr>
+            <w:lang w:val="zh_TW" w:bidi="zh_TW"/>
+          </w:rPr>
+          <w:rPr>
+            <w:color w:val="0000EE"/>
+            <w:u w:val="single"/>
+          </w:rPr>
+          <w:t>8:56</w:t>
+        </w:r>
+      </w:hyperlink>
+      <w:r>
+        <w:rPr>
+          <w:lang w:val="zh_TW" w:bidi="zh_TW"/>
+        </w:rPr>
+        <w:t>），並在多次場合中承認自己是基督。祂接受了瞎子巴底買的稱呼（</w:t>
+      </w:r>
+      <w:hyperlink r:id="rId106">
+        <w:r>
+          <w:rPr>
+            <w:lang w:val="zh_TW" w:bidi="zh_TW"/>
+          </w:rPr>
+          <w:rPr>
+            <w:color w:val="0000EE"/>
+            <w:u w:val="single"/>
+          </w:rPr>
+          <w:t>可10:46–48</w:t>
+        </w:r>
+      </w:hyperlink>
+      <w:r>
+        <w:rPr>
+          <w:lang w:val="zh_TW" w:bidi="zh_TW"/>
+        </w:rPr>
+        <w:t>）；也接受了祂進入耶路撒冷時群眾的歡呼（</w:t>
+      </w:r>
+      <w:hyperlink r:id="rId107">
+        <w:r>
+          <w:rPr>
+            <w:lang w:val="zh_TW" w:bidi="zh_TW"/>
+          </w:rPr>
+          <w:rPr>
+            <w:color w:val="0000EE"/>
+            <w:u w:val="single"/>
+          </w:rPr>
+          <w:t>太21:9</w:t>
+        </w:r>
+      </w:hyperlink>
+      <w:r>
+        <w:rPr>
+          <w:lang w:val="zh_TW" w:bidi="zh_TW"/>
+        </w:rPr>
+        <w:t>）；並在聖殿裡接受了小孩子的讚美（</w:t>
+      </w:r>
+      <w:hyperlink r:id="rId108">
+        <w:r>
+          <w:rPr>
+            <w:lang w:val="zh_TW" w:bidi="zh_TW"/>
+          </w:rPr>
+          <w:rPr>
+            <w:color w:val="0000EE"/>
+            <w:u w:val="single"/>
+          </w:rPr>
+          <w:t>15</w:t>
+        </w:r>
+      </w:hyperlink>
+      <w:r>
+        <w:rPr>
+          <w:lang w:val="zh_TW" w:bidi="zh_TW"/>
+        </w:rPr>
+        <w:t>節）；以及其它場合中的稱呼（</w:t>
+      </w:r>
+      <w:hyperlink r:id="rId109">
+        <w:r>
+          <w:rPr>
+            <w:lang w:val="zh_TW" w:bidi="zh_TW"/>
+          </w:rPr>
+          <w:rPr>
+            <w:color w:val="0000EE"/>
+            <w:u w:val="single"/>
+          </w:rPr>
+          <w:t>太16:16–18</w:t>
+        </w:r>
+      </w:hyperlink>
+      <w:r>
+        <w:rPr>
+          <w:lang w:val="zh_TW" w:bidi="zh_TW"/>
+        </w:rPr>
+        <w:t>；</w:t>
+      </w:r>
+      <w:hyperlink r:id="rId110">
+        <w:r>
+          <w:rPr>
+            <w:lang w:val="zh_TW" w:bidi="zh_TW"/>
+          </w:rPr>
+          <w:rPr>
+            <w:color w:val="0000EE"/>
+            <w:u w:val="single"/>
+          </w:rPr>
+          <w:t>可14:61–62</w:t>
+        </w:r>
+      </w:hyperlink>
+      <w:r>
+        <w:rPr>
+          <w:lang w:val="zh_TW" w:bidi="zh_TW"/>
+        </w:rPr>
+        <w:t>；</w:t>
+      </w:r>
+      <w:hyperlink r:id="rId111">
+        <w:r>
+          <w:rPr>
+            <w:lang w:val="zh_TW" w:bidi="zh_TW"/>
+          </w:rPr>
+          <w:rPr>
+            <w:color w:val="0000EE"/>
+            <w:u w:val="single"/>
+          </w:rPr>
+          <w:t>路4:21</w:t>
+        </w:r>
+      </w:hyperlink>
+      <w:r>
+        <w:rPr>
+          <w:lang w:val="zh_TW" w:bidi="zh_TW"/>
+        </w:rPr>
+        <w:t>；</w:t>
+      </w:r>
+      <w:hyperlink r:id="rId112">
+        <w:r>
+          <w:rPr>
+            <w:lang w:val="zh_TW" w:bidi="zh_TW"/>
+          </w:rPr>
+          <w:rPr>
+            <w:color w:val="0000EE"/>
+            <w:u w:val="single"/>
+          </w:rPr>
+          <w:t>約4:25–26</w:t>
+        </w:r>
+      </w:hyperlink>
+      <w:r>
+        <w:rPr>
+          <w:lang w:val="zh_TW" w:bidi="zh_TW"/>
+        </w:rPr>
+        <w:t>）。儘管如此，祂警告門徒在祂復活前不要宣揚祂是彌賽亞（</w:t>
+      </w:r>
+      <w:hyperlink r:id="rId113">
+        <w:r>
+          <w:rPr>
+            <w:lang w:val="zh_TW" w:bidi="zh_TW"/>
+          </w:rPr>
+          <w:rPr>
+            <w:color w:val="0000EE"/>
+            <w:u w:val="single"/>
+          </w:rPr>
+          <w:t>太17:9</w:t>
+        </w:r>
+      </w:hyperlink>
+      <w:r>
+        <w:rPr>
+          <w:lang w:val="zh_TW" w:bidi="zh_TW"/>
+        </w:rPr>
+        <w:t>；參</w:t>
+      </w:r>
+      <w:hyperlink r:id="rId114">
+        <w:r>
+          <w:rPr>
+            <w:lang w:val="zh_TW" w:bidi="zh_TW"/>
+          </w:rPr>
+          <w:rPr>
+            <w:color w:val="0000EE"/>
+            <w:u w:val="single"/>
+          </w:rPr>
+          <w:t>路9:20–21</w:t>
+        </w:r>
+      </w:hyperlink>
+      <w:r>
+        <w:rPr>
+          <w:lang w:val="zh_TW" w:bidi="zh_TW"/>
+        </w:rPr>
+        <w:t>）。由於人們普遍（但錯誤地）認為彌賽亞主要是政治上的解救者，耶穌實際上避免使用這個稱謂，而更願意稱自己為「人子」。兩者指的是同一個人這一點，並不是人人都能理解的（參</w:t>
+      </w:r>
+      <w:hyperlink r:id="rId110">
+        <w:r>
+          <w:rPr>
+            <w:lang w:val="zh_TW" w:bidi="zh_TW"/>
+          </w:rPr>
+          <w:rPr>
+            <w:color w:val="0000EE"/>
+            <w:u w:val="single"/>
+          </w:rPr>
+          <w:t>可14:61–62</w:t>
+        </w:r>
+      </w:hyperlink>
+      <w:r>
+        <w:rPr>
+          <w:lang w:val="zh_TW" w:bidi="zh_TW"/>
+        </w:rPr>
+        <w:t>）。耶穌主要借用了但以理對天上征服者的異象（</w:t>
+      </w:r>
+      <w:hyperlink r:id="rId115">
+        <w:r>
+          <w:rPr>
+            <w:lang w:val="zh_TW" w:bidi="zh_TW"/>
+          </w:rPr>
+          <w:rPr>
+            <w:color w:val="0000EE"/>
+            <w:u w:val="single"/>
+          </w:rPr>
+          <w:t>但7:13–14</w:t>
+        </w:r>
+      </w:hyperlink>
+      <w:r>
+        <w:rPr>
+          <w:lang w:val="zh_TW" w:bidi="zh_TW"/>
+        </w:rPr>
+        <w:t>），祂不斷使用這個不太為人所知的稱號，並賦予其彌賽亞救恩的真正性質和範疇。耶穌的教導使門徒得以糾正他們對祂使命的錯誤看法（</w:t>
+      </w:r>
+      <w:hyperlink r:id="rId116">
+        <w:r>
+          <w:rPr>
+            <w:lang w:val="zh_TW" w:bidi="zh_TW"/>
+          </w:rPr>
+          <w:rPr>
+            <w:color w:val="0000EE"/>
+            <w:u w:val="single"/>
+          </w:rPr>
+          <w:t>太16:21–23</w:t>
+        </w:r>
+      </w:hyperlink>
+      <w:r>
+        <w:rPr>
+          <w:lang w:val="zh_TW" w:bidi="zh_TW"/>
+        </w:rPr>
+        <w:t>）。在時候滿足時，他們會明白祂不僅是彌賽亞，也是整卷舊約的主題（</w:t>
+      </w:r>
+      <w:hyperlink r:id="rId117">
+        <w:r>
+          <w:rPr>
+            <w:lang w:val="zh_TW" w:bidi="zh_TW"/>
+          </w:rPr>
+          <w:rPr>
+            <w:color w:val="0000EE"/>
+            <w:u w:val="single"/>
+          </w:rPr>
+          <w:t>太5:17</w:t>
+        </w:r>
+      </w:hyperlink>
+      <w:r>
+        <w:rPr>
+          <w:lang w:val="zh_TW" w:bidi="zh_TW"/>
+        </w:rPr>
+        <w:t>；</w:t>
+      </w:r>
+      <w:hyperlink r:id="rId118">
+        <w:r>
+          <w:rPr>
+            <w:lang w:val="zh_TW" w:bidi="zh_TW"/>
+          </w:rPr>
+          <w:rPr>
+            <w:color w:val="0000EE"/>
+            <w:u w:val="single"/>
+          </w:rPr>
+          <w:t>路24:27、44</w:t>
+        </w:r>
+      </w:hyperlink>
+      <w:r>
+        <w:rPr>
+          <w:lang w:val="zh_TW" w:bidi="zh_TW"/>
+        </w:rPr>
+        <w:t>；</w:t>
+      </w:r>
+      <w:hyperlink r:id="rId119">
+        <w:r>
+          <w:rPr>
+            <w:lang w:val="zh_TW" w:bidi="zh_TW"/>
+          </w:rPr>
+          <w:rPr>
+            <w:color w:val="0000EE"/>
+            <w:u w:val="single"/>
+          </w:rPr>
+          <w:t>約5:39</w:t>
+        </w:r>
+      </w:hyperlink>
+      <w:r>
+        <w:rPr>
+          <w:lang w:val="zh_TW" w:bidi="zh_TW"/>
+        </w:rPr>
+        <w:t>；參</w:t>
+      </w:r>
+      <w:hyperlink r:id="rId120">
+        <w:r>
+          <w:rPr>
+            <w:lang w:val="zh_TW" w:bidi="zh_TW"/>
+          </w:rPr>
+          <w:rPr>
+            <w:color w:val="0000EE"/>
+            <w:u w:val="single"/>
+          </w:rPr>
+          <w:t>來10:7</w:t>
+        </w:r>
+      </w:hyperlink>
+      <w:r>
+        <w:rPr>
+          <w:lang w:val="zh_TW" w:bidi="zh_TW"/>
+        </w:rPr>
+        <w:t>）。當耶穌從律法書開始解釋聖經（</w:t>
+      </w:r>
+      <w:hyperlink r:id="rId121">
+        <w:r>
+          <w:rPr>
+            <w:lang w:val="zh_TW" w:bidi="zh_TW"/>
+          </w:rPr>
+          <w:rPr>
+            <w:color w:val="0000EE"/>
+            <w:u w:val="single"/>
+          </w:rPr>
+          <w:t>路24:27</w:t>
+        </w:r>
+      </w:hyperlink>
+      <w:r>
+        <w:rPr>
+          <w:lang w:val="zh_TW" w:bidi="zh_TW"/>
+        </w:rPr>
+        <w:t>）時，祂作為神活生生的闡釋，即成為肉身的道（</w:t>
+      </w:r>
+      <w:hyperlink r:id="rId122">
+        <w:r>
+          <w:rPr>
+            <w:lang w:val="zh_TW" w:bidi="zh_TW"/>
+          </w:rPr>
+          <w:rPr>
+            <w:color w:val="0000EE"/>
+            <w:u w:val="single"/>
+          </w:rPr>
+          <w:t>約1:14、18</w:t>
+        </w:r>
+      </w:hyperlink>
+      <w:r>
+        <w:rPr>
+          <w:lang w:val="zh_TW" w:bidi="zh_TW"/>
+        </w:rPr>
+        <w:t>）。許多經文中可以看到對彌賽亞的正統解釋，如</w:t>
+      </w:r>
+      <w:hyperlink r:id="rId71">
+        <w:r>
+          <w:rPr>
+            <w:lang w:val="zh_TW" w:bidi="zh_TW"/>
+          </w:rPr>
+          <w:rPr>
+            <w:color w:val="0000EE"/>
+            <w:u w:val="single"/>
+          </w:rPr>
+          <w:t>詩2</w:t>
+        </w:r>
+      </w:hyperlink>
+      <w:r>
+        <w:rPr>
+          <w:lang w:val="zh_TW" w:bidi="zh_TW"/>
+        </w:rPr>
+        <w:t>，</w:t>
+      </w:r>
+      <w:hyperlink r:id="rId123">
+        <w:r>
+          <w:rPr>
+            <w:lang w:val="zh_TW" w:bidi="zh_TW"/>
+          </w:rPr>
+          <w:rPr>
+            <w:color w:val="0000EE"/>
+            <w:u w:val="single"/>
+          </w:rPr>
+          <w:t>16</w:t>
+        </w:r>
+      </w:hyperlink>
+      <w:r>
+        <w:rPr>
+          <w:lang w:val="zh_TW" w:bidi="zh_TW"/>
+        </w:rPr>
+        <w:t>，</w:t>
+      </w:r>
+      <w:hyperlink r:id="rId124">
+        <w:r>
+          <w:rPr>
+            <w:lang w:val="zh_TW" w:bidi="zh_TW"/>
+          </w:rPr>
+          <w:rPr>
+            <w:color w:val="0000EE"/>
+            <w:u w:val="single"/>
+          </w:rPr>
+          <w:t>22</w:t>
+        </w:r>
+      </w:hyperlink>
+      <w:r>
+        <w:rPr>
+          <w:lang w:val="zh_TW" w:bidi="zh_TW"/>
+        </w:rPr>
+        <w:t>，</w:t>
+      </w:r>
+      <w:hyperlink r:id="rId125">
+        <w:r>
+          <w:rPr>
+            <w:lang w:val="zh_TW" w:bidi="zh_TW"/>
+          </w:rPr>
+          <w:rPr>
+            <w:color w:val="0000EE"/>
+            <w:u w:val="single"/>
+          </w:rPr>
+          <w:t>40</w:t>
+        </w:r>
+      </w:hyperlink>
+      <w:r>
+        <w:rPr>
+          <w:lang w:val="zh_TW" w:bidi="zh_TW"/>
+        </w:rPr>
+        <w:t>，</w:t>
+      </w:r>
+      <w:hyperlink r:id="rId73">
+        <w:r>
+          <w:rPr>
+            <w:lang w:val="zh_TW" w:bidi="zh_TW"/>
+          </w:rPr>
+          <w:rPr>
+            <w:color w:val="0000EE"/>
+            <w:u w:val="single"/>
+          </w:rPr>
+          <w:t>110篇</w:t>
+        </w:r>
+      </w:hyperlink>
+      <w:r>
+        <w:rPr>
+          <w:lang w:val="zh_TW" w:bidi="zh_TW"/>
+        </w:rPr>
+        <w:t>；</w:t>
+      </w:r>
+      <w:hyperlink r:id="rId80">
+        <w:r>
+          <w:rPr>
+            <w:lang w:val="zh_TW" w:bidi="zh_TW"/>
+          </w:rPr>
+          <w:rPr>
+            <w:color w:val="0000EE"/>
+            <w:u w:val="single"/>
+          </w:rPr>
+          <w:t>賽7:14</w:t>
+        </w:r>
+      </w:hyperlink>
+      <w:r>
+        <w:rPr>
+          <w:lang w:val="zh_TW" w:bidi="zh_TW"/>
+        </w:rPr>
+        <w:t>，</w:t>
+      </w:r>
+      <w:hyperlink r:id="rId81">
+        <w:r>
+          <w:rPr>
+            <w:lang w:val="zh_TW" w:bidi="zh_TW"/>
+          </w:rPr>
+          <w:rPr>
+            <w:color w:val="0000EE"/>
+            <w:u w:val="single"/>
+          </w:rPr>
+          <w:t>9:6</w:t>
+        </w:r>
+      </w:hyperlink>
+      <w:r>
+        <w:rPr>
+          <w:lang w:val="zh_TW" w:bidi="zh_TW"/>
+        </w:rPr>
+        <w:t>，</w:t>
+      </w:r>
+      <w:hyperlink r:id="rId37">
+        <w:r>
+          <w:rPr>
+            <w:lang w:val="zh_TW" w:bidi="zh_TW"/>
+          </w:rPr>
+          <w:rPr>
+            <w:color w:val="0000EE"/>
+            <w:u w:val="single"/>
+          </w:rPr>
+          <w:t>11:1</w:t>
+        </w:r>
+      </w:hyperlink>
+      <w:r>
+        <w:rPr>
+          <w:lang w:val="zh_TW" w:bidi="zh_TW"/>
+        </w:rPr>
+        <w:t>，</w:t>
+      </w:r>
+      <w:hyperlink r:id="rId126">
+        <w:r>
+          <w:rPr>
+            <w:lang w:val="zh_TW" w:bidi="zh_TW"/>
+          </w:rPr>
+          <w:rPr>
+            <w:color w:val="0000EE"/>
+            <w:u w:val="single"/>
+          </w:rPr>
+          <w:t>40:10–11</w:t>
+        </w:r>
+      </w:hyperlink>
+      <w:r>
+        <w:rPr>
+          <w:lang w:val="zh_TW" w:bidi="zh_TW"/>
+        </w:rPr>
+        <w:t>，</w:t>
+      </w:r>
+      <w:hyperlink r:id="rId127">
+        <w:r>
+          <w:rPr>
+            <w:lang w:val="zh_TW" w:bidi="zh_TW"/>
+          </w:rPr>
+          <w:rPr>
+            <w:color w:val="0000EE"/>
+            <w:u w:val="single"/>
+          </w:rPr>
+          <w:t>50:6</w:t>
+        </w:r>
+      </w:hyperlink>
+      <w:r>
+        <w:rPr>
+          <w:lang w:val="zh_TW" w:bidi="zh_TW"/>
+        </w:rPr>
+        <w:t>，</w:t>
+      </w:r>
+      <w:hyperlink r:id="rId32">
+        <w:r>
+          <w:rPr>
+            <w:lang w:val="zh_TW" w:bidi="zh_TW"/>
+          </w:rPr>
+          <w:rPr>
+            <w:color w:val="0000EE"/>
+            <w:u w:val="single"/>
+          </w:rPr>
+          <w:t>52:13–53:12</w:t>
+        </w:r>
+      </w:hyperlink>
+      <w:r>
+        <w:rPr>
+          <w:lang w:val="zh_TW" w:bidi="zh_TW"/>
+        </w:rPr>
+        <w:t>，</w:t>
+      </w:r>
+      <w:hyperlink r:id="rId33">
+        <w:r>
+          <w:rPr>
+            <w:lang w:val="zh_TW" w:bidi="zh_TW"/>
+          </w:rPr>
+          <w:rPr>
+            <w:color w:val="0000EE"/>
+            <w:u w:val="single"/>
+          </w:rPr>
+          <w:t>61:1</w:t>
+        </w:r>
+      </w:hyperlink>
+      <w:r>
+        <w:rPr>
+          <w:lang w:val="zh_TW" w:bidi="zh_TW"/>
+        </w:rPr>
+        <w:t>，</w:t>
+      </w:r>
+      <w:hyperlink r:id="rId128">
+        <w:r>
+          <w:rPr>
+            <w:lang w:val="zh_TW" w:bidi="zh_TW"/>
+          </w:rPr>
+          <w:rPr>
+            <w:color w:val="0000EE"/>
+            <w:u w:val="single"/>
+          </w:rPr>
+          <w:t>63:1–6</w:t>
+        </w:r>
+      </w:hyperlink>
+      <w:r>
+        <w:rPr>
+          <w:lang w:val="zh_TW" w:bidi="zh_TW"/>
+        </w:rPr>
+        <w:t>；</w:t>
+      </w:r>
+      <w:hyperlink r:id="rId77">
+        <w:r>
+          <w:rPr>
+            <w:lang w:val="zh_TW" w:bidi="zh_TW"/>
+          </w:rPr>
+          <w:rPr>
+            <w:color w:val="0000EE"/>
+            <w:u w:val="single"/>
+          </w:rPr>
+          <w:t>耶23:5–6</w:t>
+        </w:r>
+      </w:hyperlink>
+      <w:r>
+        <w:rPr>
+          <w:lang w:val="zh_TW" w:bidi="zh_TW"/>
+        </w:rPr>
+        <w:t>，</w:t>
+      </w:r>
+      <w:hyperlink r:id="rId129">
+        <w:r>
+          <w:rPr>
+            <w:lang w:val="zh_TW" w:bidi="zh_TW"/>
+          </w:rPr>
+          <w:rPr>
+            <w:color w:val="0000EE"/>
+            <w:u w:val="single"/>
+          </w:rPr>
+          <w:t>33:14–16</w:t>
+        </w:r>
+      </w:hyperlink>
+      <w:r>
+        <w:rPr>
+          <w:lang w:val="zh_TW" w:bidi="zh_TW"/>
+        </w:rPr>
+        <w:t>；</w:t>
+      </w:r>
+      <w:hyperlink r:id="rId130">
+        <w:r>
+          <w:rPr>
+            <w:lang w:val="zh_TW" w:bidi="zh_TW"/>
+          </w:rPr>
+          <w:rPr>
+            <w:color w:val="0000EE"/>
+            <w:u w:val="single"/>
+          </w:rPr>
+          <w:t>結34:23</w:t>
+        </w:r>
+      </w:hyperlink>
+      <w:r>
+        <w:rPr>
+          <w:lang w:val="zh_TW" w:bidi="zh_TW"/>
+        </w:rPr>
+        <w:t>，</w:t>
+      </w:r>
+      <w:hyperlink r:id="rId131">
+        <w:r>
+          <w:rPr>
+            <w:lang w:val="zh_TW" w:bidi="zh_TW"/>
+          </w:rPr>
+          <w:rPr>
+            <w:color w:val="0000EE"/>
+            <w:u w:val="single"/>
+          </w:rPr>
+          <w:t>37:25</w:t>
+        </w:r>
+      </w:hyperlink>
+      <w:r>
+        <w:rPr>
+          <w:lang w:val="zh_TW" w:bidi="zh_TW"/>
+        </w:rPr>
+        <w:t>；</w:t>
+      </w:r>
+      <w:hyperlink r:id="rId132">
+        <w:r>
+          <w:rPr>
+            <w:lang w:val="zh_TW" w:bidi="zh_TW"/>
+          </w:rPr>
+          <w:rPr>
+            <w:color w:val="0000EE"/>
+            <w:u w:val="single"/>
+          </w:rPr>
+          <w:t>但9:24–27</w:t>
+        </w:r>
+      </w:hyperlink>
+      <w:r>
+        <w:rPr>
+          <w:lang w:val="zh_TW" w:bidi="zh_TW"/>
+        </w:rPr>
+        <w:t>；</w:t>
+      </w:r>
+      <w:hyperlink r:id="rId133">
+        <w:r>
+          <w:rPr>
+            <w:lang w:val="zh_TW" w:bidi="zh_TW"/>
+          </w:rPr>
+          <w:rPr>
+            <w:color w:val="0000EE"/>
+            <w:u w:val="single"/>
+          </w:rPr>
+          <w:t>何11:1</w:t>
+        </w:r>
+      </w:hyperlink>
+      <w:r>
+        <w:rPr>
+          <w:lang w:val="zh_TW" w:bidi="zh_TW"/>
+        </w:rPr>
+        <w:t>；</w:t>
+      </w:r>
+      <w:hyperlink r:id="rId78">
+        <w:r>
+          <w:rPr>
+            <w:lang w:val="zh_TW" w:bidi="zh_TW"/>
+          </w:rPr>
+          <w:rPr>
+            <w:color w:val="0000EE"/>
+            <w:u w:val="single"/>
+          </w:rPr>
+          <w:t>彌5:2</w:t>
+        </w:r>
+      </w:hyperlink>
+      <w:r>
+        <w:rPr>
+          <w:lang w:val="zh_TW" w:bidi="zh_TW"/>
+        </w:rPr>
+        <w:t>；</w:t>
+      </w:r>
+      <w:hyperlink r:id="rId51">
+        <w:r>
+          <w:rPr>
+            <w:lang w:val="zh_TW" w:bidi="zh_TW"/>
+          </w:rPr>
+          <w:rPr>
+            <w:color w:val="0000EE"/>
+            <w:u w:val="single"/>
+          </w:rPr>
+          <w:t>亞9:9</w:t>
+        </w:r>
+      </w:hyperlink>
+      <w:r>
+        <w:rPr>
+          <w:lang w:val="zh_TW" w:bidi="zh_TW"/>
+        </w:rPr>
+        <w:t>，</w:t>
+      </w:r>
+      <w:hyperlink r:id="rId134">
+        <w:r>
+          <w:rPr>
+            <w:lang w:val="zh_TW" w:bidi="zh_TW"/>
+          </w:rPr>
+          <w:rPr>
+            <w:color w:val="0000EE"/>
+            <w:u w:val="single"/>
+          </w:rPr>
+          <w:t>11:13</w:t>
+        </w:r>
+      </w:hyperlink>
+      <w:r>
+        <w:rPr>
+          <w:lang w:val="zh_TW" w:bidi="zh_TW"/>
+        </w:rPr>
+        <w:t>，</w:t>
+      </w:r>
+      <w:hyperlink r:id="rId135">
+        <w:r>
+          <w:rPr>
+            <w:lang w:val="zh_TW" w:bidi="zh_TW"/>
+          </w:rPr>
+          <w:rPr>
+            <w:color w:val="0000EE"/>
+            <w:u w:val="single"/>
+          </w:rPr>
+          <w:t>12:10</w:t>
+        </w:r>
+      </w:hyperlink>
+      <w:r>
+        <w:rPr>
+          <w:lang w:val="zh_TW" w:bidi="zh_TW"/>
+        </w:rPr>
+        <w:t>，</w:t>
+      </w:r>
+      <w:hyperlink r:id="rId136">
+        <w:r>
+          <w:rPr>
+            <w:lang w:val="zh_TW" w:bidi="zh_TW"/>
+          </w:rPr>
+          <w:rPr>
+            <w:color w:val="0000EE"/>
+            <w:u w:val="single"/>
+          </w:rPr>
+          <w:t>13:7</w:t>
+        </w:r>
+      </w:hyperlink>
+      <w:r>
+        <w:rPr>
+          <w:lang w:val="zh_TW" w:bidi="zh_TW"/>
+        </w:rPr>
+        <w:t>；</w:t>
+      </w:r>
+      <w:hyperlink r:id="rId137">
+        <w:r>
+          <w:rPr>
+            <w:lang w:val="zh_TW" w:bidi="zh_TW"/>
+          </w:rPr>
+          <w:rPr>
+            <w:color w:val="0000EE"/>
+            <w:u w:val="single"/>
+          </w:rPr>
+          <w:t>瑪3:1</w:t>
+        </w:r>
+      </w:hyperlink>
+      <w:r>
+        <w:rPr>
+          <w:lang w:val="zh_TW" w:bidi="zh_TW"/>
+        </w:rPr>
+        <w:t>，</w:t>
+      </w:r>
+      <w:hyperlink r:id="rId138">
+        <w:r>
+          <w:rPr>
+            <w:lang w:val="zh_TW" w:bidi="zh_TW"/>
+          </w:rPr>
+          <w:rPr>
+            <w:color w:val="0000EE"/>
+            <w:u w:val="single"/>
+          </w:rPr>
+          <w:t>4:2</w:t>
+        </w:r>
+      </w:hyperlink>
+      <w:r>
+        <w:rPr>
+          <w:lang w:val="zh_TW" w:bidi="zh_TW"/>
+        </w:rPr>
+        <w:t>。</w:t>
+      </w:r>
+    </w:p>
+    <w:p>
+      <w:pPr/>
+      <w:r>
+        <w:rPr>
+          <w:lang w:val="zh_TW" w:bidi="zh_TW"/>
+        </w:rPr>
+      </w:r>
+      <w:r>
+        <w:rPr>
+          <w:lang w:val="zh_TW" w:bidi="zh_TW"/>
+        </w:rPr>
+        <w:t>四位福音書作者都堅定地宣告耶穌的彌賽亞身份（</w:t>
+      </w:r>
+      <w:hyperlink r:id="rId139">
+        <w:r>
+          <w:rPr>
+            <w:lang w:val="zh_TW" w:bidi="zh_TW"/>
+          </w:rPr>
+          <w:rPr>
+            <w:color w:val="0000EE"/>
+            <w:u w:val="single"/>
+          </w:rPr>
+          <w:t>太1:1</w:t>
+        </w:r>
+      </w:hyperlink>
+      <w:r>
+        <w:rPr>
+          <w:lang w:val="zh_TW" w:bidi="zh_TW"/>
+        </w:rPr>
+        <w:t>；</w:t>
+      </w:r>
+      <w:hyperlink r:id="rId140">
+        <w:r>
+          <w:rPr>
+            <w:lang w:val="zh_TW" w:bidi="zh_TW"/>
+          </w:rPr>
+          <w:rPr>
+            <w:color w:val="0000EE"/>
+            <w:u w:val="single"/>
+          </w:rPr>
+          <w:t>可1:1</w:t>
+        </w:r>
+      </w:hyperlink>
+      <w:r>
+        <w:rPr>
+          <w:lang w:val="zh_TW" w:bidi="zh_TW"/>
+        </w:rPr>
+        <w:t>；</w:t>
+      </w:r>
+      <w:hyperlink r:id="rId141">
+        <w:r>
+          <w:rPr>
+            <w:lang w:val="zh_TW" w:bidi="zh_TW"/>
+          </w:rPr>
+          <w:rPr>
+            <w:color w:val="0000EE"/>
+            <w:u w:val="single"/>
+          </w:rPr>
+          <w:t>路24:26</w:t>
+        </w:r>
+      </w:hyperlink>
+      <w:r>
+        <w:rPr>
+          <w:lang w:val="zh_TW" w:bidi="zh_TW"/>
+        </w:rPr>
+        <w:t>；</w:t>
+      </w:r>
+      <w:hyperlink r:id="rId142">
+        <w:r>
+          <w:rPr>
+            <w:lang w:val="zh_TW" w:bidi="zh_TW"/>
+          </w:rPr>
+          <w:rPr>
+            <w:color w:val="0000EE"/>
+            <w:u w:val="single"/>
+          </w:rPr>
+          <w:t>約20:31</w:t>
+        </w:r>
+      </w:hyperlink>
+      <w:r>
+        <w:rPr>
+          <w:lang w:val="zh_TW" w:bidi="zh_TW"/>
+        </w:rPr>
+        <w:t>）。彼得在五旬節、腓利在衣索匹亞太監面前、亞波羅在公開辯論中，都一致有力地證明耶穌是彌賽亞（</w:t>
+      </w:r>
+      <w:hyperlink r:id="rId143">
+        <w:r>
+          <w:rPr>
+            <w:lang w:val="zh_TW" w:bidi="zh_TW"/>
+          </w:rPr>
+          <w:rPr>
+            <w:color w:val="0000EE"/>
+            <w:u w:val="single"/>
+          </w:rPr>
+          <w:t>徒2:36，</w:t>
+        </w:r>
+      </w:hyperlink>
+      <w:hyperlink r:id="rId144">
+        <w:r>
+          <w:rPr>
+            <w:lang w:val="zh_TW" w:bidi="zh_TW"/>
+          </w:rPr>
+          <w:rPr>
+            <w:color w:val="0000EE"/>
+            <w:u w:val="single"/>
+          </w:rPr>
+          <w:t>8:35</w:t>
+        </w:r>
+      </w:hyperlink>
+      <w:r>
+        <w:rPr>
+          <w:lang w:val="zh_TW" w:bidi="zh_TW"/>
+        </w:rPr>
+        <w:t>，</w:t>
+      </w:r>
+      <w:hyperlink r:id="rId145">
+        <w:r>
+          <w:rPr>
+            <w:lang w:val="zh_TW" w:bidi="zh_TW"/>
+          </w:rPr>
+          <w:rPr>
+            <w:color w:val="0000EE"/>
+            <w:u w:val="single"/>
+          </w:rPr>
+          <w:t>28:28</w:t>
+        </w:r>
+      </w:hyperlink>
+      <w:r>
+        <w:rPr>
+          <w:lang w:val="zh_TW" w:bidi="zh_TW"/>
+        </w:rPr>
+        <w:t>）。彼得說他被「立」為主和基督（</w:t>
+      </w:r>
+      <w:hyperlink r:id="rId143">
+        <w:r>
+          <w:rPr>
+            <w:lang w:val="zh_TW" w:bidi="zh_TW"/>
+          </w:rPr>
+          <w:rPr>
+            <w:color w:val="0000EE"/>
+            <w:u w:val="single"/>
+          </w:rPr>
+          <w:t>2:36</w:t>
+        </w:r>
+      </w:hyperlink>
+      <w:r>
+        <w:rPr>
+          <w:lang w:val="zh_TW" w:bidi="zh_TW"/>
+        </w:rPr>
+        <w:t>），這表明復活正當地確認了祂的這個身份。同樣，使徒保羅談到耶穌的復活時，將其視為祂不容置疑的彌賽亞資格的明顯宣告（</w:t>
+      </w:r>
+      <w:hyperlink r:id="rId146">
+        <w:r>
+          <w:rPr>
+            <w:lang w:val="zh_TW" w:bidi="zh_TW"/>
+          </w:rPr>
+          <w:rPr>
+            <w:color w:val="0000EE"/>
+            <w:u w:val="single"/>
+          </w:rPr>
+          <w:t>羅1:4</w:t>
+        </w:r>
+      </w:hyperlink>
+      <w:r>
+        <w:rPr>
+          <w:lang w:val="zh_TW" w:bidi="zh_TW"/>
+        </w:rPr>
+        <w:t>）。對於保羅這位曾經的法利賽人和教會的迫害者來說，「耶穌基督」是他傳道的核心內容。沒有什麼能與彌賽亞的榮耀相比，一切在祂面前都黯然失色（</w:t>
+      </w:r>
+      <w:hyperlink r:id="rId147">
+        <w:r>
+          <w:rPr>
+            <w:lang w:val="zh_TW" w:bidi="zh_TW"/>
+          </w:rPr>
+          <w:rPr>
+            <w:color w:val="0000EE"/>
+            <w:u w:val="single"/>
+          </w:rPr>
+          <w:t>腓3:5–10</w:t>
+        </w:r>
+      </w:hyperlink>
+      <w:r>
+        <w:rPr>
+          <w:lang w:val="zh_TW" w:bidi="zh_TW"/>
+        </w:rPr>
+        <w:t>）。這位使徒的最大熱忱，就是希望他人能在神獨生子裡得以認識神豐盛的恩典（</w:t>
+      </w:r>
+      <w:hyperlink r:id="rId148">
+        <w:r>
+          <w:rPr>
+            <w:lang w:val="zh_TW" w:bidi="zh_TW"/>
+          </w:rPr>
+          <w:rPr>
+            <w:color w:val="0000EE"/>
+            <w:u w:val="single"/>
+          </w:rPr>
+          <w:t>弗3:14–19</w:t>
+        </w:r>
+      </w:hyperlink>
+      <w:r>
+        <w:rPr>
+          <w:lang w:val="zh_TW" w:bidi="zh_TW"/>
+        </w:rPr>
+        <w:t>）。</w:t>
+      </w:r>
+    </w:p>
+    <w:p>
+      <w:pPr/>
+      <w:r>
+        <w:rPr>
+          <w:lang w:val="zh_TW" w:bidi="zh_TW"/>
+        </w:rPr>
+      </w:r>
+      <w:r>
+        <w:rPr>
+          <w:lang w:val="zh_TW" w:bidi="zh_TW"/>
+        </w:rPr>
+        <w:t>聖經中聖靈以多種名稱稱呼耶穌——聖者、審判者、義者、王、神的兒子和主——但這些並不全面。在祂裡面，一切關於彌賽亞的預言交織匯合；祂是驗證這些預言真實性的試金石。主耶穌基督本身是這約的核心和內容，藉此罪人得以與聖潔的神和好（</w:t>
+      </w:r>
+      <w:hyperlink r:id="rId149">
+        <w:r>
+          <w:rPr>
+            <w:lang w:val="zh_TW" w:bidi="zh_TW"/>
+          </w:rPr>
+          <w:rPr>
+            <w:color w:val="0000EE"/>
+            <w:u w:val="single"/>
+          </w:rPr>
+          <w:t>賽42:6</w:t>
+        </w:r>
+      </w:hyperlink>
+      <w:r>
+        <w:rPr>
+          <w:lang w:val="zh_TW" w:bidi="zh_TW"/>
+        </w:rPr>
+        <w:t>；</w:t>
+      </w:r>
+      <w:hyperlink r:id="rId150">
+        <w:r>
+          <w:rPr>
+            <w:lang w:val="zh_TW" w:bidi="zh_TW"/>
+          </w:rPr>
+          <w:rPr>
+            <w:color w:val="0000EE"/>
+            <w:u w:val="single"/>
+          </w:rPr>
+          <w:t>約14:6</w:t>
+        </w:r>
+      </w:hyperlink>
+      <w:r>
+        <w:rPr>
+          <w:lang w:val="zh_TW" w:bidi="zh_TW"/>
+        </w:rPr>
+        <w:t>）。耶穌是以色列的彌賽亞，是神道成肉身，完全應驗了所有的預言、預表和象徵——這些都是祂來臨的影子。因此，所有人都應當信靠祂，祂是一切恩典的源頭，是唯一長存的珍寶（</w:t>
+      </w:r>
+      <w:hyperlink r:id="rId151">
+        <w:r>
+          <w:rPr>
+            <w:lang w:val="zh_TW" w:bidi="zh_TW"/>
+          </w:rPr>
+          <w:rPr>
+            <w:color w:val="0000EE"/>
+            <w:u w:val="single"/>
+          </w:rPr>
+          <w:t>太12:21</w:t>
+        </w:r>
+      </w:hyperlink>
+      <w:r>
+        <w:rPr>
+          <w:lang w:val="zh_TW" w:bidi="zh_TW"/>
+        </w:rPr>
+        <w:t>；</w:t>
+      </w:r>
+      <w:hyperlink r:id="rId152">
+        <w:r>
+          <w:rPr>
+            <w:lang w:val="zh_TW" w:bidi="zh_TW"/>
+          </w:rPr>
+          <w:rPr>
+            <w:color w:val="0000EE"/>
+            <w:u w:val="single"/>
+          </w:rPr>
+          <w:t>約1:16–17</w:t>
+        </w:r>
+      </w:hyperlink>
+      <w:r>
+        <w:rPr>
+          <w:lang w:val="zh_TW" w:bidi="zh_TW"/>
+        </w:rPr>
+        <w:t>；</w:t>
+      </w:r>
+      <w:hyperlink r:id="rId153">
+        <w:r>
+          <w:rPr>
+            <w:lang w:val="zh_TW" w:bidi="zh_TW"/>
+          </w:rPr>
+          <w:rPr>
+            <w:color w:val="0000EE"/>
+            <w:u w:val="single"/>
+          </w:rPr>
+          <w:t>西2:3</w:t>
+        </w:r>
+      </w:hyperlink>
+      <w:r>
+        <w:rPr>
+          <w:lang w:val="zh_TW" w:bidi="zh_TW"/>
+        </w:rPr>
+        <w:t>）。作為先知，祂引導我們進入一切真理（</w:t>
+      </w:r>
+      <w:hyperlink r:id="rId154">
+        <w:r>
+          <w:rPr>
+            <w:lang w:val="zh_TW" w:bidi="zh_TW"/>
+          </w:rPr>
+          <w:rPr>
+            <w:color w:val="0000EE"/>
+            <w:u w:val="single"/>
+          </w:rPr>
+          <w:t>約6:14</w:t>
+        </w:r>
+      </w:hyperlink>
+      <w:r>
+        <w:rPr>
+          <w:lang w:val="zh_TW" w:bidi="zh_TW"/>
+        </w:rPr>
+        <w:t>，</w:t>
+      </w:r>
+      <w:hyperlink r:id="rId155">
+        <w:r>
+          <w:rPr>
+            <w:lang w:val="zh_TW" w:bidi="zh_TW"/>
+          </w:rPr>
+          <w:rPr>
+            <w:color w:val="0000EE"/>
+            <w:u w:val="single"/>
+          </w:rPr>
+          <w:t>7:16</w:t>
+        </w:r>
+      </w:hyperlink>
+      <w:r>
+        <w:rPr>
+          <w:lang w:val="zh_TW" w:bidi="zh_TW"/>
+        </w:rPr>
+        <w:t>）；作為祭司，祂為我們代求（</w:t>
+      </w:r>
+      <w:hyperlink r:id="rId156">
+        <w:r>
+          <w:rPr>
+            <w:lang w:val="zh_TW" w:bidi="zh_TW"/>
+          </w:rPr>
+          <w:rPr>
+            <w:color w:val="0000EE"/>
+            <w:u w:val="single"/>
+          </w:rPr>
+          <w:t>來7:21</w:t>
+        </w:r>
+      </w:hyperlink>
+      <w:r>
+        <w:rPr>
+          <w:lang w:val="zh_TW" w:bidi="zh_TW"/>
+        </w:rPr>
+        <w:t>）；作為王，祂統治我們（</w:t>
+      </w:r>
+      <w:hyperlink r:id="rId157">
+        <w:r>
+          <w:rPr>
+            <w:lang w:val="zh_TW" w:bidi="zh_TW"/>
+          </w:rPr>
+          <w:rPr>
+            <w:color w:val="0000EE"/>
+            <w:u w:val="single"/>
+          </w:rPr>
+          <w:t>腓2:9–10</w:t>
+        </w:r>
+      </w:hyperlink>
+      <w:r>
+        <w:rPr>
+          <w:lang w:val="zh_TW" w:bidi="zh_TW"/>
+        </w:rPr>
+        <w:t>）。</w:t>
+      </w:r>
+    </w:p>
+    <w:p>
+      <w:pPr/>
+      <w:r>
+        <w:rPr>
+          <w:lang w:val="zh_TW" w:bidi="zh_TW"/>
+        </w:rPr>
+      </w:r>
+      <w:r>
+        <w:rPr>
+          <w:i/>
+          <w:lang w:val="zh_TW" w:bidi="zh_TW"/>
+        </w:rPr>
         <w:t>另見</w:t>
       </w:r>
       <w:r>
@@ -470,7 +3559,636 @@
         <w:rPr>
           <w:lang w:val="zh_TW" w:bidi="zh_TW"/>
         </w:rPr>
-        <w:t>戰爭</w:t>
+        <w:t>贖罪</w:t>
+      </w:r>
+      <w:r>
+        <w:rPr>
+          <w:lang w:val="zh_TW" w:bidi="zh_TW"/>
+        </w:rPr>
+        <w:t>；</w:t>
+      </w:r>
+      <w:r>
+        <w:rPr>
+          <w:lang w:val="zh_TW" w:bidi="zh_TW"/>
+        </w:rPr>
+        <w:t>枝子</w:t>
+      </w:r>
+      <w:r>
+        <w:rPr>
+          <w:lang w:val="zh_TW" w:bidi="zh_TW"/>
+        </w:rPr>
+        <w:t>；</w:t>
+      </w:r>
+      <w:r>
+        <w:rPr>
+          <w:lang w:val="zh_TW" w:bidi="zh_TW"/>
+        </w:rPr>
+        <w:t>基督論</w:t>
+      </w:r>
+      <w:r>
+        <w:rPr>
+          <w:lang w:val="zh_TW" w:bidi="zh_TW"/>
+        </w:rPr>
+        <w:t>；</w:t>
+      </w:r>
+      <w:r>
+        <w:rPr>
+          <w:lang w:val="zh_TW" w:bidi="zh_TW"/>
+        </w:rPr>
+        <w:t>耶穌基督的生平和教導</w:t>
+      </w:r>
+      <w:r>
+        <w:rPr>
+          <w:lang w:val="zh_TW" w:bidi="zh_TW"/>
+        </w:rPr>
+        <w:t>；</w:t>
+      </w:r>
+      <w:r>
+        <w:rPr>
+          <w:lang w:val="zh_TW" w:bidi="zh_TW"/>
+        </w:rPr>
+        <w:t>救贖主，救贖</w:t>
+      </w:r>
+      <w:r>
+        <w:rPr>
+          <w:lang w:val="zh_TW" w:bidi="zh_TW"/>
+        </w:rPr>
+        <w:t>；</w:t>
+      </w:r>
+      <w:r>
+        <w:rPr>
+          <w:lang w:val="zh_TW" w:bidi="zh_TW"/>
+        </w:rPr>
+        <w:t>神的兒子</w:t>
+      </w:r>
+      <w:r>
+        <w:rPr>
+          <w:lang w:val="zh_TW" w:bidi="zh_TW"/>
+        </w:rPr>
+        <w:t>；</w:t>
+      </w:r>
+      <w:r>
+        <w:rPr>
+          <w:lang w:val="zh_TW" w:bidi="zh_TW"/>
+        </w:rPr>
+        <w:t>人子</w:t>
+      </w:r>
+      <w:r>
+        <w:rPr>
+          <w:lang w:val="zh_TW" w:bidi="zh_TW"/>
+        </w:rPr>
+        <w:t>。</w:t>
+      </w:r>
+      <w:r>
+        <w:rPr>
+          <w:lang w:val="zh_TW" w:bidi="zh_TW"/>
+        </w:rPr>
+      </w:r>
+      <w:r>
+        <w:rPr>
+          <w:lang w:val="zh_TW" w:bidi="zh_TW"/>
+        </w:rPr>
+      </w:r>
+    </w:p>
+    <w:p>
+      <w:pPr/>
+      <w:r>
+        <w:rPr>
+          <w:lang w:val="zh_TW" w:bidi="zh_TW"/>
+        </w:rPr>
+      </w:r>
+    </w:p>
+    <w:p>
+      <w:pPr>
+        <w:pStyle w:val="Heading2"/>
+      </w:pPr>
+      <w:r>
+        <w:rPr>
+          <w:lang w:val="zh_TW" w:bidi="zh_TW"/>
+        </w:rPr>
+        <w:t>米比衫</w:t>
+      </w:r>
+      <w:r>
+        <w:rPr>
+          <w:lang w:val="zh_TW" w:bidi="zh_TW"/>
+        </w:rPr>
+      </w:r>
+    </w:p>
+    <w:p>
+      <w:pPr>
+        <w:pStyle w:val="ListNumber"/>
+        <w:numPr>
+          <w:ilvl w:val="0"/>
+          <w:numId w:val="14"/>
+        </w:numPr>
+        <w:spacing w:line="240" w:lineRule="auto"/>
+        <w:ind w:left="720"/>
+      </w:pPr>
+      <w:r>
+        <w:rPr>
+          <w:lang w:val="zh_TW" w:bidi="zh_TW"/>
+        </w:rPr>
+      </w:r>
+      <w:r>
+        <w:rPr>
+          <w:lang w:val="zh_TW" w:bidi="zh_TW"/>
+        </w:rPr>
+        <w:t>以實瑪利的兒子之一，也是以他名字命名的一個部族的始祖（</w:t>
+      </w:r>
+      <w:hyperlink r:id="rId158">
+        <w:r>
+          <w:rPr>
+            <w:lang w:val="zh_TW" w:bidi="zh_TW"/>
+          </w:rPr>
+          <w:rPr>
+            <w:color w:val="0000EE"/>
+            <w:u w:val="single"/>
+          </w:rPr>
+          <w:t>創25:13</w:t>
+        </w:r>
+      </w:hyperlink>
+      <w:r>
+        <w:rPr>
+          <w:lang w:val="zh_TW" w:bidi="zh_TW"/>
+        </w:rPr>
+        <w:t>；</w:t>
+      </w:r>
+      <w:hyperlink r:id="rId159">
+        <w:r>
+          <w:rPr>
+            <w:lang w:val="zh_TW" w:bidi="zh_TW"/>
+          </w:rPr>
+          <w:rPr>
+            <w:color w:val="0000EE"/>
+            <w:u w:val="single"/>
+          </w:rPr>
+          <w:t>代上1:29</w:t>
+        </w:r>
+      </w:hyperlink>
+      <w:r>
+        <w:rPr>
+          <w:lang w:val="zh_TW" w:bidi="zh_TW"/>
+        </w:rPr>
+        <w:t>）。</w:t>
+      </w:r>
+    </w:p>
+    <w:p>
+      <w:pPr>
+        <w:pStyle w:val="ListNumber"/>
+        <w:spacing w:line="240" w:lineRule="auto"/>
+        <w:ind w:left="720"/>
+      </w:pPr>
+      <w:r>
+        <w:rPr>
+          <w:lang w:val="zh_TW" w:bidi="zh_TW"/>
+        </w:rPr>
+      </w:r>
+      <w:r>
+        <w:rPr>
+          <w:lang w:val="zh_TW" w:bidi="zh_TW"/>
+        </w:rPr>
+        <w:t>沙龍的兒子，並且是米施瑪的父親（</w:t>
+      </w:r>
+      <w:hyperlink r:id="rId160">
+        <w:r>
+          <w:rPr>
+            <w:lang w:val="zh_TW" w:bidi="zh_TW"/>
+          </w:rPr>
+          <w:rPr>
+            <w:color w:val="0000EE"/>
+            <w:u w:val="single"/>
+          </w:rPr>
+          <w:t>代上4:25</w:t>
+        </w:r>
+      </w:hyperlink>
+      <w:r>
+        <w:rPr>
+          <w:lang w:val="zh_TW" w:bidi="zh_TW"/>
+        </w:rPr>
+        <w:t>）。</w:t>
+      </w:r>
+      <w:r>
+        <w:rPr>
+          <w:lang w:val="zh_TW" w:bidi="zh_TW"/>
+        </w:rPr>
+      </w:r>
+      <w:r>
+        <w:rPr>
+          <w:lang w:val="zh_TW" w:bidi="zh_TW"/>
+        </w:rPr>
+      </w:r>
+    </w:p>
+    <w:p>
+      <w:pPr/>
+      <w:r>
+        <w:rPr>
+          <w:lang w:val="zh_TW" w:bidi="zh_TW"/>
+        </w:rPr>
+      </w:r>
+    </w:p>
+    <w:p>
+      <w:pPr>
+        <w:pStyle w:val="Heading2"/>
+      </w:pPr>
+      <w:r>
+        <w:rPr>
+          <w:lang w:val="zh_TW" w:bidi="zh_TW"/>
+        </w:rPr>
+        <w:t>米但</w:t>
+      </w:r>
+      <w:r>
+        <w:rPr>
+          <w:lang w:val="zh_TW" w:bidi="zh_TW"/>
+        </w:rPr>
+      </w:r>
+    </w:p>
+    <w:p>
+      <w:pPr/>
+      <w:r>
+        <w:rPr>
+          <w:lang w:val="zh_TW" w:bidi="zh_TW"/>
+        </w:rPr>
+      </w:r>
+      <w:r>
+        <w:rPr>
+          <w:lang w:val="zh_TW" w:bidi="zh_TW"/>
+        </w:rPr>
+        <w:t>亞伯拉罕與他的第二位妻子基土拉所生的第三個兒子（</w:t>
+      </w:r>
+      <w:hyperlink r:id="rId161">
+        <w:r>
+          <w:rPr>
+            <w:lang w:val="zh_TW" w:bidi="zh_TW"/>
+          </w:rPr>
+          <w:rPr>
+            <w:color w:val="0000EE"/>
+            <w:u w:val="single"/>
+          </w:rPr>
+          <w:t>創25:2</w:t>
+        </w:r>
+      </w:hyperlink>
+      <w:r>
+        <w:rPr>
+          <w:lang w:val="zh_TW" w:bidi="zh_TW"/>
+        </w:rPr>
+        <w:t>；</w:t>
+      </w:r>
+      <w:hyperlink r:id="rId162">
+        <w:r>
+          <w:rPr>
+            <w:lang w:val="zh_TW" w:bidi="zh_TW"/>
+          </w:rPr>
+          <w:rPr>
+            <w:color w:val="0000EE"/>
+            <w:u w:val="single"/>
+          </w:rPr>
+          <w:t>代上1:32</w:t>
+        </w:r>
+      </w:hyperlink>
+      <w:r>
+        <w:rPr>
+          <w:lang w:val="zh_TW" w:bidi="zh_TW"/>
+        </w:rPr>
+        <w:t>）。</w:t>
+      </w:r>
+      <w:r>
+        <w:rPr>
+          <w:lang w:val="zh_TW" w:bidi="zh_TW"/>
+        </w:rPr>
+      </w:r>
+      <w:r>
+        <w:rPr>
+          <w:lang w:val="zh_TW" w:bidi="zh_TW"/>
+        </w:rPr>
+      </w:r>
+    </w:p>
+    <w:p>
+      <w:pPr/>
+      <w:r>
+        <w:rPr>
+          <w:lang w:val="zh_TW" w:bidi="zh_TW"/>
+        </w:rPr>
+      </w:r>
+    </w:p>
+    <w:p>
+      <w:pPr>
+        <w:pStyle w:val="Heading2"/>
+      </w:pPr>
+      <w:r>
+        <w:rPr>
+          <w:lang w:val="zh_TW" w:bidi="zh_TW"/>
+        </w:rPr>
+        <w:t>米戶雅利</w:t>
+      </w:r>
+      <w:r>
+        <w:rPr>
+          <w:lang w:val="zh_TW" w:bidi="zh_TW"/>
+        </w:rPr>
+      </w:r>
+    </w:p>
+    <w:p>
+      <w:pPr/>
+      <w:r>
+        <w:rPr>
+          <w:lang w:val="zh_TW" w:bidi="zh_TW"/>
+        </w:rPr>
+      </w:r>
+      <w:r>
+        <w:rPr>
+          <w:lang w:val="zh_TW" w:bidi="zh_TW"/>
+        </w:rPr>
+        <w:t>以拿的兒子，瑪土撒利的父親，屬該隱的家族支系（</w:t>
+      </w:r>
+      <w:hyperlink r:id="rId163">
+        <w:r>
+          <w:rPr>
+            <w:lang w:val="zh_TW" w:bidi="zh_TW"/>
+          </w:rPr>
+          <w:rPr>
+            <w:color w:val="0000EE"/>
+            <w:u w:val="single"/>
+          </w:rPr>
+          <w:t>創4:18</w:t>
+        </w:r>
+      </w:hyperlink>
+      <w:r>
+        <w:rPr>
+          <w:lang w:val="zh_TW" w:bidi="zh_TW"/>
+        </w:rPr>
+        <w:t>）。</w:t>
+      </w:r>
+      <w:r>
+        <w:rPr>
+          <w:lang w:val="zh_TW" w:bidi="zh_TW"/>
+        </w:rPr>
+      </w:r>
+      <w:r>
+        <w:rPr>
+          <w:lang w:val="zh_TW" w:bidi="zh_TW"/>
+        </w:rPr>
+      </w:r>
+    </w:p>
+    <w:p>
+      <w:pPr/>
+      <w:r>
+        <w:rPr>
+          <w:lang w:val="zh_TW" w:bidi="zh_TW"/>
+        </w:rPr>
+      </w:r>
+    </w:p>
+    <w:p>
+      <w:pPr>
+        <w:pStyle w:val="Heading2"/>
+      </w:pPr>
+      <w:r>
+        <w:rPr>
+          <w:lang w:val="zh_TW" w:bidi="zh_TW"/>
+        </w:rPr>
+        <w:t>蜜</w:t>
+      </w:r>
+      <w:r>
+        <w:rPr>
+          <w:lang w:val="zh_TW" w:bidi="zh_TW"/>
+        </w:rPr>
+      </w:r>
+    </w:p>
+    <w:p>
+      <w:pPr/>
+      <w:r>
+        <w:rPr>
+          <w:lang w:val="zh_TW" w:bidi="zh_TW"/>
+        </w:rPr>
+      </w:r>
+      <w:r>
+        <w:rPr>
+          <w:lang w:val="zh_TW" w:bidi="zh_TW"/>
+        </w:rPr>
+        <w:t>由蜜蜂所產的甜而濃稠的液體（</w:t>
+      </w:r>
+      <w:hyperlink r:id="rId164">
+        <w:r>
+          <w:rPr>
+            <w:lang w:val="zh_TW" w:bidi="zh_TW"/>
+          </w:rPr>
+          <w:rPr>
+            <w:color w:val="0000EE"/>
+            <w:u w:val="single"/>
+          </w:rPr>
+          <w:t>士14:8</w:t>
+        </w:r>
+      </w:hyperlink>
+      <w:r>
+        <w:rPr>
+          <w:lang w:val="zh_TW" w:bidi="zh_TW"/>
+        </w:rPr>
+        <w:t>）。蜜可以是野生的（</w:t>
+      </w:r>
+      <w:hyperlink r:id="rId165">
+        <w:r>
+          <w:rPr>
+            <w:lang w:val="zh_TW" w:bidi="zh_TW"/>
+          </w:rPr>
+          <w:rPr>
+            <w:color w:val="0000EE"/>
+            <w:u w:val="single"/>
+          </w:rPr>
+          <w:t>撒上14:25–26</w:t>
+        </w:r>
+      </w:hyperlink>
+      <w:r>
+        <w:rPr>
+          <w:lang w:val="zh_TW" w:bidi="zh_TW"/>
+        </w:rPr>
+        <w:t>）或養殖的（可能在</w:t>
+      </w:r>
+      <w:hyperlink r:id="rId166">
+        <w:r>
+          <w:rPr>
+            <w:lang w:val="zh_TW" w:bidi="zh_TW"/>
+          </w:rPr>
+          <w:rPr>
+            <w:color w:val="0000EE"/>
+            <w:u w:val="single"/>
+          </w:rPr>
+          <w:t>代下31:5</w:t>
+        </w:r>
+      </w:hyperlink>
+      <w:r>
+        <w:rPr>
+          <w:lang w:val="zh_TW" w:bidi="zh_TW"/>
+        </w:rPr>
+        <w:t>）。然而，有時它可能指的是濃稠的葡萄糖漿（如阿拉伯文中的用法）或棗糖漿（如約瑟夫所描述）。蜜被認為是生活的必需品之一（</w:t>
+      </w:r>
+      <w:hyperlink r:id="rId167">
+        <w:r>
+          <w:rPr>
+            <w:lang w:val="zh_TW" w:bidi="zh_TW"/>
+          </w:rPr>
+          <w:rPr>
+            <w:color w:val="0000EE"/>
+            <w:u w:val="single"/>
+          </w:rPr>
+          <w:t>便西拉智訓39:26</w:t>
+        </w:r>
+      </w:hyperlink>
+      <w:r>
+        <w:rPr>
+          <w:lang w:val="zh_TW" w:bidi="zh_TW"/>
+        </w:rPr>
+        <w:t>）。然而，人不可吃得太多（</w:t>
+      </w:r>
+      <w:hyperlink r:id="rId168">
+        <w:r>
+          <w:rPr>
+            <w:lang w:val="zh_TW" w:bidi="zh_TW"/>
+          </w:rPr>
+          <w:rPr>
+            <w:color w:val="0000EE"/>
+            <w:u w:val="single"/>
+          </w:rPr>
+          <w:t>箴25:16、27</w:t>
+        </w:r>
+      </w:hyperlink>
+      <w:r>
+        <w:rPr>
+          <w:lang w:val="zh_TW" w:bidi="zh_TW"/>
+        </w:rPr>
+        <w:t>）。它是施洗約翰（</w:t>
+      </w:r>
+      <w:hyperlink r:id="rId169">
+        <w:r>
+          <w:rPr>
+            <w:lang w:val="zh_TW" w:bidi="zh_TW"/>
+          </w:rPr>
+          <w:rPr>
+            <w:color w:val="0000EE"/>
+            <w:u w:val="single"/>
+          </w:rPr>
+          <w:t>可1:6</w:t>
+        </w:r>
+      </w:hyperlink>
+      <w:r>
+        <w:rPr>
+          <w:lang w:val="zh_TW" w:bidi="zh_TW"/>
+        </w:rPr>
+        <w:t>）和以馬內利（</w:t>
+      </w:r>
+      <w:hyperlink r:id="rId170">
+        <w:r>
+          <w:rPr>
+            <w:lang w:val="zh_TW" w:bidi="zh_TW"/>
+          </w:rPr>
+          <w:rPr>
+            <w:color w:val="0000EE"/>
+            <w:u w:val="single"/>
+          </w:rPr>
+          <w:t>賽7:15</w:t>
+        </w:r>
+      </w:hyperlink>
+      <w:r>
+        <w:rPr>
+          <w:lang w:val="zh_TW" w:bidi="zh_TW"/>
+        </w:rPr>
+        <w:t>）飲食的一部分。它與酵母一起被排除在素祭之外（</w:t>
+      </w:r>
+      <w:hyperlink r:id="rId171">
+        <w:r>
+          <w:rPr>
+            <w:lang w:val="zh_TW" w:bidi="zh_TW"/>
+          </w:rPr>
+          <w:rPr>
+            <w:color w:val="0000EE"/>
+            <w:u w:val="single"/>
+          </w:rPr>
+          <w:t>利2:11</w:t>
+        </w:r>
+      </w:hyperlink>
+      <w:r>
+        <w:rPr>
+          <w:lang w:val="zh_TW" w:bidi="zh_TW"/>
+        </w:rPr>
+        <w:t>），無疑是因為它容易發酵（將糖轉化為酒精的過程）。它的甜味成為一個熟悉常用的隱喻（</w:t>
+      </w:r>
+      <w:hyperlink r:id="rId172">
+        <w:r>
+          <w:rPr>
+            <w:lang w:val="zh_TW" w:bidi="zh_TW"/>
+          </w:rPr>
+          <w:rPr>
+            <w:color w:val="0000EE"/>
+            <w:u w:val="single"/>
+          </w:rPr>
+          <w:t>士14:18</w:t>
+        </w:r>
+      </w:hyperlink>
+      <w:r>
+        <w:rPr>
+          <w:lang w:val="zh_TW" w:bidi="zh_TW"/>
+        </w:rPr>
+        <w:t>；</w:t>
+      </w:r>
+      <w:hyperlink r:id="rId173">
+        <w:r>
+          <w:rPr>
+            <w:lang w:val="zh_TW" w:bidi="zh_TW"/>
+          </w:rPr>
+          <w:rPr>
+            <w:color w:val="0000EE"/>
+            <w:u w:val="single"/>
+          </w:rPr>
+          <w:t>詩19:10</w:t>
+        </w:r>
+      </w:hyperlink>
+      <w:r>
+        <w:rPr>
+          <w:lang w:val="zh_TW" w:bidi="zh_TW"/>
+        </w:rPr>
+        <w:t>；</w:t>
+      </w:r>
+      <w:hyperlink r:id="rId174">
+        <w:r>
+          <w:rPr>
+            <w:lang w:val="zh_TW" w:bidi="zh_TW"/>
+          </w:rPr>
+          <w:rPr>
+            <w:color w:val="0000EE"/>
+            <w:u w:val="single"/>
+          </w:rPr>
+          <w:t>啟10:9–10</w:t>
+        </w:r>
+      </w:hyperlink>
+      <w:r>
+        <w:rPr>
+          <w:lang w:val="zh_TW" w:bidi="zh_TW"/>
+        </w:rPr>
+        <w:t>）。</w:t>
+      </w:r>
+    </w:p>
+    <w:p>
+      <w:pPr/>
+      <w:r>
+        <w:rPr>
+          <w:lang w:val="zh_TW" w:bidi="zh_TW"/>
+        </w:rPr>
+      </w:r>
+      <w:r>
+        <w:rPr>
+          <w:i/>
+          <w:lang w:val="zh_TW" w:bidi="zh_TW"/>
+        </w:rPr>
+        <w:t>另見</w:t>
+      </w:r>
+      <w:r>
+        <w:rPr>
+          <w:lang w:val="zh_TW" w:bidi="zh_TW"/>
+        </w:rPr>
+        <w:t xml:space="preserve"> </w:t>
+      </w:r>
+      <w:r>
+        <w:rPr>
+          <w:lang w:val="zh_TW" w:bidi="zh_TW"/>
+        </w:rPr>
+        <w:t>食物和食物準備</w:t>
       </w:r>
       <w:r>
         <w:rPr>
@@ -2378,6 +6096,12 @@
   </w:num>
   <w:num w:numId="13" w16cid:durableId="592781308">
     <w:abstractNumId w:val="11"/>
+  </w:num>
+  <w:num w:numId="14">
+    <w:abstractNumId w:val="3"/>
+    <w:lvlOverride w:ilvl="0">
+      <w:startOverride w:val="1"/>
+    </w:lvlOverride>
   </w:num>
   <w:numIdMacAtCleanup w:val="10"/>
 </w:numbering>

--- a/zht/docx/092.content.docx
+++ b/zht/docx/092.content.docx
@@ -149,7 +149,7 @@
         <w:rPr>
           <w:lang w:val="zh_TW" w:bidi="zh_TW"/>
         </w:rPr>
-        <w:t>lv</w:t>
+        <w:t>long</w:t>
       </w:r>
       <w:r>
         <w:rPr>
@@ -212,7 +212,7 @@
         <w:rPr>
           <w:lang w:val="zh_TW" w:bidi="zh_TW"/>
         </w:rPr>
-        <w:t>旅行</w:t>
+        <w:t>聾（形容詞），聾（名詞）</w:t>
       </w:r>
       <w:r>
         <w:rPr>
@@ -231,32 +231,7 @@
         <w:rPr>
           <w:lang w:val="zh_TW" w:bidi="zh_TW"/>
         </w:rPr>
-        <w:t>在聖經時代，旅行者常見道路崎嶇難行，且無法通行。通常是相對較小的船隻在海上航行，且主要是軍事和商船，極少是為了簡單的旅遊交通而航行的船隻。因為沒有什麼理由需要去旅行，一般公民往往只會留在相當有限的區域內。偶爾會有群體的遷徙，有時人們因宗教節期而旅行，或為了逃避戰爭和饑荒而遷徙。</w:t>
-      </w:r>
-    </w:p>
-    <w:p>
-      <w:pPr>
-        <w:pStyle w:val="Heading3"/>
-      </w:pPr>
-      <w:r>
-        <w:rPr>
-          <w:lang w:val="zh_TW" w:bidi="zh_TW"/>
-        </w:rPr>
-        <w:t>舊約時代的旅行</w:t>
-      </w:r>
-    </w:p>
-    <w:p>
-      <w:pPr/>
-      <w:r>
-        <w:rPr>
-          <w:lang w:val="zh_TW" w:bidi="zh_TW"/>
-        </w:rPr>
-      </w:r>
-      <w:r>
-        <w:rPr>
-          <w:lang w:val="zh_TW" w:bidi="zh_TW"/>
-        </w:rPr>
-        <w:t>有幾個描繪了以色列百姓為了放牧而在有限區域內移動的記載。約瑟的兄弟們將他們的羊群從南地帶到示劍，後來又到多坍（</w:t>
+        <w:t>無法聽見；在聖經中，此術語既指字面上身體的聽力缺陷，也指比喻上的屬靈問題。屬靈的「聾」是指那些拒絕聽取神的信息，或因缺乏屬靈生命而無法領受的人（</w:t>
       </w:r>
       <w:hyperlink r:id="rId13">
         <w:r>
@@ -267,15 +242,27 @@
             <w:color w:val="0000EE"/>
             <w:u w:val="single"/>
           </w:rPr>
-          <w:t>創37:12–17</w:t>
+          <w:t>以賽亞書 42:18</w:t>
         </w:r>
       </w:hyperlink>
       <w:r>
         <w:rPr>
           <w:lang w:val="zh_TW" w:bidi="zh_TW"/>
         </w:rPr>
-        <w:t>），但這不過是60英里（96.5公里）。大衛曾環遊巴勒斯坦，甚至去了摩押地（</w:t>
+        <w:t>）。先知以賽亞嚴正地指出了這兩類聾子的情況（比喻上的聾見於</w:t>
       </w:r>
+      <w:hyperlink r:id="rId13">
+        <w:r>
+          <w:rPr>
+            <w:lang w:val="zh_TW" w:bidi="zh_TW"/>
+          </w:rPr>
+          <w:rPr>
+            <w:color w:val="0000EE"/>
+            <w:u w:val="single"/>
+          </w:rPr>
+          <w:t>賽42:18，</w:t>
+        </w:r>
+      </w:hyperlink>
       <w:hyperlink r:id="rId14">
         <w:r>
           <w:rPr>
@@ -285,14 +272,14 @@
             <w:color w:val="0000EE"/>
             <w:u w:val="single"/>
           </w:rPr>
-          <w:t>撒上22:3</w:t>
+          <w:t>43:8</w:t>
         </w:r>
       </w:hyperlink>
       <w:r>
         <w:rPr>
           <w:lang w:val="zh_TW" w:bidi="zh_TW"/>
         </w:rPr>
-        <w:t>）。但支派的人從耶路撒冷西南遷到北部——就在黎巴嫩山脈南端（</w:t>
+        <w:t>；字面的聾見於</w:t>
       </w:r>
       <w:hyperlink r:id="rId15">
         <w:r>
@@ -303,29 +290,9 @@
             <w:color w:val="0000EE"/>
             <w:u w:val="single"/>
           </w:rPr>
-          <w:t>士18章</w:t>
+          <w:t>賽29:18，</w:t>
         </w:r>
       </w:hyperlink>
-      <w:r>
-        <w:rPr>
-          <w:lang w:val="zh_TW" w:bidi="zh_TW"/>
-        </w:rPr>
-        <w:t>）。</w:t>
-      </w:r>
-    </w:p>
-    <w:p>
-      <w:pPr/>
-      <w:r>
-        <w:rPr>
-          <w:lang w:val="zh_TW" w:bidi="zh_TW"/>
-        </w:rPr>
-      </w:r>
-      <w:r>
-        <w:rPr>
-          <w:lang w:val="zh_TW" w:bidi="zh_TW"/>
-        </w:rPr>
-        <w:t>為了放牧、遷徙和保護而旅行的例子可謂多不勝數。這些旅行者通常會步行，但驢也被用來騎乘和作為馱運動物之用。牛用來運送重物，有時也載人（</w:t>
-      </w:r>
       <w:hyperlink r:id="rId16">
         <w:r>
           <w:rPr>
@@ -335,14 +302,14 @@
             <w:color w:val="0000EE"/>
             <w:u w:val="single"/>
           </w:rPr>
-          <w:t>創46:5</w:t>
+          <w:t>35:5</w:t>
         </w:r>
       </w:hyperlink>
       <w:r>
         <w:rPr>
           <w:lang w:val="zh_TW" w:bidi="zh_TW"/>
         </w:rPr>
-        <w:t>）。後來駱駝也成為普遍的交通工具（</w:t>
+        <w:t>）。在舊約中，雖然聾的狀況被認為是神審判的結果（</w:t>
       </w:r>
       <w:hyperlink r:id="rId17">
         <w:r>
@@ -353,14 +320,14 @@
             <w:color w:val="0000EE"/>
             <w:u w:val="single"/>
           </w:rPr>
-          <w:t>王上10:2</w:t>
+          <w:t>彌7:16</w:t>
         </w:r>
       </w:hyperlink>
       <w:r>
         <w:rPr>
           <w:lang w:val="zh_TW" w:bidi="zh_TW"/>
         </w:rPr>
-        <w:t>；</w:t>
+        <w:t>），但咒罵聾子被認為是錯誤的行為（</w:t>
       </w:r>
       <w:hyperlink r:id="rId18">
         <w:r>
@@ -371,14 +338,14 @@
             <w:color w:val="0000EE"/>
             <w:u w:val="single"/>
           </w:rPr>
-          <w:t>王下8:9</w:t>
+          <w:t>利19:14</w:t>
         </w:r>
       </w:hyperlink>
       <w:r>
         <w:rPr>
           <w:lang w:val="zh_TW" w:bidi="zh_TW"/>
         </w:rPr>
-        <w:t>）。我們對舊約時代的旅客休息地點所知甚少。舊約只有幾處提到了「住宿的地方（malon）」（</w:t>
+        <w:t>）。在新約中，聾子是耶穌所醫治的人之一（</w:t>
       </w:r>
       <w:hyperlink r:id="rId19">
         <w:r>
@@ -389,14 +356,14 @@
             <w:color w:val="0000EE"/>
             <w:u w:val="single"/>
           </w:rPr>
-          <w:t>創42:27</w:t>
+          <w:t>太11:5</w:t>
         </w:r>
       </w:hyperlink>
       <w:r>
         <w:rPr>
           <w:lang w:val="zh_TW" w:bidi="zh_TW"/>
         </w:rPr>
-        <w:t>，</w:t>
+        <w:t>；</w:t>
       </w:r>
       <w:hyperlink r:id="rId20">
         <w:r>
@@ -407,7 +374,7 @@
             <w:color w:val="0000EE"/>
             <w:u w:val="single"/>
           </w:rPr>
-          <w:t>43:21</w:t>
+          <w:t>可7:32–37</w:t>
         </w:r>
       </w:hyperlink>
       <w:r>
@@ -425,25 +392,32 @@
             <w:color w:val="0000EE"/>
             <w:u w:val="single"/>
           </w:rPr>
-          <w:t>出4:24</w:t>
+          <w:t>路7:22</w:t>
         </w:r>
       </w:hyperlink>
       <w:r>
         <w:rPr>
           <w:lang w:val="zh_TW" w:bidi="zh_TW"/>
         </w:rPr>
-        <w:t>）。</w:t>
+        <w:t>）。耶穌所醫治的一名癲癇男孩受到「聾啞的鬼」所折磨（</w:t>
       </w:r>
-    </w:p>
-    <w:p>
-      <w:pPr>
-        <w:pStyle w:val="Heading3"/>
-      </w:pPr>
+      <w:hyperlink r:id="rId22">
+        <w:r>
+          <w:rPr>
+            <w:lang w:val="zh_TW" w:bidi="zh_TW"/>
+          </w:rPr>
+          <w:rPr>
+            <w:color w:val="0000EE"/>
+            <w:u w:val="single"/>
+          </w:rPr>
+          <w:t>可9:25</w:t>
+        </w:r>
+      </w:hyperlink>
       <w:r>
         <w:rPr>
           <w:lang w:val="zh_TW" w:bidi="zh_TW"/>
         </w:rPr>
-        <w:t>新約時代的旅行</w:t>
+        <w:t>）。此類醫治見證了耶穌作為彌賽亞的身分與使命。</w:t>
       </w:r>
     </w:p>
     <w:p>
@@ -455,1053 +429,28 @@
       </w:r>
       <w:r>
         <w:rPr>
+          <w:i/>
           <w:lang w:val="zh_TW" w:bidi="zh_TW"/>
         </w:rPr>
-        <w:t>羅馬世界對旅行的了解非常通透，主要是為了在節期履行宗教義務、為了從事貿易、為了政府行政以及軍事目的。公元一世紀的基督徒傳教士是當時眾多旅行者中的一部分。</w:t>
-      </w:r>
-    </w:p>
-    <w:p>
-      <w:pPr/>
-      <w:r>
-        <w:rPr>
-          <w:lang w:val="zh_TW" w:bidi="zh_TW"/>
-        </w:rPr>
+        <w:t>另見</w:t>
       </w:r>
       <w:r>
         <w:rPr>
           <w:lang w:val="zh_TW" w:bidi="zh_TW"/>
         </w:rPr>
-        <w:t>羅馬和平與權威的來臨，以及精心建造的石頭道路，使旅行相對的安全快捷。相比舊約時代，旅行的方式有所改善。在羅馬帝國內，人們可以在良好的道路上長途旅行，而且相對安全。然而，仍有一些危險，特別是在海上旅行，風暴和海盜是常見的威脅（</w:t>
-      </w:r>
-      <w:hyperlink r:id="rId22">
-        <w:r>
-          <w:rPr>
-            <w:lang w:val="zh_TW" w:bidi="zh_TW"/>
-          </w:rPr>
-          <w:rPr>
-            <w:color w:val="0000EE"/>
-            <w:u w:val="single"/>
-          </w:rPr>
-          <w:t>徒15:39</w:t>
-        </w:r>
-      </w:hyperlink>
-      <w:r>
-        <w:rPr>
-          <w:lang w:val="zh_TW" w:bidi="zh_TW"/>
-        </w:rPr>
-        <w:t>，</w:t>
-      </w:r>
-      <w:hyperlink r:id="rId23">
-        <w:r>
-          <w:rPr>
-            <w:lang w:val="zh_TW" w:bidi="zh_TW"/>
-          </w:rPr>
-          <w:rPr>
-            <w:color w:val="0000EE"/>
-            <w:u w:val="single"/>
-          </w:rPr>
-          <w:t>18:18–22</w:t>
-        </w:r>
-      </w:hyperlink>
-      <w:r>
-        <w:rPr>
-          <w:lang w:val="zh_TW" w:bidi="zh_TW"/>
-        </w:rPr>
-        <w:t>；</w:t>
-      </w:r>
-      <w:hyperlink r:id="rId24">
-        <w:r>
-          <w:rPr>
-            <w:lang w:val="zh_TW" w:bidi="zh_TW"/>
-          </w:rPr>
-          <w:rPr>
-            <w:color w:val="0000EE"/>
-            <w:u w:val="single"/>
-          </w:rPr>
-          <w:t>羅15:24–25</w:t>
-        </w:r>
-      </w:hyperlink>
-      <w:r>
-        <w:rPr>
-          <w:lang w:val="zh_TW" w:bidi="zh_TW"/>
-        </w:rPr>
-        <w:t>；</w:t>
-      </w:r>
-      <w:hyperlink r:id="rId25">
-        <w:r>
-          <w:rPr>
-            <w:lang w:val="zh_TW" w:bidi="zh_TW"/>
-          </w:rPr>
-          <w:rPr>
-            <w:color w:val="0000EE"/>
-            <w:u w:val="single"/>
-          </w:rPr>
-          <w:t>林後11:25–26</w:t>
-        </w:r>
-      </w:hyperlink>
-      <w:r>
-        <w:rPr>
-          <w:lang w:val="zh_TW" w:bidi="zh_TW"/>
-        </w:rPr>
-        <w:t>）。保羅去羅馬的海上旅程便是一個危險的例子（</w:t>
-      </w:r>
-      <w:hyperlink r:id="rId26">
-        <w:r>
-          <w:rPr>
-            <w:lang w:val="zh_TW" w:bidi="zh_TW"/>
-          </w:rPr>
-          <w:rPr>
-            <w:color w:val="0000EE"/>
-            <w:u w:val="single"/>
-          </w:rPr>
-          <w:t>徒27:1–28:14</w:t>
-        </w:r>
-      </w:hyperlink>
-      <w:r>
-        <w:rPr>
-          <w:lang w:val="zh_TW" w:bidi="zh_TW"/>
-        </w:rPr>
-        <w:t>）。</w:t>
-      </w:r>
-    </w:p>
-    <w:p>
-      <w:pPr/>
-      <w:r>
-        <w:rPr>
-          <w:lang w:val="zh_TW" w:bidi="zh_TW"/>
-        </w:rPr>
+        <w:t xml:space="preserve"> </w:t>
       </w:r>
       <w:r>
         <w:rPr>
           <w:lang w:val="zh_TW" w:bidi="zh_TW"/>
         </w:rPr>
-        <w:t>新約提到了一些徒步旅行的例子。馬利亞從加利利到猶大去探望伊利莎白（</w:t>
-      </w:r>
-      <w:hyperlink r:id="rId27">
-        <w:r>
-          <w:rPr>
-            <w:lang w:val="zh_TW" w:bidi="zh_TW"/>
-          </w:rPr>
-          <w:rPr>
-            <w:color w:val="0000EE"/>
-            <w:u w:val="single"/>
-          </w:rPr>
-          <w:t>路1:39–40、56</w:t>
-        </w:r>
-      </w:hyperlink>
-      <w:r>
-        <w:rPr>
-          <w:lang w:val="zh_TW" w:bidi="zh_TW"/>
-        </w:rPr>
-        <w:t>）。耶穌在人口普查時出生在伯利恆（</w:t>
-      </w:r>
-      <w:hyperlink r:id="rId28">
-        <w:r>
-          <w:rPr>
-            <w:lang w:val="zh_TW" w:bidi="zh_TW"/>
-          </w:rPr>
-          <w:rPr>
-            <w:color w:val="0000EE"/>
-            <w:u w:val="single"/>
-          </w:rPr>
-          <w:t>2:1–7</w:t>
-        </w:r>
-      </w:hyperlink>
-      <w:r>
-        <w:rPr>
-          <w:lang w:val="zh_TW" w:bidi="zh_TW"/>
-        </w:rPr>
-        <w:t>）；耶穌被帶到耶路撒冷以遵行猶太人潔淨的律法（</w:t>
-      </w:r>
-      <w:hyperlink r:id="rId29">
-        <w:r>
-          <w:rPr>
-            <w:lang w:val="zh_TW" w:bidi="zh_TW"/>
-          </w:rPr>
-          <w:rPr>
-            <w:color w:val="0000EE"/>
-            <w:u w:val="single"/>
-          </w:rPr>
-          <w:t>22</w:t>
-        </w:r>
-      </w:hyperlink>
-      <w:r>
-        <w:rPr>
-          <w:lang w:val="zh_TW" w:bidi="zh_TW"/>
-        </w:rPr>
-        <w:t>節）。因此，從馬利亞聖靈感孕耶穌到馬利亞潔淨的期間，往返三次拿撒勒到耶路撒冷，其距離約70英里（112.6公里）。約瑟和馬利亞每年都去耶路撒冷過逾越節（</w:t>
-      </w:r>
-      <w:hyperlink r:id="rId30">
-        <w:r>
-          <w:rPr>
-            <w:lang w:val="zh_TW" w:bidi="zh_TW"/>
-          </w:rPr>
-          <w:rPr>
-            <w:color w:val="0000EE"/>
-            <w:u w:val="single"/>
-          </w:rPr>
-          <w:t>41–51</w:t>
-        </w:r>
-      </w:hyperlink>
-      <w:r>
-        <w:rPr>
-          <w:lang w:val="zh_TW" w:bidi="zh_TW"/>
-        </w:rPr>
-        <w:t>節）。其它旅行還包括（</w:t>
-      </w:r>
-      <w:hyperlink r:id="rId31">
-        <w:r>
-          <w:rPr>
-            <w:lang w:val="zh_TW" w:bidi="zh_TW"/>
-          </w:rPr>
-          <w:rPr>
-            <w:color w:val="0000EE"/>
-            <w:u w:val="single"/>
-          </w:rPr>
-          <w:t>約2:13</w:t>
-        </w:r>
-      </w:hyperlink>
-      <w:r>
-        <w:rPr>
-          <w:lang w:val="zh_TW" w:bidi="zh_TW"/>
-        </w:rPr>
-        <w:t>，</w:t>
-      </w:r>
-      <w:hyperlink r:id="rId32">
-        <w:r>
-          <w:rPr>
-            <w:lang w:val="zh_TW" w:bidi="zh_TW"/>
-          </w:rPr>
-          <w:rPr>
-            <w:color w:val="0000EE"/>
-            <w:u w:val="single"/>
-          </w:rPr>
-          <w:t>5:1，</w:t>
-        </w:r>
-      </w:hyperlink>
-      <w:hyperlink r:id="rId33">
-        <w:r>
-          <w:rPr>
-            <w:lang w:val="zh_TW" w:bidi="zh_TW"/>
-          </w:rPr>
-          <w:rPr>
-            <w:color w:val="0000EE"/>
-            <w:u w:val="single"/>
-          </w:rPr>
-          <w:t>7:1–10</w:t>
-        </w:r>
-      </w:hyperlink>
-      <w:r>
-        <w:rPr>
-          <w:lang w:val="zh_TW" w:bidi="zh_TW"/>
-        </w:rPr>
-        <w:t>，</w:t>
-      </w:r>
-      <w:hyperlink r:id="rId34">
-        <w:r>
-          <w:rPr>
-            <w:lang w:val="zh_TW" w:bidi="zh_TW"/>
-          </w:rPr>
-          <w:rPr>
-            <w:color w:val="0000EE"/>
-            <w:u w:val="single"/>
-          </w:rPr>
-          <w:t>12:1</w:t>
-        </w:r>
-      </w:hyperlink>
-      <w:r>
-        <w:rPr>
-          <w:lang w:val="zh_TW" w:bidi="zh_TW"/>
-        </w:rPr>
-        <w:t>）耶穌曾步行從加利利到耶利哥（</w:t>
-      </w:r>
-      <w:hyperlink r:id="rId35">
-        <w:r>
-          <w:rPr>
-            <w:lang w:val="zh_TW" w:bidi="zh_TW"/>
-          </w:rPr>
-          <w:rPr>
-            <w:color w:val="0000EE"/>
-            <w:u w:val="single"/>
-          </w:rPr>
-          <w:t>可1:1–11</w:t>
-        </w:r>
-      </w:hyperlink>
-      <w:r>
-        <w:rPr>
-          <w:lang w:val="zh_TW" w:bidi="zh_TW"/>
-        </w:rPr>
-        <w:t>），也去過泰爾和西頓的地區（</w:t>
-      </w:r>
-      <w:hyperlink r:id="rId36">
-        <w:r>
-          <w:rPr>
-            <w:lang w:val="zh_TW" w:bidi="zh_TW"/>
-          </w:rPr>
-          <w:rPr>
-            <w:color w:val="0000EE"/>
-            <w:u w:val="single"/>
-          </w:rPr>
-          <w:t>7:24</w:t>
-        </w:r>
-      </w:hyperlink>
-      <w:r>
-        <w:rPr>
-          <w:lang w:val="zh_TW" w:bidi="zh_TW"/>
-        </w:rPr>
-        <w:t>）。耶穌不止一次到過撒馬利亞（</w:t>
-      </w:r>
-      <w:hyperlink r:id="rId37">
-        <w:r>
-          <w:rPr>
-            <w:lang w:val="zh_TW" w:bidi="zh_TW"/>
-          </w:rPr>
-          <w:rPr>
-            <w:color w:val="0000EE"/>
-            <w:u w:val="single"/>
-          </w:rPr>
-          <w:t>路17:11</w:t>
-        </w:r>
-      </w:hyperlink>
-      <w:r>
-        <w:rPr>
-          <w:lang w:val="zh_TW" w:bidi="zh_TW"/>
-        </w:rPr>
-        <w:t>；</w:t>
-      </w:r>
-      <w:hyperlink r:id="rId38">
-        <w:r>
-          <w:rPr>
-            <w:lang w:val="zh_TW" w:bidi="zh_TW"/>
-          </w:rPr>
-          <w:rPr>
-            <w:color w:val="0000EE"/>
-            <w:u w:val="single"/>
-          </w:rPr>
-          <w:t>約4:4</w:t>
-        </w:r>
-      </w:hyperlink>
-      <w:r>
-        <w:rPr>
-          <w:lang w:val="zh_TW" w:bidi="zh_TW"/>
-        </w:rPr>
-        <w:t>）。耶穌最後一次去耶路撒冷的旅程是經由耶利哥，穿過山路上耶路撒冷（</w:t>
-      </w:r>
-      <w:hyperlink r:id="rId39">
-        <w:r>
-          <w:rPr>
-            <w:lang w:val="zh_TW" w:bidi="zh_TW"/>
-          </w:rPr>
-          <w:rPr>
-            <w:color w:val="0000EE"/>
-            <w:u w:val="single"/>
-          </w:rPr>
-          <w:t>可10:1、46</w:t>
-        </w:r>
-      </w:hyperlink>
-      <w:r>
-        <w:rPr>
-          <w:lang w:val="zh_TW" w:bidi="zh_TW"/>
-        </w:rPr>
-        <w:t>，</w:t>
-      </w:r>
-      <w:hyperlink r:id="rId40">
-        <w:r>
-          <w:rPr>
-            <w:lang w:val="zh_TW" w:bidi="zh_TW"/>
-          </w:rPr>
-          <w:rPr>
-            <w:color w:val="0000EE"/>
-            <w:u w:val="single"/>
-          </w:rPr>
-          <w:t>11:1</w:t>
-        </w:r>
-      </w:hyperlink>
-      <w:r>
-        <w:rPr>
-          <w:lang w:val="zh_TW" w:bidi="zh_TW"/>
-        </w:rPr>
-        <w:t>）。耶穌復活後的最後一次旅程是到以馬忤斯（</w:t>
-      </w:r>
-      <w:hyperlink r:id="rId41">
-        <w:r>
-          <w:rPr>
-            <w:lang w:val="zh_TW" w:bidi="zh_TW"/>
-          </w:rPr>
-          <w:rPr>
-            <w:color w:val="0000EE"/>
-            <w:u w:val="single"/>
-          </w:rPr>
-          <w:t>路24:13–35</w:t>
-        </w:r>
-      </w:hyperlink>
-      <w:r>
-        <w:rPr>
-          <w:lang w:val="zh_TW" w:bidi="zh_TW"/>
-        </w:rPr>
-        <w:t>）。</w:t>
-      </w:r>
-    </w:p>
-    <w:p>
-      <w:pPr/>
-      <w:r>
-        <w:rPr>
-          <w:lang w:val="zh_TW" w:bidi="zh_TW"/>
-        </w:rPr>
+        <w:t>藥物與醫療實踐</w:t>
       </w:r>
       <w:r>
         <w:rPr>
           <w:lang w:val="zh_TW" w:bidi="zh_TW"/>
         </w:rPr>
-        <w:t>保羅每次宣教旅行都乘船（</w:t>
-      </w:r>
-      <w:hyperlink r:id="rId42">
-        <w:r>
-          <w:rPr>
-            <w:lang w:val="zh_TW" w:bidi="zh_TW"/>
-          </w:rPr>
-          <w:rPr>
-            <w:color w:val="0000EE"/>
-            <w:u w:val="single"/>
-          </w:rPr>
-          <w:t>徒13:1–14</w:t>
-        </w:r>
-      </w:hyperlink>
-      <w:r>
-        <w:rPr>
-          <w:lang w:val="zh_TW" w:bidi="zh_TW"/>
-        </w:rPr>
-        <w:t>，</w:t>
-      </w:r>
-      <w:hyperlink r:id="rId43">
-        <w:r>
-          <w:rPr>
-            <w:lang w:val="zh_TW" w:bidi="zh_TW"/>
-          </w:rPr>
-          <w:rPr>
-            <w:color w:val="0000EE"/>
-            <w:u w:val="single"/>
-          </w:rPr>
-          <w:t>15:41–18:22</w:t>
-        </w:r>
-      </w:hyperlink>
-      <w:r>
-        <w:rPr>
-          <w:lang w:val="zh_TW" w:bidi="zh_TW"/>
-        </w:rPr>
-        <w:t>，</w:t>
-      </w:r>
-      <w:hyperlink r:id="rId44">
-        <w:r>
-          <w:rPr>
-            <w:lang w:val="zh_TW" w:bidi="zh_TW"/>
-          </w:rPr>
-          <w:rPr>
-            <w:color w:val="0000EE"/>
-            <w:u w:val="single"/>
-          </w:rPr>
-          <w:t>18:23–21:17</w:t>
-        </w:r>
-      </w:hyperlink>
-      <w:r>
-        <w:rPr>
-          <w:lang w:val="zh_TW" w:bidi="zh_TW"/>
-        </w:rPr>
-        <w:t>），通常有朋友陪伴。他也曾在巴勒斯坦、小亞細亞和希臘半島徒步旅行。但在新約時代並非所有旅行都是徒步進行。驢子常用來馱運貨物，也經常載人。耶穌曾騎驢從伯法其到耶路撒冷，這段路程雖短但象徵意義深遠（</w:t>
-      </w:r>
-      <w:hyperlink r:id="rId45">
-        <w:r>
-          <w:rPr>
-            <w:lang w:val="zh_TW" w:bidi="zh_TW"/>
-          </w:rPr>
-          <w:rPr>
-            <w:color w:val="0000EE"/>
-            <w:u w:val="single"/>
-          </w:rPr>
-          <w:t>太21:2–7</w:t>
-        </w:r>
-      </w:hyperlink>
-      <w:r>
-        <w:rPr>
-          <w:lang w:val="zh_TW" w:bidi="zh_TW"/>
-        </w:rPr>
-        <w:t>；</w:t>
-      </w:r>
-      <w:hyperlink r:id="rId46">
-        <w:r>
-          <w:rPr>
-            <w:lang w:val="zh_TW" w:bidi="zh_TW"/>
-          </w:rPr>
-          <w:rPr>
-            <w:color w:val="0000EE"/>
-            <w:u w:val="single"/>
-          </w:rPr>
-          <w:t>可11:1–11</w:t>
-        </w:r>
-      </w:hyperlink>
-      <w:r>
-        <w:rPr>
-          <w:lang w:val="zh_TW" w:bidi="zh_TW"/>
-        </w:rPr>
-        <w:t>；</w:t>
-      </w:r>
-      <w:hyperlink r:id="rId47">
-        <w:r>
-          <w:rPr>
-            <w:lang w:val="zh_TW" w:bidi="zh_TW"/>
-          </w:rPr>
-          <w:rPr>
-            <w:color w:val="0000EE"/>
-            <w:u w:val="single"/>
-          </w:rPr>
-          <w:t>約12:12–15</w:t>
-        </w:r>
-      </w:hyperlink>
-      <w:r>
-        <w:rPr>
-          <w:lang w:val="zh_TW" w:bidi="zh_TW"/>
-        </w:rPr>
-        <w:t>）。當約瑟與懷孕的馬利亞一起去伯利恆人口普查時，馬利亞很可能是騎驢而行。衣索匹亞的太監從耶路撒冷敬拜後，坐在車上，而腓利則徒步與他同行（</w:t>
-      </w:r>
-      <w:hyperlink r:id="rId48">
-        <w:r>
-          <w:rPr>
-            <w:lang w:val="zh_TW" w:bidi="zh_TW"/>
-          </w:rPr>
-          <w:rPr>
-            <w:color w:val="0000EE"/>
-            <w:u w:val="single"/>
-          </w:rPr>
-          <w:t>徒8:26–38</w:t>
-        </w:r>
-      </w:hyperlink>
-      <w:r>
-        <w:rPr>
-          <w:lang w:val="zh_TW" w:bidi="zh_TW"/>
-        </w:rPr>
-        <w:t>）。羅馬士兵既步行也大量使用馬匹。當保羅從耶路撒冷被押送到凱撒利亞時，他們為他準備了坐騎（</w:t>
-      </w:r>
-      <w:hyperlink r:id="rId49">
-        <w:r>
-          <w:rPr>
-            <w:lang w:val="zh_TW" w:bidi="zh_TW"/>
-          </w:rPr>
-          <w:rPr>
-            <w:color w:val="0000EE"/>
-            <w:u w:val="single"/>
-          </w:rPr>
-          <w:t>23:23–24</w:t>
-        </w:r>
-      </w:hyperlink>
-      <w:r>
-        <w:rPr>
-          <w:lang w:val="zh_TW" w:bidi="zh_TW"/>
-        </w:rPr>
-        <w:t>）。</w:t>
-      </w:r>
-    </w:p>
-    <w:p>
-      <w:pPr>
-        <w:pStyle w:val="Heading3"/>
-      </w:pPr>
-      <w:r>
-        <w:rPr>
-          <w:lang w:val="zh_TW" w:bidi="zh_TW"/>
-        </w:rPr>
-        <w:t>道路與海上航線</w:t>
-      </w:r>
-    </w:p>
-    <w:p>
-      <w:pPr/>
-      <w:r>
-        <w:rPr>
-          <w:lang w:val="zh_TW" w:bidi="zh_TW"/>
-        </w:rPr>
-      </w:r>
-      <w:r>
-        <w:rPr>
-          <w:lang w:val="zh_TW" w:bidi="zh_TW"/>
-        </w:rPr>
-        <w:t>聖經時代的道路在巴勒斯坦的地理、地形和歷史中佔有重要地位，這片土地充當了埃及與中東文明和貿易中心之間的橋樑。許多道路在商業和軍事上具有戰略意義。有些道路因為是朝聖路線而變得重要，方便前往像耶路撒冷這樣的宗教中心。聖經時代的道路主要分為三種：遠距離的國際道路、中距離的區域內道路，以及各區域或國家內部的各種道路。</w:t>
-      </w:r>
-    </w:p>
-    <w:p>
-      <w:pPr>
-        <w:pStyle w:val="Heading4"/>
-      </w:pPr>
-      <w:r>
-        <w:rPr>
-          <w:lang w:val="zh_TW" w:bidi="zh_TW"/>
-        </w:rPr>
-        <w:t>國際大路</w:t>
-      </w:r>
-    </w:p>
-    <w:p>
-      <w:pPr/>
-      <w:r>
-        <w:rPr>
-          <w:lang w:val="zh_TW" w:bidi="zh_TW"/>
-        </w:rPr>
-      </w:r>
-      <w:r>
-        <w:rPr>
-          <w:lang w:val="zh_TW" w:bidi="zh_TW"/>
-        </w:rPr>
-        <w:t>這些道路連接了地中海沿岸與北部的底格里斯河谷和南部的美索不達米亞。一些道路將美索不達米亞與小亞細亞連接起來，另一些則通往南方的埃及，或者沿著海岸線，或者穿過約旦河和死海以東，再穿過西奈半島。早在公元前二千年初期，安納托利亞（Anatolia）和亞述之間便已存在貿易路線。顯然，</w:t>
-      </w:r>
-      <w:hyperlink r:id="rId50">
-        <w:r>
-          <w:rPr>
-            <w:lang w:val="zh_TW" w:bidi="zh_TW"/>
-          </w:rPr>
-          <w:rPr>
-            <w:color w:val="0000EE"/>
-            <w:u w:val="single"/>
-          </w:rPr>
-          <w:t>創世記第十四章</w:t>
-        </w:r>
-      </w:hyperlink>
-      <w:r>
-        <w:rPr>
-          <w:lang w:val="zh_TW" w:bidi="zh_TW"/>
-        </w:rPr>
-        <w:t>中提到的軍事行動旨在確保從美索不達米亞北部通往埃及的大貿易路線——「王的大道（King’s Highway）」的安全。來自巴比倫、亞述和波斯的軍事入侵者和旅行者會穿過敘利亞內陸，然後轉向南方進入巴勒斯坦和埃及。歐洲列強希臘和羅馬進入中東後，為東方人民開闢了另一個龐大的國際道路網絡。在羅馬時代之前，這些道路沒有用石頭鋪設，而只是開闢出來的通路。它們非常粗糙，沒有經過平整，而且在潮濕的天氣裡，許多地方無法通行。然而，這些道路顯然有「路標」和「指路碑」明確標示</w:t>
-      </w:r>
-      <w:hyperlink r:id="rId51">
-        <w:r>
-          <w:rPr>
-            <w:lang w:val="zh_TW" w:bidi="zh_TW"/>
-          </w:rPr>
-          <w:rPr>
-            <w:color w:val="0000EE"/>
-            <w:u w:val="single"/>
-          </w:rPr>
-          <w:t>（耶31:21）</w:t>
-        </w:r>
-      </w:hyperlink>
-      <w:r>
-        <w:rPr>
-          <w:lang w:val="zh_TW" w:bidi="zh_TW"/>
-        </w:rPr>
-        <w:t>。隨著羅馬人到來之後，重要的道路開始有了深厚的地基，並在表面鋪設大塊平坦的石塊。這些道路的遺跡在中東和歐洲的許多地方至今仍然可見。沿途定點設置了距離標記或里程碑。</w:t>
-      </w:r>
-    </w:p>
-    <w:p>
-      <w:pPr>
-        <w:pStyle w:val="Heading4"/>
-      </w:pPr>
-      <w:r>
-        <w:rPr>
-          <w:lang w:val="zh_TW" w:bidi="zh_TW"/>
-        </w:rPr>
-        <w:t>巴勒斯坦的國際南北道路</w:t>
-      </w:r>
-    </w:p>
-    <w:p>
-      <w:pPr/>
-      <w:r>
-        <w:rPr>
-          <w:lang w:val="zh_TW" w:bidi="zh_TW"/>
-        </w:rPr>
-      </w:r>
-      <w:r>
-        <w:rPr>
-          <w:lang w:val="zh_TW" w:bidi="zh_TW"/>
-        </w:rPr>
-        <w:t>連接北方國家與埃及的道路都經過巴勒斯坦，這裡是一座天然的陸地橋樑。主要有三條重要的道路。沿海道路起自大馬士革，經過夏瑣，穿越以斯得倫平原，經過米吉多隘口，沿著海岸經加薩進入埃及。這很可能是「沿海的路」（</w:t>
-      </w:r>
-      <w:hyperlink r:id="rId52">
-        <w:r>
-          <w:rPr>
-            <w:lang w:val="zh_TW" w:bidi="zh_TW"/>
-          </w:rPr>
-          <w:rPr>
-            <w:color w:val="0000EE"/>
-            <w:u w:val="single"/>
-          </w:rPr>
-          <w:t>賽9:1</w:t>
-        </w:r>
-      </w:hyperlink>
-      <w:r>
-        <w:rPr>
-          <w:lang w:val="zh_TW" w:bidi="zh_TW"/>
-        </w:rPr>
-        <w:t>）。西奈道路從埃及通往南地南部，然後到加低斯巴尼亞、別是巴、希伯崙、耶路撒冷、示劍、亞柯、泰爾和西頓。紅海道路從亞喀巴灣進入巴勒斯坦地區，那裡有古代的港口以拉他和所羅門的港口以旬迦別（</w:t>
-      </w:r>
-      <w:hyperlink r:id="rId53">
-        <w:r>
-          <w:rPr>
-            <w:lang w:val="zh_TW" w:bidi="zh_TW"/>
-          </w:rPr>
-          <w:rPr>
-            <w:color w:val="0000EE"/>
-            <w:u w:val="single"/>
-          </w:rPr>
-          <w:t>民33:35</w:t>
-        </w:r>
-      </w:hyperlink>
-      <w:r>
-        <w:rPr>
-          <w:lang w:val="zh_TW" w:bidi="zh_TW"/>
-        </w:rPr>
-        <w:t>；</w:t>
-      </w:r>
-      <w:hyperlink r:id="rId54">
-        <w:r>
-          <w:rPr>
-            <w:lang w:val="zh_TW" w:bidi="zh_TW"/>
-          </w:rPr>
-          <w:rPr>
-            <w:color w:val="0000EE"/>
-            <w:u w:val="single"/>
-          </w:rPr>
-          <w:t>代下8:17</w:t>
-        </w:r>
-      </w:hyperlink>
-      <w:r>
-        <w:rPr>
-          <w:lang w:val="zh_TW" w:bidi="zh_TW"/>
-        </w:rPr>
-        <w:t>）。從那裡，這條道路經過外約旦的山區，穿過深谷，然後向北穿過哈蘭地區到達大馬士革。這是來自阿拉伯南部到大馬士革的商隊所走的路，也就是古代的「王的大道」（</w:t>
-      </w:r>
-      <w:hyperlink r:id="rId55">
-        <w:r>
-          <w:rPr>
-            <w:lang w:val="zh_TW" w:bidi="zh_TW"/>
-          </w:rPr>
-          <w:rPr>
-            <w:color w:val="0000EE"/>
-            <w:u w:val="single"/>
-          </w:rPr>
-          <w:t>民20:17</w:t>
-        </w:r>
-      </w:hyperlink>
-      <w:r>
-        <w:rPr>
-          <w:lang w:val="zh_TW" w:bidi="zh_TW"/>
-        </w:rPr>
-        <w:t>；</w:t>
-      </w:r>
-      <w:hyperlink r:id="rId56">
-        <w:r>
-          <w:rPr>
-            <w:lang w:val="zh_TW" w:bidi="zh_TW"/>
-          </w:rPr>
-          <w:rPr>
-            <w:color w:val="0000EE"/>
-            <w:u w:val="single"/>
-          </w:rPr>
-          <w:t>21:22</w:t>
-        </w:r>
-      </w:hyperlink>
-      <w:r>
-        <w:rPr>
-          <w:lang w:val="zh_TW" w:bidi="zh_TW"/>
-        </w:rPr>
-        <w:t>）。</w:t>
-      </w:r>
-    </w:p>
-    <w:p>
-      <w:pPr/>
-      <w:r>
-        <w:rPr>
-          <w:lang w:val="zh_TW" w:bidi="zh_TW"/>
-        </w:rPr>
-      </w:r>
-      <w:r>
-        <w:rPr>
-          <w:lang w:val="zh_TW" w:bidi="zh_TW"/>
-        </w:rPr>
-        <w:t>還有一些重要性較低的南北道路。其中一條沿海道路從約帕經過凱撒利亞和多珥通往亞柯，與西奈道路相連。顯然，直到羅馬時代，凱撒利亞港口建成後，這條路才變得更為重要。沙崙平原的沼澤地區帶來了許多問題。以斯得倫平原也是沼澤地，在惡劣季節時道路常被中斷。後來在沼澤地段建造了一條高架道路。另一條路從夏瑣向北，分支通往大馬士革的主幹道。約旦谷道路繞過加利利西南部，沿約旦谷地通往耶利哥。</w:t>
-      </w:r>
-    </w:p>
-    <w:p>
-      <w:pPr>
-        <w:pStyle w:val="Heading4"/>
-      </w:pPr>
-      <w:r>
-        <w:rPr>
-          <w:lang w:val="zh_TW" w:bidi="zh_TW"/>
-        </w:rPr>
-        <w:t>東西向道路</w:t>
-      </w:r>
-    </w:p>
-    <w:p>
-      <w:pPr/>
-      <w:r>
-        <w:rPr>
-          <w:lang w:val="zh_TW" w:bidi="zh_TW"/>
-        </w:rPr>
-      </w:r>
-      <w:r>
-        <w:rPr>
-          <w:lang w:val="zh_TW" w:bidi="zh_TW"/>
-        </w:rPr>
-        <w:t>有幾條重要的道路呈東西走向，與通往北方的主要道路相交。其中一條道路從加薩通往別是巴，然後沿著亞拉巴平原延伸，並有一條分支通往佩特拉（Petra）。另一條道路則從亞實基倫經過迦特通往希伯崙，然後到死海的隱基底。還有一條道路從約帕往東穿過亞雅崙谷（</w:t>
-      </w:r>
-      <w:hyperlink r:id="rId57">
-        <w:r>
-          <w:rPr>
-            <w:lang w:val="zh_TW" w:bidi="zh_TW"/>
-          </w:rPr>
-          <w:rPr>
-            <w:color w:val="0000EE"/>
-            <w:u w:val="single"/>
-          </w:rPr>
-          <w:t>書10:6–14</w:t>
-        </w:r>
-      </w:hyperlink>
-      <w:r>
-        <w:rPr>
-          <w:lang w:val="zh_TW" w:bidi="zh_TW"/>
-        </w:rPr>
-        <w:t>），到達伯特利，然後前往耶利哥。有一條常用的道路從約帕通往示劍，然後在亞當城（</w:t>
-      </w:r>
-      <w:hyperlink r:id="rId58">
-        <w:r>
-          <w:rPr>
-            <w:lang w:val="zh_TW" w:bidi="zh_TW"/>
-          </w:rPr>
-          <w:rPr>
-            <w:color w:val="0000EE"/>
-            <w:u w:val="single"/>
-          </w:rPr>
-          <w:t>3:16</w:t>
-        </w:r>
-      </w:hyperlink>
-      <w:r>
-        <w:rPr>
-          <w:lang w:val="zh_TW" w:bidi="zh_TW"/>
-        </w:rPr>
-        <w:t>）處穿過約旦河進入外約旦的基列地區。還有一些道路從亞柯向東通往加利利，也沿著海岸線向北通往泰爾和西頓。事實上，有許多東西走向的道路將巴勒斯坦的各個地區聯繫起來。在羅馬時代，由於軍隊的快速移動是至關重要的，因此一些舊道路得到了極大改善，並建造了新的道路。</w:t>
-      </w:r>
-    </w:p>
-    <w:p>
-      <w:pPr>
-        <w:pStyle w:val="Heading4"/>
-      </w:pPr>
-      <w:r>
-        <w:rPr>
-          <w:lang w:val="zh_TW" w:bidi="zh_TW"/>
-        </w:rPr>
-        <w:t>海上航道</w:t>
-      </w:r>
-    </w:p>
-    <w:p>
-      <w:pPr/>
-      <w:r>
-        <w:rPr>
-          <w:lang w:val="zh_TW" w:bidi="zh_TW"/>
-        </w:rPr>
-      </w:r>
-      <w:r>
-        <w:rPr>
-          <w:lang w:val="zh_TW" w:bidi="zh_TW"/>
-        </w:rPr>
-        <w:t>以色列人與腓尼基人不同，以色列人很少使用海上航線。當所羅門計劃派船隊經紅海前往俄斐時（</w:t>
-      </w:r>
-      <w:hyperlink r:id="rId59">
-        <w:r>
-          <w:rPr>
-            <w:lang w:val="zh_TW" w:bidi="zh_TW"/>
-          </w:rPr>
-          <w:rPr>
-            <w:color w:val="0000EE"/>
-            <w:u w:val="single"/>
-          </w:rPr>
-          <w:t>王上9:26–28</w:t>
-        </w:r>
-      </w:hyperlink>
-      <w:r>
-        <w:rPr>
-          <w:lang w:val="zh_TW" w:bidi="zh_TW"/>
-        </w:rPr>
-        <w:t>），他使用了腓尼基的水手。約沙法也計劃了一次類似的遠航，但他的船隻被毀壞了（</w:t>
-      </w:r>
-      <w:hyperlink r:id="rId60">
-        <w:r>
-          <w:rPr>
-            <w:lang w:val="zh_TW" w:bidi="zh_TW"/>
-          </w:rPr>
-          <w:rPr>
-            <w:color w:val="0000EE"/>
-            <w:u w:val="single"/>
-          </w:rPr>
-          <w:t>22:48–49</w:t>
-        </w:r>
-      </w:hyperlink>
-      <w:r>
-        <w:rPr>
-          <w:lang w:val="zh_TW" w:bidi="zh_TW"/>
-        </w:rPr>
-        <w:t>）。在舊約時代，沿海貿易由非利士人和腓尼基人掌控。地中海沿岸有幾個港口，例如加薩、約帕、多珥和亞柯，但都不是很理想的港口。還有一些海上航線將地中海沿岸與埃及和遠至他施（可能是西班牙）相連。另一條沿海水路是亞喀巴灣，擁有兩個港口——服務於外約旦地區的，和服務於約旦河以西地區的以拉。所羅門的船隊以以旬迦別為母港。</w:t>
-      </w:r>
-    </w:p>
-    <w:p>
-      <w:pPr/>
-      <w:r>
-        <w:rPr>
-          <w:lang w:val="zh_TW" w:bidi="zh_TW"/>
-        </w:rPr>
-      </w:r>
-      <w:r>
-        <w:rPr>
-          <w:lang w:val="zh_TW" w:bidi="zh_TW"/>
-        </w:rPr>
-        <w:t>到新約時代，情況發生了顯著變化。中東生產的商品被運往西方，尤其是羅馬人所使用。埃及的亞歷山大和敘利亞的安提阿處理了大量的貨物和旅客。像巴勒斯坦的小港口以及小亞細亞沿海的許多其他港口為船隻提供了避風港。為了避免繞過希臘半島的200英里（約322公里）路程，一種巧妙的計劃，就是使用拖曳小船橫跨科林斯地峽——其寬約5英里（約8公里）。即使是新約時代的最大船隻也難以抵擋海上的風暴（</w:t>
-      </w:r>
-      <w:hyperlink r:id="rId61">
-        <w:r>
-          <w:rPr>
-            <w:lang w:val="zh_TW" w:bidi="zh_TW"/>
-          </w:rPr>
-          <w:rPr>
-            <w:color w:val="0000EE"/>
-            <w:u w:val="single"/>
-          </w:rPr>
-          <w:t>徒27章</w:t>
-        </w:r>
-      </w:hyperlink>
-      <w:r>
-        <w:rPr>
-          <w:lang w:val="zh_TW" w:bidi="zh_TW"/>
-        </w:rPr>
-        <w:t>），因此海上旅行最好在風暴風險最小的時候進行，大約是從11月到3月。在適宜航海的季節裡，地中海有大量的海上交通，主要是貿易活動。糧船定期從羅馬駛往埃及和東方。</w:t>
-      </w:r>
-    </w:p>
-    <w:p>
-      <w:pPr/>
-      <w:r>
-        <w:rPr>
-          <w:lang w:val="zh_TW" w:bidi="zh_TW"/>
-        </w:rPr>
-      </w:r>
-      <w:r>
-        <w:rPr>
-          <w:lang w:val="zh_TW" w:bidi="zh_TW"/>
-        </w:rPr>
-        <w:t>船隻由帆驅動，必要時由奴隸划槳來補充動力。古代沉船的發現以及拉丁文和希臘文的文獻，提供了一些船隻規模大小的資料。在雅典附近發現的一座長130英尺（約39.6米）的古代乾船塢，曾用於希臘戰船，這些戰船比貨船小。羅馬作家路西亞（Lucian）提到了一艘長180英尺（約54.9米）的亞歷山大糧船，估計載重約1,200噸（約1,088.6公噸）。保羅的船上載有276人（</w:t>
-      </w:r>
-      <w:hyperlink r:id="rId62">
-        <w:r>
-          <w:rPr>
-            <w:lang w:val="zh_TW" w:bidi="zh_TW"/>
-          </w:rPr>
-          <w:rPr>
-            <w:color w:val="0000EE"/>
-            <w:u w:val="single"/>
-          </w:rPr>
-          <w:t>徒27:37</w:t>
-        </w:r>
-      </w:hyperlink>
-      <w:r>
-        <w:rPr>
-          <w:lang w:val="zh_TW" w:bidi="zh_TW"/>
-        </w:rPr>
-        <w:t>）。現代水下考古學（underwater archaeology）正在為我們提供關於這些古代船隻的寶貴信息。</w:t>
-      </w:r>
-    </w:p>
-    <w:p>
-      <w:pPr>
-        <w:pStyle w:val="Heading4"/>
-      </w:pPr>
-      <w:r>
-        <w:rPr>
-          <w:lang w:val="zh_TW" w:bidi="zh_TW"/>
-        </w:rPr>
-        <w:t>旅行的原因</w:t>
-      </w:r>
-    </w:p>
-    <w:p>
-      <w:pPr/>
-      <w:r>
-        <w:rPr>
-          <w:lang w:val="zh_TW" w:bidi="zh_TW"/>
-        </w:rPr>
-      </w:r>
-      <w:r>
-        <w:rPr>
-          <w:lang w:val="zh_TW" w:bidi="zh_TW"/>
-        </w:rPr>
-        <w:t>在新約時代，旅行的最重要原因是貿易和商業，這不僅僅是運輸貨物。參與這些活動的有貨物代理人、監管員、貨物保險商、兌換銀錢的人，以及整個涉及貨物獲取和安全運送的專業人員隊伍。</w:t>
-      </w:r>
-    </w:p>
-    <w:p>
-      <w:pPr/>
-      <w:r>
-        <w:rPr>
-          <w:lang w:val="zh_TW" w:bidi="zh_TW"/>
-        </w:rPr>
-      </w:r>
-      <w:r>
-        <w:rPr>
-          <w:lang w:val="zh_TW" w:bidi="zh_TW"/>
-        </w:rPr>
-        <w:t>軍事旅行也非常頻繁。這包括偵察、採購物資、為軍隊臨時駐紮地做準備，以及運送軍隊和裝備等各種任務。</w:t>
-      </w:r>
-    </w:p>
-    <w:p>
-      <w:pPr/>
-      <w:r>
-        <w:rPr>
-          <w:lang w:val="zh_TW" w:bidi="zh_TW"/>
-        </w:rPr>
-      </w:r>
-      <w:r>
-        <w:rPr>
-          <w:lang w:val="zh_TW" w:bidi="zh_TW"/>
-        </w:rPr>
-        <w:t>有些旅行者是因工作而變遷的商人，例如亞居拉和百基拉（</w:t>
-      </w:r>
-      <w:hyperlink r:id="rId63">
-        <w:r>
-          <w:rPr>
-            <w:lang w:val="zh_TW" w:bidi="zh_TW"/>
-          </w:rPr>
-          <w:rPr>
-            <w:color w:val="0000EE"/>
-            <w:u w:val="single"/>
-          </w:rPr>
-          <w:t>徒18:2–3</w:t>
-        </w:r>
-      </w:hyperlink>
-      <w:r>
-        <w:rPr>
-          <w:lang w:val="zh_TW" w:bidi="zh_TW"/>
-        </w:rPr>
-        <w:t>）。亞居拉從黑海的本都移居到羅馬，後來在遭遇逼迫時，他與妻子逃往哥林多。許多人也因類似原因而旅行。</w:t>
-      </w:r>
-    </w:p>
-    <w:p>
-      <w:pPr/>
-      <w:r>
-        <w:rPr>
-          <w:lang w:val="zh_TW" w:bidi="zh_TW"/>
-        </w:rPr>
-      </w:r>
-      <w:r>
-        <w:rPr>
-          <w:lang w:val="zh_TW" w:bidi="zh_TW"/>
-        </w:rPr>
-        <w:t>宗教朝聖者們從陸路或海路前往目的地。來自各地的猶太人前往耶路撒冷參加一年一度的逾越節慶典（參</w:t>
-      </w:r>
-      <w:hyperlink r:id="rId64">
-        <w:r>
-          <w:rPr>
-            <w:lang w:val="zh_TW" w:bidi="zh_TW"/>
-          </w:rPr>
-          <w:rPr>
-            <w:color w:val="0000EE"/>
-            <w:u w:val="single"/>
-          </w:rPr>
-          <w:t>徒2:5–11</w:t>
-        </w:r>
-      </w:hyperlink>
-      <w:r>
-        <w:rPr>
-          <w:lang w:val="zh_TW" w:bidi="zh_TW"/>
-        </w:rPr>
-        <w:t>）。外邦人則前往以弗所、雅典和艾盧西斯（Eleusis）的宗教中心，那裡有重要的廟宇。許多較小的廟宇也吸引朝聖者。新廟宇的建造，和各類政府行政建築的建設吸引了遠道而來的工匠，建築材料也常需要運輸到施工現場。建築中使用的材料通常需要運送到工地。一些人則為了健康，前往以醫治神蹟聞名的廟宇，或是享受溫泉的療效，像迦百農或提比哩亞的溫泉。運動員也會前往重要的比賽中心，參加像奧林匹克運動會這樣的重要比賽，大批群眾則聚集觀看盛會。一些旅行者是學生或教師，他們會前往當時的學術中心——相當於古代的大學。此外，還有一些人是政府或商業的官方使者，攜帶重要文件出使。儘管有這些活動，大多數普通公民幾乎從未離開過他們家鄉幾英里以外的地方。</w:t>
+        <w:t>。</w:t>
       </w:r>
       <w:r>
         <w:rPr>

--- a/zht/docx/092.content.docx
+++ b/zht/docx/092.content.docx
@@ -19,7 +19,7 @@
         <w:rPr>
           <w:lang w:val="zh_TW" w:bidi="zh_TW"/>
         </w:rPr>
-        <w:t>Resource: Tyndale Open Bible Dictionary</w:t>
+        <w:t>Resource: Aquifer Open Bible Dictionary</w:t>
       </w:r>
       <w:r>
         <w:rPr>
@@ -112,7 +112,7 @@
         <w:rPr>
           <w:lang w:val="zh_TW" w:bidi="zh_TW"/>
         </w:rPr>
-        <w:t>Tyndale Open Bible Dictionary</w:t>
+        <w:t>Aquifer Open Bible Dictionary</w:t>
       </w:r>
     </w:p>
     <w:p>

--- a/zht/docx/092.content.docx
+++ b/zht/docx/092.content.docx
@@ -149,7 +149,7 @@
         <w:rPr>
           <w:lang w:val="zh_TW" w:bidi="zh_TW"/>
         </w:rPr>
-        <w:t>long</w:t>
+        <w:t>ling</w:t>
       </w:r>
       <w:r>
         <w:rPr>
@@ -212,7 +212,7 @@
         <w:rPr>
           <w:lang w:val="zh_TW" w:bidi="zh_TW"/>
         </w:rPr>
-        <w:t>聾（形容詞），聾（名詞）</w:t>
+        <w:t>靈魂</w:t>
       </w:r>
       <w:r>
         <w:rPr>
@@ -231,193 +231,33 @@
         <w:rPr>
           <w:lang w:val="zh_TW" w:bidi="zh_TW"/>
         </w:rPr>
-        <w:t>無法聽見；在聖經中，此術語既指字面上身體的聽力缺陷，也指比喻上的屬靈問題。屬靈的「聾」是指那些拒絕聽取神的信息，或因缺乏屬靈生命而無法領受的人（</w:t>
-      </w:r>
-      <w:hyperlink r:id="rId13">
-        <w:r>
-          <w:rPr>
-            <w:lang w:val="zh_TW" w:bidi="zh_TW"/>
-          </w:rPr>
-          <w:rPr>
-            <w:color w:val="0000EE"/>
-            <w:u w:val="single"/>
-          </w:rPr>
-          <w:t>以賽亞書 42:18</w:t>
-        </w:r>
-      </w:hyperlink>
-      <w:r>
-        <w:rPr>
-          <w:lang w:val="zh_TW" w:bidi="zh_TW"/>
-        </w:rPr>
-        <w:t>）。先知以賽亞嚴正地指出了這兩類聾子的情況（比喻上的聾見於</w:t>
-      </w:r>
-      <w:hyperlink r:id="rId13">
-        <w:r>
-          <w:rPr>
-            <w:lang w:val="zh_TW" w:bidi="zh_TW"/>
-          </w:rPr>
-          <w:rPr>
-            <w:color w:val="0000EE"/>
-            <w:u w:val="single"/>
-          </w:rPr>
-          <w:t>賽42:18，</w:t>
-        </w:r>
-      </w:hyperlink>
-      <w:hyperlink r:id="rId14">
-        <w:r>
-          <w:rPr>
-            <w:lang w:val="zh_TW" w:bidi="zh_TW"/>
-          </w:rPr>
-          <w:rPr>
-            <w:color w:val="0000EE"/>
-            <w:u w:val="single"/>
-          </w:rPr>
-          <w:t>43:8</w:t>
-        </w:r>
-      </w:hyperlink>
-      <w:r>
-        <w:rPr>
-          <w:lang w:val="zh_TW" w:bidi="zh_TW"/>
-        </w:rPr>
-        <w:t>；字面的聾見於</w:t>
-      </w:r>
-      <w:hyperlink r:id="rId15">
-        <w:r>
-          <w:rPr>
-            <w:lang w:val="zh_TW" w:bidi="zh_TW"/>
-          </w:rPr>
-          <w:rPr>
-            <w:color w:val="0000EE"/>
-            <w:u w:val="single"/>
-          </w:rPr>
-          <w:t>賽29:18，</w:t>
-        </w:r>
-      </w:hyperlink>
-      <w:hyperlink r:id="rId16">
-        <w:r>
-          <w:rPr>
-            <w:lang w:val="zh_TW" w:bidi="zh_TW"/>
-          </w:rPr>
-          <w:rPr>
-            <w:color w:val="0000EE"/>
-            <w:u w:val="single"/>
-          </w:rPr>
-          <w:t>35:5</w:t>
-        </w:r>
-      </w:hyperlink>
-      <w:r>
-        <w:rPr>
-          <w:lang w:val="zh_TW" w:bidi="zh_TW"/>
-        </w:rPr>
-        <w:t>）。在舊約中，雖然聾的狀況被認為是神審判的結果（</w:t>
-      </w:r>
-      <w:hyperlink r:id="rId17">
-        <w:r>
-          <w:rPr>
-            <w:lang w:val="zh_TW" w:bidi="zh_TW"/>
-          </w:rPr>
-          <w:rPr>
-            <w:color w:val="0000EE"/>
-            <w:u w:val="single"/>
-          </w:rPr>
-          <w:t>彌7:16</w:t>
-        </w:r>
-      </w:hyperlink>
-      <w:r>
-        <w:rPr>
-          <w:lang w:val="zh_TW" w:bidi="zh_TW"/>
-        </w:rPr>
-        <w:t>），但咒罵聾子被認為是錯誤的行為（</w:t>
-      </w:r>
-      <w:hyperlink r:id="rId18">
-        <w:r>
-          <w:rPr>
-            <w:lang w:val="zh_TW" w:bidi="zh_TW"/>
-          </w:rPr>
-          <w:rPr>
-            <w:color w:val="0000EE"/>
-            <w:u w:val="single"/>
-          </w:rPr>
-          <w:t>利19:14</w:t>
-        </w:r>
-      </w:hyperlink>
-      <w:r>
-        <w:rPr>
-          <w:lang w:val="zh_TW" w:bidi="zh_TW"/>
-        </w:rPr>
-        <w:t>）。在新約中，聾子是耶穌所醫治的人之一（</w:t>
-      </w:r>
-      <w:hyperlink r:id="rId19">
-        <w:r>
-          <w:rPr>
-            <w:lang w:val="zh_TW" w:bidi="zh_TW"/>
-          </w:rPr>
-          <w:rPr>
-            <w:color w:val="0000EE"/>
-            <w:u w:val="single"/>
-          </w:rPr>
-          <w:t>太11:5</w:t>
-        </w:r>
-      </w:hyperlink>
-      <w:r>
-        <w:rPr>
-          <w:lang w:val="zh_TW" w:bidi="zh_TW"/>
-        </w:rPr>
-        <w:t>；</w:t>
-      </w:r>
-      <w:hyperlink r:id="rId20">
-        <w:r>
-          <w:rPr>
-            <w:lang w:val="zh_TW" w:bidi="zh_TW"/>
-          </w:rPr>
-          <w:rPr>
-            <w:color w:val="0000EE"/>
-            <w:u w:val="single"/>
-          </w:rPr>
-          <w:t>可7:32–37</w:t>
-        </w:r>
-      </w:hyperlink>
-      <w:r>
-        <w:rPr>
-          <w:lang w:val="zh_TW" w:bidi="zh_TW"/>
-        </w:rPr>
-        <w:t>；</w:t>
-      </w:r>
-      <w:hyperlink r:id="rId21">
-        <w:r>
-          <w:rPr>
-            <w:lang w:val="zh_TW" w:bidi="zh_TW"/>
-          </w:rPr>
-          <w:rPr>
-            <w:color w:val="0000EE"/>
-            <w:u w:val="single"/>
-          </w:rPr>
-          <w:t>路7:22</w:t>
-        </w:r>
-      </w:hyperlink>
-      <w:r>
-        <w:rPr>
-          <w:lang w:val="zh_TW" w:bidi="zh_TW"/>
-        </w:rPr>
-        <w:t>）。耶穌所醫治的一名癲癇男孩受到「聾啞的鬼」所折磨（</w:t>
-      </w:r>
-      <w:hyperlink r:id="rId22">
-        <w:r>
-          <w:rPr>
-            <w:lang w:val="zh_TW" w:bidi="zh_TW"/>
-          </w:rPr>
-          <w:rPr>
-            <w:color w:val="0000EE"/>
-            <w:u w:val="single"/>
-          </w:rPr>
-          <w:t>可9:25</w:t>
-        </w:r>
-      </w:hyperlink>
-      <w:r>
-        <w:rPr>
-          <w:lang w:val="zh_TW" w:bidi="zh_TW"/>
-        </w:rPr>
-        <w:t>）。此類醫治見證了耶穌作為彌賽亞的身分與使命。</w:t>
+        <w:t>用來翻譯希臘文「</w:t>
+      </w:r>
+      <w:r>
+        <w:rPr>
+          <w:i/>
+          <w:lang w:val="zh_TW" w:bidi="zh_TW"/>
+        </w:rPr>
+        <w:t>psuche</w:t>
+      </w:r>
+      <w:r>
+        <w:rPr>
+          <w:lang w:val="zh_TW" w:bidi="zh_TW"/>
+        </w:rPr>
+        <w:t>」和希伯來文「</w:t>
+      </w:r>
+      <w:r>
+        <w:rPr>
+          <w:i/>
+          <w:lang w:val="zh_TW" w:bidi="zh_TW"/>
+        </w:rPr>
+        <w:t>nephesh</w:t>
+      </w:r>
+      <w:r>
+        <w:rPr>
+          <w:lang w:val="zh_TW" w:bidi="zh_TW"/>
+        </w:rPr>
+        <w:t>」的詞。</w:t>
       </w:r>
     </w:p>
     <w:p>
@@ -429,9 +269,1850 @@
       </w:r>
       <w:r>
         <w:rPr>
+          <w:lang w:val="zh_TW" w:bidi="zh_TW"/>
+        </w:rPr>
+        <w:t>希臘哲學家柏拉圖（生活在公元前四世紀）相信靈魂是人類永恆的一部分。雖然身體會死，但靈魂不會。當一個人死去時，他們的靈魂會進入另一個身體。如果他們是壞人，他們的靈魂可能會進入較低等的人、動物或鳥類。隨著時間的推移，通過從一個身體移動到另一個身體，靈魂會從邪惡中被淨化。在基督教早期的幾個世紀中，諾斯底主義也教導身體就像是靈魂的監牢。救贖，或被拯救，發生在人們學習了諾斯底的秘密時，這會使他們的靈魂從身體中解放出來。</w:t>
+      </w:r>
+    </w:p>
+    <w:p>
+      <w:pPr>
+        <w:pStyle w:val="Heading3"/>
+      </w:pPr>
+      <w:r>
+        <w:rPr>
+          <w:lang w:val="zh_TW" w:bidi="zh_TW"/>
+        </w:rPr>
+        <w:t>聖經對靈魂的看法</w:t>
+      </w:r>
+    </w:p>
+    <w:p>
+      <w:pPr/>
+      <w:r>
+        <w:rPr>
+          <w:lang w:val="zh_TW" w:bidi="zh_TW"/>
+        </w:rPr>
+      </w:r>
+      <w:r>
+        <w:rPr>
+          <w:lang w:val="zh_TW" w:bidi="zh_TW"/>
+        </w:rPr>
+        <w:t>聖經對靈魂有不同的看法。</w:t>
+      </w:r>
+    </w:p>
+    <w:p>
+      <w:pPr>
+        <w:pStyle w:val="Heading4"/>
+      </w:pPr>
+      <w:r>
+        <w:rPr>
+          <w:lang w:val="zh_TW" w:bidi="zh_TW"/>
+        </w:rPr>
+        <w:t>舊約聖經中的靈魂</w:t>
+      </w:r>
+    </w:p>
+    <w:p>
+      <w:pPr/>
+      <w:r>
+        <w:rPr>
+          <w:lang w:val="zh_TW" w:bidi="zh_TW"/>
+        </w:rPr>
+      </w:r>
+      <w:r>
+        <w:rPr>
+          <w:lang w:val="zh_TW" w:bidi="zh_TW"/>
+        </w:rPr>
+        <w:t>在舊約聖經中，靈魂對人類生命至關重要。希伯來文和希臘文中的靈魂一詞通常意味著「生命」，有時也可以指動物的生命（</w:t>
+      </w:r>
+      <w:hyperlink r:id="rId13">
+        <w:r>
+          <w:rPr>
+            <w:lang w:val="zh_TW" w:bidi="zh_TW"/>
+          </w:rPr>
+          <w:rPr>
+            <w:color w:val="0000EE"/>
+            <w:u w:val="single"/>
+          </w:rPr>
+          <w:t>創世記1:20</w:t>
+        </w:r>
+      </w:hyperlink>
+      <w:r>
+        <w:rPr>
+          <w:lang w:val="zh_TW" w:bidi="zh_TW"/>
+        </w:rPr>
+        <w:t>；</w:t>
+      </w:r>
+      <w:hyperlink r:id="rId14">
+        <w:r>
+          <w:rPr>
+            <w:lang w:val="zh_TW" w:bidi="zh_TW"/>
+          </w:rPr>
+          <w:rPr>
+            <w:color w:val="0000EE"/>
+            <w:u w:val="single"/>
+          </w:rPr>
+          <w:t>利未記11:10</w:t>
+        </w:r>
+      </w:hyperlink>
+      <w:r>
+        <w:rPr>
+          <w:lang w:val="zh_TW" w:bidi="zh_TW"/>
+        </w:rPr>
+        <w:t>）。「</w:t>
+      </w:r>
+      <w:r>
+        <w:rPr>
+          <w:lang w:val="zh_TW" w:bidi="zh_TW"/>
+        </w:rPr>
+        <w:t>以命償命</w:t>
+      </w:r>
+      <w:r>
+        <w:rPr>
+          <w:lang w:val="zh_TW" w:bidi="zh_TW"/>
+        </w:rPr>
+        <w:t>」意味著「生命換生命」（</w:t>
+      </w:r>
+      <w:hyperlink r:id="rId15">
+        <w:r>
+          <w:rPr>
+            <w:lang w:val="zh_TW" w:bidi="zh_TW"/>
+          </w:rPr>
+          <w:rPr>
+            <w:color w:val="0000EE"/>
+            <w:u w:val="single"/>
+          </w:rPr>
+          <w:t>出埃及記21:23</w:t>
+        </w:r>
+      </w:hyperlink>
+      <w:r>
+        <w:rPr>
+          <w:lang w:val="zh_TW" w:bidi="zh_TW"/>
+        </w:rPr>
+        <w:t>）。在法律文本中，靈魂指的是與法律相關的人（比如，「若有靈魂犯罪……（其它譯本翻譯）」，</w:t>
+      </w:r>
+      <w:hyperlink r:id="rId16">
+        <w:r>
+          <w:rPr>
+            <w:lang w:val="zh_TW" w:bidi="zh_TW"/>
+          </w:rPr>
+          <w:rPr>
+            <w:color w:val="0000EE"/>
+            <w:u w:val="single"/>
+          </w:rPr>
+          <w:t xml:space="preserve">利未記4:2 </w:t>
+        </w:r>
+      </w:hyperlink>
+      <w:r>
+        <w:rPr>
+          <w:lang w:val="zh_TW" w:bidi="zh_TW"/>
+        </w:rPr>
+        <w:t>）。當計算人數時，是以靈魂計算，意味著人（</w:t>
+      </w:r>
+      <w:hyperlink r:id="rId17">
+        <w:r>
+          <w:rPr>
+            <w:lang w:val="zh_TW" w:bidi="zh_TW"/>
+          </w:rPr>
+          <w:rPr>
+            <w:color w:val="0000EE"/>
+            <w:u w:val="single"/>
+          </w:rPr>
+          <w:t>出埃及記1:5</w:t>
+        </w:r>
+      </w:hyperlink>
+      <w:r>
+        <w:rPr>
+          <w:lang w:val="zh_TW" w:bidi="zh_TW"/>
+        </w:rPr>
+        <w:t>；</w:t>
+      </w:r>
+      <w:hyperlink r:id="rId18">
+        <w:r>
+          <w:rPr>
+            <w:lang w:val="zh_TW" w:bidi="zh_TW"/>
+          </w:rPr>
+          <w:rPr>
+            <w:color w:val="0000EE"/>
+            <w:u w:val="single"/>
+          </w:rPr>
+          <w:t>申命記10:22</w:t>
+        </w:r>
+      </w:hyperlink>
+      <w:r>
+        <w:rPr>
+          <w:lang w:val="zh_TW" w:bidi="zh_TW"/>
+        </w:rPr>
+        <w:t>）。</w:t>
+      </w:r>
+    </w:p>
+    <w:p>
+      <w:pPr/>
+      <w:r>
+        <w:rPr>
+          <w:lang w:val="zh_TW" w:bidi="zh_TW"/>
+        </w:rPr>
+      </w:r>
+      <w:r>
+        <w:rPr>
+          <w:lang w:val="zh_TW" w:bidi="zh_TW"/>
+        </w:rPr>
+        <w:t>更狹義地說，靈魂指的是人的情感和內在力量。人們被呼召要盡心盡性來愛神（</w:t>
+      </w:r>
+      <w:hyperlink r:id="rId19">
+        <w:r>
+          <w:rPr>
+            <w:lang w:val="zh_TW" w:bidi="zh_TW"/>
+          </w:rPr>
+          <w:rPr>
+            <w:color w:val="0000EE"/>
+            <w:u w:val="single"/>
+          </w:rPr>
+          <w:t>申命記13:3</w:t>
+        </w:r>
+      </w:hyperlink>
+      <w:r>
+        <w:rPr>
+          <w:lang w:val="zh_TW" w:bidi="zh_TW"/>
+        </w:rPr>
+        <w:t>）。</w:t>
+      </w:r>
+    </w:p>
+    <w:p>
+      <w:pPr/>
+      <w:r>
+        <w:rPr>
+          <w:lang w:val="zh_TW" w:bidi="zh_TW"/>
+        </w:rPr>
+      </w:r>
+      <w:r>
+        <w:rPr>
+          <w:lang w:val="zh_TW" w:bidi="zh_TW"/>
+        </w:rPr>
+        <w:t>生命中的某些部分來自靈魂：</w:t>
+      </w:r>
+    </w:p>
+    <w:p>
+      <w:pPr>
+        <w:pStyle w:val="ListBullet"/>
+        <w:spacing w:line="240" w:lineRule="auto"/>
+        <w:ind w:left="720"/>
+      </w:pPr>
+      <w:r>
+        <w:rPr>
+          <w:lang w:val="zh_TW" w:bidi="zh_TW"/>
+        </w:rPr>
+      </w:r>
+      <w:r>
+        <w:rPr>
+          <w:lang w:val="zh_TW" w:bidi="zh_TW"/>
+        </w:rPr>
+        <w:t>知識和理解（</w:t>
+      </w:r>
+      <w:hyperlink r:id="rId20">
+        <w:r>
+          <w:rPr>
+            <w:lang w:val="zh_TW" w:bidi="zh_TW"/>
+          </w:rPr>
+          <w:rPr>
+            <w:color w:val="0000EE"/>
+            <w:u w:val="single"/>
+          </w:rPr>
+          <w:t>詩篇139:14</w:t>
+        </w:r>
+      </w:hyperlink>
+      <w:r>
+        <w:rPr>
+          <w:lang w:val="zh_TW" w:bidi="zh_TW"/>
+        </w:rPr>
+        <w:t>）</w:t>
+      </w:r>
+    </w:p>
+    <w:p>
+      <w:pPr>
+        <w:pStyle w:val="ListBullet"/>
+        <w:spacing w:line="240" w:lineRule="auto"/>
+        <w:ind w:left="720"/>
+      </w:pPr>
+      <w:r>
+        <w:rPr>
+          <w:lang w:val="zh_TW" w:bidi="zh_TW"/>
+        </w:rPr>
+      </w:r>
+      <w:r>
+        <w:rPr>
+          <w:lang w:val="zh_TW" w:bidi="zh_TW"/>
+        </w:rPr>
+        <w:t>思想（</w:t>
+      </w:r>
+      <w:hyperlink r:id="rId21">
+        <w:r>
+          <w:rPr>
+            <w:lang w:val="zh_TW" w:bidi="zh_TW"/>
+          </w:rPr>
+          <w:rPr>
+            <w:color w:val="0000EE"/>
+            <w:u w:val="single"/>
+          </w:rPr>
+          <w:t>撒母耳記上20:3</w:t>
+        </w:r>
+      </w:hyperlink>
+      <w:r>
+        <w:rPr>
+          <w:lang w:val="zh_TW" w:bidi="zh_TW"/>
+        </w:rPr>
+        <w:t>）</w:t>
+      </w:r>
+    </w:p>
+    <w:p>
+      <w:pPr>
+        <w:pStyle w:val="ListBullet"/>
+        <w:spacing w:line="240" w:lineRule="auto"/>
+        <w:ind w:left="720"/>
+      </w:pPr>
+      <w:r>
+        <w:rPr>
+          <w:lang w:val="zh_TW" w:bidi="zh_TW"/>
+        </w:rPr>
+      </w:r>
+      <w:r>
+        <w:rPr>
+          <w:lang w:val="zh_TW" w:bidi="zh_TW"/>
+        </w:rPr>
+        <w:t>愛（</w:t>
+      </w:r>
+      <w:hyperlink r:id="rId22">
+        <w:r>
+          <w:rPr>
+            <w:lang w:val="zh_TW" w:bidi="zh_TW"/>
+          </w:rPr>
+          <w:rPr>
+            <w:color w:val="0000EE"/>
+            <w:u w:val="single"/>
+          </w:rPr>
+          <w:t>撒母耳記上18:1</w:t>
+        </w:r>
+      </w:hyperlink>
+      <w:r>
+        <w:rPr>
+          <w:lang w:val="zh_TW" w:bidi="zh_TW"/>
+        </w:rPr>
+        <w:t>）</w:t>
+      </w:r>
+    </w:p>
+    <w:p>
+      <w:pPr>
+        <w:pStyle w:val="ListBullet"/>
+        <w:spacing w:line="240" w:lineRule="auto"/>
+        <w:ind w:left="720"/>
+      </w:pPr>
+      <w:r>
+        <w:rPr>
+          <w:lang w:val="zh_TW" w:bidi="zh_TW"/>
+        </w:rPr>
+      </w:r>
+      <w:r>
+        <w:rPr>
+          <w:lang w:val="zh_TW" w:bidi="zh_TW"/>
+        </w:rPr>
+        <w:t>記憶（</w:t>
+      </w:r>
+      <w:hyperlink r:id="rId23">
+        <w:r>
+          <w:rPr>
+            <w:lang w:val="zh_TW" w:bidi="zh_TW"/>
+          </w:rPr>
+          <w:rPr>
+            <w:color w:val="0000EE"/>
+            <w:u w:val="single"/>
+          </w:rPr>
+          <w:t>耶利米哀歌3:20</w:t>
+        </w:r>
+      </w:hyperlink>
+      <w:r>
+        <w:rPr>
+          <w:lang w:val="zh_TW" w:bidi="zh_TW"/>
+        </w:rPr>
+        <w:t>）</w:t>
+      </w:r>
+    </w:p>
+    <w:p>
+      <w:pPr/>
+      <w:r>
+        <w:rPr>
+          <w:lang w:val="zh_TW" w:bidi="zh_TW"/>
+        </w:rPr>
+      </w:r>
+      <w:r>
+        <w:rPr>
+          <w:lang w:val="zh_TW" w:bidi="zh_TW"/>
+        </w:rPr>
+        <w:t>在這裡，靈魂就像自我，即一個人的人性或自我。</w:t>
+      </w:r>
+    </w:p>
+    <w:p>
+      <w:pPr/>
+      <w:r>
+        <w:rPr>
+          <w:lang w:val="zh_TW" w:bidi="zh_TW"/>
+        </w:rPr>
+      </w:r>
+      <w:r>
+        <w:rPr>
+          <w:lang w:val="zh_TW" w:bidi="zh_TW"/>
+        </w:rPr>
+        <w:t>舊約聖經並不暗示靈魂在死後會轉移到另一個身體。人類被視為身體和靈魂的統一體，意味著是從不同角度看待同一個人。在</w:t>
+      </w:r>
+      <w:hyperlink r:id="rId24">
+        <w:r>
+          <w:rPr>
+            <w:lang w:val="zh_TW" w:bidi="zh_TW"/>
+          </w:rPr>
+          <w:rPr>
+            <w:color w:val="0000EE"/>
+            <w:u w:val="single"/>
+          </w:rPr>
+          <w:t>創世記二章7節</w:t>
+        </w:r>
+      </w:hyperlink>
+      <w:r>
+        <w:rPr>
+          <w:lang w:val="zh_TW" w:bidi="zh_TW"/>
+        </w:rPr>
+        <w:t>中，片語「有靈的活人」有時被錯誤地翻譯為「活的靈魂」。這個想法並不是說男人和女人成為</w:t>
+      </w:r>
+      <w:r>
+        <w:rPr>
           <w:i/>
           <w:lang w:val="zh_TW" w:bidi="zh_TW"/>
         </w:rPr>
+        <w:t>靈魂，</w:t>
+      </w:r>
+      <w:r>
+        <w:rPr>
+          <w:lang w:val="zh_TW" w:bidi="zh_TW"/>
+        </w:rPr>
+        <w:t>因為他們顯然有身體。原文中使用這個詞是為了強調人作為「活的生命」的層面。這並不意味著人成為靈，而是突出了作為「活的生命」的重要層面。希伯來思想對統一的人的觀念有助於解釋舊約聖經中對死後生命的陰影看法，因為很難想像沒有身體的存在（</w:t>
+      </w:r>
+      <w:hyperlink r:id="rId25">
+        <w:r>
+          <w:rPr>
+            <w:lang w:val="zh_TW" w:bidi="zh_TW"/>
+          </w:rPr>
+          <w:rPr>
+            <w:color w:val="0000EE"/>
+            <w:u w:val="single"/>
+          </w:rPr>
+          <w:t>詩篇16:10</w:t>
+        </w:r>
+      </w:hyperlink>
+      <w:r>
+        <w:rPr>
+          <w:lang w:val="zh_TW" w:bidi="zh_TW"/>
+        </w:rPr>
+        <w:t>，</w:t>
+      </w:r>
+      <w:hyperlink r:id="rId26">
+        <w:r>
+          <w:rPr>
+            <w:lang w:val="zh_TW" w:bidi="zh_TW"/>
+          </w:rPr>
+          <w:rPr>
+            <w:color w:val="0000EE"/>
+            <w:u w:val="single"/>
+          </w:rPr>
+          <w:t>49:15</w:t>
+        </w:r>
+      </w:hyperlink>
+      <w:r>
+        <w:rPr>
+          <w:lang w:val="zh_TW" w:bidi="zh_TW"/>
+        </w:rPr>
+        <w:t>，</w:t>
+      </w:r>
+      <w:hyperlink r:id="rId27">
+        <w:r>
+          <w:rPr>
+            <w:lang w:val="zh_TW" w:bidi="zh_TW"/>
+          </w:rPr>
+          <w:rPr>
+            <w:color w:val="0000EE"/>
+            <w:u w:val="single"/>
+          </w:rPr>
+          <w:t>88:3–12</w:t>
+        </w:r>
+      </w:hyperlink>
+      <w:r>
+        <w:rPr>
+          <w:lang w:val="zh_TW" w:bidi="zh_TW"/>
+        </w:rPr>
+        <w:t>）。存在死後生命的希望，是由於相信神對死亡的權能，相信與祂的交流在死後會繼續（</w:t>
+      </w:r>
+      <w:hyperlink r:id="rId28">
+        <w:r>
+          <w:rPr>
+            <w:lang w:val="zh_TW" w:bidi="zh_TW"/>
+          </w:rPr>
+          <w:rPr>
+            <w:color w:val="0000EE"/>
+            <w:u w:val="single"/>
+          </w:rPr>
+          <w:t>出埃及記3:6</w:t>
+        </w:r>
+      </w:hyperlink>
+      <w:r>
+        <w:rPr>
+          <w:lang w:val="zh_TW" w:bidi="zh_TW"/>
+        </w:rPr>
+        <w:t>；</w:t>
+      </w:r>
+      <w:hyperlink r:id="rId29">
+        <w:r>
+          <w:rPr>
+            <w:lang w:val="zh_TW" w:bidi="zh_TW"/>
+          </w:rPr>
+          <w:rPr>
+            <w:color w:val="0000EE"/>
+            <w:u w:val="single"/>
+          </w:rPr>
+          <w:t>撒母耳記上2:6</w:t>
+        </w:r>
+      </w:hyperlink>
+      <w:r>
+        <w:rPr>
+          <w:lang w:val="zh_TW" w:bidi="zh_TW"/>
+        </w:rPr>
+        <w:t>；</w:t>
+      </w:r>
+      <w:hyperlink r:id="rId30">
+        <w:r>
+          <w:rPr>
+            <w:lang w:val="zh_TW" w:bidi="zh_TW"/>
+          </w:rPr>
+          <w:rPr>
+            <w:color w:val="0000EE"/>
+            <w:u w:val="single"/>
+          </w:rPr>
+          <w:t>約伯記19:25–26</w:t>
+        </w:r>
+      </w:hyperlink>
+      <w:r>
+        <w:rPr>
+          <w:lang w:val="zh_TW" w:bidi="zh_TW"/>
+        </w:rPr>
+        <w:t>；</w:t>
+      </w:r>
+      <w:hyperlink r:id="rId31">
+        <w:r>
+          <w:rPr>
+            <w:lang w:val="zh_TW" w:bidi="zh_TW"/>
+          </w:rPr>
+          <w:rPr>
+            <w:color w:val="0000EE"/>
+            <w:u w:val="single"/>
+          </w:rPr>
+          <w:t>詩篇16:10–11</w:t>
+        </w:r>
+      </w:hyperlink>
+      <w:r>
+        <w:rPr>
+          <w:lang w:val="zh_TW" w:bidi="zh_TW"/>
+        </w:rPr>
+        <w:t>，</w:t>
+      </w:r>
+      <w:hyperlink r:id="rId32">
+        <w:r>
+          <w:rPr>
+            <w:lang w:val="zh_TW" w:bidi="zh_TW"/>
+          </w:rPr>
+          <w:rPr>
+            <w:color w:val="0000EE"/>
+            <w:u w:val="single"/>
+          </w:rPr>
+          <w:t>73:24–25</w:t>
+        </w:r>
+      </w:hyperlink>
+      <w:r>
+        <w:rPr>
+          <w:lang w:val="zh_TW" w:bidi="zh_TW"/>
+        </w:rPr>
+        <w:t>；</w:t>
+      </w:r>
+      <w:hyperlink r:id="rId33">
+        <w:r>
+          <w:rPr>
+            <w:lang w:val="zh_TW" w:bidi="zh_TW"/>
+          </w:rPr>
+          <w:rPr>
+            <w:color w:val="0000EE"/>
+            <w:u w:val="single"/>
+          </w:rPr>
+          <w:t>以賽亞書25:8</w:t>
+        </w:r>
+      </w:hyperlink>
+      <w:r>
+        <w:rPr>
+          <w:lang w:val="zh_TW" w:bidi="zh_TW"/>
+        </w:rPr>
+        <w:t>，</w:t>
+      </w:r>
+      <w:hyperlink r:id="rId34">
+        <w:r>
+          <w:rPr>
+            <w:lang w:val="zh_TW" w:bidi="zh_TW"/>
+          </w:rPr>
+          <w:rPr>
+            <w:color w:val="0000EE"/>
+            <w:u w:val="single"/>
+          </w:rPr>
+          <w:t>26:19</w:t>
+        </w:r>
+      </w:hyperlink>
+      <w:r>
+        <w:rPr>
+          <w:lang w:val="zh_TW" w:bidi="zh_TW"/>
+        </w:rPr>
+        <w:t>；</w:t>
+      </w:r>
+      <w:hyperlink r:id="rId35">
+        <w:r>
+          <w:rPr>
+            <w:lang w:val="zh_TW" w:bidi="zh_TW"/>
+          </w:rPr>
+          <w:rPr>
+            <w:color w:val="0000EE"/>
+            <w:u w:val="single"/>
+          </w:rPr>
+          <w:t>但以理書12:2</w:t>
+        </w:r>
+      </w:hyperlink>
+      <w:r>
+        <w:rPr>
+          <w:lang w:val="zh_TW" w:bidi="zh_TW"/>
+        </w:rPr>
+        <w:t>；</w:t>
+      </w:r>
+      <w:hyperlink r:id="rId36">
+        <w:r>
+          <w:rPr>
+            <w:lang w:val="zh_TW" w:bidi="zh_TW"/>
+          </w:rPr>
+          <w:rPr>
+            <w:color w:val="0000EE"/>
+            <w:u w:val="single"/>
+          </w:rPr>
+          <w:t>何西阿6:1–3</w:t>
+        </w:r>
+      </w:hyperlink>
+      <w:r>
+        <w:rPr>
+          <w:lang w:val="zh_TW" w:bidi="zh_TW"/>
+        </w:rPr>
+        <w:t>，</w:t>
+      </w:r>
+      <w:hyperlink r:id="rId37">
+        <w:r>
+          <w:rPr>
+            <w:lang w:val="zh_TW" w:bidi="zh_TW"/>
+          </w:rPr>
+          <w:rPr>
+            <w:color w:val="0000EE"/>
+            <w:u w:val="single"/>
+          </w:rPr>
+          <w:t>13:14</w:t>
+        </w:r>
+      </w:hyperlink>
+      <w:r>
+        <w:rPr>
+          <w:lang w:val="zh_TW" w:bidi="zh_TW"/>
+        </w:rPr>
+        <w:t>）。</w:t>
+      </w:r>
+    </w:p>
+    <w:p>
+      <w:pPr>
+        <w:pStyle w:val="Heading4"/>
+      </w:pPr>
+      <w:r>
+        <w:rPr>
+          <w:lang w:val="zh_TW" w:bidi="zh_TW"/>
+        </w:rPr>
+        <w:t>新約聖經中的靈魂</w:t>
+      </w:r>
+    </w:p>
+    <w:p>
+      <w:pPr/>
+      <w:r>
+        <w:rPr>
+          <w:lang w:val="zh_TW" w:bidi="zh_TW"/>
+        </w:rPr>
+      </w:r>
+      <w:r>
+        <w:rPr>
+          <w:lang w:val="zh_TW" w:bidi="zh_TW"/>
+        </w:rPr>
+        <w:t>在新約聖經中，靈魂（</w:t>
+      </w:r>
+      <w:r>
+        <w:rPr>
+          <w:i/>
+          <w:lang w:val="zh_TW" w:bidi="zh_TW"/>
+        </w:rPr>
+        <w:t>psuche</w:t>
+      </w:r>
+      <w:r>
+        <w:rPr>
+          <w:lang w:val="zh_TW" w:bidi="zh_TW"/>
+        </w:rPr>
+        <w:t>）的意義與舊約聖經中相似。通常，它意味著生命本身。耶穌的跟從者為了祂的緣故冒著生命（靈魂）的危險（</w:t>
+      </w:r>
+      <w:hyperlink r:id="rId38">
+        <w:r>
+          <w:rPr>
+            <w:lang w:val="zh_TW" w:bidi="zh_TW"/>
+          </w:rPr>
+          <w:rPr>
+            <w:color w:val="0000EE"/>
+            <w:u w:val="single"/>
+          </w:rPr>
+          <w:t>使徒行傳15:26</w:t>
+        </w:r>
+      </w:hyperlink>
+      <w:r>
+        <w:rPr>
+          <w:lang w:val="zh_TW" w:bidi="zh_TW"/>
+        </w:rPr>
+        <w:t>；比較</w:t>
+      </w:r>
+      <w:hyperlink r:id="rId39">
+        <w:r>
+          <w:rPr>
+            <w:lang w:val="zh_TW" w:bidi="zh_TW"/>
+          </w:rPr>
+          <w:rPr>
+            <w:color w:val="0000EE"/>
+            <w:u w:val="single"/>
+          </w:rPr>
+          <w:t>約翰福音13:37</w:t>
+        </w:r>
+      </w:hyperlink>
+      <w:r>
+        <w:rPr>
+          <w:lang w:val="zh_TW" w:bidi="zh_TW"/>
+        </w:rPr>
+        <w:t>；</w:t>
+      </w:r>
+      <w:hyperlink r:id="rId40">
+        <w:r>
+          <w:rPr>
+            <w:lang w:val="zh_TW" w:bidi="zh_TW"/>
+          </w:rPr>
+          <w:rPr>
+            <w:color w:val="0000EE"/>
+            <w:u w:val="single"/>
+          </w:rPr>
+          <w:t>羅馬書16:4</w:t>
+        </w:r>
+      </w:hyperlink>
+      <w:r>
+        <w:rPr>
+          <w:lang w:val="zh_TW" w:bidi="zh_TW"/>
+        </w:rPr>
+        <w:t>；</w:t>
+      </w:r>
+      <w:hyperlink r:id="rId41">
+        <w:r>
+          <w:rPr>
+            <w:lang w:val="zh_TW" w:bidi="zh_TW"/>
+          </w:rPr>
+          <w:rPr>
+            <w:color w:val="0000EE"/>
+            <w:u w:val="single"/>
+          </w:rPr>
+          <w:t>腓利比書2:30</w:t>
+        </w:r>
+      </w:hyperlink>
+      <w:r>
+        <w:rPr>
+          <w:lang w:val="zh_TW" w:bidi="zh_TW"/>
+        </w:rPr>
+        <w:t>）。耶穌是人子，祂來是要服事人並捨命（靈魂）作多人的贖價（</w:t>
+      </w:r>
+      <w:hyperlink r:id="rId42">
+        <w:r>
+          <w:rPr>
+            <w:lang w:val="zh_TW" w:bidi="zh_TW"/>
+          </w:rPr>
+          <w:rPr>
+            <w:color w:val="0000EE"/>
+            <w:u w:val="single"/>
+          </w:rPr>
+          <w:t>馬太福音20:28</w:t>
+        </w:r>
+      </w:hyperlink>
+      <w:r>
+        <w:rPr>
+          <w:lang w:val="zh_TW" w:bidi="zh_TW"/>
+        </w:rPr>
+        <w:t>；</w:t>
+      </w:r>
+      <w:hyperlink r:id="rId43">
+        <w:r>
+          <w:rPr>
+            <w:lang w:val="zh_TW" w:bidi="zh_TW"/>
+          </w:rPr>
+          <w:rPr>
+            <w:color w:val="0000EE"/>
+            <w:u w:val="single"/>
+          </w:rPr>
+          <w:t>馬可福音10:45</w:t>
+        </w:r>
+      </w:hyperlink>
+      <w:r>
+        <w:rPr>
+          <w:lang w:val="zh_TW" w:bidi="zh_TW"/>
+        </w:rPr>
+        <w:t>）。耶穌是好牧羊人，為羊捨命（靈魂）（</w:t>
+      </w:r>
+      <w:hyperlink r:id="rId44">
+        <w:r>
+          <w:rPr>
+            <w:lang w:val="zh_TW" w:bidi="zh_TW"/>
+          </w:rPr>
+          <w:rPr>
+            <w:color w:val="0000EE"/>
+            <w:u w:val="single"/>
+          </w:rPr>
+          <w:t>約翰福音10:14、17</w:t>
+        </w:r>
+      </w:hyperlink>
+      <w:hyperlink r:id="rId45">
+        <w:r>
+          <w:rPr>
+            <w:lang w:val="zh_TW" w:bidi="zh_TW"/>
+          </w:rPr>
+          <w:rPr>
+            <w:color w:val="0000EE"/>
+            <w:u w:val="single"/>
+          </w:rPr>
+          <w:t>–</w:t>
+        </w:r>
+      </w:hyperlink>
+      <w:hyperlink r:id="rId44">
+        <w:r>
+          <w:rPr>
+            <w:lang w:val="zh_TW" w:bidi="zh_TW"/>
+          </w:rPr>
+          <w:rPr>
+            <w:color w:val="0000EE"/>
+            <w:u w:val="single"/>
+          </w:rPr>
+          <w:t>18</w:t>
+        </w:r>
+      </w:hyperlink>
+      <w:r>
+        <w:rPr>
+          <w:lang w:val="zh_TW" w:bidi="zh_TW"/>
+        </w:rPr>
+        <w:t>）。在</w:t>
+      </w:r>
+      <w:hyperlink r:id="rId46">
+        <w:r>
+          <w:rPr>
+            <w:lang w:val="zh_TW" w:bidi="zh_TW"/>
+          </w:rPr>
+          <w:rPr>
+            <w:color w:val="0000EE"/>
+            <w:u w:val="single"/>
+          </w:rPr>
+          <w:t>路加福音十四章26節</w:t>
+        </w:r>
+      </w:hyperlink>
+      <w:r>
+        <w:rPr>
+          <w:lang w:val="zh_TW" w:bidi="zh_TW"/>
+        </w:rPr>
+        <w:t>，作門徒意味著願意捨己，甚至為基督的緣故捨去自己的生命（比較</w:t>
+      </w:r>
+      <w:hyperlink r:id="rId47">
+        <w:r>
+          <w:rPr>
+            <w:lang w:val="zh_TW" w:bidi="zh_TW"/>
+          </w:rPr>
+          <w:rPr>
+            <w:color w:val="0000EE"/>
+            <w:u w:val="single"/>
+          </w:rPr>
+          <w:t>路加福音9:23</w:t>
+        </w:r>
+      </w:hyperlink>
+      <w:r>
+        <w:rPr>
+          <w:lang w:val="zh_TW" w:bidi="zh_TW"/>
+        </w:rPr>
+        <w:t>、</w:t>
+      </w:r>
+      <w:hyperlink r:id="rId48">
+        <w:r>
+          <w:rPr>
+            <w:lang w:val="zh_TW" w:bidi="zh_TW"/>
+          </w:rPr>
+          <w:rPr>
+            <w:color w:val="0000EE"/>
+            <w:u w:val="single"/>
+          </w:rPr>
+          <w:t>啟示錄12:11</w:t>
+        </w:r>
+      </w:hyperlink>
+      <w:r>
+        <w:rPr>
+          <w:lang w:val="zh_TW" w:bidi="zh_TW"/>
+        </w:rPr>
+        <w:t>）。</w:t>
+      </w:r>
+    </w:p>
+    <w:p>
+      <w:pPr/>
+      <w:r>
+        <w:rPr>
+          <w:lang w:val="zh_TW" w:bidi="zh_TW"/>
+        </w:rPr>
+      </w:r>
+      <w:r>
+        <w:rPr>
+          <w:lang w:val="zh_TW" w:bidi="zh_TW"/>
+        </w:rPr>
+        <w:t>「靈魂」經常可以指「人」（</w:t>
+      </w:r>
+      <w:hyperlink r:id="rId49">
+        <w:r>
+          <w:rPr>
+            <w:lang w:val="zh_TW" w:bidi="zh_TW"/>
+          </w:rPr>
+          <w:rPr>
+            <w:color w:val="0000EE"/>
+            <w:u w:val="single"/>
+          </w:rPr>
+          <w:t>使徒行傳2:43</w:t>
+        </w:r>
+      </w:hyperlink>
+      <w:r>
+        <w:rPr>
+          <w:lang w:val="zh_TW" w:bidi="zh_TW"/>
+        </w:rPr>
+        <w:t>，</w:t>
+      </w:r>
+      <w:hyperlink r:id="rId50">
+        <w:r>
+          <w:rPr>
+            <w:lang w:val="zh_TW" w:bidi="zh_TW"/>
+          </w:rPr>
+          <w:rPr>
+            <w:color w:val="0000EE"/>
+            <w:u w:val="single"/>
+          </w:rPr>
+          <w:t>3:23</w:t>
+        </w:r>
+      </w:hyperlink>
+      <w:r>
+        <w:rPr>
+          <w:lang w:val="zh_TW" w:bidi="zh_TW"/>
+        </w:rPr>
+        <w:t>，</w:t>
+      </w:r>
+      <w:hyperlink r:id="rId51">
+        <w:r>
+          <w:rPr>
+            <w:lang w:val="zh_TW" w:bidi="zh_TW"/>
+          </w:rPr>
+          <w:rPr>
+            <w:color w:val="0000EE"/>
+            <w:u w:val="single"/>
+          </w:rPr>
+          <w:t>7:14</w:t>
+        </w:r>
+      </w:hyperlink>
+      <w:r>
+        <w:rPr>
+          <w:lang w:val="zh_TW" w:bidi="zh_TW"/>
+        </w:rPr>
+        <w:t>；</w:t>
+      </w:r>
+      <w:hyperlink r:id="rId52">
+        <w:r>
+          <w:rPr>
+            <w:lang w:val="zh_TW" w:bidi="zh_TW"/>
+          </w:rPr>
+          <w:rPr>
+            <w:color w:val="0000EE"/>
+            <w:u w:val="single"/>
+          </w:rPr>
+          <w:t>羅馬書2:9</w:t>
+        </w:r>
+      </w:hyperlink>
+      <w:r>
+        <w:rPr>
+          <w:lang w:val="zh_TW" w:bidi="zh_TW"/>
+        </w:rPr>
+        <w:t>，</w:t>
+      </w:r>
+      <w:hyperlink r:id="rId53">
+        <w:r>
+          <w:rPr>
+            <w:lang w:val="zh_TW" w:bidi="zh_TW"/>
+          </w:rPr>
+          <w:rPr>
+            <w:color w:val="0000EE"/>
+            <w:u w:val="single"/>
+          </w:rPr>
+          <w:t>13:1</w:t>
+        </w:r>
+      </w:hyperlink>
+      <w:r>
+        <w:rPr>
+          <w:lang w:val="zh_TW" w:bidi="zh_TW"/>
+        </w:rPr>
+        <w:t>；</w:t>
+      </w:r>
+      <w:hyperlink r:id="rId54">
+        <w:r>
+          <w:rPr>
+            <w:lang w:val="zh_TW" w:bidi="zh_TW"/>
+          </w:rPr>
+          <w:rPr>
+            <w:color w:val="0000EE"/>
+            <w:u w:val="single"/>
+          </w:rPr>
+          <w:t>彼得前書3:20</w:t>
+        </w:r>
+      </w:hyperlink>
+      <w:r>
+        <w:rPr>
+          <w:lang w:val="zh_TW" w:bidi="zh_TW"/>
+        </w:rPr>
+        <w:t>）。「活物」這個表達（有時在</w:t>
+      </w:r>
+      <w:hyperlink r:id="rId55">
+        <w:r>
+          <w:rPr>
+            <w:lang w:val="zh_TW" w:bidi="zh_TW"/>
+          </w:rPr>
+          <w:rPr>
+            <w:color w:val="0000EE"/>
+            <w:u w:val="single"/>
+          </w:rPr>
+          <w:t>啟示錄16:3</w:t>
+        </w:r>
+      </w:hyperlink>
+      <w:r>
+        <w:rPr>
+          <w:lang w:val="zh_TW" w:bidi="zh_TW"/>
+        </w:rPr>
+        <w:t>中使用）反映了活物有生命的一面。就像在舊約聖經中一樣，靈魂可以指一個人的情感能量。它代表著人的內在存在。當耶穌為祂的死亡憂傷時，祂談到了祂的靈魂被壓碎（</w:t>
+      </w:r>
+      <w:hyperlink r:id="rId56">
+        <w:r>
+          <w:rPr>
+            <w:lang w:val="zh_TW" w:bidi="zh_TW"/>
+          </w:rPr>
+          <w:rPr>
+            <w:color w:val="0000EE"/>
+            <w:u w:val="single"/>
+          </w:rPr>
+          <w:t>馬太福音26:38</w:t>
+        </w:r>
+      </w:hyperlink>
+      <w:r>
+        <w:rPr>
+          <w:lang w:val="zh_TW" w:bidi="zh_TW"/>
+        </w:rPr>
+        <w:t>；</w:t>
+      </w:r>
+      <w:hyperlink r:id="rId57">
+        <w:r>
+          <w:rPr>
+            <w:lang w:val="zh_TW" w:bidi="zh_TW"/>
+          </w:rPr>
+          <w:rPr>
+            <w:color w:val="0000EE"/>
+            <w:u w:val="single"/>
+          </w:rPr>
+          <w:t>馬可福音14:34</w:t>
+        </w:r>
+      </w:hyperlink>
+      <w:r>
+        <w:rPr>
+          <w:lang w:val="zh_TW" w:bidi="zh_TW"/>
+        </w:rPr>
+        <w:t>；比較</w:t>
+      </w:r>
+      <w:hyperlink r:id="rId58">
+        <w:r>
+          <w:rPr>
+            <w:lang w:val="zh_TW" w:bidi="zh_TW"/>
+          </w:rPr>
+          <w:rPr>
+            <w:color w:val="0000EE"/>
+            <w:u w:val="single"/>
+          </w:rPr>
+          <w:t>詩篇42:6</w:t>
+        </w:r>
+      </w:hyperlink>
+      <w:r>
+        <w:rPr>
+          <w:lang w:val="zh_TW" w:bidi="zh_TW"/>
+        </w:rPr>
+        <w:t>）。在另一處經文中，耶穌應許那些來到祂面前的人靈魂得安息（</w:t>
+      </w:r>
+      <w:hyperlink r:id="rId59">
+        <w:r>
+          <w:rPr>
+            <w:lang w:val="zh_TW" w:bidi="zh_TW"/>
+          </w:rPr>
+          <w:rPr>
+            <w:color w:val="0000EE"/>
+            <w:u w:val="single"/>
+          </w:rPr>
+          <w:t>馬太福音11:29</w:t>
+        </w:r>
+      </w:hyperlink>
+      <w:r>
+        <w:rPr>
+          <w:lang w:val="zh_TW" w:bidi="zh_TW"/>
+        </w:rPr>
+        <w:t>）。在這裡，「靈魂」意味著人的本質（比較</w:t>
+      </w:r>
+      <w:hyperlink r:id="rId60">
+        <w:r>
+          <w:rPr>
+            <w:lang w:val="zh_TW" w:bidi="zh_TW"/>
+          </w:rPr>
+          <w:rPr>
+            <w:color w:val="0000EE"/>
+            <w:u w:val="single"/>
+          </w:rPr>
+          <w:t>路加福音2:35</w:t>
+        </w:r>
+      </w:hyperlink>
+      <w:r>
+        <w:rPr>
+          <w:lang w:val="zh_TW" w:bidi="zh_TW"/>
+        </w:rPr>
+        <w:t>；</w:t>
+      </w:r>
+      <w:hyperlink r:id="rId61">
+        <w:r>
+          <w:rPr>
+            <w:lang w:val="zh_TW" w:bidi="zh_TW"/>
+          </w:rPr>
+          <w:rPr>
+            <w:color w:val="0000EE"/>
+            <w:u w:val="single"/>
+          </w:rPr>
+          <w:t>哥林多後書1:23</w:t>
+        </w:r>
+      </w:hyperlink>
+      <w:r>
+        <w:rPr>
+          <w:lang w:val="zh_TW" w:bidi="zh_TW"/>
+        </w:rPr>
+        <w:t>；</w:t>
+      </w:r>
+      <w:hyperlink r:id="rId62">
+        <w:r>
+          <w:rPr>
+            <w:lang w:val="zh_TW" w:bidi="zh_TW"/>
+          </w:rPr>
+          <w:rPr>
+            <w:color w:val="0000EE"/>
+            <w:u w:val="single"/>
+          </w:rPr>
+          <w:t>帖撒羅尼迦後書2:8</w:t>
+        </w:r>
+      </w:hyperlink>
+      <w:r>
+        <w:rPr>
+          <w:lang w:val="zh_TW" w:bidi="zh_TW"/>
+        </w:rPr>
+        <w:t>；</w:t>
+      </w:r>
+      <w:hyperlink r:id="rId63">
+        <w:r>
+          <w:rPr>
+            <w:lang w:val="zh_TW" w:bidi="zh_TW"/>
+          </w:rPr>
+          <w:rPr>
+            <w:color w:val="0000EE"/>
+            <w:u w:val="single"/>
+          </w:rPr>
+          <w:t>約翰三書1:2</w:t>
+        </w:r>
+      </w:hyperlink>
+      <w:r>
+        <w:rPr>
+          <w:lang w:val="zh_TW" w:bidi="zh_TW"/>
+        </w:rPr>
+        <w:t>）。</w:t>
+      </w:r>
+    </w:p>
+    <w:p>
+      <w:pPr>
+        <w:pStyle w:val="Heading3"/>
+      </w:pPr>
+      <w:r>
+        <w:rPr>
+          <w:lang w:val="zh_TW" w:bidi="zh_TW"/>
+        </w:rPr>
+        <w:t>靈魂與靈</w:t>
+      </w:r>
+    </w:p>
+    <w:p>
+      <w:pPr/>
+      <w:r>
+        <w:rPr>
+          <w:lang w:val="zh_TW" w:bidi="zh_TW"/>
+        </w:rPr>
+      </w:r>
+      <w:r>
+        <w:rPr>
+          <w:lang w:val="zh_TW" w:bidi="zh_TW"/>
+        </w:rPr>
+        <w:t>幾段經文同時提到靈魂與靈。</w:t>
+      </w:r>
+      <w:hyperlink r:id="rId64">
+        <w:r>
+          <w:rPr>
+            <w:lang w:val="zh_TW" w:bidi="zh_TW"/>
+          </w:rPr>
+          <w:rPr>
+            <w:color w:val="0000EE"/>
+            <w:u w:val="single"/>
+          </w:rPr>
+          <w:t>路加福音一章46節</w:t>
+        </w:r>
+      </w:hyperlink>
+      <w:r>
+        <w:rPr>
+          <w:lang w:val="zh_TW" w:bidi="zh_TW"/>
+        </w:rPr>
+        <w:t>可能是「詩意平行」，即用兩種不同方式表達一個想法。這兩個詞都指馬利亞最裡面的人。</w:t>
+      </w:r>
+      <w:hyperlink r:id="rId65">
+        <w:r>
+          <w:rPr>
+            <w:lang w:val="zh_TW" w:bidi="zh_TW"/>
+          </w:rPr>
+          <w:rPr>
+            <w:color w:val="0000EE"/>
+            <w:u w:val="single"/>
+          </w:rPr>
+          <w:t>希伯來書四章12節</w:t>
+        </w:r>
+      </w:hyperlink>
+      <w:r>
+        <w:rPr>
+          <w:lang w:val="zh_TW" w:bidi="zh_TW"/>
+        </w:rPr>
+        <w:t>，「</w:t>
+      </w:r>
+      <w:r>
+        <w:rPr>
+          <w:lang w:val="zh_TW" w:bidi="zh_TW"/>
+        </w:rPr>
+        <w:t>剖開</w:t>
+      </w:r>
+      <w:r>
+        <w:rPr>
+          <w:lang w:val="zh_TW" w:bidi="zh_TW"/>
+        </w:rPr>
+        <w:t>魂與靈」，是形象地展示神的話語如何探測我們的內心。</w:t>
+      </w:r>
+      <w:hyperlink r:id="rId66">
+        <w:r>
+          <w:rPr>
+            <w:lang w:val="zh_TW" w:bidi="zh_TW"/>
+          </w:rPr>
+          <w:rPr>
+            <w:color w:val="0000EE"/>
+            <w:u w:val="single"/>
+          </w:rPr>
+          <w:t>帖撒羅尼迦前書五章23節</w:t>
+        </w:r>
+      </w:hyperlink>
+      <w:r>
+        <w:rPr>
+          <w:lang w:val="zh_TW" w:bidi="zh_TW"/>
+        </w:rPr>
+        <w:t>，為讀者禱告</w:t>
+      </w:r>
+      <w:r>
+        <w:rPr>
+          <w:lang w:val="zh_TW" w:bidi="zh_TW"/>
+        </w:rPr>
+        <w:t>靈與魂與身子得蒙保守，無可指摘，</w:t>
+      </w:r>
+      <w:r>
+        <w:rPr>
+          <w:lang w:val="zh_TW" w:bidi="zh_TW"/>
+        </w:rPr>
+        <w:t>意味著整個人。在這裡，靈魂可能暗示著物質存在，而靈則可能意味著更高或「屬靈的」生命。</w:t>
+      </w:r>
+    </w:p>
+    <w:p>
+      <w:pPr/>
+      <w:r>
+        <w:rPr>
+          <w:lang w:val="zh_TW" w:bidi="zh_TW"/>
+        </w:rPr>
+      </w:r>
+      <w:r>
+        <w:rPr>
+          <w:lang w:val="zh_TW" w:bidi="zh_TW"/>
+        </w:rPr>
+        <w:t>在其它經文中，靈魂與情感、意志和心智相關，總是暗示著一個人的內在存在。人們應當</w:t>
+      </w:r>
+      <w:r>
+        <w:rPr>
+          <w:lang w:val="zh_TW" w:bidi="zh_TW"/>
+        </w:rPr>
+        <w:t>盡心盡意</w:t>
+      </w:r>
+      <w:r>
+        <w:rPr>
+          <w:lang w:val="zh_TW" w:bidi="zh_TW"/>
+        </w:rPr>
+        <w:t>愛神（</w:t>
+      </w:r>
+      <w:hyperlink r:id="rId67">
+        <w:r>
+          <w:rPr>
+            <w:lang w:val="zh_TW" w:bidi="zh_TW"/>
+          </w:rPr>
+          <w:rPr>
+            <w:color w:val="0000EE"/>
+            <w:u w:val="single"/>
+          </w:rPr>
+          <w:t>馬太福音22:37</w:t>
+        </w:r>
+      </w:hyperlink>
+      <w:r>
+        <w:rPr>
+          <w:lang w:val="zh_TW" w:bidi="zh_TW"/>
+        </w:rPr>
+        <w:t>；</w:t>
+      </w:r>
+      <w:hyperlink r:id="rId68">
+        <w:r>
+          <w:rPr>
+            <w:lang w:val="zh_TW" w:bidi="zh_TW"/>
+          </w:rPr>
+          <w:rPr>
+            <w:color w:val="0000EE"/>
+            <w:u w:val="single"/>
+          </w:rPr>
+          <w:t>馬可福音12:30</w:t>
+        </w:r>
+      </w:hyperlink>
+      <w:r>
+        <w:rPr>
+          <w:lang w:val="zh_TW" w:bidi="zh_TW"/>
+        </w:rPr>
+        <w:t>；比較</w:t>
+      </w:r>
+      <w:hyperlink r:id="rId69">
+        <w:r>
+          <w:rPr>
+            <w:lang w:val="zh_TW" w:bidi="zh_TW"/>
+          </w:rPr>
+          <w:rPr>
+            <w:color w:val="0000EE"/>
+            <w:u w:val="single"/>
+          </w:rPr>
+          <w:t>申命記6:5</w:t>
+        </w:r>
+      </w:hyperlink>
+      <w:r>
+        <w:rPr>
+          <w:lang w:val="zh_TW" w:bidi="zh_TW"/>
+        </w:rPr>
+        <w:t>）。片語「從靈裡」（</w:t>
+      </w:r>
+      <w:hyperlink r:id="rId70">
+        <w:r>
+          <w:rPr>
+            <w:lang w:val="zh_TW" w:bidi="zh_TW"/>
+          </w:rPr>
+          <w:rPr>
+            <w:color w:val="0000EE"/>
+            <w:u w:val="single"/>
+          </w:rPr>
+          <w:t>以弗所書6:6</w:t>
+        </w:r>
+      </w:hyperlink>
+      <w:r>
+        <w:rPr>
+          <w:lang w:val="zh_TW" w:bidi="zh_TW"/>
+        </w:rPr>
+        <w:t>；</w:t>
+      </w:r>
+      <w:hyperlink r:id="rId71">
+        <w:r>
+          <w:rPr>
+            <w:lang w:val="zh_TW" w:bidi="zh_TW"/>
+          </w:rPr>
+          <w:rPr>
+            <w:color w:val="0000EE"/>
+            <w:u w:val="single"/>
+          </w:rPr>
+          <w:t>歌羅西書3:23</w:t>
+        </w:r>
+      </w:hyperlink>
+      <w:r>
+        <w:rPr>
+          <w:lang w:val="zh_TW" w:bidi="zh_TW"/>
+        </w:rPr>
+        <w:t>有些時候的翻譯）意指「從心裡」，以全心。在</w:t>
+      </w:r>
+      <w:hyperlink r:id="rId72">
+        <w:r>
+          <w:rPr>
+            <w:lang w:val="zh_TW" w:bidi="zh_TW"/>
+          </w:rPr>
+          <w:rPr>
+            <w:color w:val="0000EE"/>
+            <w:u w:val="single"/>
+          </w:rPr>
+          <w:t>腓利比書一章27節</w:t>
+        </w:r>
+      </w:hyperlink>
+      <w:r>
+        <w:rPr>
+          <w:lang w:val="zh_TW" w:bidi="zh_TW"/>
+        </w:rPr>
+        <w:t>中，信徒被呼召要同心合意（比較</w:t>
+      </w:r>
+      <w:hyperlink r:id="rId73">
+        <w:r>
+          <w:rPr>
+            <w:lang w:val="zh_TW" w:bidi="zh_TW"/>
+          </w:rPr>
+          <w:rPr>
+            <w:color w:val="0000EE"/>
+            <w:u w:val="single"/>
+          </w:rPr>
+          <w:t>使徒行傳4:32</w:t>
+        </w:r>
+      </w:hyperlink>
+      <w:r>
+        <w:rPr>
+          <w:lang w:val="zh_TW" w:bidi="zh_TW"/>
+        </w:rPr>
+        <w:t>，</w:t>
+      </w:r>
+      <w:hyperlink r:id="rId74">
+        <w:r>
+          <w:rPr>
+            <w:lang w:val="zh_TW" w:bidi="zh_TW"/>
+          </w:rPr>
+          <w:rPr>
+            <w:color w:val="0000EE"/>
+            <w:u w:val="single"/>
+          </w:rPr>
+          <w:t>14:2</w:t>
+        </w:r>
+      </w:hyperlink>
+      <w:r>
+        <w:rPr>
+          <w:lang w:val="zh_TW" w:bidi="zh_TW"/>
+        </w:rPr>
+        <w:t>）。</w:t>
+      </w:r>
+    </w:p>
+    <w:p>
+      <w:pPr>
+        <w:pStyle w:val="Heading3"/>
+      </w:pPr>
+      <w:r>
+        <w:rPr>
+          <w:lang w:val="zh_TW" w:bidi="zh_TW"/>
+        </w:rPr>
+        <w:t>靈魂與救恩</w:t>
+      </w:r>
+    </w:p>
+    <w:p>
+      <w:pPr/>
+      <w:r>
+        <w:rPr>
+          <w:lang w:val="zh_TW" w:bidi="zh_TW"/>
+        </w:rPr>
+      </w:r>
+      <w:r>
+        <w:rPr>
+          <w:lang w:val="zh_TW" w:bidi="zh_TW"/>
+        </w:rPr>
+        <w:t>有關靈魂和救恩的經文包括：</w:t>
+      </w:r>
+    </w:p>
+    <w:p>
+      <w:pPr>
+        <w:pStyle w:val="ListBullet"/>
+        <w:spacing w:line="240" w:lineRule="auto"/>
+        <w:ind w:left="720"/>
+      </w:pPr>
+      <w:r>
+        <w:rPr>
+          <w:lang w:val="zh_TW" w:bidi="zh_TW"/>
+        </w:rPr>
+      </w:r>
+      <w:hyperlink r:id="rId75">
+        <w:r>
+          <w:rPr>
+            <w:lang w:val="zh_TW" w:bidi="zh_TW"/>
+          </w:rPr>
+          <w:rPr>
+            <w:color w:val="0000EE"/>
+            <w:u w:val="single"/>
+          </w:rPr>
+          <w:t>馬太福音十章28節</w:t>
+        </w:r>
+      </w:hyperlink>
+    </w:p>
+    <w:p>
+      <w:pPr>
+        <w:pStyle w:val="ListBullet"/>
+        <w:spacing w:line="240" w:lineRule="auto"/>
+        <w:ind w:left="720"/>
+      </w:pPr>
+      <w:r>
+        <w:rPr>
+          <w:lang w:val="zh_TW" w:bidi="zh_TW"/>
+        </w:rPr>
+      </w:r>
+      <w:hyperlink r:id="rId76">
+        <w:r>
+          <w:rPr>
+            <w:lang w:val="zh_TW" w:bidi="zh_TW"/>
+          </w:rPr>
+          <w:rPr>
+            <w:color w:val="0000EE"/>
+            <w:u w:val="single"/>
+          </w:rPr>
+          <w:t>路加福音十二章5節</w:t>
+        </w:r>
+      </w:hyperlink>
+    </w:p>
+    <w:p>
+      <w:pPr>
+        <w:pStyle w:val="ListBullet"/>
+        <w:spacing w:line="240" w:lineRule="auto"/>
+        <w:ind w:left="720"/>
+      </w:pPr>
+      <w:r>
+        <w:rPr>
+          <w:lang w:val="zh_TW" w:bidi="zh_TW"/>
+        </w:rPr>
+      </w:r>
+      <w:hyperlink r:id="rId77">
+        <w:r>
+          <w:rPr>
+            <w:lang w:val="zh_TW" w:bidi="zh_TW"/>
+          </w:rPr>
+          <w:rPr>
+            <w:color w:val="0000EE"/>
+            <w:u w:val="single"/>
+          </w:rPr>
+          <w:t>希伯來書六章19節</w:t>
+        </w:r>
+      </w:hyperlink>
+    </w:p>
+    <w:p>
+      <w:pPr>
+        <w:pStyle w:val="ListBullet"/>
+        <w:spacing w:line="240" w:lineRule="auto"/>
+        <w:ind w:left="720"/>
+      </w:pPr>
+      <w:r>
+        <w:rPr>
+          <w:lang w:val="zh_TW" w:bidi="zh_TW"/>
+        </w:rPr>
+      </w:r>
+      <w:hyperlink r:id="rId78">
+        <w:r>
+          <w:rPr>
+            <w:lang w:val="zh_TW" w:bidi="zh_TW"/>
+          </w:rPr>
+          <w:rPr>
+            <w:color w:val="0000EE"/>
+            <w:u w:val="single"/>
+          </w:rPr>
+          <w:t>希伯來書十章39節</w:t>
+        </w:r>
+      </w:hyperlink>
+    </w:p>
+    <w:p>
+      <w:pPr>
+        <w:pStyle w:val="ListBullet"/>
+        <w:spacing w:line="240" w:lineRule="auto"/>
+        <w:ind w:left="720"/>
+      </w:pPr>
+      <w:r>
+        <w:rPr>
+          <w:lang w:val="zh_TW" w:bidi="zh_TW"/>
+        </w:rPr>
+      </w:r>
+      <w:hyperlink r:id="rId79">
+        <w:r>
+          <w:rPr>
+            <w:lang w:val="zh_TW" w:bidi="zh_TW"/>
+          </w:rPr>
+          <w:rPr>
+            <w:color w:val="0000EE"/>
+            <w:u w:val="single"/>
+          </w:rPr>
+          <w:t>希伯來書十二章3節</w:t>
+        </w:r>
+      </w:hyperlink>
+    </w:p>
+    <w:p>
+      <w:pPr>
+        <w:pStyle w:val="ListBullet"/>
+        <w:spacing w:line="240" w:lineRule="auto"/>
+        <w:ind w:left="720"/>
+      </w:pPr>
+      <w:r>
+        <w:rPr>
+          <w:lang w:val="zh_TW" w:bidi="zh_TW"/>
+        </w:rPr>
+      </w:r>
+      <w:hyperlink r:id="rId80">
+        <w:r>
+          <w:rPr>
+            <w:lang w:val="zh_TW" w:bidi="zh_TW"/>
+          </w:rPr>
+          <w:rPr>
+            <w:color w:val="0000EE"/>
+            <w:u w:val="single"/>
+          </w:rPr>
+          <w:t>希伯來書十三章7節</w:t>
+        </w:r>
+      </w:hyperlink>
+    </w:p>
+    <w:p>
+      <w:pPr>
+        <w:pStyle w:val="ListBullet"/>
+        <w:spacing w:line="240" w:lineRule="auto"/>
+        <w:ind w:left="720"/>
+      </w:pPr>
+      <w:r>
+        <w:rPr>
+          <w:lang w:val="zh_TW" w:bidi="zh_TW"/>
+        </w:rPr>
+      </w:r>
+      <w:hyperlink r:id="rId81">
+        <w:r>
+          <w:rPr>
+            <w:lang w:val="zh_TW" w:bidi="zh_TW"/>
+          </w:rPr>
+          <w:rPr>
+            <w:color w:val="0000EE"/>
+            <w:u w:val="single"/>
+          </w:rPr>
+          <w:t>雅各書一章21節</w:t>
+        </w:r>
+      </w:hyperlink>
+    </w:p>
+    <w:p>
+      <w:pPr>
+        <w:pStyle w:val="ListBullet"/>
+        <w:spacing w:line="240" w:lineRule="auto"/>
+        <w:ind w:left="720"/>
+      </w:pPr>
+      <w:r>
+        <w:rPr>
+          <w:lang w:val="zh_TW" w:bidi="zh_TW"/>
+        </w:rPr>
+      </w:r>
+      <w:hyperlink r:id="rId82">
+        <w:r>
+          <w:rPr>
+            <w:lang w:val="zh_TW" w:bidi="zh_TW"/>
+          </w:rPr>
+          <w:rPr>
+            <w:color w:val="0000EE"/>
+            <w:u w:val="single"/>
+          </w:rPr>
+          <w:t>雅各書五章20節</w:t>
+        </w:r>
+      </w:hyperlink>
+    </w:p>
+    <w:p>
+      <w:pPr>
+        <w:pStyle w:val="ListBullet"/>
+        <w:spacing w:line="240" w:lineRule="auto"/>
+        <w:ind w:left="720"/>
+      </w:pPr>
+      <w:r>
+        <w:rPr>
+          <w:lang w:val="zh_TW" w:bidi="zh_TW"/>
+        </w:rPr>
+      </w:r>
+      <w:hyperlink r:id="rId83">
+        <w:r>
+          <w:rPr>
+            <w:lang w:val="zh_TW" w:bidi="zh_TW"/>
+          </w:rPr>
+          <w:rPr>
+            <w:color w:val="0000EE"/>
+            <w:u w:val="single"/>
+          </w:rPr>
+          <w:t>彼得前書一章9節、22</w:t>
+        </w:r>
+      </w:hyperlink>
+      <w:hyperlink r:id="rId84">
+        <w:r>
+          <w:rPr>
+            <w:lang w:val="zh_TW" w:bidi="zh_TW"/>
+          </w:rPr>
+          <w:rPr>
+            <w:color w:val="0000EE"/>
+            <w:u w:val="single"/>
+          </w:rPr>
+          <w:t>至</w:t>
+        </w:r>
+      </w:hyperlink>
+      <w:hyperlink r:id="rId83">
+        <w:r>
+          <w:rPr>
+            <w:lang w:val="zh_TW" w:bidi="zh_TW"/>
+          </w:rPr>
+          <w:rPr>
+            <w:color w:val="0000EE"/>
+            <w:u w:val="single"/>
+          </w:rPr>
+          <w:t>23節</w:t>
+        </w:r>
+      </w:hyperlink>
+    </w:p>
+    <w:p>
+      <w:pPr>
+        <w:pStyle w:val="ListBullet"/>
+        <w:spacing w:line="240" w:lineRule="auto"/>
+        <w:ind w:left="720"/>
+      </w:pPr>
+      <w:r>
+        <w:rPr>
+          <w:lang w:val="zh_TW" w:bidi="zh_TW"/>
+        </w:rPr>
+      </w:r>
+      <w:hyperlink r:id="rId85">
+        <w:r>
+          <w:rPr>
+            <w:lang w:val="zh_TW" w:bidi="zh_TW"/>
+          </w:rPr>
+          <w:rPr>
+            <w:color w:val="0000EE"/>
+            <w:u w:val="single"/>
+          </w:rPr>
+          <w:t>彼得前書二章25節</w:t>
+        </w:r>
+      </w:hyperlink>
+    </w:p>
+    <w:p>
+      <w:pPr>
+        <w:pStyle w:val="ListBullet"/>
+        <w:spacing w:line="240" w:lineRule="auto"/>
+        <w:ind w:left="720"/>
+      </w:pPr>
+      <w:r>
+        <w:rPr>
+          <w:lang w:val="zh_TW" w:bidi="zh_TW"/>
+        </w:rPr>
+      </w:r>
+      <w:hyperlink r:id="rId86">
+        <w:r>
+          <w:rPr>
+            <w:lang w:val="zh_TW" w:bidi="zh_TW"/>
+          </w:rPr>
+          <w:rPr>
+            <w:color w:val="0000EE"/>
+            <w:u w:val="single"/>
+          </w:rPr>
+          <w:t>彼得前書四章19節</w:t>
+        </w:r>
+      </w:hyperlink>
+    </w:p>
+    <w:p>
+      <w:pPr>
+        <w:pStyle w:val="ListBullet"/>
+        <w:spacing w:line="240" w:lineRule="auto"/>
+        <w:ind w:left="720"/>
+      </w:pPr>
+      <w:r>
+        <w:rPr>
+          <w:lang w:val="zh_TW" w:bidi="zh_TW"/>
+        </w:rPr>
+      </w:r>
+      <w:hyperlink r:id="rId87">
+        <w:r>
+          <w:rPr>
+            <w:lang w:val="zh_TW" w:bidi="zh_TW"/>
+          </w:rPr>
+          <w:rPr>
+            <w:color w:val="0000EE"/>
+            <w:u w:val="single"/>
+          </w:rPr>
+          <w:t>啟示錄六章9節</w:t>
+        </w:r>
+      </w:hyperlink>
+    </w:p>
+    <w:p>
+      <w:pPr>
+        <w:pStyle w:val="ListBullet"/>
+        <w:spacing w:line="240" w:lineRule="auto"/>
+        <w:ind w:left="720"/>
+      </w:pPr>
+      <w:r>
+        <w:rPr>
+          <w:lang w:val="zh_TW" w:bidi="zh_TW"/>
+        </w:rPr>
+      </w:r>
+      <w:hyperlink r:id="rId88">
+        <w:r>
+          <w:rPr>
+            <w:lang w:val="zh_TW" w:bidi="zh_TW"/>
+          </w:rPr>
+          <w:rPr>
+            <w:color w:val="0000EE"/>
+            <w:u w:val="single"/>
+          </w:rPr>
+          <w:t>啟示錄二十章4節</w:t>
+        </w:r>
+      </w:hyperlink>
+    </w:p>
+    <w:p>
+      <w:pPr/>
+      <w:r>
+        <w:rPr>
+          <w:lang w:val="zh_TW" w:bidi="zh_TW"/>
+        </w:rPr>
+      </w:r>
+      <w:r>
+        <w:rPr>
+          <w:lang w:val="zh_TW" w:bidi="zh_TW"/>
+        </w:rPr>
+        <w:t>這些段落要或強調肉體之外的人，又或強調人在復活前，在神面前持續的存在。</w:t>
+      </w:r>
+    </w:p>
+    <w:p>
+      <w:pPr/>
+      <w:r>
+        <w:rPr>
+          <w:lang w:val="zh_TW" w:bidi="zh_TW"/>
+        </w:rPr>
+      </w:r>
+      <w:r>
+        <w:rPr>
+          <w:i/>
+          <w:lang w:val="zh_TW" w:bidi="zh_TW"/>
+        </w:rPr>
         <w:t>另見</w:t>
       </w:r>
       <w:r>
@@ -444,7 +2125,19 @@
         <w:rPr>
           <w:lang w:val="zh_TW" w:bidi="zh_TW"/>
         </w:rPr>
-        <w:t>藥物與醫療實踐</w:t>
+        <w:t>人</w:t>
+      </w:r>
+      <w:r>
+        <w:rPr>
+          <w:lang w:val="zh_TW" w:bidi="zh_TW"/>
+        </w:rPr>
+        <w:t>；</w:t>
+      </w:r>
+      <w:r>
+        <w:rPr>
+          <w:lang w:val="zh_TW" w:bidi="zh_TW"/>
+        </w:rPr>
+        <w:t>人的靈</w:t>
       </w:r>
       <w:r>
         <w:rPr>

--- a/zht/docx/092.content.docx
+++ b/zht/docx/092.content.docx
@@ -149,7 +149,7 @@
         <w:rPr>
           <w:lang w:val="zh_TW" w:bidi="zh_TW"/>
         </w:rPr>
-        <w:t>ling</w:t>
+        <w:t>lie</w:t>
       </w:r>
       <w:r>
         <w:rPr>
@@ -212,7 +212,7 @@
         <w:rPr>
           <w:lang w:val="zh_TW" w:bidi="zh_TW"/>
         </w:rPr>
-        <w:t>靈魂</w:t>
+        <w:t>列國</w:t>
       </w:r>
       <w:r>
         <w:rPr>
@@ -231,33 +231,18 @@
         <w:rPr>
           <w:lang w:val="zh_TW" w:bidi="zh_TW"/>
         </w:rPr>
-        <w:t>用來翻譯希臘文「</w:t>
-      </w:r>
-      <w:r>
-        <w:rPr>
-          <w:i/>
-          <w:lang w:val="zh_TW" w:bidi="zh_TW"/>
-        </w:rPr>
-        <w:t>psuche</w:t>
-      </w:r>
-      <w:r>
-        <w:rPr>
-          <w:lang w:val="zh_TW" w:bidi="zh_TW"/>
-        </w:rPr>
-        <w:t>」和希伯來文「</w:t>
-      </w:r>
-      <w:r>
-        <w:rPr>
-          <w:i/>
-          <w:lang w:val="zh_TW" w:bidi="zh_TW"/>
-        </w:rPr>
-        <w:t>nephesh</w:t>
-      </w:r>
-      <w:r>
-        <w:rPr>
-          <w:lang w:val="zh_TW" w:bidi="zh_TW"/>
-        </w:rPr>
-        <w:t>」的詞。</w:t>
+        <w:t>基於政治或社會利益，或血緣關係而形成的群體。一般而言，「列國」一詞指的是希伯來人以外的世界各民族，儘管有時也包括猶太人。</w:t>
+      </w:r>
+    </w:p>
+    <w:p>
+      <w:pPr>
+        <w:pStyle w:val="Heading3"/>
+      </w:pPr>
+      <w:r>
+        <w:rPr>
+          <w:lang w:val="zh_TW" w:bidi="zh_TW"/>
+        </w:rPr>
+        <w:t>起源</w:t>
       </w:r>
     </w:p>
     <w:p>
@@ -271,18 +256,73 @@
         <w:rPr>
           <w:lang w:val="zh_TW" w:bidi="zh_TW"/>
         </w:rPr>
-        <w:t>希臘哲學家柏拉圖（生活在公元前四世紀）相信靈魂是人類永恆的一部分。雖然身體會死，但靈魂不會。當一個人死去時，他們的靈魂會進入另一個身體。如果他們是壞人，他們的靈魂可能會進入較低等的人、動物或鳥類。隨著時間的推移，通過從一個身體移動到另一個身體，靈魂會從邪惡中被淨化。在基督教早期的幾個世紀中，諾斯底主義也教導身體就像是靈魂的監牢。救贖，或被拯救，發生在人們學習了諾斯底的秘密時，這會使他們的靈魂從身體中解放出來。</w:t>
-      </w:r>
-    </w:p>
-    <w:p>
-      <w:pPr>
-        <w:pStyle w:val="Heading3"/>
-      </w:pPr>
-      <w:r>
-        <w:rPr>
-          <w:lang w:val="zh_TW" w:bidi="zh_TW"/>
-        </w:rPr>
-        <w:t>聖經對靈魂的看法</w:t>
+        <w:t>創世記記載挪亞的三個兒子為眾多「家族」或民族（約70個）的祖先，這些家族分布於地中海東部地區（</w:t>
+      </w:r>
+      <w:hyperlink r:id="rId13">
+        <w:r>
+          <w:rPr>
+            <w:lang w:val="zh_TW" w:bidi="zh_TW"/>
+          </w:rPr>
+          <w:rPr>
+            <w:color w:val="0000EE"/>
+            <w:u w:val="single"/>
+          </w:rPr>
+          <w:t>創10章</w:t>
+        </w:r>
+      </w:hyperlink>
+      <w:r>
+        <w:rPr>
+          <w:lang w:val="zh_TW" w:bidi="zh_TW"/>
+        </w:rPr>
+        <w:t>）。經文假設每個民族都有自己的地理位置和語言（</w:t>
+      </w:r>
+      <w:hyperlink r:id="rId14">
+        <w:r>
+          <w:rPr>
+            <w:lang w:val="zh_TW" w:bidi="zh_TW"/>
+          </w:rPr>
+          <w:rPr>
+            <w:color w:val="0000EE"/>
+            <w:u w:val="single"/>
+          </w:rPr>
+          <w:t>5、20、31節</w:t>
+        </w:r>
+      </w:hyperlink>
+      <w:r>
+        <w:rPr>
+          <w:lang w:val="zh_TW" w:bidi="zh_TW"/>
+        </w:rPr>
+        <w:t>）。巴別塔（</w:t>
+      </w:r>
+      <w:r>
+        <w:rPr>
+          <w:lang w:val="zh_TW" w:bidi="zh_TW"/>
+        </w:rPr>
+        <w:t>金字塔型廟宇</w:t>
+      </w:r>
+      <w:r>
+        <w:rPr>
+          <w:lang w:val="zh_TW" w:bidi="zh_TW"/>
+        </w:rPr>
+        <w:t>）的故事，其頂要達到天上（</w:t>
+      </w:r>
+      <w:hyperlink r:id="rId15">
+        <w:r>
+          <w:rPr>
+            <w:lang w:val="zh_TW" w:bidi="zh_TW"/>
+          </w:rPr>
+          <w:rPr>
+            <w:color w:val="0000EE"/>
+            <w:u w:val="single"/>
+          </w:rPr>
+          <w:t>11</w:t>
+        </w:r>
+      </w:hyperlink>
+      <w:r>
+        <w:rPr>
+          <w:lang w:val="zh_TW" w:bidi="zh_TW"/>
+        </w:rPr>
+        <w:t>章），解釋了民族因語言障礙而分離並散居，以致無法在自傲的企圖中合作。</w:t>
       </w:r>
     </w:p>
     <w:p>
@@ -296,18 +336,61 @@
         <w:rPr>
           <w:lang w:val="zh_TW" w:bidi="zh_TW"/>
         </w:rPr>
-        <w:t>聖經對靈魂有不同的看法。</w:t>
-      </w:r>
-    </w:p>
-    <w:p>
-      <w:pPr>
-        <w:pStyle w:val="Heading4"/>
-      </w:pPr>
-      <w:r>
-        <w:rPr>
-          <w:lang w:val="zh_TW" w:bidi="zh_TW"/>
-        </w:rPr>
-        <w:t>舊約聖經中的靈魂</w:t>
+        <w:t>保羅在雅典的講道中也假設列國有共同的起源，這與創世記的作者一致，並接受了列國由地理界線區分乃是神的旨意（</w:t>
+      </w:r>
+      <w:hyperlink r:id="rId16">
+        <w:r>
+          <w:rPr>
+            <w:lang w:val="zh_TW" w:bidi="zh_TW"/>
+          </w:rPr>
+          <w:rPr>
+            <w:color w:val="0000EE"/>
+            <w:u w:val="single"/>
+          </w:rPr>
+          <w:t>徒17:26</w:t>
+        </w:r>
+      </w:hyperlink>
+      <w:r>
+        <w:rPr>
+          <w:lang w:val="zh_TW" w:bidi="zh_TW"/>
+        </w:rPr>
+        <w:t>）。先知西番雅期待有一天，神將逆轉這種狀況，使列國同說一種語言（</w:t>
+      </w:r>
+      <w:hyperlink r:id="rId17">
+        <w:r>
+          <w:rPr>
+            <w:lang w:val="zh_TW" w:bidi="zh_TW"/>
+          </w:rPr>
+          <w:rPr>
+            <w:color w:val="0000EE"/>
+            <w:u w:val="single"/>
+          </w:rPr>
+          <w:t>番3:9</w:t>
+        </w:r>
+      </w:hyperlink>
+      <w:r>
+        <w:rPr>
+          <w:lang w:val="zh_TW" w:bidi="zh_TW"/>
+        </w:rPr>
+        <w:t>）。啟示錄的作者在新天新地的異象中看見這些天然界限被廢除，列國在新耶路撒冷中自由往來（</w:t>
+      </w:r>
+      <w:hyperlink r:id="rId18">
+        <w:r>
+          <w:rPr>
+            <w:lang w:val="zh_TW" w:bidi="zh_TW"/>
+          </w:rPr>
+          <w:rPr>
+            <w:color w:val="0000EE"/>
+            <w:u w:val="single"/>
+          </w:rPr>
+          <w:t>啟21:22–26</w:t>
+        </w:r>
+      </w:hyperlink>
+      <w:r>
+        <w:rPr>
+          <w:lang w:val="zh_TW" w:bidi="zh_TW"/>
+        </w:rPr>
+        <w:t>）。</w:t>
       </w:r>
     </w:p>
     <w:p>
@@ -321,9 +404,9 @@
         <w:rPr>
           <w:lang w:val="zh_TW" w:bidi="zh_TW"/>
         </w:rPr>
-        <w:t>在舊約聖經中，靈魂對人類生命至關重要。希伯來文和希臘文中的靈魂一詞通常意味著「生命」，有時也可以指動物的生命（</w:t>
-      </w:r>
-      <w:hyperlink r:id="rId13">
+        <w:t>「以色列」與「列國」之間的區分並非絕對清晰。「以色列」是由不同民族演變而來的，而許多「列國」的起源也與以色列社群中的著名人物有關。猶太民族的祖先亞伯拉罕，原住在底格里斯—幼發拉底河流域的迦勒底的吾珥。與父親一同北遷至哈蘭，最終向西南進入迦南地（</w:t>
+      </w:r>
+      <w:hyperlink r:id="rId19">
         <w:r>
           <w:rPr>
             <w:lang w:val="zh_TW" w:bidi="zh_TW"/>
@@ -332,16 +415,16 @@
             <w:color w:val="0000EE"/>
             <w:u w:val="single"/>
           </w:rPr>
-          <w:t>創世記1:20</w:t>
+          <w:t>創11:31–12:9</w:t>
         </w:r>
       </w:hyperlink>
       <w:r>
         <w:rPr>
           <w:lang w:val="zh_TW" w:bidi="zh_TW"/>
         </w:rPr>
-        <w:t>；</w:t>
-      </w:r>
-      <w:hyperlink r:id="rId14">
+        <w:t>）。</w:t>
+      </w:r>
+      <w:hyperlink r:id="rId20">
         <w:r>
           <w:rPr>
             <w:lang w:val="zh_TW" w:bidi="zh_TW"/>
@@ -350,28 +433,28 @@
             <w:color w:val="0000EE"/>
             <w:u w:val="single"/>
           </w:rPr>
-          <w:t>利未記11:10</w:t>
+          <w:t>申命記二十六章5節</w:t>
         </w:r>
       </w:hyperlink>
       <w:r>
         <w:rPr>
           <w:lang w:val="zh_TW" w:bidi="zh_TW"/>
         </w:rPr>
-        <w:t>）。「</w:t>
-      </w:r>
-      <w:r>
-        <w:rPr>
-          <w:lang w:val="zh_TW" w:bidi="zh_TW"/>
-        </w:rPr>
-        <w:t>以命償命</w:t>
-      </w:r>
-      <w:r>
-        <w:rPr>
-          <w:lang w:val="zh_TW" w:bidi="zh_TW"/>
-        </w:rPr>
-        <w:t>」意味著「生命換生命」（</w:t>
-      </w:r>
-      <w:hyperlink r:id="rId15">
+        <w:t>（「我祖原是一個將亡的亞蘭人」）表明亞伯拉罕曾居於美索不達米亞地區的</w:t>
+      </w:r>
+      <w:r>
+        <w:rPr>
+          <w:lang w:val="zh_TW" w:bidi="zh_TW"/>
+        </w:rPr>
+        <w:t>亞蘭一納哈拉音（Aram-naharaim）</w:t>
+      </w:r>
+      <w:r>
+        <w:rPr>
+          <w:lang w:val="zh_TW" w:bidi="zh_TW"/>
+        </w:rPr>
+        <w:t>。當亞伯拉罕與神立約時，神給予他割禮作為約的記號。外邦人若被買為奴隸也須行割禮，從而納入約的群體中。當摩西帶領以色列人出埃及進入曠野時，也有許多閒雜人上去（</w:t>
+      </w:r>
+      <w:hyperlink r:id="rId21">
         <w:r>
           <w:rPr>
             <w:lang w:val="zh_TW" w:bidi="zh_TW"/>
@@ -380,68 +463,14 @@
             <w:color w:val="0000EE"/>
             <w:u w:val="single"/>
           </w:rPr>
-          <w:t>出埃及記21:23</w:t>
+          <w:t>出12:38</w:t>
         </w:r>
       </w:hyperlink>
       <w:r>
         <w:rPr>
           <w:lang w:val="zh_TW" w:bidi="zh_TW"/>
         </w:rPr>
-        <w:t>）。在法律文本中，靈魂指的是與法律相關的人（比如，「若有靈魂犯罪……（其它譯本翻譯）」，</w:t>
-      </w:r>
-      <w:hyperlink r:id="rId16">
-        <w:r>
-          <w:rPr>
-            <w:lang w:val="zh_TW" w:bidi="zh_TW"/>
-          </w:rPr>
-          <w:rPr>
-            <w:color w:val="0000EE"/>
-            <w:u w:val="single"/>
-          </w:rPr>
-          <w:t xml:space="preserve">利未記4:2 </w:t>
-        </w:r>
-      </w:hyperlink>
-      <w:r>
-        <w:rPr>
-          <w:lang w:val="zh_TW" w:bidi="zh_TW"/>
-        </w:rPr>
-        <w:t>）。當計算人數時，是以靈魂計算，意味著人（</w:t>
-      </w:r>
-      <w:hyperlink r:id="rId17">
-        <w:r>
-          <w:rPr>
-            <w:lang w:val="zh_TW" w:bidi="zh_TW"/>
-          </w:rPr>
-          <w:rPr>
-            <w:color w:val="0000EE"/>
-            <w:u w:val="single"/>
-          </w:rPr>
-          <w:t>出埃及記1:5</w:t>
-        </w:r>
-      </w:hyperlink>
-      <w:r>
-        <w:rPr>
-          <w:lang w:val="zh_TW" w:bidi="zh_TW"/>
-        </w:rPr>
-        <w:t>；</w:t>
-      </w:r>
-      <w:hyperlink r:id="rId18">
-        <w:r>
-          <w:rPr>
-            <w:lang w:val="zh_TW" w:bidi="zh_TW"/>
-          </w:rPr>
-          <w:rPr>
-            <w:color w:val="0000EE"/>
-            <w:u w:val="single"/>
-          </w:rPr>
-          <w:t>申命記10:22</w:t>
-        </w:r>
-      </w:hyperlink>
-      <w:r>
-        <w:rPr>
-          <w:lang w:val="zh_TW" w:bidi="zh_TW"/>
-        </w:rPr>
-        <w:t>）。</w:t>
+        <w:t>），這再次表明某些與以色列人沒有血緣關係的群體，仍自我認同為以色列人。</w:t>
       </w:r>
     </w:p>
     <w:p>
@@ -455,9 +484,9 @@
         <w:rPr>
           <w:lang w:val="zh_TW" w:bidi="zh_TW"/>
         </w:rPr>
-        <w:t>更狹義地說，靈魂指的是人的情感和內在力量。人們被呼召要盡心盡性來愛神（</w:t>
-      </w:r>
-      <w:hyperlink r:id="rId19">
+        <w:t>以色列民族並不包括所有亞伯拉罕的後裔。亞伯拉罕的長子以實瑪利的母親是埃及人，他是游牧於南部曠野的以實瑪利人的祖先（</w:t>
+      </w:r>
+      <w:hyperlink r:id="rId22">
         <w:r>
           <w:rPr>
             <w:lang w:val="zh_TW" w:bidi="zh_TW"/>
@@ -466,14 +495,61 @@
             <w:color w:val="0000EE"/>
             <w:u w:val="single"/>
           </w:rPr>
-          <w:t>申命記13:3</w:t>
+          <w:t>創16</w:t>
         </w:r>
       </w:hyperlink>
       <w:r>
         <w:rPr>
           <w:lang w:val="zh_TW" w:bidi="zh_TW"/>
         </w:rPr>
+        <w:t>）。以撒與利百加所生的雙胞胎中，長子以掃是住在東南方的以東人的祖先，是以色列傳統上的敵人（</w:t>
+      </w:r>
+      <w:hyperlink r:id="rId23">
+        <w:r>
+          <w:rPr>
+            <w:lang w:val="zh_TW" w:bidi="zh_TW"/>
+          </w:rPr>
+          <w:rPr>
+            <w:color w:val="0000EE"/>
+            <w:u w:val="single"/>
+          </w:rPr>
+          <w:t>創25:23</w:t>
+        </w:r>
+      </w:hyperlink>
+      <w:r>
+        <w:rPr>
+          <w:lang w:val="zh_TW" w:bidi="zh_TW"/>
+        </w:rPr>
+        <w:t>；</w:t>
+      </w:r>
+      <w:hyperlink r:id="rId24">
+        <w:r>
+          <w:rPr>
+            <w:lang w:val="zh_TW" w:bidi="zh_TW"/>
+          </w:rPr>
+          <w:rPr>
+            <w:color w:val="0000EE"/>
+            <w:u w:val="single"/>
+          </w:rPr>
+          <w:t>民20:21</w:t>
+        </w:r>
+      </w:hyperlink>
+      <w:r>
+        <w:rPr>
+          <w:lang w:val="zh_TW" w:bidi="zh_TW"/>
+        </w:rPr>
         <w:t>）。</w:t>
+      </w:r>
+    </w:p>
+    <w:p>
+      <w:pPr>
+        <w:pStyle w:val="Heading3"/>
+      </w:pPr>
+      <w:r>
+        <w:rPr>
+          <w:lang w:val="zh_TW" w:bidi="zh_TW"/>
+        </w:rPr>
+        <w:t>神與列國</w:t>
       </w:r>
     </w:p>
     <w:p>
@@ -487,27 +563,9 @@
         <w:rPr>
           <w:lang w:val="zh_TW" w:bidi="zh_TW"/>
         </w:rPr>
-        <w:t>生命中的某些部分來自靈魂：</w:t>
-      </w:r>
-    </w:p>
-    <w:p>
-      <w:pPr>
-        <w:pStyle w:val="ListBullet"/>
-        <w:spacing w:line="240" w:lineRule="auto"/>
-        <w:ind w:left="720"/>
-      </w:pPr>
-      <w:r>
-        <w:rPr>
-          <w:lang w:val="zh_TW" w:bidi="zh_TW"/>
-        </w:rPr>
-      </w:r>
-      <w:r>
-        <w:rPr>
-          <w:lang w:val="zh_TW" w:bidi="zh_TW"/>
-        </w:rPr>
-        <w:t>知識和理解（</w:t>
-      </w:r>
-      <w:hyperlink r:id="rId20">
+        <w:t>聖經對列國的態度有正面和負面的兩面。居於底格里斯—幼發拉底河谷和尼羅河之間的列國被認為是邪惡的，因此神奪取了他們的土地，將之賜給亞伯拉罕的後裔（</w:t>
+      </w:r>
+      <w:hyperlink r:id="rId25">
         <w:r>
           <w:rPr>
             <w:lang w:val="zh_TW" w:bidi="zh_TW"/>
@@ -516,34 +574,16 @@
             <w:color w:val="0000EE"/>
             <w:u w:val="single"/>
           </w:rPr>
-          <w:t>詩篇139:14</w:t>
+          <w:t>創15:16–20</w:t>
         </w:r>
       </w:hyperlink>
       <w:r>
         <w:rPr>
           <w:lang w:val="zh_TW" w:bidi="zh_TW"/>
         </w:rPr>
-        <w:t>）</w:t>
-      </w:r>
-    </w:p>
-    <w:p>
-      <w:pPr>
-        <w:pStyle w:val="ListBullet"/>
-        <w:spacing w:line="240" w:lineRule="auto"/>
-        <w:ind w:left="720"/>
-      </w:pPr>
-      <w:r>
-        <w:rPr>
-          <w:lang w:val="zh_TW" w:bidi="zh_TW"/>
-        </w:rPr>
-      </w:r>
-      <w:r>
-        <w:rPr>
-          <w:lang w:val="zh_TW" w:bidi="zh_TW"/>
-        </w:rPr>
-        <w:t>思想（</w:t>
-      </w:r>
-      <w:hyperlink r:id="rId21">
+        <w:t>）。列國中充斥著亂倫、姦淫、同性戀和人獸間的不潔行為，激怒了神（</w:t>
+      </w:r>
+      <w:hyperlink r:id="rId26">
         <w:r>
           <w:rPr>
             <w:lang w:val="zh_TW" w:bidi="zh_TW"/>
@@ -552,34 +592,16 @@
             <w:color w:val="0000EE"/>
             <w:u w:val="single"/>
           </w:rPr>
-          <w:t>撒母耳記上20:3</w:t>
+          <w:t>利18</w:t>
         </w:r>
       </w:hyperlink>
       <w:r>
         <w:rPr>
           <w:lang w:val="zh_TW" w:bidi="zh_TW"/>
         </w:rPr>
-        <w:t>）</w:t>
-      </w:r>
-    </w:p>
-    <w:p>
-      <w:pPr>
-        <w:pStyle w:val="ListBullet"/>
-        <w:spacing w:line="240" w:lineRule="auto"/>
-        <w:ind w:left="720"/>
-      </w:pPr>
-      <w:r>
-        <w:rPr>
-          <w:lang w:val="zh_TW" w:bidi="zh_TW"/>
-        </w:rPr>
-      </w:r>
-      <w:r>
-        <w:rPr>
-          <w:lang w:val="zh_TW" w:bidi="zh_TW"/>
-        </w:rPr>
-        <w:t>愛（</w:t>
-      </w:r>
-      <w:hyperlink r:id="rId22">
+        <w:t>）。他們沉迷於巫術、占卜、招魂等靈異活動，因此希伯來人被告誡避免這些行為（</w:t>
+      </w:r>
+      <w:hyperlink r:id="rId27">
         <w:r>
           <w:rPr>
             <w:lang w:val="zh_TW" w:bidi="zh_TW"/>
@@ -588,34 +610,10 @@
             <w:color w:val="0000EE"/>
             <w:u w:val="single"/>
           </w:rPr>
-          <w:t>撒母耳記上18:1</w:t>
+          <w:t>19:26，</w:t>
         </w:r>
       </w:hyperlink>
-      <w:r>
-        <w:rPr>
-          <w:lang w:val="zh_TW" w:bidi="zh_TW"/>
-        </w:rPr>
-        <w:t>）</w:t>
-      </w:r>
-    </w:p>
-    <w:p>
-      <w:pPr>
-        <w:pStyle w:val="ListBullet"/>
-        <w:spacing w:line="240" w:lineRule="auto"/>
-        <w:ind w:left="720"/>
-      </w:pPr>
-      <w:r>
-        <w:rPr>
-          <w:lang w:val="zh_TW" w:bidi="zh_TW"/>
-        </w:rPr>
-      </w:r>
-      <w:r>
-        <w:rPr>
-          <w:lang w:val="zh_TW" w:bidi="zh_TW"/>
-        </w:rPr>
-        <w:t>記憶（</w:t>
-      </w:r>
-      <w:hyperlink r:id="rId23">
+      <w:hyperlink r:id="rId28">
         <w:r>
           <w:rPr>
             <w:lang w:val="zh_TW" w:bidi="zh_TW"/>
@@ -624,14 +622,140 @@
             <w:color w:val="0000EE"/>
             <w:u w:val="single"/>
           </w:rPr>
-          <w:t>耶利米哀歌3:20</w:t>
+          <w:t>20:6</w:t>
         </w:r>
       </w:hyperlink>
       <w:r>
         <w:rPr>
           <w:lang w:val="zh_TW" w:bidi="zh_TW"/>
         </w:rPr>
-        <w:t>）</w:t>
+        <w:t>）。列國敬拜多神，並進行人祭，尤其是兒童的獻祭——這是神所厭惡的（</w:t>
+      </w:r>
+      <w:hyperlink r:id="rId29">
+        <w:r>
+          <w:rPr>
+            <w:lang w:val="zh_TW" w:bidi="zh_TW"/>
+          </w:rPr>
+          <w:rPr>
+            <w:color w:val="0000EE"/>
+            <w:u w:val="single"/>
+          </w:rPr>
+          <w:t>利20:1–5</w:t>
+        </w:r>
+      </w:hyperlink>
+      <w:r>
+        <w:rPr>
+          <w:lang w:val="zh_TW" w:bidi="zh_TW"/>
+        </w:rPr>
+        <w:t>；</w:t>
+      </w:r>
+      <w:hyperlink r:id="rId30">
+        <w:r>
+          <w:rPr>
+            <w:lang w:val="zh_TW" w:bidi="zh_TW"/>
+          </w:rPr>
+          <w:rPr>
+            <w:color w:val="0000EE"/>
+            <w:u w:val="single"/>
+          </w:rPr>
+          <w:t>王下17:29–34</w:t>
+        </w:r>
+      </w:hyperlink>
+      <w:r>
+        <w:rPr>
+          <w:lang w:val="zh_TW" w:bidi="zh_TW"/>
+        </w:rPr>
+        <w:t>）。先知以賽亞對工匠的行為予以嚴厲譴責，這些工匠取一段樹枝，一部分用來生火，另一部分則雕刻成雕像並敬拜它（</w:t>
+      </w:r>
+      <w:hyperlink r:id="rId31">
+        <w:r>
+          <w:rPr>
+            <w:lang w:val="zh_TW" w:bidi="zh_TW"/>
+          </w:rPr>
+          <w:rPr>
+            <w:color w:val="0000EE"/>
+            <w:u w:val="single"/>
+          </w:rPr>
+          <w:t>賽44:12–20</w:t>
+        </w:r>
+      </w:hyperlink>
+      <w:r>
+        <w:rPr>
+          <w:lang w:val="zh_TW" w:bidi="zh_TW"/>
+        </w:rPr>
+        <w:t>）。巴力和亞斯她錄是迦南人的生育之神，成為以色列人常見的試探源。聖經中不斷重複的信息是，因為這些原因，神會驅逐列國，將其土地賜給以色列（</w:t>
+      </w:r>
+      <w:hyperlink r:id="rId32">
+        <w:r>
+          <w:rPr>
+            <w:lang w:val="zh_TW" w:bidi="zh_TW"/>
+          </w:rPr>
+          <w:rPr>
+            <w:color w:val="0000EE"/>
+            <w:u w:val="single"/>
+          </w:rPr>
+          <w:t>出34:24</w:t>
+        </w:r>
+      </w:hyperlink>
+      <w:r>
+        <w:rPr>
+          <w:lang w:val="zh_TW" w:bidi="zh_TW"/>
+        </w:rPr>
+        <w:t>；</w:t>
+      </w:r>
+      <w:hyperlink r:id="rId33">
+        <w:r>
+          <w:rPr>
+            <w:lang w:val="zh_TW" w:bidi="zh_TW"/>
+          </w:rPr>
+          <w:rPr>
+            <w:color w:val="0000EE"/>
+            <w:u w:val="single"/>
+          </w:rPr>
+          <w:t>申12:29–31</w:t>
+        </w:r>
+      </w:hyperlink>
+      <w:r>
+        <w:rPr>
+          <w:lang w:val="zh_TW" w:bidi="zh_TW"/>
+        </w:rPr>
+        <w:t>）。先知書中對列國的預言鞏固了這一負面態度（</w:t>
+      </w:r>
+      <w:hyperlink r:id="rId34">
+        <w:r>
+          <w:rPr>
+            <w:lang w:val="zh_TW" w:bidi="zh_TW"/>
+          </w:rPr>
+          <w:rPr>
+            <w:color w:val="0000EE"/>
+            <w:u w:val="single"/>
+          </w:rPr>
+          <w:t>耶46–51</w:t>
+        </w:r>
+      </w:hyperlink>
+      <w:r>
+        <w:rPr>
+          <w:lang w:val="zh_TW" w:bidi="zh_TW"/>
+        </w:rPr>
+        <w:t>；</w:t>
+      </w:r>
+      <w:hyperlink r:id="rId35">
+        <w:r>
+          <w:rPr>
+            <w:lang w:val="zh_TW" w:bidi="zh_TW"/>
+          </w:rPr>
+          <w:rPr>
+            <w:color w:val="0000EE"/>
+            <w:u w:val="single"/>
+          </w:rPr>
+          <w:t>摩1:3–2:3</w:t>
+        </w:r>
+      </w:hyperlink>
+      <w:r>
+        <w:rPr>
+          <w:lang w:val="zh_TW" w:bidi="zh_TW"/>
+        </w:rPr>
+        <w:t>）。</w:t>
       </w:r>
     </w:p>
     <w:p>
@@ -645,7 +769,90 @@
         <w:rPr>
           <w:lang w:val="zh_TW" w:bidi="zh_TW"/>
         </w:rPr>
-        <w:t>在這裡，靈魂就像自我，即一個人的人性或自我。</w:t>
+        <w:t>然而，聖經也有對列國正面的觀點。詩篇揭示，神不僅關心以色列，祂的眼目也關注列國，全地都應當讚美和敬拜祂（</w:t>
+      </w:r>
+      <w:hyperlink r:id="rId36">
+        <w:r>
+          <w:rPr>
+            <w:lang w:val="zh_TW" w:bidi="zh_TW"/>
+          </w:rPr>
+          <w:rPr>
+            <w:color w:val="0000EE"/>
+            <w:u w:val="single"/>
+          </w:rPr>
+          <w:t>詩66:1–8</w:t>
+        </w:r>
+      </w:hyperlink>
+      <w:r>
+        <w:rPr>
+          <w:lang w:val="zh_TW" w:bidi="zh_TW"/>
+        </w:rPr>
+        <w:t>）。詩人禱告神的救恩能在列國中得知。他肯定神以公義審判萬民，引導列國，地極都應敬畏祂（</w:t>
+      </w:r>
+      <w:hyperlink r:id="rId37">
+        <w:r>
+          <w:rPr>
+            <w:lang w:val="zh_TW" w:bidi="zh_TW"/>
+          </w:rPr>
+          <w:rPr>
+            <w:color w:val="0000EE"/>
+            <w:u w:val="single"/>
+          </w:rPr>
+          <w:t>67:7</w:t>
+        </w:r>
+      </w:hyperlink>
+      <w:r>
+        <w:rPr>
+          <w:lang w:val="zh_TW" w:bidi="zh_TW"/>
+        </w:rPr>
+        <w:t>）。先知以賽亞宣告耶路撒冷的聖殿將成為萬民禱告的殿，神歡迎來獻祭並敬拜的外邦人（</w:t>
+      </w:r>
+      <w:hyperlink r:id="rId38">
+        <w:r>
+          <w:rPr>
+            <w:lang w:val="zh_TW" w:bidi="zh_TW"/>
+          </w:rPr>
+          <w:rPr>
+            <w:color w:val="0000EE"/>
+            <w:u w:val="single"/>
+          </w:rPr>
+          <w:t>賽56:6–8</w:t>
+        </w:r>
+      </w:hyperlink>
+      <w:r>
+        <w:rPr>
+          <w:lang w:val="zh_TW" w:bidi="zh_TW"/>
+        </w:rPr>
+        <w:t>）。以賽亞的末世異象描繪萬民湧入耶路撒冷敬拜神，並學習祂的道。在神的統治下，國與國不再相爭，而是和平相處（</w:t>
+      </w:r>
+      <w:hyperlink r:id="rId39">
+        <w:r>
+          <w:rPr>
+            <w:lang w:val="zh_TW" w:bidi="zh_TW"/>
+          </w:rPr>
+          <w:rPr>
+            <w:color w:val="0000EE"/>
+            <w:u w:val="single"/>
+          </w:rPr>
+          <w:t>2:2–4</w:t>
+        </w:r>
+      </w:hyperlink>
+      <w:r>
+        <w:rPr>
+          <w:lang w:val="zh_TW" w:bidi="zh_TW"/>
+        </w:rPr>
+        <w:t>）。</w:t>
+      </w:r>
+    </w:p>
+    <w:p>
+      <w:pPr>
+        <w:pStyle w:val="Heading3"/>
+      </w:pPr>
+      <w:r>
+        <w:rPr>
+          <w:lang w:val="zh_TW" w:bidi="zh_TW"/>
+        </w:rPr>
+        <w:t>新約中的列國</w:t>
       </w:r>
     </w:p>
     <w:p>
@@ -659,9 +866,9 @@
         <w:rPr>
           <w:lang w:val="zh_TW" w:bidi="zh_TW"/>
         </w:rPr>
-        <w:t>舊約聖經並不暗示靈魂在死後會轉移到另一個身體。人類被視為身體和靈魂的統一體，意味著是從不同角度看待同一個人。在</w:t>
-      </w:r>
-      <w:hyperlink r:id="rId24">
+        <w:t>根據四福音書，耶穌不僅服事猶太人，也按古代的預言服事外邦列國（</w:t>
+      </w:r>
+      <w:hyperlink r:id="rId40">
         <w:r>
           <w:rPr>
             <w:lang w:val="zh_TW" w:bidi="zh_TW"/>
@@ -670,29 +877,16 @@
             <w:color w:val="0000EE"/>
             <w:u w:val="single"/>
           </w:rPr>
-          <w:t>創世記二章7節</w:t>
+          <w:t>太4:15–16</w:t>
         </w:r>
       </w:hyperlink>
       <w:r>
         <w:rPr>
           <w:lang w:val="zh_TW" w:bidi="zh_TW"/>
         </w:rPr>
-        <w:t>中，片語「有靈的活人」有時被錯誤地翻譯為「活的靈魂」。這個想法並不是說男人和女人成為</w:t>
-      </w:r>
-      <w:r>
-        <w:rPr>
-          <w:i/>
-          <w:lang w:val="zh_TW" w:bidi="zh_TW"/>
-        </w:rPr>
-        <w:t>靈魂，</w:t>
-      </w:r>
-      <w:r>
-        <w:rPr>
-          <w:lang w:val="zh_TW" w:bidi="zh_TW"/>
-        </w:rPr>
-        <w:t>因為他們顯然有身體。原文中使用這個詞是為了強調人作為「活的生命」的層面。這並不意味著人成為靈，而是突出了作為「活的生命」的重要層面。希伯來思想對統一的人的觀念有助於解釋舊約聖經中對死後生命的陰影看法，因為很難想像沒有身體的存在（</w:t>
-      </w:r>
-      <w:hyperlink r:id="rId25">
+        <w:t>）。耶穌在外邦人聚居的加利利教導百姓，前往泰爾和西頓（</w:t>
+      </w:r>
+      <w:hyperlink r:id="rId41">
         <w:r>
           <w:rPr>
             <w:lang w:val="zh_TW" w:bidi="zh_TW"/>
@@ -701,16 +895,16 @@
             <w:color w:val="0000EE"/>
             <w:u w:val="single"/>
           </w:rPr>
-          <w:t>詩篇16:10</w:t>
+          <w:t>可7:24</w:t>
         </w:r>
       </w:hyperlink>
       <w:r>
         <w:rPr>
           <w:lang w:val="zh_TW" w:bidi="zh_TW"/>
         </w:rPr>
-        <w:t>，</w:t>
-      </w:r>
-      <w:hyperlink r:id="rId26">
+        <w:t>），並經過低加坡里（</w:t>
+      </w:r>
+      <w:hyperlink r:id="rId42">
         <w:r>
           <w:rPr>
             <w:lang w:val="zh_TW" w:bidi="zh_TW"/>
@@ -719,16 +913,16 @@
             <w:color w:val="0000EE"/>
             <w:u w:val="single"/>
           </w:rPr>
-          <w:t>49:15</w:t>
+          <w:t>31</w:t>
         </w:r>
       </w:hyperlink>
       <w:r>
         <w:rPr>
           <w:lang w:val="zh_TW" w:bidi="zh_TW"/>
         </w:rPr>
-        <w:t>，</w:t>
-      </w:r>
-      <w:hyperlink r:id="rId27">
+        <w:t>節）。祂曾醫治一位羅馬百夫長（</w:t>
+      </w:r>
+      <w:hyperlink r:id="rId43">
         <w:r>
           <w:rPr>
             <w:lang w:val="zh_TW" w:bidi="zh_TW"/>
@@ -737,16 +931,16 @@
             <w:color w:val="0000EE"/>
             <w:u w:val="single"/>
           </w:rPr>
-          <w:t>88:3–12</w:t>
+          <w:t>路7:1–10</w:t>
         </w:r>
       </w:hyperlink>
       <w:r>
         <w:rPr>
           <w:lang w:val="zh_TW" w:bidi="zh_TW"/>
         </w:rPr>
-        <w:t>）。存在死後生命的希望，是由於相信神對死亡的權能，相信與祂的交流在死後會繼續（</w:t>
-      </w:r>
-      <w:hyperlink r:id="rId28">
+        <w:t>）、拿因的寡婦（</w:t>
+      </w:r>
+      <w:hyperlink r:id="rId44">
         <w:r>
           <w:rPr>
             <w:lang w:val="zh_TW" w:bidi="zh_TW"/>
@@ -755,16 +949,16 @@
             <w:color w:val="0000EE"/>
             <w:u w:val="single"/>
           </w:rPr>
-          <w:t>出埃及記3:6</w:t>
+          <w:t>11–17</w:t>
         </w:r>
       </w:hyperlink>
       <w:r>
         <w:rPr>
           <w:lang w:val="zh_TW" w:bidi="zh_TW"/>
         </w:rPr>
-        <w:t>；</w:t>
-      </w:r>
-      <w:hyperlink r:id="rId29">
+        <w:t>節），以及一位敘利腓尼基婦人（</w:t>
+      </w:r>
+      <w:hyperlink r:id="rId45">
         <w:r>
           <w:rPr>
             <w:lang w:val="zh_TW" w:bidi="zh_TW"/>
@@ -773,16 +967,16 @@
             <w:color w:val="0000EE"/>
             <w:u w:val="single"/>
           </w:rPr>
-          <w:t>撒母耳記上2:6</w:t>
+          <w:t>可7:26</w:t>
         </w:r>
       </w:hyperlink>
       <w:r>
         <w:rPr>
           <w:lang w:val="zh_TW" w:bidi="zh_TW"/>
         </w:rPr>
-        <w:t>；</w:t>
-      </w:r>
-      <w:hyperlink r:id="rId30">
+        <w:t>）。以土買人也來觀看祂的神蹟（</w:t>
+      </w:r>
+      <w:hyperlink r:id="rId46">
         <w:r>
           <w:rPr>
             <w:lang w:val="zh_TW" w:bidi="zh_TW"/>
@@ -791,151 +985,14 @@
             <w:color w:val="0000EE"/>
             <w:u w:val="single"/>
           </w:rPr>
-          <w:t>約伯記19:25–26</w:t>
+          <w:t>3:8</w:t>
         </w:r>
       </w:hyperlink>
       <w:r>
         <w:rPr>
           <w:lang w:val="zh_TW" w:bidi="zh_TW"/>
         </w:rPr>
-        <w:t>；</w:t>
-      </w:r>
-      <w:hyperlink r:id="rId31">
-        <w:r>
-          <w:rPr>
-            <w:lang w:val="zh_TW" w:bidi="zh_TW"/>
-          </w:rPr>
-          <w:rPr>
-            <w:color w:val="0000EE"/>
-            <w:u w:val="single"/>
-          </w:rPr>
-          <w:t>詩篇16:10–11</w:t>
-        </w:r>
-      </w:hyperlink>
-      <w:r>
-        <w:rPr>
-          <w:lang w:val="zh_TW" w:bidi="zh_TW"/>
-        </w:rPr>
-        <w:t>，</w:t>
-      </w:r>
-      <w:hyperlink r:id="rId32">
-        <w:r>
-          <w:rPr>
-            <w:lang w:val="zh_TW" w:bidi="zh_TW"/>
-          </w:rPr>
-          <w:rPr>
-            <w:color w:val="0000EE"/>
-            <w:u w:val="single"/>
-          </w:rPr>
-          <w:t>73:24–25</w:t>
-        </w:r>
-      </w:hyperlink>
-      <w:r>
-        <w:rPr>
-          <w:lang w:val="zh_TW" w:bidi="zh_TW"/>
-        </w:rPr>
-        <w:t>；</w:t>
-      </w:r>
-      <w:hyperlink r:id="rId33">
-        <w:r>
-          <w:rPr>
-            <w:lang w:val="zh_TW" w:bidi="zh_TW"/>
-          </w:rPr>
-          <w:rPr>
-            <w:color w:val="0000EE"/>
-            <w:u w:val="single"/>
-          </w:rPr>
-          <w:t>以賽亞書25:8</w:t>
-        </w:r>
-      </w:hyperlink>
-      <w:r>
-        <w:rPr>
-          <w:lang w:val="zh_TW" w:bidi="zh_TW"/>
-        </w:rPr>
-        <w:t>，</w:t>
-      </w:r>
-      <w:hyperlink r:id="rId34">
-        <w:r>
-          <w:rPr>
-            <w:lang w:val="zh_TW" w:bidi="zh_TW"/>
-          </w:rPr>
-          <w:rPr>
-            <w:color w:val="0000EE"/>
-            <w:u w:val="single"/>
-          </w:rPr>
-          <w:t>26:19</w:t>
-        </w:r>
-      </w:hyperlink>
-      <w:r>
-        <w:rPr>
-          <w:lang w:val="zh_TW" w:bidi="zh_TW"/>
-        </w:rPr>
-        <w:t>；</w:t>
-      </w:r>
-      <w:hyperlink r:id="rId35">
-        <w:r>
-          <w:rPr>
-            <w:lang w:val="zh_TW" w:bidi="zh_TW"/>
-          </w:rPr>
-          <w:rPr>
-            <w:color w:val="0000EE"/>
-            <w:u w:val="single"/>
-          </w:rPr>
-          <w:t>但以理書12:2</w:t>
-        </w:r>
-      </w:hyperlink>
-      <w:r>
-        <w:rPr>
-          <w:lang w:val="zh_TW" w:bidi="zh_TW"/>
-        </w:rPr>
-        <w:t>；</w:t>
-      </w:r>
-      <w:hyperlink r:id="rId36">
-        <w:r>
-          <w:rPr>
-            <w:lang w:val="zh_TW" w:bidi="zh_TW"/>
-          </w:rPr>
-          <w:rPr>
-            <w:color w:val="0000EE"/>
-            <w:u w:val="single"/>
-          </w:rPr>
-          <w:t>何西阿6:1–3</w:t>
-        </w:r>
-      </w:hyperlink>
-      <w:r>
-        <w:rPr>
-          <w:lang w:val="zh_TW" w:bidi="zh_TW"/>
-        </w:rPr>
-        <w:t>，</w:t>
-      </w:r>
-      <w:hyperlink r:id="rId37">
-        <w:r>
-          <w:rPr>
-            <w:lang w:val="zh_TW" w:bidi="zh_TW"/>
-          </w:rPr>
-          <w:rPr>
-            <w:color w:val="0000EE"/>
-            <w:u w:val="single"/>
-          </w:rPr>
-          <w:t>13:14</w:t>
-        </w:r>
-      </w:hyperlink>
-      <w:r>
-        <w:rPr>
-          <w:lang w:val="zh_TW" w:bidi="zh_TW"/>
-        </w:rPr>
         <w:t>）。</w:t>
-      </w:r>
-    </w:p>
-    <w:p>
-      <w:pPr>
-        <w:pStyle w:val="Heading4"/>
-      </w:pPr>
-      <w:r>
-        <w:rPr>
-          <w:lang w:val="zh_TW" w:bidi="zh_TW"/>
-        </w:rPr>
-        <w:t>新約聖經中的靈魂</w:t>
       </w:r>
     </w:p>
     <w:p>
@@ -949,22 +1006,9 @@
         <w:rPr>
           <w:lang w:val="zh_TW" w:bidi="zh_TW"/>
         </w:rPr>
-        <w:t>在新約聖經中，靈魂（</w:t>
-      </w:r>
-      <w:r>
-        <w:rPr>
-          <w:i/>
-          <w:lang w:val="zh_TW" w:bidi="zh_TW"/>
-        </w:rPr>
-        <w:t>psuche</w:t>
-      </w:r>
-      <w:r>
-        <w:rPr>
-          <w:lang w:val="zh_TW" w:bidi="zh_TW"/>
-        </w:rPr>
-        <w:t>）的意義與舊約聖經中相似。通常，它意味著生命本身。耶穌的跟從者為了祂的緣故冒著生命（靈魂）的危險（</w:t>
-      </w:r>
-      <w:hyperlink r:id="rId38">
+        <w:t>耶穌的教導範疇也非常廣泛。關於大審判的敘述（</w:t>
+      </w:r>
+      <w:hyperlink r:id="rId47">
         <w:r>
           <w:rPr>
             <w:lang w:val="zh_TW" w:bidi="zh_TW"/>
@@ -973,16 +1017,16 @@
             <w:color w:val="0000EE"/>
             <w:u w:val="single"/>
           </w:rPr>
-          <w:t>使徒行傳15:26</w:t>
+          <w:t>太25:31–46</w:t>
         </w:r>
       </w:hyperlink>
       <w:r>
         <w:rPr>
           <w:lang w:val="zh_TW" w:bidi="zh_TW"/>
         </w:rPr>
-        <w:t>；比較</w:t>
-      </w:r>
-      <w:hyperlink r:id="rId39">
+        <w:t>）顯示萬國聚集在人子面前，耶穌命令使徒「使萬民作我的門徒」（</w:t>
+      </w:r>
+      <w:hyperlink r:id="rId48">
         <w:r>
           <w:rPr>
             <w:lang w:val="zh_TW" w:bidi="zh_TW"/>
@@ -991,175 +1035,7 @@
             <w:color w:val="0000EE"/>
             <w:u w:val="single"/>
           </w:rPr>
-          <w:t>約翰福音13:37</w:t>
-        </w:r>
-      </w:hyperlink>
-      <w:r>
-        <w:rPr>
-          <w:lang w:val="zh_TW" w:bidi="zh_TW"/>
-        </w:rPr>
-        <w:t>；</w:t>
-      </w:r>
-      <w:hyperlink r:id="rId40">
-        <w:r>
-          <w:rPr>
-            <w:lang w:val="zh_TW" w:bidi="zh_TW"/>
-          </w:rPr>
-          <w:rPr>
-            <w:color w:val="0000EE"/>
-            <w:u w:val="single"/>
-          </w:rPr>
-          <w:t>羅馬書16:4</w:t>
-        </w:r>
-      </w:hyperlink>
-      <w:r>
-        <w:rPr>
-          <w:lang w:val="zh_TW" w:bidi="zh_TW"/>
-        </w:rPr>
-        <w:t>；</w:t>
-      </w:r>
-      <w:hyperlink r:id="rId41">
-        <w:r>
-          <w:rPr>
-            <w:lang w:val="zh_TW" w:bidi="zh_TW"/>
-          </w:rPr>
-          <w:rPr>
-            <w:color w:val="0000EE"/>
-            <w:u w:val="single"/>
-          </w:rPr>
-          <w:t>腓利比書2:30</w:t>
-        </w:r>
-      </w:hyperlink>
-      <w:r>
-        <w:rPr>
-          <w:lang w:val="zh_TW" w:bidi="zh_TW"/>
-        </w:rPr>
-        <w:t>）。耶穌是人子，祂來是要服事人並捨命（靈魂）作多人的贖價（</w:t>
-      </w:r>
-      <w:hyperlink r:id="rId42">
-        <w:r>
-          <w:rPr>
-            <w:lang w:val="zh_TW" w:bidi="zh_TW"/>
-          </w:rPr>
-          <w:rPr>
-            <w:color w:val="0000EE"/>
-            <w:u w:val="single"/>
-          </w:rPr>
-          <w:t>馬太福音20:28</w:t>
-        </w:r>
-      </w:hyperlink>
-      <w:r>
-        <w:rPr>
-          <w:lang w:val="zh_TW" w:bidi="zh_TW"/>
-        </w:rPr>
-        <w:t>；</w:t>
-      </w:r>
-      <w:hyperlink r:id="rId43">
-        <w:r>
-          <w:rPr>
-            <w:lang w:val="zh_TW" w:bidi="zh_TW"/>
-          </w:rPr>
-          <w:rPr>
-            <w:color w:val="0000EE"/>
-            <w:u w:val="single"/>
-          </w:rPr>
-          <w:t>馬可福音10:45</w:t>
-        </w:r>
-      </w:hyperlink>
-      <w:r>
-        <w:rPr>
-          <w:lang w:val="zh_TW" w:bidi="zh_TW"/>
-        </w:rPr>
-        <w:t>）。耶穌是好牧羊人，為羊捨命（靈魂）（</w:t>
-      </w:r>
-      <w:hyperlink r:id="rId44">
-        <w:r>
-          <w:rPr>
-            <w:lang w:val="zh_TW" w:bidi="zh_TW"/>
-          </w:rPr>
-          <w:rPr>
-            <w:color w:val="0000EE"/>
-            <w:u w:val="single"/>
-          </w:rPr>
-          <w:t>約翰福音10:14、17</w:t>
-        </w:r>
-      </w:hyperlink>
-      <w:hyperlink r:id="rId45">
-        <w:r>
-          <w:rPr>
-            <w:lang w:val="zh_TW" w:bidi="zh_TW"/>
-          </w:rPr>
-          <w:rPr>
-            <w:color w:val="0000EE"/>
-            <w:u w:val="single"/>
-          </w:rPr>
-          <w:t>–</w:t>
-        </w:r>
-      </w:hyperlink>
-      <w:hyperlink r:id="rId44">
-        <w:r>
-          <w:rPr>
-            <w:lang w:val="zh_TW" w:bidi="zh_TW"/>
-          </w:rPr>
-          <w:rPr>
-            <w:color w:val="0000EE"/>
-            <w:u w:val="single"/>
-          </w:rPr>
-          <w:t>18</w:t>
-        </w:r>
-      </w:hyperlink>
-      <w:r>
-        <w:rPr>
-          <w:lang w:val="zh_TW" w:bidi="zh_TW"/>
-        </w:rPr>
-        <w:t>）。在</w:t>
-      </w:r>
-      <w:hyperlink r:id="rId46">
-        <w:r>
-          <w:rPr>
-            <w:lang w:val="zh_TW" w:bidi="zh_TW"/>
-          </w:rPr>
-          <w:rPr>
-            <w:color w:val="0000EE"/>
-            <w:u w:val="single"/>
-          </w:rPr>
-          <w:t>路加福音十四章26節</w:t>
-        </w:r>
-      </w:hyperlink>
-      <w:r>
-        <w:rPr>
-          <w:lang w:val="zh_TW" w:bidi="zh_TW"/>
-        </w:rPr>
-        <w:t>，作門徒意味著願意捨己，甚至為基督的緣故捨去自己的生命（比較</w:t>
-      </w:r>
-      <w:hyperlink r:id="rId47">
-        <w:r>
-          <w:rPr>
-            <w:lang w:val="zh_TW" w:bidi="zh_TW"/>
-          </w:rPr>
-          <w:rPr>
-            <w:color w:val="0000EE"/>
-            <w:u w:val="single"/>
-          </w:rPr>
-          <w:t>路加福音9:23</w:t>
-        </w:r>
-      </w:hyperlink>
-      <w:r>
-        <w:rPr>
-          <w:lang w:val="zh_TW" w:bidi="zh_TW"/>
-        </w:rPr>
-        <w:t>、</w:t>
-      </w:r>
-      <w:hyperlink r:id="rId48">
-        <w:r>
-          <w:rPr>
-            <w:lang w:val="zh_TW" w:bidi="zh_TW"/>
-          </w:rPr>
-          <w:rPr>
-            <w:color w:val="0000EE"/>
-            <w:u w:val="single"/>
-          </w:rPr>
-          <w:t>啟示錄12:11</w:t>
+          <w:t>太28:19</w:t>
         </w:r>
       </w:hyperlink>
       <w:r>
@@ -1180,7 +1056,7 @@
         <w:rPr>
           <w:lang w:val="zh_TW" w:bidi="zh_TW"/>
         </w:rPr>
-        <w:t>「靈魂」經常可以指「人」（</w:t>
+        <w:t>儘管使徒行傳提到列國在耶穌的死亡（</w:t>
       </w:r>
       <w:hyperlink r:id="rId49">
         <w:r>
@@ -1191,14 +1067,14 @@
             <w:color w:val="0000EE"/>
             <w:u w:val="single"/>
           </w:rPr>
-          <w:t>使徒行傳2:43</w:t>
+          <w:t>徒4:27</w:t>
         </w:r>
       </w:hyperlink>
       <w:r>
         <w:rPr>
           <w:lang w:val="zh_TW" w:bidi="zh_TW"/>
         </w:rPr>
-        <w:t>，</w:t>
+        <w:t>），以及反對保羅事工中的角色（</w:t>
       </w:r>
       <w:hyperlink r:id="rId50">
         <w:r>
@@ -1209,14 +1085,14 @@
             <w:color w:val="0000EE"/>
             <w:u w:val="single"/>
           </w:rPr>
-          <w:t>3:23</w:t>
+          <w:t>26:17</w:t>
         </w:r>
       </w:hyperlink>
       <w:r>
         <w:rPr>
           <w:lang w:val="zh_TW" w:bidi="zh_TW"/>
         </w:rPr>
-        <w:t>，</w:t>
+        <w:t>），但它清楚表明教會完成了向非猶太民族傳福音的使命。彼得向意大利營的一位羅馬軍官哥尼流家人宣講耶穌的信息（</w:t>
       </w:r>
       <w:hyperlink r:id="rId51">
         <w:r>
@@ -1227,14 +1103,14 @@
             <w:color w:val="0000EE"/>
             <w:u w:val="single"/>
           </w:rPr>
-          <w:t>7:14</w:t>
+          <w:t>10</w:t>
         </w:r>
       </w:hyperlink>
       <w:r>
         <w:rPr>
           <w:lang w:val="zh_TW" w:bidi="zh_TW"/>
         </w:rPr>
-        <w:t>；</w:t>
+        <w:t>章）。雖然早期教會曾抗拒外邦人可以自由接受聖靈的事實，但最終他們接受了這結論（</w:t>
       </w:r>
       <w:hyperlink r:id="rId52">
         <w:r>
@@ -1245,15 +1121,9 @@
             <w:color w:val="0000EE"/>
             <w:u w:val="single"/>
           </w:rPr>
-          <w:t>羅馬書2:9</w:t>
+          <w:t>11:1–8，</w:t>
         </w:r>
       </w:hyperlink>
-      <w:r>
-        <w:rPr>
-          <w:lang w:val="zh_TW" w:bidi="zh_TW"/>
-        </w:rPr>
-        <w:t>，</w:t>
-      </w:r>
       <w:hyperlink r:id="rId53">
         <w:r>
           <w:rPr>
@@ -1263,887 +1133,14 @@
             <w:color w:val="0000EE"/>
             <w:u w:val="single"/>
           </w:rPr>
-          <w:t>13:1</w:t>
+          <w:t>15:1–29</w:t>
         </w:r>
       </w:hyperlink>
       <w:r>
         <w:rPr>
           <w:lang w:val="zh_TW" w:bidi="zh_TW"/>
         </w:rPr>
-        <w:t>；</w:t>
-      </w:r>
-      <w:hyperlink r:id="rId54">
-        <w:r>
-          <w:rPr>
-            <w:lang w:val="zh_TW" w:bidi="zh_TW"/>
-          </w:rPr>
-          <w:rPr>
-            <w:color w:val="0000EE"/>
-            <w:u w:val="single"/>
-          </w:rPr>
-          <w:t>彼得前書3:20</w:t>
-        </w:r>
-      </w:hyperlink>
-      <w:r>
-        <w:rPr>
-          <w:lang w:val="zh_TW" w:bidi="zh_TW"/>
-        </w:rPr>
-        <w:t>）。「活物」這個表達（有時在</w:t>
-      </w:r>
-      <w:hyperlink r:id="rId55">
-        <w:r>
-          <w:rPr>
-            <w:lang w:val="zh_TW" w:bidi="zh_TW"/>
-          </w:rPr>
-          <w:rPr>
-            <w:color w:val="0000EE"/>
-            <w:u w:val="single"/>
-          </w:rPr>
-          <w:t>啟示錄16:3</w:t>
-        </w:r>
-      </w:hyperlink>
-      <w:r>
-        <w:rPr>
-          <w:lang w:val="zh_TW" w:bidi="zh_TW"/>
-        </w:rPr>
-        <w:t>中使用）反映了活物有生命的一面。就像在舊約聖經中一樣，靈魂可以指一個人的情感能量。它代表著人的內在存在。當耶穌為祂的死亡憂傷時，祂談到了祂的靈魂被壓碎（</w:t>
-      </w:r>
-      <w:hyperlink r:id="rId56">
-        <w:r>
-          <w:rPr>
-            <w:lang w:val="zh_TW" w:bidi="zh_TW"/>
-          </w:rPr>
-          <w:rPr>
-            <w:color w:val="0000EE"/>
-            <w:u w:val="single"/>
-          </w:rPr>
-          <w:t>馬太福音26:38</w:t>
-        </w:r>
-      </w:hyperlink>
-      <w:r>
-        <w:rPr>
-          <w:lang w:val="zh_TW" w:bidi="zh_TW"/>
-        </w:rPr>
-        <w:t>；</w:t>
-      </w:r>
-      <w:hyperlink r:id="rId57">
-        <w:r>
-          <w:rPr>
-            <w:lang w:val="zh_TW" w:bidi="zh_TW"/>
-          </w:rPr>
-          <w:rPr>
-            <w:color w:val="0000EE"/>
-            <w:u w:val="single"/>
-          </w:rPr>
-          <w:t>馬可福音14:34</w:t>
-        </w:r>
-      </w:hyperlink>
-      <w:r>
-        <w:rPr>
-          <w:lang w:val="zh_TW" w:bidi="zh_TW"/>
-        </w:rPr>
-        <w:t>；比較</w:t>
-      </w:r>
-      <w:hyperlink r:id="rId58">
-        <w:r>
-          <w:rPr>
-            <w:lang w:val="zh_TW" w:bidi="zh_TW"/>
-          </w:rPr>
-          <w:rPr>
-            <w:color w:val="0000EE"/>
-            <w:u w:val="single"/>
-          </w:rPr>
-          <w:t>詩篇42:6</w:t>
-        </w:r>
-      </w:hyperlink>
-      <w:r>
-        <w:rPr>
-          <w:lang w:val="zh_TW" w:bidi="zh_TW"/>
-        </w:rPr>
-        <w:t>）。在另一處經文中，耶穌應許那些來到祂面前的人靈魂得安息（</w:t>
-      </w:r>
-      <w:hyperlink r:id="rId59">
-        <w:r>
-          <w:rPr>
-            <w:lang w:val="zh_TW" w:bidi="zh_TW"/>
-          </w:rPr>
-          <w:rPr>
-            <w:color w:val="0000EE"/>
-            <w:u w:val="single"/>
-          </w:rPr>
-          <w:t>馬太福音11:29</w:t>
-        </w:r>
-      </w:hyperlink>
-      <w:r>
-        <w:rPr>
-          <w:lang w:val="zh_TW" w:bidi="zh_TW"/>
-        </w:rPr>
-        <w:t>）。在這裡，「靈魂」意味著人的本質（比較</w:t>
-      </w:r>
-      <w:hyperlink r:id="rId60">
-        <w:r>
-          <w:rPr>
-            <w:lang w:val="zh_TW" w:bidi="zh_TW"/>
-          </w:rPr>
-          <w:rPr>
-            <w:color w:val="0000EE"/>
-            <w:u w:val="single"/>
-          </w:rPr>
-          <w:t>路加福音2:35</w:t>
-        </w:r>
-      </w:hyperlink>
-      <w:r>
-        <w:rPr>
-          <w:lang w:val="zh_TW" w:bidi="zh_TW"/>
-        </w:rPr>
-        <w:t>；</w:t>
-      </w:r>
-      <w:hyperlink r:id="rId61">
-        <w:r>
-          <w:rPr>
-            <w:lang w:val="zh_TW" w:bidi="zh_TW"/>
-          </w:rPr>
-          <w:rPr>
-            <w:color w:val="0000EE"/>
-            <w:u w:val="single"/>
-          </w:rPr>
-          <w:t>哥林多後書1:23</w:t>
-        </w:r>
-      </w:hyperlink>
-      <w:r>
-        <w:rPr>
-          <w:lang w:val="zh_TW" w:bidi="zh_TW"/>
-        </w:rPr>
-        <w:t>；</w:t>
-      </w:r>
-      <w:hyperlink r:id="rId62">
-        <w:r>
-          <w:rPr>
-            <w:lang w:val="zh_TW" w:bidi="zh_TW"/>
-          </w:rPr>
-          <w:rPr>
-            <w:color w:val="0000EE"/>
-            <w:u w:val="single"/>
-          </w:rPr>
-          <w:t>帖撒羅尼迦後書2:8</w:t>
-        </w:r>
-      </w:hyperlink>
-      <w:r>
-        <w:rPr>
-          <w:lang w:val="zh_TW" w:bidi="zh_TW"/>
-        </w:rPr>
-        <w:t>；</w:t>
-      </w:r>
-      <w:hyperlink r:id="rId63">
-        <w:r>
-          <w:rPr>
-            <w:lang w:val="zh_TW" w:bidi="zh_TW"/>
-          </w:rPr>
-          <w:rPr>
-            <w:color w:val="0000EE"/>
-            <w:u w:val="single"/>
-          </w:rPr>
-          <w:t>約翰三書1:2</w:t>
-        </w:r>
-      </w:hyperlink>
-      <w:r>
-        <w:rPr>
-          <w:lang w:val="zh_TW" w:bidi="zh_TW"/>
-        </w:rPr>
-        <w:t>）。</w:t>
-      </w:r>
-    </w:p>
-    <w:p>
-      <w:pPr>
-        <w:pStyle w:val="Heading3"/>
-      </w:pPr>
-      <w:r>
-        <w:rPr>
-          <w:lang w:val="zh_TW" w:bidi="zh_TW"/>
-        </w:rPr>
-        <w:t>靈魂與靈</w:t>
-      </w:r>
-    </w:p>
-    <w:p>
-      <w:pPr/>
-      <w:r>
-        <w:rPr>
-          <w:lang w:val="zh_TW" w:bidi="zh_TW"/>
-        </w:rPr>
-      </w:r>
-      <w:r>
-        <w:rPr>
-          <w:lang w:val="zh_TW" w:bidi="zh_TW"/>
-        </w:rPr>
-        <w:t>幾段經文同時提到靈魂與靈。</w:t>
-      </w:r>
-      <w:hyperlink r:id="rId64">
-        <w:r>
-          <w:rPr>
-            <w:lang w:val="zh_TW" w:bidi="zh_TW"/>
-          </w:rPr>
-          <w:rPr>
-            <w:color w:val="0000EE"/>
-            <w:u w:val="single"/>
-          </w:rPr>
-          <w:t>路加福音一章46節</w:t>
-        </w:r>
-      </w:hyperlink>
-      <w:r>
-        <w:rPr>
-          <w:lang w:val="zh_TW" w:bidi="zh_TW"/>
-        </w:rPr>
-        <w:t>可能是「詩意平行」，即用兩種不同方式表達一個想法。這兩個詞都指馬利亞最裡面的人。</w:t>
-      </w:r>
-      <w:hyperlink r:id="rId65">
-        <w:r>
-          <w:rPr>
-            <w:lang w:val="zh_TW" w:bidi="zh_TW"/>
-          </w:rPr>
-          <w:rPr>
-            <w:color w:val="0000EE"/>
-            <w:u w:val="single"/>
-          </w:rPr>
-          <w:t>希伯來書四章12節</w:t>
-        </w:r>
-      </w:hyperlink>
-      <w:r>
-        <w:rPr>
-          <w:lang w:val="zh_TW" w:bidi="zh_TW"/>
-        </w:rPr>
-        <w:t>，「</w:t>
-      </w:r>
-      <w:r>
-        <w:rPr>
-          <w:lang w:val="zh_TW" w:bidi="zh_TW"/>
-        </w:rPr>
-        <w:t>剖開</w:t>
-      </w:r>
-      <w:r>
-        <w:rPr>
-          <w:lang w:val="zh_TW" w:bidi="zh_TW"/>
-        </w:rPr>
-        <w:t>魂與靈」，是形象地展示神的話語如何探測我們的內心。</w:t>
-      </w:r>
-      <w:hyperlink r:id="rId66">
-        <w:r>
-          <w:rPr>
-            <w:lang w:val="zh_TW" w:bidi="zh_TW"/>
-          </w:rPr>
-          <w:rPr>
-            <w:color w:val="0000EE"/>
-            <w:u w:val="single"/>
-          </w:rPr>
-          <w:t>帖撒羅尼迦前書五章23節</w:t>
-        </w:r>
-      </w:hyperlink>
-      <w:r>
-        <w:rPr>
-          <w:lang w:val="zh_TW" w:bidi="zh_TW"/>
-        </w:rPr>
-        <w:t>，為讀者禱告</w:t>
-      </w:r>
-      <w:r>
-        <w:rPr>
-          <w:lang w:val="zh_TW" w:bidi="zh_TW"/>
-        </w:rPr>
-        <w:t>靈與魂與身子得蒙保守，無可指摘，</w:t>
-      </w:r>
-      <w:r>
-        <w:rPr>
-          <w:lang w:val="zh_TW" w:bidi="zh_TW"/>
-        </w:rPr>
-        <w:t>意味著整個人。在這裡，靈魂可能暗示著物質存在，而靈則可能意味著更高或「屬靈的」生命。</w:t>
-      </w:r>
-    </w:p>
-    <w:p>
-      <w:pPr/>
-      <w:r>
-        <w:rPr>
-          <w:lang w:val="zh_TW" w:bidi="zh_TW"/>
-        </w:rPr>
-      </w:r>
-      <w:r>
-        <w:rPr>
-          <w:lang w:val="zh_TW" w:bidi="zh_TW"/>
-        </w:rPr>
-        <w:t>在其它經文中，靈魂與情感、意志和心智相關，總是暗示著一個人的內在存在。人們應當</w:t>
-      </w:r>
-      <w:r>
-        <w:rPr>
-          <w:lang w:val="zh_TW" w:bidi="zh_TW"/>
-        </w:rPr>
-        <w:t>盡心盡意</w:t>
-      </w:r>
-      <w:r>
-        <w:rPr>
-          <w:lang w:val="zh_TW" w:bidi="zh_TW"/>
-        </w:rPr>
-        <w:t>愛神（</w:t>
-      </w:r>
-      <w:hyperlink r:id="rId67">
-        <w:r>
-          <w:rPr>
-            <w:lang w:val="zh_TW" w:bidi="zh_TW"/>
-          </w:rPr>
-          <w:rPr>
-            <w:color w:val="0000EE"/>
-            <w:u w:val="single"/>
-          </w:rPr>
-          <w:t>馬太福音22:37</w:t>
-        </w:r>
-      </w:hyperlink>
-      <w:r>
-        <w:rPr>
-          <w:lang w:val="zh_TW" w:bidi="zh_TW"/>
-        </w:rPr>
-        <w:t>；</w:t>
-      </w:r>
-      <w:hyperlink r:id="rId68">
-        <w:r>
-          <w:rPr>
-            <w:lang w:val="zh_TW" w:bidi="zh_TW"/>
-          </w:rPr>
-          <w:rPr>
-            <w:color w:val="0000EE"/>
-            <w:u w:val="single"/>
-          </w:rPr>
-          <w:t>馬可福音12:30</w:t>
-        </w:r>
-      </w:hyperlink>
-      <w:r>
-        <w:rPr>
-          <w:lang w:val="zh_TW" w:bidi="zh_TW"/>
-        </w:rPr>
-        <w:t>；比較</w:t>
-      </w:r>
-      <w:hyperlink r:id="rId69">
-        <w:r>
-          <w:rPr>
-            <w:lang w:val="zh_TW" w:bidi="zh_TW"/>
-          </w:rPr>
-          <w:rPr>
-            <w:color w:val="0000EE"/>
-            <w:u w:val="single"/>
-          </w:rPr>
-          <w:t>申命記6:5</w:t>
-        </w:r>
-      </w:hyperlink>
-      <w:r>
-        <w:rPr>
-          <w:lang w:val="zh_TW" w:bidi="zh_TW"/>
-        </w:rPr>
-        <w:t>）。片語「從靈裡」（</w:t>
-      </w:r>
-      <w:hyperlink r:id="rId70">
-        <w:r>
-          <w:rPr>
-            <w:lang w:val="zh_TW" w:bidi="zh_TW"/>
-          </w:rPr>
-          <w:rPr>
-            <w:color w:val="0000EE"/>
-            <w:u w:val="single"/>
-          </w:rPr>
-          <w:t>以弗所書6:6</w:t>
-        </w:r>
-      </w:hyperlink>
-      <w:r>
-        <w:rPr>
-          <w:lang w:val="zh_TW" w:bidi="zh_TW"/>
-        </w:rPr>
-        <w:t>；</w:t>
-      </w:r>
-      <w:hyperlink r:id="rId71">
-        <w:r>
-          <w:rPr>
-            <w:lang w:val="zh_TW" w:bidi="zh_TW"/>
-          </w:rPr>
-          <w:rPr>
-            <w:color w:val="0000EE"/>
-            <w:u w:val="single"/>
-          </w:rPr>
-          <w:t>歌羅西書3:23</w:t>
-        </w:r>
-      </w:hyperlink>
-      <w:r>
-        <w:rPr>
-          <w:lang w:val="zh_TW" w:bidi="zh_TW"/>
-        </w:rPr>
-        <w:t>有些時候的翻譯）意指「從心裡」，以全心。在</w:t>
-      </w:r>
-      <w:hyperlink r:id="rId72">
-        <w:r>
-          <w:rPr>
-            <w:lang w:val="zh_TW" w:bidi="zh_TW"/>
-          </w:rPr>
-          <w:rPr>
-            <w:color w:val="0000EE"/>
-            <w:u w:val="single"/>
-          </w:rPr>
-          <w:t>腓利比書一章27節</w:t>
-        </w:r>
-      </w:hyperlink>
-      <w:r>
-        <w:rPr>
-          <w:lang w:val="zh_TW" w:bidi="zh_TW"/>
-        </w:rPr>
-        <w:t>中，信徒被呼召要同心合意（比較</w:t>
-      </w:r>
-      <w:hyperlink r:id="rId73">
-        <w:r>
-          <w:rPr>
-            <w:lang w:val="zh_TW" w:bidi="zh_TW"/>
-          </w:rPr>
-          <w:rPr>
-            <w:color w:val="0000EE"/>
-            <w:u w:val="single"/>
-          </w:rPr>
-          <w:t>使徒行傳4:32</w:t>
-        </w:r>
-      </w:hyperlink>
-      <w:r>
-        <w:rPr>
-          <w:lang w:val="zh_TW" w:bidi="zh_TW"/>
-        </w:rPr>
-        <w:t>，</w:t>
-      </w:r>
-      <w:hyperlink r:id="rId74">
-        <w:r>
-          <w:rPr>
-            <w:lang w:val="zh_TW" w:bidi="zh_TW"/>
-          </w:rPr>
-          <w:rPr>
-            <w:color w:val="0000EE"/>
-            <w:u w:val="single"/>
-          </w:rPr>
-          <w:t>14:2</w:t>
-        </w:r>
-      </w:hyperlink>
-      <w:r>
-        <w:rPr>
-          <w:lang w:val="zh_TW" w:bidi="zh_TW"/>
-        </w:rPr>
-        <w:t>）。</w:t>
-      </w:r>
-    </w:p>
-    <w:p>
-      <w:pPr>
-        <w:pStyle w:val="Heading3"/>
-      </w:pPr>
-      <w:r>
-        <w:rPr>
-          <w:lang w:val="zh_TW" w:bidi="zh_TW"/>
-        </w:rPr>
-        <w:t>靈魂與救恩</w:t>
-      </w:r>
-    </w:p>
-    <w:p>
-      <w:pPr/>
-      <w:r>
-        <w:rPr>
-          <w:lang w:val="zh_TW" w:bidi="zh_TW"/>
-        </w:rPr>
-      </w:r>
-      <w:r>
-        <w:rPr>
-          <w:lang w:val="zh_TW" w:bidi="zh_TW"/>
-        </w:rPr>
-        <w:t>有關靈魂和救恩的經文包括：</w:t>
-      </w:r>
-    </w:p>
-    <w:p>
-      <w:pPr>
-        <w:pStyle w:val="ListBullet"/>
-        <w:spacing w:line="240" w:lineRule="auto"/>
-        <w:ind w:left="720"/>
-      </w:pPr>
-      <w:r>
-        <w:rPr>
-          <w:lang w:val="zh_TW" w:bidi="zh_TW"/>
-        </w:rPr>
-      </w:r>
-      <w:hyperlink r:id="rId75">
-        <w:r>
-          <w:rPr>
-            <w:lang w:val="zh_TW" w:bidi="zh_TW"/>
-          </w:rPr>
-          <w:rPr>
-            <w:color w:val="0000EE"/>
-            <w:u w:val="single"/>
-          </w:rPr>
-          <w:t>馬太福音十章28節</w:t>
-        </w:r>
-      </w:hyperlink>
-    </w:p>
-    <w:p>
-      <w:pPr>
-        <w:pStyle w:val="ListBullet"/>
-        <w:spacing w:line="240" w:lineRule="auto"/>
-        <w:ind w:left="720"/>
-      </w:pPr>
-      <w:r>
-        <w:rPr>
-          <w:lang w:val="zh_TW" w:bidi="zh_TW"/>
-        </w:rPr>
-      </w:r>
-      <w:hyperlink r:id="rId76">
-        <w:r>
-          <w:rPr>
-            <w:lang w:val="zh_TW" w:bidi="zh_TW"/>
-          </w:rPr>
-          <w:rPr>
-            <w:color w:val="0000EE"/>
-            <w:u w:val="single"/>
-          </w:rPr>
-          <w:t>路加福音十二章5節</w:t>
-        </w:r>
-      </w:hyperlink>
-    </w:p>
-    <w:p>
-      <w:pPr>
-        <w:pStyle w:val="ListBullet"/>
-        <w:spacing w:line="240" w:lineRule="auto"/>
-        <w:ind w:left="720"/>
-      </w:pPr>
-      <w:r>
-        <w:rPr>
-          <w:lang w:val="zh_TW" w:bidi="zh_TW"/>
-        </w:rPr>
-      </w:r>
-      <w:hyperlink r:id="rId77">
-        <w:r>
-          <w:rPr>
-            <w:lang w:val="zh_TW" w:bidi="zh_TW"/>
-          </w:rPr>
-          <w:rPr>
-            <w:color w:val="0000EE"/>
-            <w:u w:val="single"/>
-          </w:rPr>
-          <w:t>希伯來書六章19節</w:t>
-        </w:r>
-      </w:hyperlink>
-    </w:p>
-    <w:p>
-      <w:pPr>
-        <w:pStyle w:val="ListBullet"/>
-        <w:spacing w:line="240" w:lineRule="auto"/>
-        <w:ind w:left="720"/>
-      </w:pPr>
-      <w:r>
-        <w:rPr>
-          <w:lang w:val="zh_TW" w:bidi="zh_TW"/>
-        </w:rPr>
-      </w:r>
-      <w:hyperlink r:id="rId78">
-        <w:r>
-          <w:rPr>
-            <w:lang w:val="zh_TW" w:bidi="zh_TW"/>
-          </w:rPr>
-          <w:rPr>
-            <w:color w:val="0000EE"/>
-            <w:u w:val="single"/>
-          </w:rPr>
-          <w:t>希伯來書十章39節</w:t>
-        </w:r>
-      </w:hyperlink>
-    </w:p>
-    <w:p>
-      <w:pPr>
-        <w:pStyle w:val="ListBullet"/>
-        <w:spacing w:line="240" w:lineRule="auto"/>
-        <w:ind w:left="720"/>
-      </w:pPr>
-      <w:r>
-        <w:rPr>
-          <w:lang w:val="zh_TW" w:bidi="zh_TW"/>
-        </w:rPr>
-      </w:r>
-      <w:hyperlink r:id="rId79">
-        <w:r>
-          <w:rPr>
-            <w:lang w:val="zh_TW" w:bidi="zh_TW"/>
-          </w:rPr>
-          <w:rPr>
-            <w:color w:val="0000EE"/>
-            <w:u w:val="single"/>
-          </w:rPr>
-          <w:t>希伯來書十二章3節</w:t>
-        </w:r>
-      </w:hyperlink>
-    </w:p>
-    <w:p>
-      <w:pPr>
-        <w:pStyle w:val="ListBullet"/>
-        <w:spacing w:line="240" w:lineRule="auto"/>
-        <w:ind w:left="720"/>
-      </w:pPr>
-      <w:r>
-        <w:rPr>
-          <w:lang w:val="zh_TW" w:bidi="zh_TW"/>
-        </w:rPr>
-      </w:r>
-      <w:hyperlink r:id="rId80">
-        <w:r>
-          <w:rPr>
-            <w:lang w:val="zh_TW" w:bidi="zh_TW"/>
-          </w:rPr>
-          <w:rPr>
-            <w:color w:val="0000EE"/>
-            <w:u w:val="single"/>
-          </w:rPr>
-          <w:t>希伯來書十三章7節</w:t>
-        </w:r>
-      </w:hyperlink>
-    </w:p>
-    <w:p>
-      <w:pPr>
-        <w:pStyle w:val="ListBullet"/>
-        <w:spacing w:line="240" w:lineRule="auto"/>
-        <w:ind w:left="720"/>
-      </w:pPr>
-      <w:r>
-        <w:rPr>
-          <w:lang w:val="zh_TW" w:bidi="zh_TW"/>
-        </w:rPr>
-      </w:r>
-      <w:hyperlink r:id="rId81">
-        <w:r>
-          <w:rPr>
-            <w:lang w:val="zh_TW" w:bidi="zh_TW"/>
-          </w:rPr>
-          <w:rPr>
-            <w:color w:val="0000EE"/>
-            <w:u w:val="single"/>
-          </w:rPr>
-          <w:t>雅各書一章21節</w:t>
-        </w:r>
-      </w:hyperlink>
-    </w:p>
-    <w:p>
-      <w:pPr>
-        <w:pStyle w:val="ListBullet"/>
-        <w:spacing w:line="240" w:lineRule="auto"/>
-        <w:ind w:left="720"/>
-      </w:pPr>
-      <w:r>
-        <w:rPr>
-          <w:lang w:val="zh_TW" w:bidi="zh_TW"/>
-        </w:rPr>
-      </w:r>
-      <w:hyperlink r:id="rId82">
-        <w:r>
-          <w:rPr>
-            <w:lang w:val="zh_TW" w:bidi="zh_TW"/>
-          </w:rPr>
-          <w:rPr>
-            <w:color w:val="0000EE"/>
-            <w:u w:val="single"/>
-          </w:rPr>
-          <w:t>雅各書五章20節</w:t>
-        </w:r>
-      </w:hyperlink>
-    </w:p>
-    <w:p>
-      <w:pPr>
-        <w:pStyle w:val="ListBullet"/>
-        <w:spacing w:line="240" w:lineRule="auto"/>
-        <w:ind w:left="720"/>
-      </w:pPr>
-      <w:r>
-        <w:rPr>
-          <w:lang w:val="zh_TW" w:bidi="zh_TW"/>
-        </w:rPr>
-      </w:r>
-      <w:hyperlink r:id="rId83">
-        <w:r>
-          <w:rPr>
-            <w:lang w:val="zh_TW" w:bidi="zh_TW"/>
-          </w:rPr>
-          <w:rPr>
-            <w:color w:val="0000EE"/>
-            <w:u w:val="single"/>
-          </w:rPr>
-          <w:t>彼得前書一章9節、22</w:t>
-        </w:r>
-      </w:hyperlink>
-      <w:hyperlink r:id="rId84">
-        <w:r>
-          <w:rPr>
-            <w:lang w:val="zh_TW" w:bidi="zh_TW"/>
-          </w:rPr>
-          <w:rPr>
-            <w:color w:val="0000EE"/>
-            <w:u w:val="single"/>
-          </w:rPr>
-          <w:t>至</w:t>
-        </w:r>
-      </w:hyperlink>
-      <w:hyperlink r:id="rId83">
-        <w:r>
-          <w:rPr>
-            <w:lang w:val="zh_TW" w:bidi="zh_TW"/>
-          </w:rPr>
-          <w:rPr>
-            <w:color w:val="0000EE"/>
-            <w:u w:val="single"/>
-          </w:rPr>
-          <w:t>23節</w:t>
-        </w:r>
-      </w:hyperlink>
-    </w:p>
-    <w:p>
-      <w:pPr>
-        <w:pStyle w:val="ListBullet"/>
-        <w:spacing w:line="240" w:lineRule="auto"/>
-        <w:ind w:left="720"/>
-      </w:pPr>
-      <w:r>
-        <w:rPr>
-          <w:lang w:val="zh_TW" w:bidi="zh_TW"/>
-        </w:rPr>
-      </w:r>
-      <w:hyperlink r:id="rId85">
-        <w:r>
-          <w:rPr>
-            <w:lang w:val="zh_TW" w:bidi="zh_TW"/>
-          </w:rPr>
-          <w:rPr>
-            <w:color w:val="0000EE"/>
-            <w:u w:val="single"/>
-          </w:rPr>
-          <w:t>彼得前書二章25節</w:t>
-        </w:r>
-      </w:hyperlink>
-    </w:p>
-    <w:p>
-      <w:pPr>
-        <w:pStyle w:val="ListBullet"/>
-        <w:spacing w:line="240" w:lineRule="auto"/>
-        <w:ind w:left="720"/>
-      </w:pPr>
-      <w:r>
-        <w:rPr>
-          <w:lang w:val="zh_TW" w:bidi="zh_TW"/>
-        </w:rPr>
-      </w:r>
-      <w:hyperlink r:id="rId86">
-        <w:r>
-          <w:rPr>
-            <w:lang w:val="zh_TW" w:bidi="zh_TW"/>
-          </w:rPr>
-          <w:rPr>
-            <w:color w:val="0000EE"/>
-            <w:u w:val="single"/>
-          </w:rPr>
-          <w:t>彼得前書四章19節</w:t>
-        </w:r>
-      </w:hyperlink>
-    </w:p>
-    <w:p>
-      <w:pPr>
-        <w:pStyle w:val="ListBullet"/>
-        <w:spacing w:line="240" w:lineRule="auto"/>
-        <w:ind w:left="720"/>
-      </w:pPr>
-      <w:r>
-        <w:rPr>
-          <w:lang w:val="zh_TW" w:bidi="zh_TW"/>
-        </w:rPr>
-      </w:r>
-      <w:hyperlink r:id="rId87">
-        <w:r>
-          <w:rPr>
-            <w:lang w:val="zh_TW" w:bidi="zh_TW"/>
-          </w:rPr>
-          <w:rPr>
-            <w:color w:val="0000EE"/>
-            <w:u w:val="single"/>
-          </w:rPr>
-          <w:t>啟示錄六章9節</w:t>
-        </w:r>
-      </w:hyperlink>
-    </w:p>
-    <w:p>
-      <w:pPr>
-        <w:pStyle w:val="ListBullet"/>
-        <w:spacing w:line="240" w:lineRule="auto"/>
-        <w:ind w:left="720"/>
-      </w:pPr>
-      <w:r>
-        <w:rPr>
-          <w:lang w:val="zh_TW" w:bidi="zh_TW"/>
-        </w:rPr>
-      </w:r>
-      <w:hyperlink r:id="rId88">
-        <w:r>
-          <w:rPr>
-            <w:lang w:val="zh_TW" w:bidi="zh_TW"/>
-          </w:rPr>
-          <w:rPr>
-            <w:color w:val="0000EE"/>
-            <w:u w:val="single"/>
-          </w:rPr>
-          <w:t>啟示錄二十章4節</w:t>
-        </w:r>
-      </w:hyperlink>
-    </w:p>
-    <w:p>
-      <w:pPr/>
-      <w:r>
-        <w:rPr>
-          <w:lang w:val="zh_TW" w:bidi="zh_TW"/>
-        </w:rPr>
-      </w:r>
-      <w:r>
-        <w:rPr>
-          <w:lang w:val="zh_TW" w:bidi="zh_TW"/>
-        </w:rPr>
-        <w:t>這些段落要或強調肉體之外的人，又或強調人在復活前，在神面前持續的存在。</w:t>
-      </w:r>
-    </w:p>
-    <w:p>
-      <w:pPr/>
-      <w:r>
-        <w:rPr>
-          <w:lang w:val="zh_TW" w:bidi="zh_TW"/>
-        </w:rPr>
-      </w:r>
-      <w:r>
-        <w:rPr>
-          <w:i/>
-          <w:lang w:val="zh_TW" w:bidi="zh_TW"/>
-        </w:rPr>
-        <w:t>另見</w:t>
-      </w:r>
-      <w:r>
-        <w:rPr>
-          <w:lang w:val="zh_TW" w:bidi="zh_TW"/>
-        </w:rPr>
-        <w:t xml:space="preserve"> </w:t>
-      </w:r>
-      <w:r>
-        <w:rPr>
-          <w:lang w:val="zh_TW" w:bidi="zh_TW"/>
-        </w:rPr>
-        <w:t>人</w:t>
-      </w:r>
-      <w:r>
-        <w:rPr>
-          <w:lang w:val="zh_TW" w:bidi="zh_TW"/>
-        </w:rPr>
-        <w:t>；</w:t>
-      </w:r>
-      <w:r>
-        <w:rPr>
-          <w:lang w:val="zh_TW" w:bidi="zh_TW"/>
-        </w:rPr>
-        <w:t>人的靈</w:t>
-      </w:r>
-      <w:r>
-        <w:rPr>
-          <w:lang w:val="zh_TW" w:bidi="zh_TW"/>
-        </w:rPr>
-        <w:t>。</w:t>
+        <w:t>）。保羅旅行至塞浦路斯、小亞細亞、希臘和意大利，在外邦人為主的教會中建立或探訪。使徒行傳戲劇性地結尾於保羅在羅馬城——羅馬帝國的核心地區宣講福音。</w:t>
       </w:r>
       <w:r>
         <w:rPr>

--- a/zht/docx/092.content.docx
+++ b/zht/docx/092.content.docx
@@ -149,7 +149,7 @@
         <w:rPr>
           <w:lang w:val="zh_TW" w:bidi="zh_TW"/>
         </w:rPr>
-        <w:t>lie</w:t>
+        <w:t>lian</w:t>
       </w:r>
       <w:r>
         <w:rPr>
@@ -212,7 +212,7 @@
         <w:rPr>
           <w:lang w:val="zh_TW" w:bidi="zh_TW"/>
         </w:rPr>
-        <w:t>列國</w:t>
+        <w:t>憐憫</w:t>
       </w:r>
       <w:r>
         <w:rPr>
@@ -231,18 +231,115 @@
         <w:rPr>
           <w:lang w:val="zh_TW" w:bidi="zh_TW"/>
         </w:rPr>
-        <w:t>基於政治或社會利益，或血緣關係而形成的群體。一般而言，「列國」一詞指的是希伯來人以外的世界各民族，儘管有時也包括猶太人。</w:t>
-      </w:r>
-    </w:p>
-    <w:p>
-      <w:pPr>
-        <w:pStyle w:val="Heading3"/>
-      </w:pPr>
-      <w:r>
-        <w:rPr>
-          <w:lang w:val="zh_TW" w:bidi="zh_TW"/>
-        </w:rPr>
-        <w:t>起源</w:t>
+        <w:t>一種神的屬性，神信實地履行祂的應許，並在祂的選民不配和不忠的情況下，仍維持與他們的立約關係（</w:t>
+      </w:r>
+      <w:hyperlink r:id="rId13">
+        <w:r>
+          <w:rPr>
+            <w:lang w:val="zh_TW" w:bidi="zh_TW"/>
+          </w:rPr>
+          <w:rPr>
+            <w:color w:val="0000EE"/>
+            <w:u w:val="single"/>
+          </w:rPr>
+          <w:t>申30:1–6</w:t>
+        </w:r>
+      </w:hyperlink>
+      <w:r>
+        <w:rPr>
+          <w:lang w:val="zh_TW" w:bidi="zh_TW"/>
+        </w:rPr>
+        <w:t>；</w:t>
+      </w:r>
+      <w:hyperlink r:id="rId14">
+        <w:r>
+          <w:rPr>
+            <w:lang w:val="zh_TW" w:bidi="zh_TW"/>
+          </w:rPr>
+          <w:rPr>
+            <w:color w:val="0000EE"/>
+            <w:u w:val="single"/>
+          </w:rPr>
+          <w:t>賽14:1</w:t>
+        </w:r>
+      </w:hyperlink>
+      <w:r>
+        <w:rPr>
+          <w:lang w:val="zh_TW" w:bidi="zh_TW"/>
+        </w:rPr>
+        <w:t>；</w:t>
+      </w:r>
+      <w:hyperlink r:id="rId15">
+        <w:r>
+          <w:rPr>
+            <w:lang w:val="zh_TW" w:bidi="zh_TW"/>
+          </w:rPr>
+          <w:rPr>
+            <w:color w:val="0000EE"/>
+            <w:u w:val="single"/>
+          </w:rPr>
+          <w:t>結39:25–29</w:t>
+        </w:r>
+      </w:hyperlink>
+      <w:r>
+        <w:rPr>
+          <w:lang w:val="zh_TW" w:bidi="zh_TW"/>
+        </w:rPr>
+        <w:t>；</w:t>
+      </w:r>
+      <w:hyperlink r:id="rId16">
+        <w:r>
+          <w:rPr>
+            <w:lang w:val="zh_TW" w:bidi="zh_TW"/>
+          </w:rPr>
+          <w:rPr>
+            <w:color w:val="0000EE"/>
+            <w:u w:val="single"/>
+          </w:rPr>
+          <w:t>羅9:15–16、23</w:t>
+        </w:r>
+      </w:hyperlink>
+      <w:r>
+        <w:rPr>
+          <w:lang w:val="zh_TW" w:bidi="zh_TW"/>
+        </w:rPr>
+        <w:t>，</w:t>
+      </w:r>
+      <w:hyperlink r:id="rId17">
+        <w:r>
+          <w:rPr>
+            <w:lang w:val="zh_TW" w:bidi="zh_TW"/>
+          </w:rPr>
+          <w:rPr>
+            <w:color w:val="0000EE"/>
+            <w:u w:val="single"/>
+          </w:rPr>
+          <w:t>11:32</w:t>
+        </w:r>
+      </w:hyperlink>
+      <w:r>
+        <w:rPr>
+          <w:lang w:val="zh_TW" w:bidi="zh_TW"/>
+        </w:rPr>
+        <w:t>；</w:t>
+      </w:r>
+      <w:hyperlink r:id="rId18">
+        <w:r>
+          <w:rPr>
+            <w:lang w:val="zh_TW" w:bidi="zh_TW"/>
+          </w:rPr>
+          <w:rPr>
+            <w:color w:val="0000EE"/>
+            <w:u w:val="single"/>
+          </w:rPr>
+          <w:t>弗2:4</w:t>
+        </w:r>
+      </w:hyperlink>
+      <w:r>
+        <w:rPr>
+          <w:lang w:val="zh_TW" w:bidi="zh_TW"/>
+        </w:rPr>
+        <w:t>）。</w:t>
       </w:r>
     </w:p>
     <w:p>
@@ -256,73 +353,18 @@
         <w:rPr>
           <w:lang w:val="zh_TW" w:bidi="zh_TW"/>
         </w:rPr>
-        <w:t>創世記記載挪亞的三個兒子為眾多「家族」或民族（約70個）的祖先，這些家族分布於地中海東部地區（</w:t>
-      </w:r>
-      <w:hyperlink r:id="rId13">
-        <w:r>
-          <w:rPr>
-            <w:lang w:val="zh_TW" w:bidi="zh_TW"/>
-          </w:rPr>
-          <w:rPr>
-            <w:color w:val="0000EE"/>
-            <w:u w:val="single"/>
-          </w:rPr>
-          <w:t>創10章</w:t>
-        </w:r>
-      </w:hyperlink>
-      <w:r>
-        <w:rPr>
-          <w:lang w:val="zh_TW" w:bidi="zh_TW"/>
-        </w:rPr>
-        <w:t>）。經文假設每個民族都有自己的地理位置和語言（</w:t>
-      </w:r>
-      <w:hyperlink r:id="rId14">
-        <w:r>
-          <w:rPr>
-            <w:lang w:val="zh_TW" w:bidi="zh_TW"/>
-          </w:rPr>
-          <w:rPr>
-            <w:color w:val="0000EE"/>
-            <w:u w:val="single"/>
-          </w:rPr>
-          <w:t>5、20、31節</w:t>
-        </w:r>
-      </w:hyperlink>
-      <w:r>
-        <w:rPr>
-          <w:lang w:val="zh_TW" w:bidi="zh_TW"/>
-        </w:rPr>
-        <w:t>）。巴別塔（</w:t>
-      </w:r>
-      <w:r>
-        <w:rPr>
-          <w:lang w:val="zh_TW" w:bidi="zh_TW"/>
-        </w:rPr>
-        <w:t>金字塔型廟宇</w:t>
-      </w:r>
-      <w:r>
-        <w:rPr>
-          <w:lang w:val="zh_TW" w:bidi="zh_TW"/>
-        </w:rPr>
-        <w:t>）的故事，其頂要達到天上（</w:t>
-      </w:r>
-      <w:hyperlink r:id="rId15">
-        <w:r>
-          <w:rPr>
-            <w:lang w:val="zh_TW" w:bidi="zh_TW"/>
-          </w:rPr>
-          <w:rPr>
-            <w:color w:val="0000EE"/>
-            <w:u w:val="single"/>
-          </w:rPr>
-          <w:t>11</w:t>
-        </w:r>
-      </w:hyperlink>
-      <w:r>
-        <w:rPr>
-          <w:lang w:val="zh_TW" w:bidi="zh_TW"/>
-        </w:rPr>
-        <w:t>章），解釋了民族因語言障礙而分離並散居，以致無法在自傲的企圖中合作。</w:t>
+        <w:t>聖經中憐憫一詞的意義極其豐富且複雜，這一點可以從使用多個希伯來文和希臘文詞彙來表達這一概念中看出。因此，在翻譯中使用了許多同義詞來表達其含義的不同層面，如「仁慈」、「慈愛」、「良善」、「恩典」、「恩惠」、「顧惜」、「憐恤」和「慈愛」。憐憫概念中的一個重要方面是寬恕冒犯者或對手的同情態度，並在他們的困境中幫助或憐恤他們。</w:t>
+      </w:r>
+    </w:p>
+    <w:p>
+      <w:pPr>
+        <w:pStyle w:val="Heading3"/>
+      </w:pPr>
+      <w:r>
+        <w:rPr>
+          <w:lang w:val="zh_TW" w:bidi="zh_TW"/>
+        </w:rPr>
+        <w:t>神學意義</w:t>
       </w:r>
     </w:p>
     <w:p>
@@ -336,54 +378,324 @@
         <w:rPr>
           <w:lang w:val="zh_TW" w:bidi="zh_TW"/>
         </w:rPr>
-        <w:t>保羅在雅典的講道中也假設列國有共同的起源，這與創世記的作者一致，並接受了列國由地理界線區分乃是神的旨意（</w:t>
-      </w:r>
-      <w:hyperlink r:id="rId16">
-        <w:r>
-          <w:rPr>
-            <w:lang w:val="zh_TW" w:bidi="zh_TW"/>
-          </w:rPr>
-          <w:rPr>
-            <w:color w:val="0000EE"/>
-            <w:u w:val="single"/>
-          </w:rPr>
-          <w:t>徒17:26</w:t>
-        </w:r>
-      </w:hyperlink>
-      <w:r>
-        <w:rPr>
-          <w:lang w:val="zh_TW" w:bidi="zh_TW"/>
-        </w:rPr>
-        <w:t>）。先知西番雅期待有一天，神將逆轉這種狀況，使列國同說一種語言（</w:t>
-      </w:r>
-      <w:hyperlink r:id="rId17">
-        <w:r>
-          <w:rPr>
-            <w:lang w:val="zh_TW" w:bidi="zh_TW"/>
-          </w:rPr>
-          <w:rPr>
-            <w:color w:val="0000EE"/>
-            <w:u w:val="single"/>
-          </w:rPr>
-          <w:t>番3:9</w:t>
-        </w:r>
-      </w:hyperlink>
-      <w:r>
-        <w:rPr>
-          <w:lang w:val="zh_TW" w:bidi="zh_TW"/>
-        </w:rPr>
-        <w:t>）。啟示錄的作者在新天新地的異象中看見這些天然界限被廢除，列國在新耶路撒冷中自由往來（</w:t>
-      </w:r>
-      <w:hyperlink r:id="rId18">
-        <w:r>
-          <w:rPr>
-            <w:lang w:val="zh_TW" w:bidi="zh_TW"/>
-          </w:rPr>
-          <w:rPr>
-            <w:color w:val="0000EE"/>
-            <w:u w:val="single"/>
-          </w:rPr>
-          <w:t>啟21:22–26</w:t>
+        <w:t>憐憫概念的核心是神的愛，這愛藉著祂在立約關係中，為那些祂已應許要拯救的人施行恩慈的救贖行動而顯明。在舊約中，神選擇了以色列成為祂的子民，顯明祂對他們的憐憫（</w:t>
+      </w:r>
+      <w:hyperlink r:id="rId19">
+        <w:r>
+          <w:rPr>
+            <w:lang w:val="zh_TW" w:bidi="zh_TW"/>
+          </w:rPr>
+          <w:rPr>
+            <w:color w:val="0000EE"/>
+            <w:u w:val="single"/>
+          </w:rPr>
+          <w:t>出33:19</w:t>
+        </w:r>
+      </w:hyperlink>
+      <w:r>
+        <w:rPr>
+          <w:lang w:val="zh_TW" w:bidi="zh_TW"/>
+        </w:rPr>
+        <w:t>；</w:t>
+      </w:r>
+      <w:hyperlink r:id="rId20">
+        <w:r>
+          <w:rPr>
+            <w:lang w:val="zh_TW" w:bidi="zh_TW"/>
+          </w:rPr>
+          <w:rPr>
+            <w:color w:val="0000EE"/>
+            <w:u w:val="single"/>
+          </w:rPr>
+          <w:t>賽54:10</w:t>
+        </w:r>
+      </w:hyperlink>
+      <w:r>
+        <w:rPr>
+          <w:lang w:val="zh_TW" w:bidi="zh_TW"/>
+        </w:rPr>
+        <w:t>；</w:t>
+      </w:r>
+      <w:hyperlink r:id="rId21">
+        <w:r>
+          <w:rPr>
+            <w:lang w:val="zh_TW" w:bidi="zh_TW"/>
+          </w:rPr>
+          <w:rPr>
+            <w:color w:val="0000EE"/>
+            <w:u w:val="single"/>
+          </w:rPr>
+          <w:t>63:9</w:t>
+        </w:r>
+      </w:hyperlink>
+      <w:r>
+        <w:rPr>
+          <w:lang w:val="zh_TW" w:bidi="zh_TW"/>
+        </w:rPr>
+        <w:t>）。神不斷地容忍著祂悖逆且偏行己路的子民，不斷尋找他們，將他們重新帶回祂自己面前。詩人描述神像父親一樣，憐恤那些敬畏並信靠祂的兒女（</w:t>
+      </w:r>
+      <w:hyperlink r:id="rId22">
+        <w:r>
+          <w:rPr>
+            <w:lang w:val="zh_TW" w:bidi="zh_TW"/>
+          </w:rPr>
+          <w:rPr>
+            <w:color w:val="0000EE"/>
+            <w:u w:val="single"/>
+          </w:rPr>
+          <w:t>詩103:13</w:t>
+        </w:r>
+      </w:hyperlink>
+      <w:r>
+        <w:rPr>
+          <w:lang w:val="zh_TW" w:bidi="zh_TW"/>
+        </w:rPr>
+        <w:t>）。何西阿將神比作一位慈愛的父親，從天上以憐憫的心，看著祂那叛逆和迷途的子民（</w:t>
+      </w:r>
+      <w:hyperlink r:id="rId23">
+        <w:r>
+          <w:rPr>
+            <w:lang w:val="zh_TW" w:bidi="zh_TW"/>
+          </w:rPr>
+          <w:rPr>
+            <w:color w:val="0000EE"/>
+            <w:u w:val="single"/>
+          </w:rPr>
+          <w:t>何11</w:t>
+        </w:r>
+      </w:hyperlink>
+      <w:r>
+        <w:rPr>
+          <w:lang w:val="zh_TW" w:bidi="zh_TW"/>
+        </w:rPr>
+        <w:t>；參</w:t>
+      </w:r>
+      <w:hyperlink r:id="rId24">
+        <w:r>
+          <w:rPr>
+            <w:lang w:val="zh_TW" w:bidi="zh_TW"/>
+          </w:rPr>
+          <w:rPr>
+            <w:color w:val="0000EE"/>
+            <w:u w:val="single"/>
+          </w:rPr>
+          <w:t>耶31:20</w:t>
+        </w:r>
+      </w:hyperlink>
+      <w:r>
+        <w:rPr>
+          <w:lang w:val="zh_TW" w:bidi="zh_TW"/>
+        </w:rPr>
+        <w:t>）。他也將以色列比作一位不忠且行淫的妻子，而神卻像一位忠貞的丈夫，雖然她處於背道且罪惡的狀態，仍然愛她（</w:t>
+      </w:r>
+      <w:hyperlink r:id="rId25">
+        <w:r>
+          <w:rPr>
+            <w:lang w:val="zh_TW" w:bidi="zh_TW"/>
+          </w:rPr>
+          <w:rPr>
+            <w:color w:val="0000EE"/>
+            <w:u w:val="single"/>
+          </w:rPr>
+          <w:t>何1–3章</w:t>
+        </w:r>
+      </w:hyperlink>
+      <w:r>
+        <w:rPr>
+          <w:lang w:val="zh_TW" w:bidi="zh_TW"/>
+        </w:rPr>
+        <w:t>；參</w:t>
+      </w:r>
+      <w:hyperlink r:id="rId26">
+        <w:r>
+          <w:rPr>
+            <w:lang w:val="zh_TW" w:bidi="zh_TW"/>
+          </w:rPr>
+          <w:rPr>
+            <w:color w:val="0000EE"/>
+            <w:u w:val="single"/>
+          </w:rPr>
+          <w:t>賽54:4–8</w:t>
+        </w:r>
+      </w:hyperlink>
+      <w:r>
+        <w:rPr>
+          <w:lang w:val="zh_TW" w:bidi="zh_TW"/>
+        </w:rPr>
+        <w:t>）。以賽亞將神描繪為母親，對腹中所生的孩子充滿憐恤（</w:t>
+      </w:r>
+      <w:hyperlink r:id="rId27">
+        <w:r>
+          <w:rPr>
+            <w:lang w:val="zh_TW" w:bidi="zh_TW"/>
+          </w:rPr>
+          <w:rPr>
+            <w:color w:val="0000EE"/>
+            <w:u w:val="single"/>
+          </w:rPr>
+          <w:t>賽49:15</w:t>
+        </w:r>
+      </w:hyperlink>
+      <w:r>
+        <w:rPr>
+          <w:lang w:val="zh_TW" w:bidi="zh_TW"/>
+        </w:rPr>
+        <w:t>）。這些比喻以豐富多樣的方式顯明神的憐恤。其它層面包括饒恕和恢復恩惠（</w:t>
+      </w:r>
+      <w:hyperlink r:id="rId28">
+        <w:r>
+          <w:rPr>
+            <w:lang w:val="zh_TW" w:bidi="zh_TW"/>
+          </w:rPr>
+          <w:rPr>
+            <w:color w:val="0000EE"/>
+            <w:u w:val="single"/>
+          </w:rPr>
+          <w:t>王下13:23</w:t>
+        </w:r>
+      </w:hyperlink>
+      <w:r>
+        <w:rPr>
+          <w:lang w:val="zh_TW" w:bidi="zh_TW"/>
+        </w:rPr>
+        <w:t>；</w:t>
+      </w:r>
+      <w:hyperlink r:id="rId29">
+        <w:r>
+          <w:rPr>
+            <w:lang w:val="zh_TW" w:bidi="zh_TW"/>
+          </w:rPr>
+          <w:rPr>
+            <w:color w:val="0000EE"/>
+            <w:u w:val="single"/>
+          </w:rPr>
+          <w:t>賽54:8</w:t>
+        </w:r>
+      </w:hyperlink>
+      <w:r>
+        <w:rPr>
+          <w:lang w:val="zh_TW" w:bidi="zh_TW"/>
+        </w:rPr>
+        <w:t>；</w:t>
+      </w:r>
+      <w:hyperlink r:id="rId30">
+        <w:r>
+          <w:rPr>
+            <w:lang w:val="zh_TW" w:bidi="zh_TW"/>
+          </w:rPr>
+          <w:rPr>
+            <w:color w:val="0000EE"/>
+            <w:u w:val="single"/>
+          </w:rPr>
+          <w:t>珥2:18–32</w:t>
+        </w:r>
+      </w:hyperlink>
+      <w:r>
+        <w:rPr>
+          <w:lang w:val="zh_TW" w:bidi="zh_TW"/>
+        </w:rPr>
+        <w:t>；</w:t>
+      </w:r>
+      <w:hyperlink r:id="rId31">
+        <w:r>
+          <w:rPr>
+            <w:lang w:val="zh_TW" w:bidi="zh_TW"/>
+          </w:rPr>
+          <w:rPr>
+            <w:color w:val="0000EE"/>
+            <w:u w:val="single"/>
+          </w:rPr>
+          <w:t>彌7:18–20</w:t>
+        </w:r>
+      </w:hyperlink>
+      <w:r>
+        <w:rPr>
+          <w:lang w:val="zh_TW" w:bidi="zh_TW"/>
+        </w:rPr>
+        <w:t>），以及脫離困苦和危難（</w:t>
+      </w:r>
+      <w:hyperlink r:id="rId32">
+        <w:r>
+          <w:rPr>
+            <w:lang w:val="zh_TW" w:bidi="zh_TW"/>
+          </w:rPr>
+          <w:rPr>
+            <w:color w:val="0000EE"/>
+            <w:u w:val="single"/>
+          </w:rPr>
+          <w:t>尼9:19–21</w:t>
+        </w:r>
+      </w:hyperlink>
+      <w:r>
+        <w:rPr>
+          <w:lang w:val="zh_TW" w:bidi="zh_TW"/>
+        </w:rPr>
+        <w:t>；</w:t>
+      </w:r>
+      <w:hyperlink r:id="rId33">
+        <w:r>
+          <w:rPr>
+            <w:lang w:val="zh_TW" w:bidi="zh_TW"/>
+          </w:rPr>
+          <w:rPr>
+            <w:color w:val="0000EE"/>
+            <w:u w:val="single"/>
+          </w:rPr>
+          <w:t>詩40:11–17</w:t>
+        </w:r>
+      </w:hyperlink>
+      <w:r>
+        <w:rPr>
+          <w:lang w:val="zh_TW" w:bidi="zh_TW"/>
+        </w:rPr>
+        <w:t>，</w:t>
+      </w:r>
+      <w:hyperlink r:id="rId34">
+        <w:r>
+          <w:rPr>
+            <w:lang w:val="zh_TW" w:bidi="zh_TW"/>
+          </w:rPr>
+          <w:rPr>
+            <w:color w:val="0000EE"/>
+            <w:u w:val="single"/>
+          </w:rPr>
+          <w:t>69:16–36</w:t>
+        </w:r>
+      </w:hyperlink>
+      <w:r>
+        <w:rPr>
+          <w:lang w:val="zh_TW" w:bidi="zh_TW"/>
+        </w:rPr>
+        <w:t>，</w:t>
+      </w:r>
+      <w:hyperlink r:id="rId35">
+        <w:r>
+          <w:rPr>
+            <w:lang w:val="zh_TW" w:bidi="zh_TW"/>
+          </w:rPr>
+          <w:rPr>
+            <w:color w:val="0000EE"/>
+            <w:u w:val="single"/>
+          </w:rPr>
+          <w:t>79:8–9</w:t>
+        </w:r>
+      </w:hyperlink>
+      <w:r>
+        <w:rPr>
+          <w:lang w:val="zh_TW" w:bidi="zh_TW"/>
+        </w:rPr>
+        <w:t>；</w:t>
+      </w:r>
+      <w:hyperlink r:id="rId36">
+        <w:r>
+          <w:rPr>
+            <w:lang w:val="zh_TW" w:bidi="zh_TW"/>
+          </w:rPr>
+          <w:rPr>
+            <w:color w:val="0000EE"/>
+            <w:u w:val="single"/>
+          </w:rPr>
+          <w:t>賽49:10</w:t>
         </w:r>
       </w:hyperlink>
       <w:r>
@@ -404,73 +716,295 @@
         <w:rPr>
           <w:lang w:val="zh_TW" w:bidi="zh_TW"/>
         </w:rPr>
-        <w:t>「以色列」與「列國」之間的區分並非絕對清晰。「以色列」是由不同民族演變而來的，而許多「列國」的起源也與以色列社群中的著名人物有關。猶太民族的祖先亞伯拉罕，原住在底格里斯—幼發拉底河流域的迦勒底的吾珥。與父親一同北遷至哈蘭，最終向西南進入迦南地（</w:t>
-      </w:r>
-      <w:hyperlink r:id="rId19">
-        <w:r>
-          <w:rPr>
-            <w:lang w:val="zh_TW" w:bidi="zh_TW"/>
-          </w:rPr>
-          <w:rPr>
-            <w:color w:val="0000EE"/>
-            <w:u w:val="single"/>
-          </w:rPr>
-          <w:t>創11:31–12:9</w:t>
-        </w:r>
-      </w:hyperlink>
-      <w:r>
-        <w:rPr>
-          <w:lang w:val="zh_TW" w:bidi="zh_TW"/>
-        </w:rPr>
-        <w:t>）。</w:t>
-      </w:r>
-      <w:hyperlink r:id="rId20">
-        <w:r>
-          <w:rPr>
-            <w:lang w:val="zh_TW" w:bidi="zh_TW"/>
-          </w:rPr>
-          <w:rPr>
-            <w:color w:val="0000EE"/>
-            <w:u w:val="single"/>
-          </w:rPr>
-          <w:t>申命記二十六章5節</w:t>
-        </w:r>
-      </w:hyperlink>
-      <w:r>
-        <w:rPr>
-          <w:lang w:val="zh_TW" w:bidi="zh_TW"/>
-        </w:rPr>
-        <w:t>（「我祖原是一個將亡的亞蘭人」）表明亞伯拉罕曾居於美索不達米亞地區的</w:t>
-      </w:r>
-      <w:r>
-        <w:rPr>
-          <w:lang w:val="zh_TW" w:bidi="zh_TW"/>
-        </w:rPr>
-        <w:t>亞蘭一納哈拉音（Aram-naharaim）</w:t>
-      </w:r>
-      <w:r>
-        <w:rPr>
-          <w:lang w:val="zh_TW" w:bidi="zh_TW"/>
-        </w:rPr>
-        <w:t>。當亞伯拉罕與神立約時，神給予他割禮作為約的記號。外邦人若被買為奴隸也須行割禮，從而納入約的群體中。當摩西帶領以色列人出埃及進入曠野時，也有許多閒雜人上去（</w:t>
-      </w:r>
-      <w:hyperlink r:id="rId21">
-        <w:r>
-          <w:rPr>
-            <w:lang w:val="zh_TW" w:bidi="zh_TW"/>
-          </w:rPr>
-          <w:rPr>
-            <w:color w:val="0000EE"/>
-            <w:u w:val="single"/>
-          </w:rPr>
-          <w:t>出12:38</w:t>
-        </w:r>
-      </w:hyperlink>
-      <w:r>
-        <w:rPr>
-          <w:lang w:val="zh_TW" w:bidi="zh_TW"/>
-        </w:rPr>
-        <w:t>），這再次表明某些與以色列人沒有血緣關係的群體，仍自我認同為以色列人。</w:t>
+        <w:t>由於以色列作為聖約子民，從神的慈愛和信實中學習到的功課，虔誠的猶太人在有需要的時候，自然會向神呼求憐憫與赦免，這在懺悔的詩篇中表達得非常動人（</w:t>
+      </w:r>
+      <w:hyperlink r:id="rId37">
+        <w:r>
+          <w:rPr>
+            <w:lang w:val="zh_TW" w:bidi="zh_TW"/>
+          </w:rPr>
+          <w:rPr>
+            <w:color w:val="0000EE"/>
+            <w:u w:val="single"/>
+          </w:rPr>
+          <w:t>詩6</w:t>
+        </w:r>
+      </w:hyperlink>
+      <w:r>
+        <w:rPr>
+          <w:lang w:val="zh_TW" w:bidi="zh_TW"/>
+        </w:rPr>
+        <w:t>，</w:t>
+      </w:r>
+      <w:hyperlink r:id="rId38">
+        <w:r>
+          <w:rPr>
+            <w:lang w:val="zh_TW" w:bidi="zh_TW"/>
+          </w:rPr>
+          <w:rPr>
+            <w:color w:val="0000EE"/>
+            <w:u w:val="single"/>
+          </w:rPr>
+          <w:t>32</w:t>
+        </w:r>
+      </w:hyperlink>
+      <w:r>
+        <w:rPr>
+          <w:lang w:val="zh_TW" w:bidi="zh_TW"/>
+        </w:rPr>
+        <w:t>，</w:t>
+      </w:r>
+      <w:hyperlink r:id="rId39">
+        <w:r>
+          <w:rPr>
+            <w:lang w:val="zh_TW" w:bidi="zh_TW"/>
+          </w:rPr>
+          <w:rPr>
+            <w:color w:val="0000EE"/>
+            <w:u w:val="single"/>
+          </w:rPr>
+          <w:t>38</w:t>
+        </w:r>
+      </w:hyperlink>
+      <w:r>
+        <w:rPr>
+          <w:lang w:val="zh_TW" w:bidi="zh_TW"/>
+        </w:rPr>
+        <w:t>，</w:t>
+      </w:r>
+      <w:hyperlink r:id="rId40">
+        <w:r>
+          <w:rPr>
+            <w:lang w:val="zh_TW" w:bidi="zh_TW"/>
+          </w:rPr>
+          <w:rPr>
+            <w:color w:val="0000EE"/>
+            <w:u w:val="single"/>
+          </w:rPr>
+          <w:t>51</w:t>
+        </w:r>
+      </w:hyperlink>
+      <w:r>
+        <w:rPr>
+          <w:lang w:val="zh_TW" w:bidi="zh_TW"/>
+        </w:rPr>
+        <w:t>，</w:t>
+      </w:r>
+      <w:hyperlink r:id="rId41">
+        <w:r>
+          <w:rPr>
+            <w:lang w:val="zh_TW" w:bidi="zh_TW"/>
+          </w:rPr>
+          <w:rPr>
+            <w:color w:val="0000EE"/>
+            <w:u w:val="single"/>
+          </w:rPr>
+          <w:t>102</w:t>
+        </w:r>
+      </w:hyperlink>
+      <w:r>
+        <w:rPr>
+          <w:lang w:val="zh_TW" w:bidi="zh_TW"/>
+        </w:rPr>
+        <w:t>，</w:t>
+      </w:r>
+      <w:hyperlink r:id="rId42">
+        <w:r>
+          <w:rPr>
+            <w:lang w:val="zh_TW" w:bidi="zh_TW"/>
+          </w:rPr>
+          <w:rPr>
+            <w:color w:val="0000EE"/>
+            <w:u w:val="single"/>
+          </w:rPr>
+          <w:t>130</w:t>
+        </w:r>
+      </w:hyperlink>
+      <w:r>
+        <w:rPr>
+          <w:lang w:val="zh_TW" w:bidi="zh_TW"/>
+        </w:rPr>
+        <w:t>，</w:t>
+      </w:r>
+      <w:hyperlink r:id="rId43">
+        <w:r>
+          <w:rPr>
+            <w:lang w:val="zh_TW" w:bidi="zh_TW"/>
+          </w:rPr>
+          <w:rPr>
+            <w:color w:val="0000EE"/>
+            <w:u w:val="single"/>
+          </w:rPr>
+          <w:t>143</w:t>
+        </w:r>
+      </w:hyperlink>
+      <w:r>
+        <w:rPr>
+          <w:lang w:val="zh_TW" w:bidi="zh_TW"/>
+        </w:rPr>
+        <w:t>），以及其他舊約經文（</w:t>
+      </w:r>
+      <w:hyperlink r:id="rId44">
+        <w:r>
+          <w:rPr>
+            <w:lang w:val="zh_TW" w:bidi="zh_TW"/>
+          </w:rPr>
+          <w:rPr>
+            <w:color w:val="0000EE"/>
+            <w:u w:val="single"/>
+          </w:rPr>
+          <w:t>出34:6</w:t>
+        </w:r>
+      </w:hyperlink>
+      <w:r>
+        <w:rPr>
+          <w:lang w:val="zh_TW" w:bidi="zh_TW"/>
+        </w:rPr>
+        <w:t>；</w:t>
+      </w:r>
+      <w:hyperlink r:id="rId45">
+        <w:r>
+          <w:rPr>
+            <w:lang w:val="zh_TW" w:bidi="zh_TW"/>
+          </w:rPr>
+          <w:rPr>
+            <w:color w:val="0000EE"/>
+            <w:u w:val="single"/>
+          </w:rPr>
+          <w:t>尼9:17</w:t>
+        </w:r>
+      </w:hyperlink>
+      <w:r>
+        <w:rPr>
+          <w:lang w:val="zh_TW" w:bidi="zh_TW"/>
+        </w:rPr>
+        <w:t>；</w:t>
+      </w:r>
+      <w:hyperlink r:id="rId46">
+        <w:r>
+          <w:rPr>
+            <w:lang w:val="zh_TW" w:bidi="zh_TW"/>
+          </w:rPr>
+          <w:rPr>
+            <w:color w:val="0000EE"/>
+            <w:u w:val="single"/>
+          </w:rPr>
+          <w:t>詩57</w:t>
+        </w:r>
+      </w:hyperlink>
+      <w:r>
+        <w:rPr>
+          <w:lang w:val="zh_TW" w:bidi="zh_TW"/>
+        </w:rPr>
+        <w:t>，</w:t>
+      </w:r>
+      <w:hyperlink r:id="rId47">
+        <w:r>
+          <w:rPr>
+            <w:lang w:val="zh_TW" w:bidi="zh_TW"/>
+          </w:rPr>
+          <w:rPr>
+            <w:color w:val="0000EE"/>
+            <w:u w:val="single"/>
+          </w:rPr>
+          <w:t>79</w:t>
+        </w:r>
+      </w:hyperlink>
+      <w:r>
+        <w:rPr>
+          <w:lang w:val="zh_TW" w:bidi="zh_TW"/>
+        </w:rPr>
+        <w:t>，</w:t>
+      </w:r>
+      <w:hyperlink r:id="rId48">
+        <w:r>
+          <w:rPr>
+            <w:lang w:val="zh_TW" w:bidi="zh_TW"/>
+          </w:rPr>
+          <w:rPr>
+            <w:color w:val="0000EE"/>
+            <w:u w:val="single"/>
+          </w:rPr>
+          <w:t>86</w:t>
+        </w:r>
+      </w:hyperlink>
+      <w:r>
+        <w:rPr>
+          <w:lang w:val="zh_TW" w:bidi="zh_TW"/>
+        </w:rPr>
+        <w:t>，</w:t>
+      </w:r>
+      <w:hyperlink r:id="rId49">
+        <w:r>
+          <w:rPr>
+            <w:lang w:val="zh_TW" w:bidi="zh_TW"/>
+          </w:rPr>
+          <w:rPr>
+            <w:color w:val="0000EE"/>
+            <w:u w:val="single"/>
+          </w:rPr>
+          <w:t>123</w:t>
+        </w:r>
+      </w:hyperlink>
+      <w:r>
+        <w:rPr>
+          <w:lang w:val="zh_TW" w:bidi="zh_TW"/>
+        </w:rPr>
+        <w:t>；</w:t>
+      </w:r>
+      <w:hyperlink r:id="rId50">
+        <w:r>
+          <w:rPr>
+            <w:lang w:val="zh_TW" w:bidi="zh_TW"/>
+          </w:rPr>
+          <w:rPr>
+            <w:color w:val="0000EE"/>
+            <w:u w:val="single"/>
+          </w:rPr>
+          <w:t>賽33:1–6</w:t>
+        </w:r>
+      </w:hyperlink>
+      <w:r>
+        <w:rPr>
+          <w:lang w:val="zh_TW" w:bidi="zh_TW"/>
+        </w:rPr>
+        <w:t>；</w:t>
+      </w:r>
+      <w:hyperlink r:id="rId51">
+        <w:r>
+          <w:rPr>
+            <w:lang w:val="zh_TW" w:bidi="zh_TW"/>
+          </w:rPr>
+          <w:rPr>
+            <w:color w:val="0000EE"/>
+            <w:u w:val="single"/>
+          </w:rPr>
+          <w:t>但9:3–19</w:t>
+        </w:r>
+      </w:hyperlink>
+      <w:r>
+        <w:rPr>
+          <w:lang w:val="zh_TW" w:bidi="zh_TW"/>
+        </w:rPr>
+        <w:t>；</w:t>
+      </w:r>
+      <w:hyperlink r:id="rId52">
+        <w:r>
+          <w:rPr>
+            <w:lang w:val="zh_TW" w:bidi="zh_TW"/>
+          </w:rPr>
+          <w:rPr>
+            <w:color w:val="0000EE"/>
+            <w:u w:val="single"/>
+          </w:rPr>
+          <w:t>珥2:13</w:t>
+        </w:r>
+      </w:hyperlink>
+      <w:r>
+        <w:rPr>
+          <w:lang w:val="zh_TW" w:bidi="zh_TW"/>
+        </w:rPr>
+        <w:t>）。悔改的人記得神的憐憫，使他們對神的恩惠和與祂和好的盼望，充滿信心。</w:t>
       </w:r>
     </w:p>
     <w:p>
@@ -484,36 +1018,72 @@
         <w:rPr>
           <w:lang w:val="zh_TW" w:bidi="zh_TW"/>
         </w:rPr>
-        <w:t>以色列民族並不包括所有亞伯拉罕的後裔。亞伯拉罕的長子以實瑪利的母親是埃及人，他是游牧於南部曠野的以實瑪利人的祖先（</w:t>
-      </w:r>
-      <w:hyperlink r:id="rId22">
-        <w:r>
-          <w:rPr>
-            <w:lang w:val="zh_TW" w:bidi="zh_TW"/>
-          </w:rPr>
-          <w:rPr>
-            <w:color w:val="0000EE"/>
-            <w:u w:val="single"/>
-          </w:rPr>
-          <w:t>創16</w:t>
-        </w:r>
-      </w:hyperlink>
-      <w:r>
-        <w:rPr>
-          <w:lang w:val="zh_TW" w:bidi="zh_TW"/>
-        </w:rPr>
-        <w:t>）。以撒與利百加所生的雙胞胎中，長子以掃是住在東南方的以東人的祖先，是以色列傳統上的敵人（</w:t>
-      </w:r>
-      <w:hyperlink r:id="rId23">
-        <w:r>
-          <w:rPr>
-            <w:lang w:val="zh_TW" w:bidi="zh_TW"/>
-          </w:rPr>
-          <w:rPr>
-            <w:color w:val="0000EE"/>
-            <w:u w:val="single"/>
-          </w:rPr>
-          <w:t>創25:23</w:t>
+        <w:t>在新約中，描述耶穌對有需要的人所表現出來的憐憫時，使用了一個非常生動的希臘文詞語（</w:t>
+      </w:r>
+      <w:hyperlink r:id="rId53">
+        <w:r>
+          <w:rPr>
+            <w:lang w:val="zh_TW" w:bidi="zh_TW"/>
+          </w:rPr>
+          <w:rPr>
+            <w:color w:val="0000EE"/>
+            <w:u w:val="single"/>
+          </w:rPr>
+          <w:t>太9:36</w:t>
+        </w:r>
+      </w:hyperlink>
+      <w:r>
+        <w:rPr>
+          <w:lang w:val="zh_TW" w:bidi="zh_TW"/>
+        </w:rPr>
+        <w:t>，</w:t>
+      </w:r>
+      <w:hyperlink r:id="rId54">
+        <w:r>
+          <w:rPr>
+            <w:lang w:val="zh_TW" w:bidi="zh_TW"/>
+          </w:rPr>
+          <w:rPr>
+            <w:color w:val="0000EE"/>
+            <w:u w:val="single"/>
+          </w:rPr>
+          <w:t>14:14</w:t>
+        </w:r>
+      </w:hyperlink>
+      <w:r>
+        <w:rPr>
+          <w:lang w:val="zh_TW" w:bidi="zh_TW"/>
+        </w:rPr>
+        <w:t>，</w:t>
+      </w:r>
+      <w:hyperlink r:id="rId55">
+        <w:r>
+          <w:rPr>
+            <w:lang w:val="zh_TW" w:bidi="zh_TW"/>
+          </w:rPr>
+          <w:rPr>
+            <w:color w:val="0000EE"/>
+            <w:u w:val="single"/>
+          </w:rPr>
+          <w:t>20:34</w:t>
+        </w:r>
+      </w:hyperlink>
+      <w:r>
+        <w:rPr>
+          <w:lang w:val="zh_TW" w:bidi="zh_TW"/>
+        </w:rPr>
+        <w:t>）。通過這個強烈的動詞（字面意思是「內心深受感動」），表達了祂對他們的憐憫和慈悲。希伯來人認為內心深處是情感的中心，特別是最溫柔的仁愛之情。描述耶穌深受感動並立即採取行動來減輕人們的痛苦——醫治（</w:t>
+      </w:r>
+      <w:hyperlink r:id="rId55">
+        <w:r>
+          <w:rPr>
+            <w:lang w:val="zh_TW" w:bidi="zh_TW"/>
+          </w:rPr>
+          <w:rPr>
+            <w:color w:val="0000EE"/>
+            <w:u w:val="single"/>
+          </w:rPr>
+          <w:t>太20:34</w:t>
         </w:r>
       </w:hyperlink>
       <w:r>
@@ -522,16 +1092,52 @@
         </w:rPr>
         <w:t>；</w:t>
       </w:r>
-      <w:hyperlink r:id="rId24">
-        <w:r>
-          <w:rPr>
-            <w:lang w:val="zh_TW" w:bidi="zh_TW"/>
-          </w:rPr>
-          <w:rPr>
-            <w:color w:val="0000EE"/>
-            <w:u w:val="single"/>
-          </w:rPr>
-          <w:t>民20:21</w:t>
+      <w:hyperlink r:id="rId56">
+        <w:r>
+          <w:rPr>
+            <w:lang w:val="zh_TW" w:bidi="zh_TW"/>
+          </w:rPr>
+          <w:rPr>
+            <w:color w:val="0000EE"/>
+            <w:u w:val="single"/>
+          </w:rPr>
+          <w:t>可1:41</w:t>
+        </w:r>
+      </w:hyperlink>
+      <w:r>
+        <w:rPr>
+          <w:lang w:val="zh_TW" w:bidi="zh_TW"/>
+        </w:rPr>
+        <w:t>）、使死人復活（</w:t>
+      </w:r>
+      <w:hyperlink r:id="rId57">
+        <w:r>
+          <w:rPr>
+            <w:lang w:val="zh_TW" w:bidi="zh_TW"/>
+          </w:rPr>
+          <w:rPr>
+            <w:color w:val="0000EE"/>
+            <w:u w:val="single"/>
+          </w:rPr>
+          <w:t>路7:13</w:t>
+        </w:r>
+      </w:hyperlink>
+      <w:r>
+        <w:rPr>
+          <w:lang w:val="zh_TW" w:bidi="zh_TW"/>
+        </w:rPr>
+        <w:t>）、並餵飽飢餓的人（</w:t>
+      </w:r>
+      <w:hyperlink r:id="rId58">
+        <w:r>
+          <w:rPr>
+            <w:lang w:val="zh_TW" w:bidi="zh_TW"/>
+          </w:rPr>
+          <w:rPr>
+            <w:color w:val="0000EE"/>
+            <w:u w:val="single"/>
+          </w:rPr>
+          <w:t>太15:32</w:t>
         </w:r>
       </w:hyperlink>
       <w:r>
@@ -539,17 +1145,6 @@
           <w:lang w:val="zh_TW" w:bidi="zh_TW"/>
         </w:rPr>
         <w:t>）。</w:t>
-      </w:r>
-    </w:p>
-    <w:p>
-      <w:pPr>
-        <w:pStyle w:val="Heading3"/>
-      </w:pPr>
-      <w:r>
-        <w:rPr>
-          <w:lang w:val="zh_TW" w:bidi="zh_TW"/>
-        </w:rPr>
-        <w:t>神與列國</w:t>
       </w:r>
     </w:p>
     <w:p>
@@ -563,84 +1158,18 @@
         <w:rPr>
           <w:lang w:val="zh_TW" w:bidi="zh_TW"/>
         </w:rPr>
-        <w:t>聖經對列國的態度有正面和負面的兩面。居於底格里斯—幼發拉底河谷和尼羅河之間的列國被認為是邪惡的，因此神奪取了他們的土地，將之賜給亞伯拉罕的後裔（</w:t>
-      </w:r>
-      <w:hyperlink r:id="rId25">
-        <w:r>
-          <w:rPr>
-            <w:lang w:val="zh_TW" w:bidi="zh_TW"/>
-          </w:rPr>
-          <w:rPr>
-            <w:color w:val="0000EE"/>
-            <w:u w:val="single"/>
-          </w:rPr>
-          <w:t>創15:16–20</w:t>
-        </w:r>
-      </w:hyperlink>
-      <w:r>
-        <w:rPr>
-          <w:lang w:val="zh_TW" w:bidi="zh_TW"/>
-        </w:rPr>
-        <w:t>）。列國中充斥著亂倫、姦淫、同性戀和人獸間的不潔行為，激怒了神（</w:t>
-      </w:r>
-      <w:hyperlink r:id="rId26">
-        <w:r>
-          <w:rPr>
-            <w:lang w:val="zh_TW" w:bidi="zh_TW"/>
-          </w:rPr>
-          <w:rPr>
-            <w:color w:val="0000EE"/>
-            <w:u w:val="single"/>
-          </w:rPr>
-          <w:t>利18</w:t>
-        </w:r>
-      </w:hyperlink>
-      <w:r>
-        <w:rPr>
-          <w:lang w:val="zh_TW" w:bidi="zh_TW"/>
-        </w:rPr>
-        <w:t>）。他們沉迷於巫術、占卜、招魂等靈異活動，因此希伯來人被告誡避免這些行為（</w:t>
-      </w:r>
-      <w:hyperlink r:id="rId27">
-        <w:r>
-          <w:rPr>
-            <w:lang w:val="zh_TW" w:bidi="zh_TW"/>
-          </w:rPr>
-          <w:rPr>
-            <w:color w:val="0000EE"/>
-            <w:u w:val="single"/>
-          </w:rPr>
-          <w:t>19:26，</w:t>
-        </w:r>
-      </w:hyperlink>
-      <w:hyperlink r:id="rId28">
-        <w:r>
-          <w:rPr>
-            <w:lang w:val="zh_TW" w:bidi="zh_TW"/>
-          </w:rPr>
-          <w:rPr>
-            <w:color w:val="0000EE"/>
-            <w:u w:val="single"/>
-          </w:rPr>
-          <w:t>20:6</w:t>
-        </w:r>
-      </w:hyperlink>
-      <w:r>
-        <w:rPr>
-          <w:lang w:val="zh_TW" w:bidi="zh_TW"/>
-        </w:rPr>
-        <w:t>）。列國敬拜多神，並進行人祭，尤其是兒童的獻祭——這是神所厭惡的（</w:t>
-      </w:r>
-      <w:hyperlink r:id="rId29">
-        <w:r>
-          <w:rPr>
-            <w:lang w:val="zh_TW" w:bidi="zh_TW"/>
-          </w:rPr>
-          <w:rPr>
-            <w:color w:val="0000EE"/>
-            <w:u w:val="single"/>
-          </w:rPr>
-          <w:t>利20:1–5</w:t>
+        <w:t>舊約中神對聖約子民憐憫的概念，在新約中也出現（</w:t>
+      </w:r>
+      <w:hyperlink r:id="rId59">
+        <w:r>
+          <w:rPr>
+            <w:lang w:val="zh_TW" w:bidi="zh_TW"/>
+          </w:rPr>
+          <w:rPr>
+            <w:color w:val="0000EE"/>
+            <w:u w:val="single"/>
+          </w:rPr>
+          <w:t>路1:50、54、72、78</w:t>
         </w:r>
       </w:hyperlink>
       <w:r>
@@ -649,52 +1178,16 @@
         </w:rPr>
         <w:t>；</w:t>
       </w:r>
-      <w:hyperlink r:id="rId30">
-        <w:r>
-          <w:rPr>
-            <w:lang w:val="zh_TW" w:bidi="zh_TW"/>
-          </w:rPr>
-          <w:rPr>
-            <w:color w:val="0000EE"/>
-            <w:u w:val="single"/>
-          </w:rPr>
-          <w:t>王下17:29–34</w:t>
-        </w:r>
-      </w:hyperlink>
-      <w:r>
-        <w:rPr>
-          <w:lang w:val="zh_TW" w:bidi="zh_TW"/>
-        </w:rPr>
-        <w:t>）。先知以賽亞對工匠的行為予以嚴厲譴責，這些工匠取一段樹枝，一部分用來生火，另一部分則雕刻成雕像並敬拜它（</w:t>
-      </w:r>
-      <w:hyperlink r:id="rId31">
-        <w:r>
-          <w:rPr>
-            <w:lang w:val="zh_TW" w:bidi="zh_TW"/>
-          </w:rPr>
-          <w:rPr>
-            <w:color w:val="0000EE"/>
-            <w:u w:val="single"/>
-          </w:rPr>
-          <w:t>賽44:12–20</w:t>
-        </w:r>
-      </w:hyperlink>
-      <w:r>
-        <w:rPr>
-          <w:lang w:val="zh_TW" w:bidi="zh_TW"/>
-        </w:rPr>
-        <w:t>）。巴力和亞斯她錄是迦南人的生育之神，成為以色列人常見的試探源。聖經中不斷重複的信息是，因為這些原因，神會驅逐列國，將其土地賜給以色列（</w:t>
-      </w:r>
-      <w:hyperlink r:id="rId32">
-        <w:r>
-          <w:rPr>
-            <w:lang w:val="zh_TW" w:bidi="zh_TW"/>
-          </w:rPr>
-          <w:rPr>
-            <w:color w:val="0000EE"/>
-            <w:u w:val="single"/>
-          </w:rPr>
-          <w:t>出34:24</w:t>
+      <w:hyperlink r:id="rId18">
+        <w:r>
+          <w:rPr>
+            <w:lang w:val="zh_TW" w:bidi="zh_TW"/>
+          </w:rPr>
+          <w:rPr>
+            <w:color w:val="0000EE"/>
+            <w:u w:val="single"/>
+          </w:rPr>
+          <w:t>弗2:4</w:t>
         </w:r>
       </w:hyperlink>
       <w:r>
@@ -703,34 +1196,16 @@
         </w:rPr>
         <w:t>；</w:t>
       </w:r>
-      <w:hyperlink r:id="rId33">
-        <w:r>
-          <w:rPr>
-            <w:lang w:val="zh_TW" w:bidi="zh_TW"/>
-          </w:rPr>
-          <w:rPr>
-            <w:color w:val="0000EE"/>
-            <w:u w:val="single"/>
-          </w:rPr>
-          <w:t>申12:29–31</w:t>
-        </w:r>
-      </w:hyperlink>
-      <w:r>
-        <w:rPr>
-          <w:lang w:val="zh_TW" w:bidi="zh_TW"/>
-        </w:rPr>
-        <w:t>）。先知書中對列國的預言鞏固了這一負面態度（</w:t>
-      </w:r>
-      <w:hyperlink r:id="rId34">
-        <w:r>
-          <w:rPr>
-            <w:lang w:val="zh_TW" w:bidi="zh_TW"/>
-          </w:rPr>
-          <w:rPr>
-            <w:color w:val="0000EE"/>
-            <w:u w:val="single"/>
-          </w:rPr>
-          <w:t>耶46–51</w:t>
+      <w:hyperlink r:id="rId60">
+        <w:r>
+          <w:rPr>
+            <w:lang w:val="zh_TW" w:bidi="zh_TW"/>
+          </w:rPr>
+          <w:rPr>
+            <w:color w:val="0000EE"/>
+            <w:u w:val="single"/>
+          </w:rPr>
+          <w:t>提前1:2</w:t>
         </w:r>
       </w:hyperlink>
       <w:r>
@@ -739,16 +1214,124 @@
         </w:rPr>
         <w:t>；</w:t>
       </w:r>
-      <w:hyperlink r:id="rId35">
-        <w:r>
-          <w:rPr>
-            <w:lang w:val="zh_TW" w:bidi="zh_TW"/>
-          </w:rPr>
-          <w:rPr>
-            <w:color w:val="0000EE"/>
-            <w:u w:val="single"/>
-          </w:rPr>
-          <w:t>摩1:3–2:3</w:t>
+      <w:hyperlink r:id="rId61">
+        <w:r>
+          <w:rPr>
+            <w:lang w:val="zh_TW" w:bidi="zh_TW"/>
+          </w:rPr>
+          <w:rPr>
+            <w:color w:val="0000EE"/>
+            <w:u w:val="single"/>
+          </w:rPr>
+          <w:t>彼前1:3</w:t>
+        </w:r>
+      </w:hyperlink>
+      <w:r>
+        <w:rPr>
+          <w:lang w:val="zh_TW" w:bidi="zh_TW"/>
+        </w:rPr>
+        <w:t>，</w:t>
+      </w:r>
+      <w:hyperlink r:id="rId62">
+        <w:r>
+          <w:rPr>
+            <w:lang w:val="zh_TW" w:bidi="zh_TW"/>
+          </w:rPr>
+          <w:rPr>
+            <w:color w:val="0000EE"/>
+            <w:u w:val="single"/>
+          </w:rPr>
+          <w:t>2:10</w:t>
+        </w:r>
+      </w:hyperlink>
+      <w:r>
+        <w:rPr>
+          <w:lang w:val="zh_TW" w:bidi="zh_TW"/>
+        </w:rPr>
+        <w:t>）。新約中「憐憫」最典型的用法是指神藉著耶穌基督為人提供的救恩（</w:t>
+      </w:r>
+      <w:hyperlink r:id="rId63">
+        <w:r>
+          <w:rPr>
+            <w:lang w:val="zh_TW" w:bidi="zh_TW"/>
+          </w:rPr>
+          <w:rPr>
+            <w:color w:val="0000EE"/>
+            <w:u w:val="single"/>
+          </w:rPr>
+          <w:t>羅11:30–32</w:t>
+        </w:r>
+      </w:hyperlink>
+      <w:r>
+        <w:rPr>
+          <w:lang w:val="zh_TW" w:bidi="zh_TW"/>
+        </w:rPr>
+        <w:t>；</w:t>
+      </w:r>
+      <w:hyperlink r:id="rId18">
+        <w:r>
+          <w:rPr>
+            <w:lang w:val="zh_TW" w:bidi="zh_TW"/>
+          </w:rPr>
+          <w:rPr>
+            <w:color w:val="0000EE"/>
+            <w:u w:val="single"/>
+          </w:rPr>
+          <w:t>弗2:4</w:t>
+        </w:r>
+      </w:hyperlink>
+      <w:r>
+        <w:rPr>
+          <w:lang w:val="zh_TW" w:bidi="zh_TW"/>
+        </w:rPr>
+        <w:t>）。神是「發慈悲的父」（</w:t>
+      </w:r>
+      <w:hyperlink r:id="rId64">
+        <w:r>
+          <w:rPr>
+            <w:lang w:val="zh_TW" w:bidi="zh_TW"/>
+          </w:rPr>
+          <w:rPr>
+            <w:color w:val="0000EE"/>
+            <w:u w:val="single"/>
+          </w:rPr>
+          <w:t>林後1:3</w:t>
+        </w:r>
+      </w:hyperlink>
+      <w:r>
+        <w:rPr>
+          <w:lang w:val="zh_TW" w:bidi="zh_TW"/>
+        </w:rPr>
+        <w:t>），祂將這恩惠賜給那些相信祂兒子的人。正因為祂「有豐富的憐憫」，祂拯救那些因罪而靈性死亡、注定滅亡的人（</w:t>
+      </w:r>
+      <w:hyperlink r:id="rId65">
+        <w:r>
+          <w:rPr>
+            <w:lang w:val="zh_TW" w:bidi="zh_TW"/>
+          </w:rPr>
+          <w:rPr>
+            <w:color w:val="0000EE"/>
+            <w:u w:val="single"/>
+          </w:rPr>
+          <w:t>弗2:4–6</w:t>
+        </w:r>
+      </w:hyperlink>
+      <w:r>
+        <w:rPr>
+          <w:lang w:val="zh_TW" w:bidi="zh_TW"/>
+        </w:rPr>
+        <w:t>）。人因神的憐憫而得赦免並被賜予永生（</w:t>
+      </w:r>
+      <w:hyperlink r:id="rId66">
+        <w:r>
+          <w:rPr>
+            <w:lang w:val="zh_TW" w:bidi="zh_TW"/>
+          </w:rPr>
+          <w:rPr>
+            <w:color w:val="0000EE"/>
+            <w:u w:val="single"/>
+          </w:rPr>
+          <w:t>提前1:13–16</w:t>
         </w:r>
       </w:hyperlink>
       <w:r>
@@ -756,6 +1339,17 @@
           <w:lang w:val="zh_TW" w:bidi="zh_TW"/>
         </w:rPr>
         <w:t>）。</w:t>
+      </w:r>
+    </w:p>
+    <w:p>
+      <w:pPr>
+        <w:pStyle w:val="Heading3"/>
+      </w:pPr>
+      <w:r>
+        <w:rPr>
+          <w:lang w:val="zh_TW" w:bidi="zh_TW"/>
+        </w:rPr>
+        <w:t>人們有責任對他人施予憐憫</w:t>
       </w:r>
     </w:p>
     <w:p>
@@ -769,72 +1363,246 @@
         <w:rPr>
           <w:lang w:val="zh_TW" w:bidi="zh_TW"/>
         </w:rPr>
-        <w:t>然而，聖經也有對列國正面的觀點。詩篇揭示，神不僅關心以色列，祂的眼目也關注列國，全地都應當讚美和敬拜祂（</w:t>
-      </w:r>
-      <w:hyperlink r:id="rId36">
-        <w:r>
-          <w:rPr>
-            <w:lang w:val="zh_TW" w:bidi="zh_TW"/>
-          </w:rPr>
-          <w:rPr>
-            <w:color w:val="0000EE"/>
-            <w:u w:val="single"/>
-          </w:rPr>
-          <w:t>詩66:1–8</w:t>
-        </w:r>
-      </w:hyperlink>
-      <w:r>
-        <w:rPr>
-          <w:lang w:val="zh_TW" w:bidi="zh_TW"/>
-        </w:rPr>
-        <w:t>）。詩人禱告神的救恩能在列國中得知。他肯定神以公義審判萬民，引導列國，地極都應敬畏祂（</w:t>
-      </w:r>
-      <w:hyperlink r:id="rId37">
-        <w:r>
-          <w:rPr>
-            <w:lang w:val="zh_TW" w:bidi="zh_TW"/>
-          </w:rPr>
-          <w:rPr>
-            <w:color w:val="0000EE"/>
-            <w:u w:val="single"/>
-          </w:rPr>
-          <w:t>67:7</w:t>
-        </w:r>
-      </w:hyperlink>
-      <w:r>
-        <w:rPr>
-          <w:lang w:val="zh_TW" w:bidi="zh_TW"/>
-        </w:rPr>
-        <w:t>）。先知以賽亞宣告耶路撒冷的聖殿將成為萬民禱告的殿，神歡迎來獻祭並敬拜的外邦人（</w:t>
-      </w:r>
-      <w:hyperlink r:id="rId38">
-        <w:r>
-          <w:rPr>
-            <w:lang w:val="zh_TW" w:bidi="zh_TW"/>
-          </w:rPr>
-          <w:rPr>
-            <w:color w:val="0000EE"/>
-            <w:u w:val="single"/>
-          </w:rPr>
-          <w:t>賽56:6–8</w:t>
-        </w:r>
-      </w:hyperlink>
-      <w:r>
-        <w:rPr>
-          <w:lang w:val="zh_TW" w:bidi="zh_TW"/>
-        </w:rPr>
-        <w:t>）。以賽亞的末世異象描繪萬民湧入耶路撒冷敬拜神，並學習祂的道。在神的統治下，國與國不再相爭，而是和平相處（</w:t>
-      </w:r>
-      <w:hyperlink r:id="rId39">
-        <w:r>
-          <w:rPr>
-            <w:lang w:val="zh_TW" w:bidi="zh_TW"/>
-          </w:rPr>
-          <w:rPr>
-            <w:color w:val="0000EE"/>
-            <w:u w:val="single"/>
-          </w:rPr>
-          <w:t>2:2–4</w:t>
+        <w:t>無論人是否配得或忠誠，神也白白地施恩憐憫，因此人也應當對他人施憐憫，即使他們不配或不尋求。實際上，人被命令要憐憫他人，尤其是窮人、困苦者、寡婦和孤兒（</w:t>
+      </w:r>
+      <w:hyperlink r:id="rId67">
+        <w:r>
+          <w:rPr>
+            <w:lang w:val="zh_TW" w:bidi="zh_TW"/>
+          </w:rPr>
+          <w:rPr>
+            <w:color w:val="0000EE"/>
+            <w:u w:val="single"/>
+          </w:rPr>
+          <w:t>箴14:31，</w:t>
+        </w:r>
+      </w:hyperlink>
+      <w:hyperlink r:id="rId68">
+        <w:r>
+          <w:rPr>
+            <w:lang w:val="zh_TW" w:bidi="zh_TW"/>
+          </w:rPr>
+          <w:rPr>
+            <w:color w:val="0000EE"/>
+            <w:u w:val="single"/>
+          </w:rPr>
+          <w:t>19:17</w:t>
+        </w:r>
+      </w:hyperlink>
+      <w:r>
+        <w:rPr>
+          <w:lang w:val="zh_TW" w:bidi="zh_TW"/>
+        </w:rPr>
+        <w:t>；</w:t>
+      </w:r>
+      <w:hyperlink r:id="rId69">
+        <w:r>
+          <w:rPr>
+            <w:lang w:val="zh_TW" w:bidi="zh_TW"/>
+          </w:rPr>
+          <w:rPr>
+            <w:color w:val="0000EE"/>
+            <w:u w:val="single"/>
+          </w:rPr>
+          <w:t>彌6:8</w:t>
+        </w:r>
+      </w:hyperlink>
+      <w:r>
+        <w:rPr>
+          <w:lang w:val="zh_TW" w:bidi="zh_TW"/>
+        </w:rPr>
+        <w:t>；</w:t>
+      </w:r>
+      <w:hyperlink r:id="rId70">
+        <w:r>
+          <w:rPr>
+            <w:lang w:val="zh_TW" w:bidi="zh_TW"/>
+          </w:rPr>
+          <w:rPr>
+            <w:color w:val="0000EE"/>
+            <w:u w:val="single"/>
+          </w:rPr>
+          <w:t>亞7:9–10</w:t>
+        </w:r>
+      </w:hyperlink>
+      <w:r>
+        <w:rPr>
+          <w:lang w:val="zh_TW" w:bidi="zh_TW"/>
+        </w:rPr>
+        <w:t>；</w:t>
+      </w:r>
+      <w:hyperlink r:id="rId71">
+        <w:r>
+          <w:rPr>
+            <w:lang w:val="zh_TW" w:bidi="zh_TW"/>
+          </w:rPr>
+          <w:rPr>
+            <w:color w:val="0000EE"/>
+            <w:u w:val="single"/>
+          </w:rPr>
+          <w:t>西3:12</w:t>
+        </w:r>
+      </w:hyperlink>
+      <w:r>
+        <w:rPr>
+          <w:lang w:val="zh_TW" w:bidi="zh_TW"/>
+        </w:rPr>
+        <w:t>）。神看重憐憫勝過儀式上的獻祭（</w:t>
+      </w:r>
+      <w:hyperlink r:id="rId72">
+        <w:r>
+          <w:rPr>
+            <w:lang w:val="zh_TW" w:bidi="zh_TW"/>
+          </w:rPr>
+          <w:rPr>
+            <w:color w:val="0000EE"/>
+            <w:u w:val="single"/>
+          </w:rPr>
+          <w:t>太9:13</w:t>
+        </w:r>
+      </w:hyperlink>
+      <w:r>
+        <w:rPr>
+          <w:lang w:val="zh_TW" w:bidi="zh_TW"/>
+        </w:rPr>
+        <w:t>）。神在基督裡所顯的憐憫，實際上使人有義務像神對待他們一樣對待他人。主將憐憫作為祂教導的基礎（</w:t>
+      </w:r>
+      <w:hyperlink r:id="rId73">
+        <w:r>
+          <w:rPr>
+            <w:lang w:val="zh_TW" w:bidi="zh_TW"/>
+          </w:rPr>
+          <w:rPr>
+            <w:color w:val="0000EE"/>
+            <w:u w:val="single"/>
+          </w:rPr>
+          <w:t>太5:7</w:t>
+        </w:r>
+      </w:hyperlink>
+      <w:r>
+        <w:rPr>
+          <w:lang w:val="zh_TW" w:bidi="zh_TW"/>
+        </w:rPr>
+        <w:t>，</w:t>
+      </w:r>
+      <w:hyperlink r:id="rId72">
+        <w:r>
+          <w:rPr>
+            <w:lang w:val="zh_TW" w:bidi="zh_TW"/>
+          </w:rPr>
+          <w:rPr>
+            <w:color w:val="0000EE"/>
+            <w:u w:val="single"/>
+          </w:rPr>
+          <w:t>9:13</w:t>
+        </w:r>
+      </w:hyperlink>
+      <w:r>
+        <w:rPr>
+          <w:lang w:val="zh_TW" w:bidi="zh_TW"/>
+        </w:rPr>
+        <w:t>，</w:t>
+      </w:r>
+      <w:hyperlink r:id="rId74">
+        <w:r>
+          <w:rPr>
+            <w:lang w:val="zh_TW" w:bidi="zh_TW"/>
+          </w:rPr>
+          <w:rPr>
+            <w:color w:val="0000EE"/>
+            <w:u w:val="single"/>
+          </w:rPr>
+          <w:t>12:7</w:t>
+        </w:r>
+      </w:hyperlink>
+      <w:r>
+        <w:rPr>
+          <w:lang w:val="zh_TW" w:bidi="zh_TW"/>
+        </w:rPr>
+        <w:t>，</w:t>
+      </w:r>
+      <w:hyperlink r:id="rId75">
+        <w:r>
+          <w:rPr>
+            <w:lang w:val="zh_TW" w:bidi="zh_TW"/>
+          </w:rPr>
+          <w:rPr>
+            <w:color w:val="0000EE"/>
+            <w:u w:val="single"/>
+          </w:rPr>
+          <w:t>23:23</w:t>
+        </w:r>
+      </w:hyperlink>
+      <w:r>
+        <w:rPr>
+          <w:lang w:val="zh_TW" w:bidi="zh_TW"/>
+        </w:rPr>
+        <w:t>；</w:t>
+      </w:r>
+      <w:hyperlink r:id="rId76">
+        <w:r>
+          <w:rPr>
+            <w:lang w:val="zh_TW" w:bidi="zh_TW"/>
+          </w:rPr>
+          <w:rPr>
+            <w:color w:val="0000EE"/>
+            <w:u w:val="single"/>
+          </w:rPr>
+          <w:t>路6:36</w:t>
+        </w:r>
+      </w:hyperlink>
+      <w:r>
+        <w:rPr>
+          <w:lang w:val="zh_TW" w:bidi="zh_TW"/>
+        </w:rPr>
+        <w:t>，</w:t>
+      </w:r>
+      <w:hyperlink r:id="rId77">
+        <w:r>
+          <w:rPr>
+            <w:lang w:val="zh_TW" w:bidi="zh_TW"/>
+          </w:rPr>
+          <w:rPr>
+            <w:color w:val="0000EE"/>
+            <w:u w:val="single"/>
+          </w:rPr>
+          <w:t>10:37</w:t>
+        </w:r>
+      </w:hyperlink>
+      <w:r>
+        <w:rPr>
+          <w:lang w:val="zh_TW" w:bidi="zh_TW"/>
+        </w:rPr>
+        <w:t>；</w:t>
+      </w:r>
+      <w:hyperlink r:id="rId78">
+        <w:r>
+          <w:rPr>
+            <w:lang w:val="zh_TW" w:bidi="zh_TW"/>
+          </w:rPr>
+          <w:rPr>
+            <w:color w:val="0000EE"/>
+            <w:u w:val="single"/>
+          </w:rPr>
+          <w:t>雅3:17</w:t>
+        </w:r>
+      </w:hyperlink>
+      <w:r>
+        <w:rPr>
+          <w:lang w:val="zh_TW" w:bidi="zh_TW"/>
+        </w:rPr>
+        <w:t>）。祂的來臨是在憐憫的背景下被期待和宣告的，這憐憫將成為祂使命的標誌（</w:t>
+      </w:r>
+      <w:hyperlink r:id="rId59">
+        <w:r>
+          <w:rPr>
+            <w:lang w:val="zh_TW" w:bidi="zh_TW"/>
+          </w:rPr>
+          <w:rPr>
+            <w:color w:val="0000EE"/>
+            <w:u w:val="single"/>
+          </w:rPr>
+          <w:t>路1:50、54、72、78</w:t>
         </w:r>
       </w:hyperlink>
       <w:r>
@@ -842,17 +1610,6 @@
           <w:lang w:val="zh_TW" w:bidi="zh_TW"/>
         </w:rPr>
         <w:t>）。</w:t>
-      </w:r>
-    </w:p>
-    <w:p>
-      <w:pPr>
-        <w:pStyle w:val="Heading3"/>
-      </w:pPr>
-      <w:r>
-        <w:rPr>
-          <w:lang w:val="zh_TW" w:bidi="zh_TW"/>
-        </w:rPr>
-        <w:t>新約中的列國</w:t>
       </w:r>
     </w:p>
     <w:p>
@@ -866,126 +1623,54 @@
         <w:rPr>
           <w:lang w:val="zh_TW" w:bidi="zh_TW"/>
         </w:rPr>
-        <w:t>根據四福音書，耶穌不僅服事猶太人，也按古代的預言服事外邦列國（</w:t>
-      </w:r>
-      <w:hyperlink r:id="rId40">
-        <w:r>
-          <w:rPr>
-            <w:lang w:val="zh_TW" w:bidi="zh_TW"/>
-          </w:rPr>
-          <w:rPr>
-            <w:color w:val="0000EE"/>
-            <w:u w:val="single"/>
-          </w:rPr>
-          <w:t>太4:15–16</w:t>
-        </w:r>
-      </w:hyperlink>
-      <w:r>
-        <w:rPr>
-          <w:lang w:val="zh_TW" w:bidi="zh_TW"/>
-        </w:rPr>
-        <w:t>）。耶穌在外邦人聚居的加利利教導百姓，前往泰爾和西頓（</w:t>
-      </w:r>
-      <w:hyperlink r:id="rId41">
-        <w:r>
-          <w:rPr>
-            <w:lang w:val="zh_TW" w:bidi="zh_TW"/>
-          </w:rPr>
-          <w:rPr>
-            <w:color w:val="0000EE"/>
-            <w:u w:val="single"/>
-          </w:rPr>
-          <w:t>可7:24</w:t>
-        </w:r>
-      </w:hyperlink>
-      <w:r>
-        <w:rPr>
-          <w:lang w:val="zh_TW" w:bidi="zh_TW"/>
-        </w:rPr>
-        <w:t>），並經過低加坡里（</w:t>
-      </w:r>
-      <w:hyperlink r:id="rId42">
-        <w:r>
-          <w:rPr>
-            <w:lang w:val="zh_TW" w:bidi="zh_TW"/>
-          </w:rPr>
-          <w:rPr>
-            <w:color w:val="0000EE"/>
-            <w:u w:val="single"/>
-          </w:rPr>
-          <w:t>31</w:t>
-        </w:r>
-      </w:hyperlink>
-      <w:r>
-        <w:rPr>
-          <w:lang w:val="zh_TW" w:bidi="zh_TW"/>
-        </w:rPr>
-        <w:t>節）。祂曾醫治一位羅馬百夫長（</w:t>
-      </w:r>
-      <w:hyperlink r:id="rId43">
-        <w:r>
-          <w:rPr>
-            <w:lang w:val="zh_TW" w:bidi="zh_TW"/>
-          </w:rPr>
-          <w:rPr>
-            <w:color w:val="0000EE"/>
-            <w:u w:val="single"/>
-          </w:rPr>
-          <w:t>路7:1–10</w:t>
-        </w:r>
-      </w:hyperlink>
-      <w:r>
-        <w:rPr>
-          <w:lang w:val="zh_TW" w:bidi="zh_TW"/>
-        </w:rPr>
-        <w:t>）、拿因的寡婦（</w:t>
-      </w:r>
-      <w:hyperlink r:id="rId44">
-        <w:r>
-          <w:rPr>
-            <w:lang w:val="zh_TW" w:bidi="zh_TW"/>
-          </w:rPr>
-          <w:rPr>
-            <w:color w:val="0000EE"/>
-            <w:u w:val="single"/>
-          </w:rPr>
-          <w:t>11–17</w:t>
-        </w:r>
-      </w:hyperlink>
-      <w:r>
-        <w:rPr>
-          <w:lang w:val="zh_TW" w:bidi="zh_TW"/>
-        </w:rPr>
-        <w:t>節），以及一位敘利腓尼基婦人（</w:t>
-      </w:r>
-      <w:hyperlink r:id="rId45">
-        <w:r>
-          <w:rPr>
-            <w:lang w:val="zh_TW" w:bidi="zh_TW"/>
-          </w:rPr>
-          <w:rPr>
-            <w:color w:val="0000EE"/>
-            <w:u w:val="single"/>
-          </w:rPr>
-          <w:t>可7:26</w:t>
-        </w:r>
-      </w:hyperlink>
-      <w:r>
-        <w:rPr>
-          <w:lang w:val="zh_TW" w:bidi="zh_TW"/>
-        </w:rPr>
-        <w:t>）。以土買人也來觀看祂的神蹟（</w:t>
-      </w:r>
-      <w:hyperlink r:id="rId46">
-        <w:r>
-          <w:rPr>
-            <w:lang w:val="zh_TW" w:bidi="zh_TW"/>
-          </w:rPr>
-          <w:rPr>
-            <w:color w:val="0000EE"/>
-            <w:u w:val="single"/>
-          </w:rPr>
-          <w:t>3:8</w:t>
+        <w:t>基督徒群體的成員應當彼此憐憫，實際地關心彼此。正如基督在他們需要時，白白地給予他們一樣，他們也應該彼此幫助、救濟、愛護並安慰對方。使徒雅各教導這樣的善行是信心的本質所在（</w:t>
+      </w:r>
+      <w:hyperlink r:id="rId79">
+        <w:r>
+          <w:rPr>
+            <w:lang w:val="zh_TW" w:bidi="zh_TW"/>
+          </w:rPr>
+          <w:rPr>
+            <w:color w:val="0000EE"/>
+            <w:u w:val="single"/>
+          </w:rPr>
+          <w:t>雅2:14–26</w:t>
+        </w:r>
+      </w:hyperlink>
+      <w:r>
+        <w:rPr>
+          <w:lang w:val="zh_TW" w:bidi="zh_TW"/>
+        </w:rPr>
+        <w:t>）。好撒馬利亞人對那位被打劫且受傷之人的憐憫，正是主特別表揚的（</w:t>
+      </w:r>
+      <w:hyperlink r:id="rId80">
+        <w:r>
+          <w:rPr>
+            <w:lang w:val="zh_TW" w:bidi="zh_TW"/>
+          </w:rPr>
+          <w:rPr>
+            <w:color w:val="0000EE"/>
+            <w:u w:val="single"/>
+          </w:rPr>
+          <w:t>路10:36–37</w:t>
+        </w:r>
+      </w:hyperlink>
+      <w:r>
+        <w:rPr>
+          <w:lang w:val="zh_TW" w:bidi="zh_TW"/>
+        </w:rPr>
+        <w:t>）。充滿憐憫是天國子民的一個顯著美德（</w:t>
+      </w:r>
+      <w:hyperlink r:id="rId73">
+        <w:r>
+          <w:rPr>
+            <w:lang w:val="zh_TW" w:bidi="zh_TW"/>
+          </w:rPr>
+          <w:rPr>
+            <w:color w:val="0000EE"/>
+            <w:u w:val="single"/>
+          </w:rPr>
+          <w:t>太5:7</w:t>
         </w:r>
       </w:hyperlink>
       <w:r>
@@ -1004,45 +1689,56 @@
       </w:r>
       <w:r>
         <w:rPr>
-          <w:lang w:val="zh_TW" w:bidi="zh_TW"/>
-        </w:rPr>
-        <w:t>耶穌的教導範疇也非常廣泛。關於大審判的敘述（</w:t>
-      </w:r>
-      <w:hyperlink r:id="rId47">
-        <w:r>
-          <w:rPr>
-            <w:lang w:val="zh_TW" w:bidi="zh_TW"/>
-          </w:rPr>
-          <w:rPr>
-            <w:color w:val="0000EE"/>
-            <w:u w:val="single"/>
-          </w:rPr>
-          <w:t>太25:31–46</w:t>
-        </w:r>
-      </w:hyperlink>
-      <w:r>
-        <w:rPr>
-          <w:lang w:val="zh_TW" w:bidi="zh_TW"/>
-        </w:rPr>
-        <w:t>）顯示萬國聚集在人子面前，耶穌命令使徒「使萬民作我的門徒」（</w:t>
-      </w:r>
-      <w:hyperlink r:id="rId48">
-        <w:r>
-          <w:rPr>
-            <w:lang w:val="zh_TW" w:bidi="zh_TW"/>
-          </w:rPr>
-          <w:rPr>
-            <w:color w:val="0000EE"/>
-            <w:u w:val="single"/>
-          </w:rPr>
-          <w:t>太28:19</w:t>
-        </w:r>
-      </w:hyperlink>
-      <w:r>
-        <w:rPr>
-          <w:lang w:val="zh_TW" w:bidi="zh_TW"/>
-        </w:rPr>
-        <w:t>）。</w:t>
+          <w:i/>
+          <w:lang w:val="zh_TW" w:bidi="zh_TW"/>
+        </w:rPr>
+        <w:t>另見</w:t>
+      </w:r>
+      <w:r>
+        <w:rPr>
+          <w:lang w:val="zh_TW" w:bidi="zh_TW"/>
+        </w:rPr>
+        <w:t xml:space="preserve"> </w:t>
+      </w:r>
+      <w:r>
+        <w:rPr>
+          <w:lang w:val="zh_TW" w:bidi="zh_TW"/>
+        </w:rPr>
+        <w:t>神的存在與屬性；</w:t>
+      </w:r>
+      <w:r>
+        <w:rPr>
+          <w:lang w:val="zh_TW" w:bidi="zh_TW"/>
+        </w:rPr>
+        <w:t>恩典</w:t>
+      </w:r>
+      <w:r>
+        <w:rPr>
+          <w:lang w:val="zh_TW" w:bidi="zh_TW"/>
+        </w:rPr>
+        <w:t>；</w:t>
+      </w:r>
+      <w:r>
+        <w:rPr>
+          <w:lang w:val="zh_TW" w:bidi="zh_TW"/>
+        </w:rPr>
+        <w:t>愛</w:t>
+      </w:r>
+      <w:r>
+        <w:rPr>
+          <w:lang w:val="zh_TW" w:bidi="zh_TW"/>
+        </w:rPr>
+        <w:t>。</w:t>
+      </w:r>
+      <w:r>
+        <w:rPr>
+          <w:lang w:val="zh_TW" w:bidi="zh_TW"/>
+        </w:rPr>
+      </w:r>
+      <w:r>
+        <w:rPr>
+          <w:lang w:val="zh_TW" w:bidi="zh_TW"/>
+        </w:rPr>
       </w:r>
     </w:p>
     <w:p>
@@ -1052,95 +1748,879 @@
           <w:lang w:val="zh_TW" w:bidi="zh_TW"/>
         </w:rPr>
       </w:r>
-      <w:r>
-        <w:rPr>
-          <w:lang w:val="zh_TW" w:bidi="zh_TW"/>
-        </w:rPr>
-        <w:t>儘管使徒行傳提到列國在耶穌的死亡（</w:t>
-      </w:r>
-      <w:hyperlink r:id="rId49">
-        <w:r>
-          <w:rPr>
-            <w:lang w:val="zh_TW" w:bidi="zh_TW"/>
-          </w:rPr>
-          <w:rPr>
-            <w:color w:val="0000EE"/>
-            <w:u w:val="single"/>
-          </w:rPr>
-          <w:t>徒4:27</w:t>
-        </w:r>
-      </w:hyperlink>
-      <w:r>
-        <w:rPr>
-          <w:lang w:val="zh_TW" w:bidi="zh_TW"/>
-        </w:rPr>
-        <w:t>），以及反對保羅事工中的角色（</w:t>
-      </w:r>
-      <w:hyperlink r:id="rId50">
-        <w:r>
-          <w:rPr>
-            <w:lang w:val="zh_TW" w:bidi="zh_TW"/>
-          </w:rPr>
-          <w:rPr>
-            <w:color w:val="0000EE"/>
-            <w:u w:val="single"/>
-          </w:rPr>
-          <w:t>26:17</w:t>
-        </w:r>
-      </w:hyperlink>
-      <w:r>
-        <w:rPr>
-          <w:lang w:val="zh_TW" w:bidi="zh_TW"/>
-        </w:rPr>
-        <w:t>），但它清楚表明教會完成了向非猶太民族傳福音的使命。彼得向意大利營的一位羅馬軍官哥尼流家人宣講耶穌的信息（</w:t>
-      </w:r>
-      <w:hyperlink r:id="rId51">
-        <w:r>
-          <w:rPr>
-            <w:lang w:val="zh_TW" w:bidi="zh_TW"/>
-          </w:rPr>
-          <w:rPr>
-            <w:color w:val="0000EE"/>
-            <w:u w:val="single"/>
-          </w:rPr>
-          <w:t>10</w:t>
-        </w:r>
-      </w:hyperlink>
-      <w:r>
-        <w:rPr>
-          <w:lang w:val="zh_TW" w:bidi="zh_TW"/>
-        </w:rPr>
-        <w:t>章）。雖然早期教會曾抗拒外邦人可以自由接受聖靈的事實，但最終他們接受了這結論（</w:t>
-      </w:r>
-      <w:hyperlink r:id="rId52">
-        <w:r>
-          <w:rPr>
-            <w:lang w:val="zh_TW" w:bidi="zh_TW"/>
-          </w:rPr>
-          <w:rPr>
-            <w:color w:val="0000EE"/>
-            <w:u w:val="single"/>
-          </w:rPr>
-          <w:t>11:1–8，</w:t>
-        </w:r>
-      </w:hyperlink>
-      <w:hyperlink r:id="rId53">
-        <w:r>
-          <w:rPr>
-            <w:lang w:val="zh_TW" w:bidi="zh_TW"/>
-          </w:rPr>
-          <w:rPr>
-            <w:color w:val="0000EE"/>
-            <w:u w:val="single"/>
-          </w:rPr>
-          <w:t>15:1–29</w:t>
-        </w:r>
-      </w:hyperlink>
-      <w:r>
-        <w:rPr>
-          <w:lang w:val="zh_TW" w:bidi="zh_TW"/>
-        </w:rPr>
-        <w:t>）。保羅旅行至塞浦路斯、小亞細亞、希臘和意大利，在外邦人為主的教會中建立或探訪。使徒行傳戲劇性地結尾於保羅在羅馬城——羅馬帝國的核心地區宣講福音。</w:t>
+    </w:p>
+    <w:p>
+      <w:pPr>
+        <w:pStyle w:val="Heading2"/>
+      </w:pPr>
+      <w:r>
+        <w:rPr>
+          <w:lang w:val="zh_TW" w:bidi="zh_TW"/>
+        </w:rPr>
+        <w:t>聯盟</w:t>
+      </w:r>
+      <w:r>
+        <w:rPr>
+          <w:lang w:val="zh_TW" w:bidi="zh_TW"/>
+        </w:rPr>
+      </w:r>
+    </w:p>
+    <w:p>
+      <w:pPr/>
+      <w:r>
+        <w:rPr>
+          <w:lang w:val="zh_TW" w:bidi="zh_TW"/>
+        </w:rPr>
+      </w:r>
+      <w:r>
+        <w:rPr>
+          <w:lang w:val="zh_TW" w:bidi="zh_TW"/>
+        </w:rPr>
+        <w:t>聯盟（alliance）是指有權勢的個人或國家為了共同目標而建立的緊密結盟關係。這類聯盟可透過多種方式加以確認，例如：</w:t>
+      </w:r>
+    </w:p>
+    <w:p>
+      <w:pPr>
+        <w:pStyle w:val="ListBullet"/>
+        <w:spacing w:line="240" w:lineRule="auto"/>
+        <w:ind w:left="720"/>
+      </w:pPr>
+      <w:r>
+        <w:rPr>
+          <w:lang w:val="zh_TW" w:bidi="zh_TW"/>
+        </w:rPr>
+      </w:r>
+      <w:r>
+        <w:rPr>
+          <w:lang w:val="zh_TW" w:bidi="zh_TW"/>
+        </w:rPr>
+        <w:t>送禮</w:t>
+      </w:r>
+    </w:p>
+    <w:p>
+      <w:pPr>
+        <w:pStyle w:val="ListBullet"/>
+        <w:spacing w:line="240" w:lineRule="auto"/>
+        <w:ind w:left="720"/>
+      </w:pPr>
+      <w:r>
+        <w:rPr>
+          <w:lang w:val="zh_TW" w:bidi="zh_TW"/>
+        </w:rPr>
+      </w:r>
+      <w:r>
+        <w:rPr>
+          <w:lang w:val="zh_TW" w:bidi="zh_TW"/>
+        </w:rPr>
+        <w:t>發誓</w:t>
+      </w:r>
+    </w:p>
+    <w:p>
+      <w:pPr>
+        <w:pStyle w:val="ListBullet"/>
+        <w:spacing w:line="240" w:lineRule="auto"/>
+        <w:ind w:left="720"/>
+      </w:pPr>
+      <w:r>
+        <w:rPr>
+          <w:lang w:val="zh_TW" w:bidi="zh_TW"/>
+        </w:rPr>
+      </w:r>
+      <w:r>
+        <w:rPr>
+          <w:lang w:val="zh_TW" w:bidi="zh_TW"/>
+        </w:rPr>
+        <w:t>婚姻所付的聘財（聘金）</w:t>
+      </w:r>
+    </w:p>
+    <w:p>
+      <w:pPr>
+        <w:pStyle w:val="ListBullet"/>
+        <w:spacing w:line="240" w:lineRule="auto"/>
+        <w:ind w:left="720"/>
+      </w:pPr>
+      <w:r>
+        <w:rPr>
+          <w:lang w:val="zh_TW" w:bidi="zh_TW"/>
+        </w:rPr>
+      </w:r>
+      <w:r>
+        <w:rPr>
+          <w:lang w:val="zh_TW" w:bidi="zh_TW"/>
+        </w:rPr>
+        <w:t>安排重要家族之間的通婚</w:t>
+      </w:r>
+    </w:p>
+    <w:p>
+      <w:pPr>
+        <w:pStyle w:val="ListBullet"/>
+        <w:spacing w:line="240" w:lineRule="auto"/>
+        <w:ind w:left="720"/>
+      </w:pPr>
+      <w:r>
+        <w:rPr>
+          <w:lang w:val="zh_TW" w:bidi="zh_TW"/>
+        </w:rPr>
+      </w:r>
+      <w:r>
+        <w:rPr>
+          <w:lang w:val="zh_TW" w:bidi="zh_TW"/>
+        </w:rPr>
+        <w:t>訂立特殊協議（盟約）</w:t>
+      </w:r>
+    </w:p>
+    <w:p>
+      <w:pPr/>
+      <w:r>
+        <w:rPr>
+          <w:lang w:val="zh_TW" w:bidi="zh_TW"/>
+        </w:rPr>
+      </w:r>
+      <w:r>
+        <w:rPr>
+          <w:lang w:val="zh_TW" w:bidi="zh_TW"/>
+        </w:rPr>
+        <w:t>在族長時期（亞伯拉罕、以撒和雅各的年代），以色列人較容易與外族建立聯盟。亞伯拉罕曾與下列對象結盟：</w:t>
+      </w:r>
+    </w:p>
+    <w:p>
+      <w:pPr>
+        <w:pStyle w:val="ListBullet"/>
+        <w:spacing w:line="240" w:lineRule="auto"/>
+        <w:ind w:left="720"/>
+      </w:pPr>
+      <w:r>
+        <w:rPr>
+          <w:lang w:val="zh_TW" w:bidi="zh_TW"/>
+        </w:rPr>
+      </w:r>
+      <w:r>
+        <w:rPr>
+          <w:lang w:val="zh_TW" w:bidi="zh_TW"/>
+        </w:rPr>
+        <w:t>三位亞摩利人：幔利、以實各和亞乃（</w:t>
+      </w:r>
+      <w:hyperlink r:id="rId81">
+        <w:r>
+          <w:rPr>
+            <w:lang w:val="zh_TW" w:bidi="zh_TW"/>
+          </w:rPr>
+          <w:rPr>
+            <w:color w:val="0000EE"/>
+            <w:u w:val="single"/>
+          </w:rPr>
+          <w:t>創14:13</w:t>
+        </w:r>
+      </w:hyperlink>
+      <w:r>
+        <w:rPr>
+          <w:lang w:val="zh_TW" w:bidi="zh_TW"/>
+        </w:rPr>
+        <w:t>、</w:t>
+      </w:r>
+      <w:hyperlink r:id="rId81">
+        <w:r>
+          <w:rPr>
+            <w:lang w:val="zh_TW" w:bidi="zh_TW"/>
+          </w:rPr>
+          <w:rPr>
+            <w:color w:val="0000EE"/>
+            <w:u w:val="single"/>
+          </w:rPr>
+          <w:t>24</w:t>
+        </w:r>
+      </w:hyperlink>
+      <w:r>
+        <w:rPr>
+          <w:lang w:val="zh_TW" w:bidi="zh_TW"/>
+        </w:rPr>
+        <w:t>）</w:t>
+      </w:r>
+    </w:p>
+    <w:p>
+      <w:pPr>
+        <w:pStyle w:val="ListBullet"/>
+        <w:spacing w:line="240" w:lineRule="auto"/>
+        <w:ind w:left="720"/>
+      </w:pPr>
+      <w:r>
+        <w:rPr>
+          <w:lang w:val="zh_TW" w:bidi="zh_TW"/>
+        </w:rPr>
+      </w:r>
+      <w:r>
+        <w:rPr>
+          <w:lang w:val="zh_TW" w:bidi="zh_TW"/>
+        </w:rPr>
+        <w:t>基拉耳的王亞比米勒（</w:t>
+      </w:r>
+      <w:hyperlink r:id="rId82">
+        <w:r>
+          <w:rPr>
+            <w:lang w:val="zh_TW" w:bidi="zh_TW"/>
+          </w:rPr>
+          <w:rPr>
+            <w:color w:val="0000EE"/>
+            <w:u w:val="single"/>
+          </w:rPr>
+          <w:t>創21:22–34</w:t>
+        </w:r>
+      </w:hyperlink>
+      <w:r>
+        <w:rPr>
+          <w:lang w:val="zh_TW" w:bidi="zh_TW"/>
+        </w:rPr>
+        <w:t>）</w:t>
+      </w:r>
+    </w:p>
+    <w:p>
+      <w:pPr/>
+      <w:r>
+        <w:rPr>
+          <w:lang w:val="zh_TW" w:bidi="zh_TW"/>
+        </w:rPr>
+      </w:r>
+      <w:r>
+        <w:rPr>
+          <w:lang w:val="zh_TW" w:bidi="zh_TW"/>
+        </w:rPr>
+        <w:t>亞伯拉罕的兒子以撒也與亞比米勒結盟（</w:t>
+      </w:r>
+      <w:hyperlink r:id="rId83">
+        <w:r>
+          <w:rPr>
+            <w:lang w:val="zh_TW" w:bidi="zh_TW"/>
+          </w:rPr>
+          <w:rPr>
+            <w:color w:val="0000EE"/>
+            <w:u w:val="single"/>
+          </w:rPr>
+          <w:t>創26:26–31</w:t>
+        </w:r>
+      </w:hyperlink>
+      <w:r>
+        <w:rPr>
+          <w:lang w:val="zh_TW" w:bidi="zh_TW"/>
+        </w:rPr>
+        <w:t>）。</w:t>
+      </w:r>
+    </w:p>
+    <w:p>
+      <w:pPr/>
+      <w:r>
+        <w:rPr>
+          <w:lang w:val="zh_TW" w:bidi="zh_TW"/>
+        </w:rPr>
+      </w:r>
+      <w:r>
+        <w:rPr>
+          <w:lang w:val="zh_TW" w:bidi="zh_TW"/>
+        </w:rPr>
+        <w:t>後來，摩西出於宗教信仰的考量，禁止以色列人與迦南人結盟（</w:t>
+      </w:r>
+      <w:hyperlink r:id="rId84">
+        <w:r>
+          <w:rPr>
+            <w:lang w:val="zh_TW" w:bidi="zh_TW"/>
+          </w:rPr>
+          <w:rPr>
+            <w:color w:val="0000EE"/>
+            <w:u w:val="single"/>
+          </w:rPr>
+          <w:t>出23:31–33</w:t>
+        </w:r>
+      </w:hyperlink>
+      <w:r>
+        <w:rPr>
+          <w:lang w:val="zh_TW" w:bidi="zh_TW"/>
+        </w:rPr>
+        <w:t>，</w:t>
+      </w:r>
+      <w:hyperlink r:id="rId85">
+        <w:r>
+          <w:rPr>
+            <w:lang w:val="zh_TW" w:bidi="zh_TW"/>
+          </w:rPr>
+          <w:rPr>
+            <w:color w:val="0000EE"/>
+            <w:u w:val="single"/>
+          </w:rPr>
+          <w:t>34:12</w:t>
+        </w:r>
+      </w:hyperlink>
+      <w:r>
+        <w:rPr>
+          <w:lang w:val="zh_TW" w:bidi="zh_TW"/>
+        </w:rPr>
+        <w:t>；</w:t>
+      </w:r>
+      <w:hyperlink r:id="rId86">
+        <w:r>
+          <w:rPr>
+            <w:lang w:val="zh_TW" w:bidi="zh_TW"/>
+          </w:rPr>
+          <w:rPr>
+            <w:color w:val="0000EE"/>
+            <w:u w:val="single"/>
+          </w:rPr>
+          <w:t>申7:1–4</w:t>
+        </w:r>
+      </w:hyperlink>
+      <w:r>
+        <w:rPr>
+          <w:lang w:val="zh_TW" w:bidi="zh_TW"/>
+        </w:rPr>
+        <w:t>）。在士師時代，以色列人再次被提醒要遵守此命令（</w:t>
+      </w:r>
+      <w:hyperlink r:id="rId87">
+        <w:r>
+          <w:rPr>
+            <w:lang w:val="zh_TW" w:bidi="zh_TW"/>
+          </w:rPr>
+          <w:rPr>
+            <w:color w:val="0000EE"/>
+            <w:u w:val="single"/>
+          </w:rPr>
+          <w:t>士2:1–3</w:t>
+        </w:r>
+      </w:hyperlink>
+      <w:r>
+        <w:rPr>
+          <w:lang w:val="zh_TW" w:bidi="zh_TW"/>
+        </w:rPr>
+        <w:t>）。但是，</w:t>
+      </w:r>
+      <w:hyperlink r:id="rId88">
+        <w:r>
+          <w:rPr>
+            <w:lang w:val="zh_TW" w:bidi="zh_TW"/>
+          </w:rPr>
+          <w:rPr>
+            <w:color w:val="0000EE"/>
+            <w:u w:val="single"/>
+          </w:rPr>
+          <w:t>約書亞記第九章</w:t>
+        </w:r>
+      </w:hyperlink>
+      <w:r>
+        <w:rPr>
+          <w:lang w:val="zh_TW" w:bidi="zh_TW"/>
+        </w:rPr>
+        <w:t>講述了以色列曾受騙而與基遍人立約結盟。</w:t>
+      </w:r>
+    </w:p>
+    <w:p>
+      <w:pPr/>
+      <w:r>
+        <w:rPr>
+          <w:lang w:val="zh_TW" w:bidi="zh_TW"/>
+        </w:rPr>
+      </w:r>
+      <w:r>
+        <w:rPr>
+          <w:lang w:val="zh_TW" w:bidi="zh_TW"/>
+        </w:rPr>
+        <w:t>在君主制時期，許多君王與外邦建立同盟，並藉通婚鞏固關係，例如：</w:t>
+      </w:r>
+    </w:p>
+    <w:p>
+      <w:pPr>
+        <w:pStyle w:val="ListBullet"/>
+        <w:spacing w:line="240" w:lineRule="auto"/>
+        <w:ind w:left="720"/>
+      </w:pPr>
+      <w:r>
+        <w:rPr>
+          <w:lang w:val="zh_TW" w:bidi="zh_TW"/>
+        </w:rPr>
+      </w:r>
+      <w:r>
+        <w:rPr>
+          <w:lang w:val="zh_TW" w:bidi="zh_TW"/>
+        </w:rPr>
+        <w:t>大衛（在他成為全以色列的王之前）同意與迦特王亞吉及非利士人一起對抗掃羅（</w:t>
+      </w:r>
+      <w:hyperlink r:id="rId89">
+        <w:r>
+          <w:rPr>
+            <w:lang w:val="zh_TW" w:bidi="zh_TW"/>
+          </w:rPr>
+          <w:rPr>
+            <w:color w:val="0000EE"/>
+            <w:u w:val="single"/>
+          </w:rPr>
+          <w:t>撒上27:1</w:t>
+        </w:r>
+      </w:hyperlink>
+      <w:r>
+        <w:rPr>
+          <w:lang w:val="zh_TW" w:bidi="zh_TW"/>
+        </w:rPr>
+        <w:t>，</w:t>
+      </w:r>
+      <w:hyperlink r:id="rId90">
+        <w:r>
+          <w:rPr>
+            <w:lang w:val="zh_TW" w:bidi="zh_TW"/>
+          </w:rPr>
+          <w:rPr>
+            <w:color w:val="0000EE"/>
+            <w:u w:val="single"/>
+          </w:rPr>
+          <w:t>28:2</w:t>
+        </w:r>
+      </w:hyperlink>
+      <w:r>
+        <w:rPr>
+          <w:lang w:val="zh_TW" w:bidi="zh_TW"/>
+        </w:rPr>
+        <w:t>）。</w:t>
+      </w:r>
+    </w:p>
+    <w:p>
+      <w:pPr>
+        <w:pStyle w:val="ListBullet"/>
+        <w:spacing w:line="240" w:lineRule="auto"/>
+        <w:ind w:left="720"/>
+      </w:pPr>
+      <w:r>
+        <w:rPr>
+          <w:lang w:val="zh_TW" w:bidi="zh_TW"/>
+        </w:rPr>
+      </w:r>
+      <w:r>
+        <w:rPr>
+          <w:lang w:val="zh_TW" w:bidi="zh_TW"/>
+        </w:rPr>
+        <w:t>所羅門與泰爾的希蘭建立貿易聯盟 （</w:t>
+      </w:r>
+      <w:hyperlink r:id="rId91">
+        <w:r>
+          <w:rPr>
+            <w:lang w:val="zh_TW" w:bidi="zh_TW"/>
+          </w:rPr>
+          <w:rPr>
+            <w:color w:val="0000EE"/>
+            <w:u w:val="single"/>
+          </w:rPr>
+          <w:t>王上5:1–18</w:t>
+        </w:r>
+      </w:hyperlink>
+      <w:r>
+        <w:rPr>
+          <w:lang w:val="zh_TW" w:bidi="zh_TW"/>
+        </w:rPr>
+        <w:t>，</w:t>
+      </w:r>
+      <w:hyperlink r:id="rId92">
+        <w:r>
+          <w:rPr>
+            <w:lang w:val="zh_TW" w:bidi="zh_TW"/>
+          </w:rPr>
+          <w:rPr>
+            <w:color w:val="0000EE"/>
+            <w:u w:val="single"/>
+          </w:rPr>
+          <w:t>9:26–28</w:t>
+        </w:r>
+      </w:hyperlink>
+      <w:r>
+        <w:rPr>
+          <w:lang w:val="zh_TW" w:bidi="zh_TW"/>
+        </w:rPr>
+        <w:t>）。</w:t>
+      </w:r>
+    </w:p>
+    <w:p>
+      <w:pPr>
+        <w:pStyle w:val="ListBullet"/>
+        <w:spacing w:line="240" w:lineRule="auto"/>
+        <w:ind w:left="720"/>
+      </w:pPr>
+      <w:r>
+        <w:rPr>
+          <w:lang w:val="zh_TW" w:bidi="zh_TW"/>
+        </w:rPr>
+      </w:r>
+      <w:r>
+        <w:rPr>
+          <w:lang w:val="zh_TW" w:bidi="zh_TW"/>
+        </w:rPr>
+        <w:t>所羅門也與埃及王建立貿易聯盟（</w:t>
+      </w:r>
+      <w:hyperlink r:id="rId93">
+        <w:r>
+          <w:rPr>
+            <w:lang w:val="zh_TW" w:bidi="zh_TW"/>
+          </w:rPr>
+          <w:rPr>
+            <w:color w:val="0000EE"/>
+            <w:u w:val="single"/>
+          </w:rPr>
+          <w:t>王上9:16</w:t>
+        </w:r>
+      </w:hyperlink>
+      <w:r>
+        <w:rPr>
+          <w:lang w:val="zh_TW" w:bidi="zh_TW"/>
+        </w:rPr>
+        <w:t>）。</w:t>
+      </w:r>
+    </w:p>
+    <w:p>
+      <w:pPr>
+        <w:pStyle w:val="ListBullet"/>
+        <w:spacing w:line="240" w:lineRule="auto"/>
+        <w:ind w:left="720"/>
+      </w:pPr>
+      <w:r>
+        <w:rPr>
+          <w:lang w:val="zh_TW" w:bidi="zh_TW"/>
+        </w:rPr>
+      </w:r>
+      <w:r>
+        <w:rPr>
+          <w:lang w:val="zh_TW" w:bidi="zh_TW"/>
+        </w:rPr>
+        <w:t>亞撒與</w:t>
+      </w:r>
+      <w:r>
+        <w:rPr>
+          <w:lang w:val="zh_TW" w:bidi="zh_TW"/>
+        </w:rPr>
+        <w:t>亞蘭</w:t>
+      </w:r>
+      <w:r>
+        <w:rPr>
+          <w:lang w:val="zh_TW" w:bidi="zh_TW"/>
+        </w:rPr>
+        <w:t>王便‧哈達結盟（</w:t>
+      </w:r>
+      <w:hyperlink r:id="rId94">
+        <w:r>
+          <w:rPr>
+            <w:lang w:val="zh_TW" w:bidi="zh_TW"/>
+          </w:rPr>
+          <w:rPr>
+            <w:color w:val="0000EE"/>
+            <w:u w:val="single"/>
+          </w:rPr>
+          <w:t>王上15:18–20</w:t>
+        </w:r>
+      </w:hyperlink>
+      <w:r>
+        <w:rPr>
+          <w:lang w:val="zh_TW" w:bidi="zh_TW"/>
+        </w:rPr>
+        <w:t>）。</w:t>
+      </w:r>
+    </w:p>
+    <w:p>
+      <w:pPr>
+        <w:pStyle w:val="ListBullet"/>
+        <w:spacing w:line="240" w:lineRule="auto"/>
+        <w:ind w:left="720"/>
+      </w:pPr>
+      <w:r>
+        <w:rPr>
+          <w:lang w:val="zh_TW" w:bidi="zh_TW"/>
+        </w:rPr>
+      </w:r>
+      <w:r>
+        <w:rPr>
+          <w:lang w:val="zh_TW" w:bidi="zh_TW"/>
+        </w:rPr>
+        <w:t>亞哈王與約沙法聯盟對抗</w:t>
+      </w:r>
+      <w:r>
+        <w:rPr>
+          <w:lang w:val="zh_TW" w:bidi="zh_TW"/>
+        </w:rPr>
+        <w:t>亞蘭</w:t>
+      </w:r>
+      <w:r>
+        <w:rPr>
+          <w:lang w:val="zh_TW" w:bidi="zh_TW"/>
+        </w:rPr>
+        <w:t>（</w:t>
+      </w:r>
+      <w:hyperlink r:id="rId95">
+        <w:r>
+          <w:rPr>
+            <w:lang w:val="zh_TW" w:bidi="zh_TW"/>
+          </w:rPr>
+          <w:rPr>
+            <w:color w:val="0000EE"/>
+            <w:u w:val="single"/>
+          </w:rPr>
+          <w:t>王上22:1–4</w:t>
+        </w:r>
+      </w:hyperlink>
+      <w:r>
+        <w:rPr>
+          <w:lang w:val="zh_TW" w:bidi="zh_TW"/>
+        </w:rPr>
+        <w:t>；</w:t>
+      </w:r>
+      <w:hyperlink r:id="rId96">
+        <w:r>
+          <w:rPr>
+            <w:lang w:val="zh_TW" w:bidi="zh_TW"/>
+          </w:rPr>
+          <w:rPr>
+            <w:color w:val="0000EE"/>
+            <w:u w:val="single"/>
+          </w:rPr>
+          <w:t>代下18:1–13</w:t>
+        </w:r>
+      </w:hyperlink>
+      <w:r>
+        <w:rPr>
+          <w:lang w:val="zh_TW" w:bidi="zh_TW"/>
+        </w:rPr>
+        <w:t>）。</w:t>
+      </w:r>
+    </w:p>
+    <w:p>
+      <w:pPr>
+        <w:pStyle w:val="ListBullet"/>
+        <w:spacing w:line="240" w:lineRule="auto"/>
+        <w:ind w:left="720"/>
+      </w:pPr>
+      <w:r>
+        <w:rPr>
+          <w:lang w:val="zh_TW" w:bidi="zh_TW"/>
+        </w:rPr>
+      </w:r>
+      <w:r>
+        <w:rPr>
+          <w:lang w:val="zh_TW" w:bidi="zh_TW"/>
+        </w:rPr>
+        <w:t>以色列王比加與</w:t>
+      </w:r>
+      <w:r>
+        <w:rPr>
+          <w:lang w:val="zh_TW" w:bidi="zh_TW"/>
+        </w:rPr>
+        <w:t>亞蘭</w:t>
+      </w:r>
+      <w:r>
+        <w:rPr>
+          <w:lang w:val="zh_TW" w:bidi="zh_TW"/>
+        </w:rPr>
+        <w:t>王利汛結盟，對抗猶大王亞哈斯（</w:t>
+      </w:r>
+      <w:hyperlink r:id="rId97">
+        <w:r>
+          <w:rPr>
+            <w:lang w:val="zh_TW" w:bidi="zh_TW"/>
+          </w:rPr>
+          <w:rPr>
+            <w:color w:val="0000EE"/>
+            <w:u w:val="single"/>
+          </w:rPr>
+          <w:t>賽7:1–9</w:t>
+        </w:r>
+      </w:hyperlink>
+      <w:r>
+        <w:rPr>
+          <w:lang w:val="zh_TW" w:bidi="zh_TW"/>
+        </w:rPr>
+        <w:t>）。</w:t>
+      </w:r>
+    </w:p>
+    <w:p>
+      <w:pPr>
+        <w:pStyle w:val="ListBullet"/>
+        <w:spacing w:line="240" w:lineRule="auto"/>
+        <w:ind w:left="720"/>
+      </w:pPr>
+      <w:r>
+        <w:rPr>
+          <w:lang w:val="zh_TW" w:bidi="zh_TW"/>
+        </w:rPr>
+      </w:r>
+      <w:r>
+        <w:rPr>
+          <w:lang w:val="zh_TW" w:bidi="zh_TW"/>
+        </w:rPr>
+        <w:t>亞哈斯與亞述王提革拉‧毗列色結盟，對抗比加和利汛（</w:t>
+      </w:r>
+      <w:hyperlink r:id="rId98">
+        <w:r>
+          <w:rPr>
+            <w:lang w:val="zh_TW" w:bidi="zh_TW"/>
+          </w:rPr>
+          <w:rPr>
+            <w:color w:val="0000EE"/>
+            <w:u w:val="single"/>
+          </w:rPr>
+          <w:t>王下16:7–9</w:t>
+        </w:r>
+      </w:hyperlink>
+      <w:r>
+        <w:rPr>
+          <w:lang w:val="zh_TW" w:bidi="zh_TW"/>
+        </w:rPr>
+        <w:t>）。</w:t>
+      </w:r>
+    </w:p>
+    <w:p>
+      <w:pPr>
+        <w:pStyle w:val="ListBullet"/>
+        <w:spacing w:line="240" w:lineRule="auto"/>
+        <w:ind w:left="720"/>
+      </w:pPr>
+      <w:r>
+        <w:rPr>
+          <w:lang w:val="zh_TW" w:bidi="zh_TW"/>
+        </w:rPr>
+      </w:r>
+      <w:r>
+        <w:rPr>
+          <w:lang w:val="zh_TW" w:bidi="zh_TW"/>
+        </w:rPr>
+        <w:t>西底家與埃及結盟對抗巴比倫人（</w:t>
+      </w:r>
+      <w:hyperlink r:id="rId99">
+        <w:r>
+          <w:rPr>
+            <w:lang w:val="zh_TW" w:bidi="zh_TW"/>
+          </w:rPr>
+          <w:rPr>
+            <w:color w:val="0000EE"/>
+            <w:u w:val="single"/>
+          </w:rPr>
+          <w:t>王下24:20</w:t>
+        </w:r>
+      </w:hyperlink>
+      <w:r>
+        <w:rPr>
+          <w:lang w:val="zh_TW" w:bidi="zh_TW"/>
+        </w:rPr>
+        <w:t>；</w:t>
+      </w:r>
+      <w:hyperlink r:id="rId100">
+        <w:r>
+          <w:rPr>
+            <w:lang w:val="zh_TW" w:bidi="zh_TW"/>
+          </w:rPr>
+          <w:rPr>
+            <w:color w:val="0000EE"/>
+            <w:u w:val="single"/>
+          </w:rPr>
+          <w:t>結17:1–21</w:t>
+        </w:r>
+      </w:hyperlink>
+      <w:r>
+        <w:rPr>
+          <w:lang w:val="zh_TW" w:bidi="zh_TW"/>
+        </w:rPr>
+        <w:t>）。</w:t>
+      </w:r>
+    </w:p>
+    <w:p>
+      <w:pPr/>
+      <w:r>
+        <w:rPr>
+          <w:lang w:val="zh_TW" w:bidi="zh_TW"/>
+        </w:rPr>
+      </w:r>
+      <w:r>
+        <w:rPr>
+          <w:lang w:val="zh_TW" w:bidi="zh_TW"/>
+        </w:rPr>
+        <w:t>這些聯盟經常會將外邦宗教帶入耶路撒冷（</w:t>
+      </w:r>
+      <w:hyperlink r:id="rId101">
+        <w:r>
+          <w:rPr>
+            <w:lang w:val="zh_TW" w:bidi="zh_TW"/>
+          </w:rPr>
+          <w:rPr>
+            <w:color w:val="0000EE"/>
+            <w:u w:val="single"/>
+          </w:rPr>
+          <w:t>王下16:10–18</w:t>
+        </w:r>
+      </w:hyperlink>
+      <w:r>
+        <w:rPr>
+          <w:lang w:val="zh_TW" w:bidi="zh_TW"/>
+        </w:rPr>
+        <w:t>），導致先知們的批評（</w:t>
+      </w:r>
+      <w:hyperlink r:id="rId102">
+        <w:r>
+          <w:rPr>
+            <w:lang w:val="zh_TW" w:bidi="zh_TW"/>
+          </w:rPr>
+          <w:rPr>
+            <w:color w:val="0000EE"/>
+            <w:u w:val="single"/>
+          </w:rPr>
+          <w:t>何8:8–10</w:t>
+        </w:r>
+      </w:hyperlink>
+      <w:r>
+        <w:rPr>
+          <w:lang w:val="zh_TW" w:bidi="zh_TW"/>
+        </w:rPr>
+        <w:t>；</w:t>
+      </w:r>
+      <w:hyperlink r:id="rId103">
+        <w:r>
+          <w:rPr>
+            <w:lang w:val="zh_TW" w:bidi="zh_TW"/>
+          </w:rPr>
+          <w:rPr>
+            <w:color w:val="0000EE"/>
+            <w:u w:val="single"/>
+          </w:rPr>
+          <w:t>賽30:1–3</w:t>
+        </w:r>
+      </w:hyperlink>
+      <w:r>
+        <w:rPr>
+          <w:lang w:val="zh_TW" w:bidi="zh_TW"/>
+        </w:rPr>
+        <w:t>、</w:t>
+      </w:r>
+      <w:hyperlink r:id="rId103">
+        <w:r>
+          <w:rPr>
+            <w:lang w:val="zh_TW" w:bidi="zh_TW"/>
+          </w:rPr>
+          <w:rPr>
+            <w:color w:val="0000EE"/>
+            <w:u w:val="single"/>
+          </w:rPr>
+          <w:t>15–16</w:t>
+        </w:r>
+      </w:hyperlink>
+      <w:r>
+        <w:rPr>
+          <w:lang w:val="zh_TW" w:bidi="zh_TW"/>
+        </w:rPr>
+        <w:t>；</w:t>
+      </w:r>
+      <w:hyperlink r:id="rId104">
+        <w:r>
+          <w:rPr>
+            <w:lang w:val="zh_TW" w:bidi="zh_TW"/>
+          </w:rPr>
+          <w:rPr>
+            <w:color w:val="0000EE"/>
+            <w:u w:val="single"/>
+          </w:rPr>
+          <w:t>耶2:18</w:t>
+        </w:r>
+      </w:hyperlink>
+      <w:r>
+        <w:rPr>
+          <w:lang w:val="zh_TW" w:bidi="zh_TW"/>
+        </w:rPr>
+        <w:t>）。</w:t>
       </w:r>
       <w:r>
         <w:rPr>

--- a/zht/docx/092.content.docx
+++ b/zht/docx/092.content.docx
@@ -233,108 +233,72 @@
         </w:rPr>
         <w:t>一種神的屬性，神信實地履行祂的應許，並在祂的選民不配和不忠的情況下，仍維持與他們的立約關係（</w:t>
       </w:r>
-      <w:hyperlink r:id="rId13">
-        <w:r>
-          <w:rPr>
-            <w:lang w:val="zh_TW" w:bidi="zh_TW"/>
-          </w:rPr>
-          <w:rPr>
-            <w:color w:val="0000EE"/>
-            <w:u w:val="single"/>
-          </w:rPr>
-          <w:t>申30:1–6</w:t>
-        </w:r>
-      </w:hyperlink>
+      <w:r>
+        <w:rPr>
+          <w:lang w:val="zh_TW" w:bidi="zh_TW"/>
+        </w:rPr>
+        <w:t>申30:1–6</w:t>
+      </w:r>
       <w:r>
         <w:rPr>
           <w:lang w:val="zh_TW" w:bidi="zh_TW"/>
         </w:rPr>
         <w:t>；</w:t>
       </w:r>
-      <w:hyperlink r:id="rId14">
-        <w:r>
-          <w:rPr>
-            <w:lang w:val="zh_TW" w:bidi="zh_TW"/>
-          </w:rPr>
-          <w:rPr>
-            <w:color w:val="0000EE"/>
-            <w:u w:val="single"/>
-          </w:rPr>
-          <w:t>賽14:1</w:t>
-        </w:r>
-      </w:hyperlink>
+      <w:r>
+        <w:rPr>
+          <w:lang w:val="zh_TW" w:bidi="zh_TW"/>
+        </w:rPr>
+        <w:t>賽14:1</w:t>
+      </w:r>
       <w:r>
         <w:rPr>
           <w:lang w:val="zh_TW" w:bidi="zh_TW"/>
         </w:rPr>
         <w:t>；</w:t>
       </w:r>
-      <w:hyperlink r:id="rId15">
-        <w:r>
-          <w:rPr>
-            <w:lang w:val="zh_TW" w:bidi="zh_TW"/>
-          </w:rPr>
-          <w:rPr>
-            <w:color w:val="0000EE"/>
-            <w:u w:val="single"/>
-          </w:rPr>
-          <w:t>結39:25–29</w:t>
-        </w:r>
-      </w:hyperlink>
+      <w:r>
+        <w:rPr>
+          <w:lang w:val="zh_TW" w:bidi="zh_TW"/>
+        </w:rPr>
+        <w:t>結39:25–29</w:t>
+      </w:r>
       <w:r>
         <w:rPr>
           <w:lang w:val="zh_TW" w:bidi="zh_TW"/>
         </w:rPr>
         <w:t>；</w:t>
       </w:r>
-      <w:hyperlink r:id="rId16">
-        <w:r>
-          <w:rPr>
-            <w:lang w:val="zh_TW" w:bidi="zh_TW"/>
-          </w:rPr>
-          <w:rPr>
-            <w:color w:val="0000EE"/>
-            <w:u w:val="single"/>
-          </w:rPr>
-          <w:t>羅9:15–16、23</w:t>
-        </w:r>
-      </w:hyperlink>
+      <w:r>
+        <w:rPr>
+          <w:lang w:val="zh_TW" w:bidi="zh_TW"/>
+        </w:rPr>
+        <w:t>羅9:15–16、23</w:t>
+      </w:r>
       <w:r>
         <w:rPr>
           <w:lang w:val="zh_TW" w:bidi="zh_TW"/>
         </w:rPr>
         <w:t>，</w:t>
       </w:r>
-      <w:hyperlink r:id="rId17">
-        <w:r>
-          <w:rPr>
-            <w:lang w:val="zh_TW" w:bidi="zh_TW"/>
-          </w:rPr>
-          <w:rPr>
-            <w:color w:val="0000EE"/>
-            <w:u w:val="single"/>
-          </w:rPr>
-          <w:t>11:32</w:t>
-        </w:r>
-      </w:hyperlink>
+      <w:r>
+        <w:rPr>
+          <w:lang w:val="zh_TW" w:bidi="zh_TW"/>
+        </w:rPr>
+        <w:t>11:32</w:t>
+      </w:r>
       <w:r>
         <w:rPr>
           <w:lang w:val="zh_TW" w:bidi="zh_TW"/>
         </w:rPr>
         <w:t>；</w:t>
       </w:r>
-      <w:hyperlink r:id="rId18">
-        <w:r>
-          <w:rPr>
-            <w:lang w:val="zh_TW" w:bidi="zh_TW"/>
-          </w:rPr>
-          <w:rPr>
-            <w:color w:val="0000EE"/>
-            <w:u w:val="single"/>
-          </w:rPr>
-          <w:t>弗2:4</w:t>
-        </w:r>
-      </w:hyperlink>
+      <w:r>
+        <w:rPr>
+          <w:lang w:val="zh_TW" w:bidi="zh_TW"/>
+        </w:rPr>
+        <w:t>弗2:4</w:t>
+      </w:r>
       <w:r>
         <w:rPr>
           <w:lang w:val="zh_TW" w:bidi="zh_TW"/>
@@ -380,324 +344,216 @@
         </w:rPr>
         <w:t>憐憫概念的核心是神的愛，這愛藉著祂在立約關係中，為那些祂已應許要拯救的人施行恩慈的救贖行動而顯明。在舊約中，神選擇了以色列成為祂的子民，顯明祂對他們的憐憫（</w:t>
       </w:r>
-      <w:hyperlink r:id="rId19">
-        <w:r>
-          <w:rPr>
-            <w:lang w:val="zh_TW" w:bidi="zh_TW"/>
-          </w:rPr>
-          <w:rPr>
-            <w:color w:val="0000EE"/>
-            <w:u w:val="single"/>
-          </w:rPr>
-          <w:t>出33:19</w:t>
-        </w:r>
-      </w:hyperlink>
+      <w:r>
+        <w:rPr>
+          <w:lang w:val="zh_TW" w:bidi="zh_TW"/>
+        </w:rPr>
+        <w:t>出33:19</w:t>
+      </w:r>
       <w:r>
         <w:rPr>
           <w:lang w:val="zh_TW" w:bidi="zh_TW"/>
         </w:rPr>
         <w:t>；</w:t>
       </w:r>
-      <w:hyperlink r:id="rId20">
-        <w:r>
-          <w:rPr>
-            <w:lang w:val="zh_TW" w:bidi="zh_TW"/>
-          </w:rPr>
-          <w:rPr>
-            <w:color w:val="0000EE"/>
-            <w:u w:val="single"/>
-          </w:rPr>
-          <w:t>賽54:10</w:t>
-        </w:r>
-      </w:hyperlink>
+      <w:r>
+        <w:rPr>
+          <w:lang w:val="zh_TW" w:bidi="zh_TW"/>
+        </w:rPr>
+        <w:t>賽54:10</w:t>
+      </w:r>
       <w:r>
         <w:rPr>
           <w:lang w:val="zh_TW" w:bidi="zh_TW"/>
         </w:rPr>
         <w:t>；</w:t>
       </w:r>
-      <w:hyperlink r:id="rId21">
-        <w:r>
-          <w:rPr>
-            <w:lang w:val="zh_TW" w:bidi="zh_TW"/>
-          </w:rPr>
-          <w:rPr>
-            <w:color w:val="0000EE"/>
-            <w:u w:val="single"/>
-          </w:rPr>
-          <w:t>63:9</w:t>
-        </w:r>
-      </w:hyperlink>
+      <w:r>
+        <w:rPr>
+          <w:lang w:val="zh_TW" w:bidi="zh_TW"/>
+        </w:rPr>
+        <w:t>63:9</w:t>
+      </w:r>
       <w:r>
         <w:rPr>
           <w:lang w:val="zh_TW" w:bidi="zh_TW"/>
         </w:rPr>
         <w:t>）。神不斷地容忍著祂悖逆且偏行己路的子民，不斷尋找他們，將他們重新帶回祂自己面前。詩人描述神像父親一樣，憐恤那些敬畏並信靠祂的兒女（</w:t>
       </w:r>
-      <w:hyperlink r:id="rId22">
-        <w:r>
-          <w:rPr>
-            <w:lang w:val="zh_TW" w:bidi="zh_TW"/>
-          </w:rPr>
-          <w:rPr>
-            <w:color w:val="0000EE"/>
-            <w:u w:val="single"/>
-          </w:rPr>
-          <w:t>詩103:13</w:t>
-        </w:r>
-      </w:hyperlink>
+      <w:r>
+        <w:rPr>
+          <w:lang w:val="zh_TW" w:bidi="zh_TW"/>
+        </w:rPr>
+        <w:t>詩103:13</w:t>
+      </w:r>
       <w:r>
         <w:rPr>
           <w:lang w:val="zh_TW" w:bidi="zh_TW"/>
         </w:rPr>
         <w:t>）。何西阿將神比作一位慈愛的父親，從天上以憐憫的心，看著祂那叛逆和迷途的子民（</w:t>
       </w:r>
-      <w:hyperlink r:id="rId23">
-        <w:r>
-          <w:rPr>
-            <w:lang w:val="zh_TW" w:bidi="zh_TW"/>
-          </w:rPr>
-          <w:rPr>
-            <w:color w:val="0000EE"/>
-            <w:u w:val="single"/>
-          </w:rPr>
-          <w:t>何11</w:t>
-        </w:r>
-      </w:hyperlink>
+      <w:r>
+        <w:rPr>
+          <w:lang w:val="zh_TW" w:bidi="zh_TW"/>
+        </w:rPr>
+        <w:t>何11</w:t>
+      </w:r>
       <w:r>
         <w:rPr>
           <w:lang w:val="zh_TW" w:bidi="zh_TW"/>
         </w:rPr>
         <w:t>；參</w:t>
       </w:r>
-      <w:hyperlink r:id="rId24">
-        <w:r>
-          <w:rPr>
-            <w:lang w:val="zh_TW" w:bidi="zh_TW"/>
-          </w:rPr>
-          <w:rPr>
-            <w:color w:val="0000EE"/>
-            <w:u w:val="single"/>
-          </w:rPr>
-          <w:t>耶31:20</w:t>
-        </w:r>
-      </w:hyperlink>
+      <w:r>
+        <w:rPr>
+          <w:lang w:val="zh_TW" w:bidi="zh_TW"/>
+        </w:rPr>
+        <w:t>耶31:20</w:t>
+      </w:r>
       <w:r>
         <w:rPr>
           <w:lang w:val="zh_TW" w:bidi="zh_TW"/>
         </w:rPr>
         <w:t>）。他也將以色列比作一位不忠且行淫的妻子，而神卻像一位忠貞的丈夫，雖然她處於背道且罪惡的狀態，仍然愛她（</w:t>
       </w:r>
-      <w:hyperlink r:id="rId25">
-        <w:r>
-          <w:rPr>
-            <w:lang w:val="zh_TW" w:bidi="zh_TW"/>
-          </w:rPr>
-          <w:rPr>
-            <w:color w:val="0000EE"/>
-            <w:u w:val="single"/>
-          </w:rPr>
-          <w:t>何1–3章</w:t>
-        </w:r>
-      </w:hyperlink>
+      <w:r>
+        <w:rPr>
+          <w:lang w:val="zh_TW" w:bidi="zh_TW"/>
+        </w:rPr>
+        <w:t>何1–3章</w:t>
+      </w:r>
       <w:r>
         <w:rPr>
           <w:lang w:val="zh_TW" w:bidi="zh_TW"/>
         </w:rPr>
         <w:t>；參</w:t>
       </w:r>
-      <w:hyperlink r:id="rId26">
-        <w:r>
-          <w:rPr>
-            <w:lang w:val="zh_TW" w:bidi="zh_TW"/>
-          </w:rPr>
-          <w:rPr>
-            <w:color w:val="0000EE"/>
-            <w:u w:val="single"/>
-          </w:rPr>
-          <w:t>賽54:4–8</w:t>
-        </w:r>
-      </w:hyperlink>
+      <w:r>
+        <w:rPr>
+          <w:lang w:val="zh_TW" w:bidi="zh_TW"/>
+        </w:rPr>
+        <w:t>賽54:4–8</w:t>
+      </w:r>
       <w:r>
         <w:rPr>
           <w:lang w:val="zh_TW" w:bidi="zh_TW"/>
         </w:rPr>
         <w:t>）。以賽亞將神描繪為母親，對腹中所生的孩子充滿憐恤（</w:t>
       </w:r>
-      <w:hyperlink r:id="rId27">
-        <w:r>
-          <w:rPr>
-            <w:lang w:val="zh_TW" w:bidi="zh_TW"/>
-          </w:rPr>
-          <w:rPr>
-            <w:color w:val="0000EE"/>
-            <w:u w:val="single"/>
-          </w:rPr>
-          <w:t>賽49:15</w:t>
-        </w:r>
-      </w:hyperlink>
+      <w:r>
+        <w:rPr>
+          <w:lang w:val="zh_TW" w:bidi="zh_TW"/>
+        </w:rPr>
+        <w:t>賽49:15</w:t>
+      </w:r>
       <w:r>
         <w:rPr>
           <w:lang w:val="zh_TW" w:bidi="zh_TW"/>
         </w:rPr>
         <w:t>）。這些比喻以豐富多樣的方式顯明神的憐恤。其它層面包括饒恕和恢復恩惠（</w:t>
       </w:r>
-      <w:hyperlink r:id="rId28">
-        <w:r>
-          <w:rPr>
-            <w:lang w:val="zh_TW" w:bidi="zh_TW"/>
-          </w:rPr>
-          <w:rPr>
-            <w:color w:val="0000EE"/>
-            <w:u w:val="single"/>
-          </w:rPr>
-          <w:t>王下13:23</w:t>
-        </w:r>
-      </w:hyperlink>
+      <w:r>
+        <w:rPr>
+          <w:lang w:val="zh_TW" w:bidi="zh_TW"/>
+        </w:rPr>
+        <w:t>王下13:23</w:t>
+      </w:r>
       <w:r>
         <w:rPr>
           <w:lang w:val="zh_TW" w:bidi="zh_TW"/>
         </w:rPr>
         <w:t>；</w:t>
       </w:r>
-      <w:hyperlink r:id="rId29">
-        <w:r>
-          <w:rPr>
-            <w:lang w:val="zh_TW" w:bidi="zh_TW"/>
-          </w:rPr>
-          <w:rPr>
-            <w:color w:val="0000EE"/>
-            <w:u w:val="single"/>
-          </w:rPr>
-          <w:t>賽54:8</w:t>
-        </w:r>
-      </w:hyperlink>
+      <w:r>
+        <w:rPr>
+          <w:lang w:val="zh_TW" w:bidi="zh_TW"/>
+        </w:rPr>
+        <w:t>賽54:8</w:t>
+      </w:r>
       <w:r>
         <w:rPr>
           <w:lang w:val="zh_TW" w:bidi="zh_TW"/>
         </w:rPr>
         <w:t>；</w:t>
       </w:r>
-      <w:hyperlink r:id="rId30">
-        <w:r>
-          <w:rPr>
-            <w:lang w:val="zh_TW" w:bidi="zh_TW"/>
-          </w:rPr>
-          <w:rPr>
-            <w:color w:val="0000EE"/>
-            <w:u w:val="single"/>
-          </w:rPr>
-          <w:t>珥2:18–32</w:t>
-        </w:r>
-      </w:hyperlink>
+      <w:r>
+        <w:rPr>
+          <w:lang w:val="zh_TW" w:bidi="zh_TW"/>
+        </w:rPr>
+        <w:t>珥2:18–32</w:t>
+      </w:r>
       <w:r>
         <w:rPr>
           <w:lang w:val="zh_TW" w:bidi="zh_TW"/>
         </w:rPr>
         <w:t>；</w:t>
       </w:r>
-      <w:hyperlink r:id="rId31">
-        <w:r>
-          <w:rPr>
-            <w:lang w:val="zh_TW" w:bidi="zh_TW"/>
-          </w:rPr>
-          <w:rPr>
-            <w:color w:val="0000EE"/>
-            <w:u w:val="single"/>
-          </w:rPr>
-          <w:t>彌7:18–20</w:t>
-        </w:r>
-      </w:hyperlink>
+      <w:r>
+        <w:rPr>
+          <w:lang w:val="zh_TW" w:bidi="zh_TW"/>
+        </w:rPr>
+        <w:t>彌7:18–20</w:t>
+      </w:r>
       <w:r>
         <w:rPr>
           <w:lang w:val="zh_TW" w:bidi="zh_TW"/>
         </w:rPr>
         <w:t>），以及脫離困苦和危難（</w:t>
       </w:r>
-      <w:hyperlink r:id="rId32">
-        <w:r>
-          <w:rPr>
-            <w:lang w:val="zh_TW" w:bidi="zh_TW"/>
-          </w:rPr>
-          <w:rPr>
-            <w:color w:val="0000EE"/>
-            <w:u w:val="single"/>
-          </w:rPr>
-          <w:t>尼9:19–21</w:t>
-        </w:r>
-      </w:hyperlink>
+      <w:r>
+        <w:rPr>
+          <w:lang w:val="zh_TW" w:bidi="zh_TW"/>
+        </w:rPr>
+        <w:t>尼9:19–21</w:t>
+      </w:r>
       <w:r>
         <w:rPr>
           <w:lang w:val="zh_TW" w:bidi="zh_TW"/>
         </w:rPr>
         <w:t>；</w:t>
       </w:r>
-      <w:hyperlink r:id="rId33">
-        <w:r>
-          <w:rPr>
-            <w:lang w:val="zh_TW" w:bidi="zh_TW"/>
-          </w:rPr>
-          <w:rPr>
-            <w:color w:val="0000EE"/>
-            <w:u w:val="single"/>
-          </w:rPr>
-          <w:t>詩40:11–17</w:t>
-        </w:r>
-      </w:hyperlink>
+      <w:r>
+        <w:rPr>
+          <w:lang w:val="zh_TW" w:bidi="zh_TW"/>
+        </w:rPr>
+        <w:t>詩40:11–17</w:t>
+      </w:r>
       <w:r>
         <w:rPr>
           <w:lang w:val="zh_TW" w:bidi="zh_TW"/>
         </w:rPr>
         <w:t>，</w:t>
       </w:r>
-      <w:hyperlink r:id="rId34">
-        <w:r>
-          <w:rPr>
-            <w:lang w:val="zh_TW" w:bidi="zh_TW"/>
-          </w:rPr>
-          <w:rPr>
-            <w:color w:val="0000EE"/>
-            <w:u w:val="single"/>
-          </w:rPr>
-          <w:t>69:16–36</w:t>
-        </w:r>
-      </w:hyperlink>
+      <w:r>
+        <w:rPr>
+          <w:lang w:val="zh_TW" w:bidi="zh_TW"/>
+        </w:rPr>
+        <w:t>69:16–36</w:t>
+      </w:r>
       <w:r>
         <w:rPr>
           <w:lang w:val="zh_TW" w:bidi="zh_TW"/>
         </w:rPr>
         <w:t>，</w:t>
       </w:r>
-      <w:hyperlink r:id="rId35">
-        <w:r>
-          <w:rPr>
-            <w:lang w:val="zh_TW" w:bidi="zh_TW"/>
-          </w:rPr>
-          <w:rPr>
-            <w:color w:val="0000EE"/>
-            <w:u w:val="single"/>
-          </w:rPr>
-          <w:t>79:8–9</w:t>
-        </w:r>
-      </w:hyperlink>
+      <w:r>
+        <w:rPr>
+          <w:lang w:val="zh_TW" w:bidi="zh_TW"/>
+        </w:rPr>
+        <w:t>79:8–9</w:t>
+      </w:r>
       <w:r>
         <w:rPr>
           <w:lang w:val="zh_TW" w:bidi="zh_TW"/>
         </w:rPr>
         <w:t>；</w:t>
       </w:r>
-      <w:hyperlink r:id="rId36">
-        <w:r>
-          <w:rPr>
-            <w:lang w:val="zh_TW" w:bidi="zh_TW"/>
-          </w:rPr>
-          <w:rPr>
-            <w:color w:val="0000EE"/>
-            <w:u w:val="single"/>
-          </w:rPr>
-          <w:t>賽49:10</w:t>
-        </w:r>
-      </w:hyperlink>
+      <w:r>
+        <w:rPr>
+          <w:lang w:val="zh_TW" w:bidi="zh_TW"/>
+        </w:rPr>
+        <w:t>賽49:10</w:t>
+      </w:r>
       <w:r>
         <w:rPr>
           <w:lang w:val="zh_TW" w:bidi="zh_TW"/>
@@ -718,288 +574,192 @@
         </w:rPr>
         <w:t>由於以色列作為聖約子民，從神的慈愛和信實中學習到的功課，虔誠的猶太人在有需要的時候，自然會向神呼求憐憫與赦免，這在懺悔的詩篇中表達得非常動人（</w:t>
       </w:r>
-      <w:hyperlink r:id="rId37">
-        <w:r>
-          <w:rPr>
-            <w:lang w:val="zh_TW" w:bidi="zh_TW"/>
-          </w:rPr>
-          <w:rPr>
-            <w:color w:val="0000EE"/>
-            <w:u w:val="single"/>
-          </w:rPr>
-          <w:t>詩6</w:t>
-        </w:r>
-      </w:hyperlink>
+      <w:r>
+        <w:rPr>
+          <w:lang w:val="zh_TW" w:bidi="zh_TW"/>
+        </w:rPr>
+        <w:t>詩6</w:t>
+      </w:r>
       <w:r>
         <w:rPr>
           <w:lang w:val="zh_TW" w:bidi="zh_TW"/>
         </w:rPr>
         <w:t>，</w:t>
       </w:r>
-      <w:hyperlink r:id="rId38">
-        <w:r>
-          <w:rPr>
-            <w:lang w:val="zh_TW" w:bidi="zh_TW"/>
-          </w:rPr>
-          <w:rPr>
-            <w:color w:val="0000EE"/>
-            <w:u w:val="single"/>
-          </w:rPr>
-          <w:t>32</w:t>
-        </w:r>
-      </w:hyperlink>
+      <w:r>
+        <w:rPr>
+          <w:lang w:val="zh_TW" w:bidi="zh_TW"/>
+        </w:rPr>
+        <w:t>32</w:t>
+      </w:r>
       <w:r>
         <w:rPr>
           <w:lang w:val="zh_TW" w:bidi="zh_TW"/>
         </w:rPr>
         <w:t>，</w:t>
       </w:r>
-      <w:hyperlink r:id="rId39">
-        <w:r>
-          <w:rPr>
-            <w:lang w:val="zh_TW" w:bidi="zh_TW"/>
-          </w:rPr>
-          <w:rPr>
-            <w:color w:val="0000EE"/>
-            <w:u w:val="single"/>
-          </w:rPr>
-          <w:t>38</w:t>
-        </w:r>
-      </w:hyperlink>
+      <w:r>
+        <w:rPr>
+          <w:lang w:val="zh_TW" w:bidi="zh_TW"/>
+        </w:rPr>
+        <w:t>38</w:t>
+      </w:r>
       <w:r>
         <w:rPr>
           <w:lang w:val="zh_TW" w:bidi="zh_TW"/>
         </w:rPr>
         <w:t>，</w:t>
       </w:r>
-      <w:hyperlink r:id="rId40">
-        <w:r>
-          <w:rPr>
-            <w:lang w:val="zh_TW" w:bidi="zh_TW"/>
-          </w:rPr>
-          <w:rPr>
-            <w:color w:val="0000EE"/>
-            <w:u w:val="single"/>
-          </w:rPr>
-          <w:t>51</w:t>
-        </w:r>
-      </w:hyperlink>
+      <w:r>
+        <w:rPr>
+          <w:lang w:val="zh_TW" w:bidi="zh_TW"/>
+        </w:rPr>
+        <w:t>51</w:t>
+      </w:r>
       <w:r>
         <w:rPr>
           <w:lang w:val="zh_TW" w:bidi="zh_TW"/>
         </w:rPr>
         <w:t>，</w:t>
       </w:r>
-      <w:hyperlink r:id="rId41">
-        <w:r>
-          <w:rPr>
-            <w:lang w:val="zh_TW" w:bidi="zh_TW"/>
-          </w:rPr>
-          <w:rPr>
-            <w:color w:val="0000EE"/>
-            <w:u w:val="single"/>
-          </w:rPr>
-          <w:t>102</w:t>
-        </w:r>
-      </w:hyperlink>
+      <w:r>
+        <w:rPr>
+          <w:lang w:val="zh_TW" w:bidi="zh_TW"/>
+        </w:rPr>
+        <w:t>102</w:t>
+      </w:r>
       <w:r>
         <w:rPr>
           <w:lang w:val="zh_TW" w:bidi="zh_TW"/>
         </w:rPr>
         <w:t>，</w:t>
       </w:r>
-      <w:hyperlink r:id="rId42">
-        <w:r>
-          <w:rPr>
-            <w:lang w:val="zh_TW" w:bidi="zh_TW"/>
-          </w:rPr>
-          <w:rPr>
-            <w:color w:val="0000EE"/>
-            <w:u w:val="single"/>
-          </w:rPr>
-          <w:t>130</w:t>
-        </w:r>
-      </w:hyperlink>
+      <w:r>
+        <w:rPr>
+          <w:lang w:val="zh_TW" w:bidi="zh_TW"/>
+        </w:rPr>
+        <w:t>130</w:t>
+      </w:r>
       <w:r>
         <w:rPr>
           <w:lang w:val="zh_TW" w:bidi="zh_TW"/>
         </w:rPr>
         <w:t>，</w:t>
       </w:r>
-      <w:hyperlink r:id="rId43">
-        <w:r>
-          <w:rPr>
-            <w:lang w:val="zh_TW" w:bidi="zh_TW"/>
-          </w:rPr>
-          <w:rPr>
-            <w:color w:val="0000EE"/>
-            <w:u w:val="single"/>
-          </w:rPr>
-          <w:t>143</w:t>
-        </w:r>
-      </w:hyperlink>
+      <w:r>
+        <w:rPr>
+          <w:lang w:val="zh_TW" w:bidi="zh_TW"/>
+        </w:rPr>
+        <w:t>143</w:t>
+      </w:r>
       <w:r>
         <w:rPr>
           <w:lang w:val="zh_TW" w:bidi="zh_TW"/>
         </w:rPr>
         <w:t>），以及其他舊約經文（</w:t>
       </w:r>
-      <w:hyperlink r:id="rId44">
-        <w:r>
-          <w:rPr>
-            <w:lang w:val="zh_TW" w:bidi="zh_TW"/>
-          </w:rPr>
-          <w:rPr>
-            <w:color w:val="0000EE"/>
-            <w:u w:val="single"/>
-          </w:rPr>
-          <w:t>出34:6</w:t>
-        </w:r>
-      </w:hyperlink>
+      <w:r>
+        <w:rPr>
+          <w:lang w:val="zh_TW" w:bidi="zh_TW"/>
+        </w:rPr>
+        <w:t>出34:6</w:t>
+      </w:r>
       <w:r>
         <w:rPr>
           <w:lang w:val="zh_TW" w:bidi="zh_TW"/>
         </w:rPr>
         <w:t>；</w:t>
       </w:r>
-      <w:hyperlink r:id="rId45">
-        <w:r>
-          <w:rPr>
-            <w:lang w:val="zh_TW" w:bidi="zh_TW"/>
-          </w:rPr>
-          <w:rPr>
-            <w:color w:val="0000EE"/>
-            <w:u w:val="single"/>
-          </w:rPr>
-          <w:t>尼9:17</w:t>
-        </w:r>
-      </w:hyperlink>
+      <w:r>
+        <w:rPr>
+          <w:lang w:val="zh_TW" w:bidi="zh_TW"/>
+        </w:rPr>
+        <w:t>尼9:17</w:t>
+      </w:r>
       <w:r>
         <w:rPr>
           <w:lang w:val="zh_TW" w:bidi="zh_TW"/>
         </w:rPr>
         <w:t>；</w:t>
       </w:r>
-      <w:hyperlink r:id="rId46">
-        <w:r>
-          <w:rPr>
-            <w:lang w:val="zh_TW" w:bidi="zh_TW"/>
-          </w:rPr>
-          <w:rPr>
-            <w:color w:val="0000EE"/>
-            <w:u w:val="single"/>
-          </w:rPr>
-          <w:t>詩57</w:t>
-        </w:r>
-      </w:hyperlink>
+      <w:r>
+        <w:rPr>
+          <w:lang w:val="zh_TW" w:bidi="zh_TW"/>
+        </w:rPr>
+        <w:t>詩57</w:t>
+      </w:r>
       <w:r>
         <w:rPr>
           <w:lang w:val="zh_TW" w:bidi="zh_TW"/>
         </w:rPr>
         <w:t>，</w:t>
       </w:r>
-      <w:hyperlink r:id="rId47">
-        <w:r>
-          <w:rPr>
-            <w:lang w:val="zh_TW" w:bidi="zh_TW"/>
-          </w:rPr>
-          <w:rPr>
-            <w:color w:val="0000EE"/>
-            <w:u w:val="single"/>
-          </w:rPr>
-          <w:t>79</w:t>
-        </w:r>
-      </w:hyperlink>
+      <w:r>
+        <w:rPr>
+          <w:lang w:val="zh_TW" w:bidi="zh_TW"/>
+        </w:rPr>
+        <w:t>79</w:t>
+      </w:r>
       <w:r>
         <w:rPr>
           <w:lang w:val="zh_TW" w:bidi="zh_TW"/>
         </w:rPr>
         <w:t>，</w:t>
       </w:r>
-      <w:hyperlink r:id="rId48">
-        <w:r>
-          <w:rPr>
-            <w:lang w:val="zh_TW" w:bidi="zh_TW"/>
-          </w:rPr>
-          <w:rPr>
-            <w:color w:val="0000EE"/>
-            <w:u w:val="single"/>
-          </w:rPr>
-          <w:t>86</w:t>
-        </w:r>
-      </w:hyperlink>
+      <w:r>
+        <w:rPr>
+          <w:lang w:val="zh_TW" w:bidi="zh_TW"/>
+        </w:rPr>
+        <w:t>86</w:t>
+      </w:r>
       <w:r>
         <w:rPr>
           <w:lang w:val="zh_TW" w:bidi="zh_TW"/>
         </w:rPr>
         <w:t>，</w:t>
       </w:r>
-      <w:hyperlink r:id="rId49">
-        <w:r>
-          <w:rPr>
-            <w:lang w:val="zh_TW" w:bidi="zh_TW"/>
-          </w:rPr>
-          <w:rPr>
-            <w:color w:val="0000EE"/>
-            <w:u w:val="single"/>
-          </w:rPr>
-          <w:t>123</w:t>
-        </w:r>
-      </w:hyperlink>
+      <w:r>
+        <w:rPr>
+          <w:lang w:val="zh_TW" w:bidi="zh_TW"/>
+        </w:rPr>
+        <w:t>123</w:t>
+      </w:r>
       <w:r>
         <w:rPr>
           <w:lang w:val="zh_TW" w:bidi="zh_TW"/>
         </w:rPr>
         <w:t>；</w:t>
       </w:r>
-      <w:hyperlink r:id="rId50">
-        <w:r>
-          <w:rPr>
-            <w:lang w:val="zh_TW" w:bidi="zh_TW"/>
-          </w:rPr>
-          <w:rPr>
-            <w:color w:val="0000EE"/>
-            <w:u w:val="single"/>
-          </w:rPr>
-          <w:t>賽33:1–6</w:t>
-        </w:r>
-      </w:hyperlink>
+      <w:r>
+        <w:rPr>
+          <w:lang w:val="zh_TW" w:bidi="zh_TW"/>
+        </w:rPr>
+        <w:t>賽33:1–6</w:t>
+      </w:r>
       <w:r>
         <w:rPr>
           <w:lang w:val="zh_TW" w:bidi="zh_TW"/>
         </w:rPr>
         <w:t>；</w:t>
       </w:r>
-      <w:hyperlink r:id="rId51">
-        <w:r>
-          <w:rPr>
-            <w:lang w:val="zh_TW" w:bidi="zh_TW"/>
-          </w:rPr>
-          <w:rPr>
-            <w:color w:val="0000EE"/>
-            <w:u w:val="single"/>
-          </w:rPr>
-          <w:t>但9:3–19</w:t>
-        </w:r>
-      </w:hyperlink>
+      <w:r>
+        <w:rPr>
+          <w:lang w:val="zh_TW" w:bidi="zh_TW"/>
+        </w:rPr>
+        <w:t>但9:3–19</w:t>
+      </w:r>
       <w:r>
         <w:rPr>
           <w:lang w:val="zh_TW" w:bidi="zh_TW"/>
         </w:rPr>
         <w:t>；</w:t>
       </w:r>
-      <w:hyperlink r:id="rId52">
-        <w:r>
-          <w:rPr>
-            <w:lang w:val="zh_TW" w:bidi="zh_TW"/>
-          </w:rPr>
-          <w:rPr>
-            <w:color w:val="0000EE"/>
-            <w:u w:val="single"/>
-          </w:rPr>
-          <w:t>珥2:13</w:t>
-        </w:r>
-      </w:hyperlink>
+      <w:r>
+        <w:rPr>
+          <w:lang w:val="zh_TW" w:bidi="zh_TW"/>
+        </w:rPr>
+        <w:t>珥2:13</w:t>
+      </w:r>
       <w:r>
         <w:rPr>
           <w:lang w:val="zh_TW" w:bidi="zh_TW"/>
@@ -1020,126 +780,84 @@
         </w:rPr>
         <w:t>在新約中，描述耶穌對有需要的人所表現出來的憐憫時，使用了一個非常生動的希臘文詞語（</w:t>
       </w:r>
-      <w:hyperlink r:id="rId53">
-        <w:r>
-          <w:rPr>
-            <w:lang w:val="zh_TW" w:bidi="zh_TW"/>
-          </w:rPr>
-          <w:rPr>
-            <w:color w:val="0000EE"/>
-            <w:u w:val="single"/>
-          </w:rPr>
-          <w:t>太9:36</w:t>
-        </w:r>
-      </w:hyperlink>
+      <w:r>
+        <w:rPr>
+          <w:lang w:val="zh_TW" w:bidi="zh_TW"/>
+        </w:rPr>
+        <w:t>太9:36</w:t>
+      </w:r>
       <w:r>
         <w:rPr>
           <w:lang w:val="zh_TW" w:bidi="zh_TW"/>
         </w:rPr>
         <w:t>，</w:t>
       </w:r>
-      <w:hyperlink r:id="rId54">
-        <w:r>
-          <w:rPr>
-            <w:lang w:val="zh_TW" w:bidi="zh_TW"/>
-          </w:rPr>
-          <w:rPr>
-            <w:color w:val="0000EE"/>
-            <w:u w:val="single"/>
-          </w:rPr>
-          <w:t>14:14</w:t>
-        </w:r>
-      </w:hyperlink>
+      <w:r>
+        <w:rPr>
+          <w:lang w:val="zh_TW" w:bidi="zh_TW"/>
+        </w:rPr>
+        <w:t>14:14</w:t>
+      </w:r>
       <w:r>
         <w:rPr>
           <w:lang w:val="zh_TW" w:bidi="zh_TW"/>
         </w:rPr>
         <w:t>，</w:t>
       </w:r>
-      <w:hyperlink r:id="rId55">
-        <w:r>
-          <w:rPr>
-            <w:lang w:val="zh_TW" w:bidi="zh_TW"/>
-          </w:rPr>
-          <w:rPr>
-            <w:color w:val="0000EE"/>
-            <w:u w:val="single"/>
-          </w:rPr>
-          <w:t>20:34</w:t>
-        </w:r>
-      </w:hyperlink>
+      <w:r>
+        <w:rPr>
+          <w:lang w:val="zh_TW" w:bidi="zh_TW"/>
+        </w:rPr>
+        <w:t>20:34</w:t>
+      </w:r>
       <w:r>
         <w:rPr>
           <w:lang w:val="zh_TW" w:bidi="zh_TW"/>
         </w:rPr>
         <w:t>）。通過這個強烈的動詞（字面意思是「內心深受感動」），表達了祂對他們的憐憫和慈悲。希伯來人認為內心深處是情感的中心，特別是最溫柔的仁愛之情。描述耶穌深受感動並立即採取行動來減輕人們的痛苦——醫治（</w:t>
       </w:r>
-      <w:hyperlink r:id="rId55">
-        <w:r>
-          <w:rPr>
-            <w:lang w:val="zh_TW" w:bidi="zh_TW"/>
-          </w:rPr>
-          <w:rPr>
-            <w:color w:val="0000EE"/>
-            <w:u w:val="single"/>
-          </w:rPr>
-          <w:t>太20:34</w:t>
-        </w:r>
-      </w:hyperlink>
+      <w:r>
+        <w:rPr>
+          <w:lang w:val="zh_TW" w:bidi="zh_TW"/>
+        </w:rPr>
+        <w:t>太20:34</w:t>
+      </w:r>
       <w:r>
         <w:rPr>
           <w:lang w:val="zh_TW" w:bidi="zh_TW"/>
         </w:rPr>
         <w:t>；</w:t>
       </w:r>
-      <w:hyperlink r:id="rId56">
-        <w:r>
-          <w:rPr>
-            <w:lang w:val="zh_TW" w:bidi="zh_TW"/>
-          </w:rPr>
-          <w:rPr>
-            <w:color w:val="0000EE"/>
-            <w:u w:val="single"/>
-          </w:rPr>
-          <w:t>可1:41</w:t>
-        </w:r>
-      </w:hyperlink>
+      <w:r>
+        <w:rPr>
+          <w:lang w:val="zh_TW" w:bidi="zh_TW"/>
+        </w:rPr>
+        <w:t>可1:41</w:t>
+      </w:r>
       <w:r>
         <w:rPr>
           <w:lang w:val="zh_TW" w:bidi="zh_TW"/>
         </w:rPr>
         <w:t>）、使死人復活（</w:t>
       </w:r>
-      <w:hyperlink r:id="rId57">
-        <w:r>
-          <w:rPr>
-            <w:lang w:val="zh_TW" w:bidi="zh_TW"/>
-          </w:rPr>
-          <w:rPr>
-            <w:color w:val="0000EE"/>
-            <w:u w:val="single"/>
-          </w:rPr>
-          <w:t>路7:13</w:t>
-        </w:r>
-      </w:hyperlink>
+      <w:r>
+        <w:rPr>
+          <w:lang w:val="zh_TW" w:bidi="zh_TW"/>
+        </w:rPr>
+        <w:t>路7:13</w:t>
+      </w:r>
       <w:r>
         <w:rPr>
           <w:lang w:val="zh_TW" w:bidi="zh_TW"/>
         </w:rPr>
         <w:t>）、並餵飽飢餓的人（</w:t>
       </w:r>
-      <w:hyperlink r:id="rId58">
-        <w:r>
-          <w:rPr>
-            <w:lang w:val="zh_TW" w:bidi="zh_TW"/>
-          </w:rPr>
-          <w:rPr>
-            <w:color w:val="0000EE"/>
-            <w:u w:val="single"/>
-          </w:rPr>
-          <w:t>太15:32</w:t>
-        </w:r>
-      </w:hyperlink>
+      <w:r>
+        <w:rPr>
+          <w:lang w:val="zh_TW" w:bidi="zh_TW"/>
+        </w:rPr>
+        <w:t>太15:32</w:t>
+      </w:r>
       <w:r>
         <w:rPr>
           <w:lang w:val="zh_TW" w:bidi="zh_TW"/>
@@ -1160,180 +878,120 @@
         </w:rPr>
         <w:t>舊約中神對聖約子民憐憫的概念，在新約中也出現（</w:t>
       </w:r>
-      <w:hyperlink r:id="rId59">
-        <w:r>
-          <w:rPr>
-            <w:lang w:val="zh_TW" w:bidi="zh_TW"/>
-          </w:rPr>
-          <w:rPr>
-            <w:color w:val="0000EE"/>
-            <w:u w:val="single"/>
-          </w:rPr>
-          <w:t>路1:50、54、72、78</w:t>
-        </w:r>
-      </w:hyperlink>
+      <w:r>
+        <w:rPr>
+          <w:lang w:val="zh_TW" w:bidi="zh_TW"/>
+        </w:rPr>
+        <w:t>路1:50、54、72、78</w:t>
+      </w:r>
       <w:r>
         <w:rPr>
           <w:lang w:val="zh_TW" w:bidi="zh_TW"/>
         </w:rPr>
         <w:t>；</w:t>
       </w:r>
-      <w:hyperlink r:id="rId18">
-        <w:r>
-          <w:rPr>
-            <w:lang w:val="zh_TW" w:bidi="zh_TW"/>
-          </w:rPr>
-          <w:rPr>
-            <w:color w:val="0000EE"/>
-            <w:u w:val="single"/>
-          </w:rPr>
-          <w:t>弗2:4</w:t>
-        </w:r>
-      </w:hyperlink>
+      <w:r>
+        <w:rPr>
+          <w:lang w:val="zh_TW" w:bidi="zh_TW"/>
+        </w:rPr>
+        <w:t>弗2:4</w:t>
+      </w:r>
       <w:r>
         <w:rPr>
           <w:lang w:val="zh_TW" w:bidi="zh_TW"/>
         </w:rPr>
         <w:t>；</w:t>
       </w:r>
-      <w:hyperlink r:id="rId60">
-        <w:r>
-          <w:rPr>
-            <w:lang w:val="zh_TW" w:bidi="zh_TW"/>
-          </w:rPr>
-          <w:rPr>
-            <w:color w:val="0000EE"/>
-            <w:u w:val="single"/>
-          </w:rPr>
-          <w:t>提前1:2</w:t>
-        </w:r>
-      </w:hyperlink>
+      <w:r>
+        <w:rPr>
+          <w:lang w:val="zh_TW" w:bidi="zh_TW"/>
+        </w:rPr>
+        <w:t>提前1:2</w:t>
+      </w:r>
       <w:r>
         <w:rPr>
           <w:lang w:val="zh_TW" w:bidi="zh_TW"/>
         </w:rPr>
         <w:t>；</w:t>
       </w:r>
-      <w:hyperlink r:id="rId61">
-        <w:r>
-          <w:rPr>
-            <w:lang w:val="zh_TW" w:bidi="zh_TW"/>
-          </w:rPr>
-          <w:rPr>
-            <w:color w:val="0000EE"/>
-            <w:u w:val="single"/>
-          </w:rPr>
-          <w:t>彼前1:3</w:t>
-        </w:r>
-      </w:hyperlink>
+      <w:r>
+        <w:rPr>
+          <w:lang w:val="zh_TW" w:bidi="zh_TW"/>
+        </w:rPr>
+        <w:t>彼前1:3</w:t>
+      </w:r>
       <w:r>
         <w:rPr>
           <w:lang w:val="zh_TW" w:bidi="zh_TW"/>
         </w:rPr>
         <w:t>，</w:t>
       </w:r>
-      <w:hyperlink r:id="rId62">
-        <w:r>
-          <w:rPr>
-            <w:lang w:val="zh_TW" w:bidi="zh_TW"/>
-          </w:rPr>
-          <w:rPr>
-            <w:color w:val="0000EE"/>
-            <w:u w:val="single"/>
-          </w:rPr>
-          <w:t>2:10</w:t>
-        </w:r>
-      </w:hyperlink>
+      <w:r>
+        <w:rPr>
+          <w:lang w:val="zh_TW" w:bidi="zh_TW"/>
+        </w:rPr>
+        <w:t>2:10</w:t>
+      </w:r>
       <w:r>
         <w:rPr>
           <w:lang w:val="zh_TW" w:bidi="zh_TW"/>
         </w:rPr>
         <w:t>）。新約中「憐憫」最典型的用法是指神藉著耶穌基督為人提供的救恩（</w:t>
       </w:r>
-      <w:hyperlink r:id="rId63">
-        <w:r>
-          <w:rPr>
-            <w:lang w:val="zh_TW" w:bidi="zh_TW"/>
-          </w:rPr>
-          <w:rPr>
-            <w:color w:val="0000EE"/>
-            <w:u w:val="single"/>
-          </w:rPr>
-          <w:t>羅11:30–32</w:t>
-        </w:r>
-      </w:hyperlink>
+      <w:r>
+        <w:rPr>
+          <w:lang w:val="zh_TW" w:bidi="zh_TW"/>
+        </w:rPr>
+        <w:t>羅11:30–32</w:t>
+      </w:r>
       <w:r>
         <w:rPr>
           <w:lang w:val="zh_TW" w:bidi="zh_TW"/>
         </w:rPr>
         <w:t>；</w:t>
       </w:r>
-      <w:hyperlink r:id="rId18">
-        <w:r>
-          <w:rPr>
-            <w:lang w:val="zh_TW" w:bidi="zh_TW"/>
-          </w:rPr>
-          <w:rPr>
-            <w:color w:val="0000EE"/>
-            <w:u w:val="single"/>
-          </w:rPr>
-          <w:t>弗2:4</w:t>
-        </w:r>
-      </w:hyperlink>
+      <w:r>
+        <w:rPr>
+          <w:lang w:val="zh_TW" w:bidi="zh_TW"/>
+        </w:rPr>
+        <w:t>弗2:4</w:t>
+      </w:r>
       <w:r>
         <w:rPr>
           <w:lang w:val="zh_TW" w:bidi="zh_TW"/>
         </w:rPr>
         <w:t>）。神是「發慈悲的父」（</w:t>
       </w:r>
-      <w:hyperlink r:id="rId64">
-        <w:r>
-          <w:rPr>
-            <w:lang w:val="zh_TW" w:bidi="zh_TW"/>
-          </w:rPr>
-          <w:rPr>
-            <w:color w:val="0000EE"/>
-            <w:u w:val="single"/>
-          </w:rPr>
-          <w:t>林後1:3</w:t>
-        </w:r>
-      </w:hyperlink>
+      <w:r>
+        <w:rPr>
+          <w:lang w:val="zh_TW" w:bidi="zh_TW"/>
+        </w:rPr>
+        <w:t>林後1:3</w:t>
+      </w:r>
       <w:r>
         <w:rPr>
           <w:lang w:val="zh_TW" w:bidi="zh_TW"/>
         </w:rPr>
         <w:t>），祂將這恩惠賜給那些相信祂兒子的人。正因為祂「有豐富的憐憫」，祂拯救那些因罪而靈性死亡、注定滅亡的人（</w:t>
       </w:r>
-      <w:hyperlink r:id="rId65">
-        <w:r>
-          <w:rPr>
-            <w:lang w:val="zh_TW" w:bidi="zh_TW"/>
-          </w:rPr>
-          <w:rPr>
-            <w:color w:val="0000EE"/>
-            <w:u w:val="single"/>
-          </w:rPr>
-          <w:t>弗2:4–6</w:t>
-        </w:r>
-      </w:hyperlink>
+      <w:r>
+        <w:rPr>
+          <w:lang w:val="zh_TW" w:bidi="zh_TW"/>
+        </w:rPr>
+        <w:t>弗2:4–6</w:t>
+      </w:r>
       <w:r>
         <w:rPr>
           <w:lang w:val="zh_TW" w:bidi="zh_TW"/>
         </w:rPr>
         <w:t>）。人因神的憐憫而得赦免並被賜予永生（</w:t>
       </w:r>
-      <w:hyperlink r:id="rId66">
-        <w:r>
-          <w:rPr>
-            <w:lang w:val="zh_TW" w:bidi="zh_TW"/>
-          </w:rPr>
-          <w:rPr>
-            <w:color w:val="0000EE"/>
-            <w:u w:val="single"/>
-          </w:rPr>
-          <w:t>提前1:13–16</w:t>
-        </w:r>
-      </w:hyperlink>
+      <w:r>
+        <w:rPr>
+          <w:lang w:val="zh_TW" w:bidi="zh_TW"/>
+        </w:rPr>
+        <w:t>提前1:13–16</w:t>
+      </w:r>
       <w:r>
         <w:rPr>
           <w:lang w:val="zh_TW" w:bidi="zh_TW"/>
@@ -1365,246 +1023,162 @@
         </w:rPr>
         <w:t>無論人是否配得或忠誠，神也白白地施恩憐憫，因此人也應當對他人施憐憫，即使他們不配或不尋求。實際上，人被命令要憐憫他人，尤其是窮人、困苦者、寡婦和孤兒（</w:t>
       </w:r>
-      <w:hyperlink r:id="rId67">
-        <w:r>
-          <w:rPr>
-            <w:lang w:val="zh_TW" w:bidi="zh_TW"/>
-          </w:rPr>
-          <w:rPr>
-            <w:color w:val="0000EE"/>
-            <w:u w:val="single"/>
-          </w:rPr>
-          <w:t>箴14:31，</w:t>
-        </w:r>
-      </w:hyperlink>
-      <w:hyperlink r:id="rId68">
-        <w:r>
-          <w:rPr>
-            <w:lang w:val="zh_TW" w:bidi="zh_TW"/>
-          </w:rPr>
-          <w:rPr>
-            <w:color w:val="0000EE"/>
-            <w:u w:val="single"/>
-          </w:rPr>
-          <w:t>19:17</w:t>
-        </w:r>
-      </w:hyperlink>
+      <w:r>
+        <w:rPr>
+          <w:lang w:val="zh_TW" w:bidi="zh_TW"/>
+        </w:rPr>
+        <w:t>箴14:31，</w:t>
+      </w:r>
+      <w:r>
+        <w:rPr>
+          <w:lang w:val="zh_TW" w:bidi="zh_TW"/>
+        </w:rPr>
+        <w:t>19:17</w:t>
+      </w:r>
       <w:r>
         <w:rPr>
           <w:lang w:val="zh_TW" w:bidi="zh_TW"/>
         </w:rPr>
         <w:t>；</w:t>
       </w:r>
-      <w:hyperlink r:id="rId69">
-        <w:r>
-          <w:rPr>
-            <w:lang w:val="zh_TW" w:bidi="zh_TW"/>
-          </w:rPr>
-          <w:rPr>
-            <w:color w:val="0000EE"/>
-            <w:u w:val="single"/>
-          </w:rPr>
-          <w:t>彌6:8</w:t>
-        </w:r>
-      </w:hyperlink>
+      <w:r>
+        <w:rPr>
+          <w:lang w:val="zh_TW" w:bidi="zh_TW"/>
+        </w:rPr>
+        <w:t>彌6:8</w:t>
+      </w:r>
       <w:r>
         <w:rPr>
           <w:lang w:val="zh_TW" w:bidi="zh_TW"/>
         </w:rPr>
         <w:t>；</w:t>
       </w:r>
-      <w:hyperlink r:id="rId70">
-        <w:r>
-          <w:rPr>
-            <w:lang w:val="zh_TW" w:bidi="zh_TW"/>
-          </w:rPr>
-          <w:rPr>
-            <w:color w:val="0000EE"/>
-            <w:u w:val="single"/>
-          </w:rPr>
-          <w:t>亞7:9–10</w:t>
-        </w:r>
-      </w:hyperlink>
+      <w:r>
+        <w:rPr>
+          <w:lang w:val="zh_TW" w:bidi="zh_TW"/>
+        </w:rPr>
+        <w:t>亞7:9–10</w:t>
+      </w:r>
       <w:r>
         <w:rPr>
           <w:lang w:val="zh_TW" w:bidi="zh_TW"/>
         </w:rPr>
         <w:t>；</w:t>
       </w:r>
-      <w:hyperlink r:id="rId71">
-        <w:r>
-          <w:rPr>
-            <w:lang w:val="zh_TW" w:bidi="zh_TW"/>
-          </w:rPr>
-          <w:rPr>
-            <w:color w:val="0000EE"/>
-            <w:u w:val="single"/>
-          </w:rPr>
-          <w:t>西3:12</w:t>
-        </w:r>
-      </w:hyperlink>
+      <w:r>
+        <w:rPr>
+          <w:lang w:val="zh_TW" w:bidi="zh_TW"/>
+        </w:rPr>
+        <w:t>西3:12</w:t>
+      </w:r>
       <w:r>
         <w:rPr>
           <w:lang w:val="zh_TW" w:bidi="zh_TW"/>
         </w:rPr>
         <w:t>）。神看重憐憫勝過儀式上的獻祭（</w:t>
       </w:r>
-      <w:hyperlink r:id="rId72">
-        <w:r>
-          <w:rPr>
-            <w:lang w:val="zh_TW" w:bidi="zh_TW"/>
-          </w:rPr>
-          <w:rPr>
-            <w:color w:val="0000EE"/>
-            <w:u w:val="single"/>
-          </w:rPr>
-          <w:t>太9:13</w:t>
-        </w:r>
-      </w:hyperlink>
+      <w:r>
+        <w:rPr>
+          <w:lang w:val="zh_TW" w:bidi="zh_TW"/>
+        </w:rPr>
+        <w:t>太9:13</w:t>
+      </w:r>
       <w:r>
         <w:rPr>
           <w:lang w:val="zh_TW" w:bidi="zh_TW"/>
         </w:rPr>
         <w:t>）。神在基督裡所顯的憐憫，實際上使人有義務像神對待他們一樣對待他人。主將憐憫作為祂教導的基礎（</w:t>
       </w:r>
-      <w:hyperlink r:id="rId73">
-        <w:r>
-          <w:rPr>
-            <w:lang w:val="zh_TW" w:bidi="zh_TW"/>
-          </w:rPr>
-          <w:rPr>
-            <w:color w:val="0000EE"/>
-            <w:u w:val="single"/>
-          </w:rPr>
-          <w:t>太5:7</w:t>
-        </w:r>
-      </w:hyperlink>
+      <w:r>
+        <w:rPr>
+          <w:lang w:val="zh_TW" w:bidi="zh_TW"/>
+        </w:rPr>
+        <w:t>太5:7</w:t>
+      </w:r>
       <w:r>
         <w:rPr>
           <w:lang w:val="zh_TW" w:bidi="zh_TW"/>
         </w:rPr>
         <w:t>，</w:t>
       </w:r>
-      <w:hyperlink r:id="rId72">
-        <w:r>
-          <w:rPr>
-            <w:lang w:val="zh_TW" w:bidi="zh_TW"/>
-          </w:rPr>
-          <w:rPr>
-            <w:color w:val="0000EE"/>
-            <w:u w:val="single"/>
-          </w:rPr>
-          <w:t>9:13</w:t>
-        </w:r>
-      </w:hyperlink>
+      <w:r>
+        <w:rPr>
+          <w:lang w:val="zh_TW" w:bidi="zh_TW"/>
+        </w:rPr>
+        <w:t>9:13</w:t>
+      </w:r>
       <w:r>
         <w:rPr>
           <w:lang w:val="zh_TW" w:bidi="zh_TW"/>
         </w:rPr>
         <w:t>，</w:t>
       </w:r>
-      <w:hyperlink r:id="rId74">
-        <w:r>
-          <w:rPr>
-            <w:lang w:val="zh_TW" w:bidi="zh_TW"/>
-          </w:rPr>
-          <w:rPr>
-            <w:color w:val="0000EE"/>
-            <w:u w:val="single"/>
-          </w:rPr>
-          <w:t>12:7</w:t>
-        </w:r>
-      </w:hyperlink>
+      <w:r>
+        <w:rPr>
+          <w:lang w:val="zh_TW" w:bidi="zh_TW"/>
+        </w:rPr>
+        <w:t>12:7</w:t>
+      </w:r>
       <w:r>
         <w:rPr>
           <w:lang w:val="zh_TW" w:bidi="zh_TW"/>
         </w:rPr>
         <w:t>，</w:t>
       </w:r>
-      <w:hyperlink r:id="rId75">
-        <w:r>
-          <w:rPr>
-            <w:lang w:val="zh_TW" w:bidi="zh_TW"/>
-          </w:rPr>
-          <w:rPr>
-            <w:color w:val="0000EE"/>
-            <w:u w:val="single"/>
-          </w:rPr>
-          <w:t>23:23</w:t>
-        </w:r>
-      </w:hyperlink>
+      <w:r>
+        <w:rPr>
+          <w:lang w:val="zh_TW" w:bidi="zh_TW"/>
+        </w:rPr>
+        <w:t>23:23</w:t>
+      </w:r>
       <w:r>
         <w:rPr>
           <w:lang w:val="zh_TW" w:bidi="zh_TW"/>
         </w:rPr>
         <w:t>；</w:t>
       </w:r>
-      <w:hyperlink r:id="rId76">
-        <w:r>
-          <w:rPr>
-            <w:lang w:val="zh_TW" w:bidi="zh_TW"/>
-          </w:rPr>
-          <w:rPr>
-            <w:color w:val="0000EE"/>
-            <w:u w:val="single"/>
-          </w:rPr>
-          <w:t>路6:36</w:t>
-        </w:r>
-      </w:hyperlink>
+      <w:r>
+        <w:rPr>
+          <w:lang w:val="zh_TW" w:bidi="zh_TW"/>
+        </w:rPr>
+        <w:t>路6:36</w:t>
+      </w:r>
       <w:r>
         <w:rPr>
           <w:lang w:val="zh_TW" w:bidi="zh_TW"/>
         </w:rPr>
         <w:t>，</w:t>
       </w:r>
-      <w:hyperlink r:id="rId77">
-        <w:r>
-          <w:rPr>
-            <w:lang w:val="zh_TW" w:bidi="zh_TW"/>
-          </w:rPr>
-          <w:rPr>
-            <w:color w:val="0000EE"/>
-            <w:u w:val="single"/>
-          </w:rPr>
-          <w:t>10:37</w:t>
-        </w:r>
-      </w:hyperlink>
+      <w:r>
+        <w:rPr>
+          <w:lang w:val="zh_TW" w:bidi="zh_TW"/>
+        </w:rPr>
+        <w:t>10:37</w:t>
+      </w:r>
       <w:r>
         <w:rPr>
           <w:lang w:val="zh_TW" w:bidi="zh_TW"/>
         </w:rPr>
         <w:t>；</w:t>
       </w:r>
-      <w:hyperlink r:id="rId78">
-        <w:r>
-          <w:rPr>
-            <w:lang w:val="zh_TW" w:bidi="zh_TW"/>
-          </w:rPr>
-          <w:rPr>
-            <w:color w:val="0000EE"/>
-            <w:u w:val="single"/>
-          </w:rPr>
-          <w:t>雅3:17</w:t>
-        </w:r>
-      </w:hyperlink>
+      <w:r>
+        <w:rPr>
+          <w:lang w:val="zh_TW" w:bidi="zh_TW"/>
+        </w:rPr>
+        <w:t>雅3:17</w:t>
+      </w:r>
       <w:r>
         <w:rPr>
           <w:lang w:val="zh_TW" w:bidi="zh_TW"/>
         </w:rPr>
         <w:t>）。祂的來臨是在憐憫的背景下被期待和宣告的，這憐憫將成為祂使命的標誌（</w:t>
       </w:r>
-      <w:hyperlink r:id="rId59">
-        <w:r>
-          <w:rPr>
-            <w:lang w:val="zh_TW" w:bidi="zh_TW"/>
-          </w:rPr>
-          <w:rPr>
-            <w:color w:val="0000EE"/>
-            <w:u w:val="single"/>
-          </w:rPr>
-          <w:t>路1:50、54、72、78</w:t>
-        </w:r>
-      </w:hyperlink>
+      <w:r>
+        <w:rPr>
+          <w:lang w:val="zh_TW" w:bidi="zh_TW"/>
+        </w:rPr>
+        <w:t>路1:50、54、72、78</w:t>
+      </w:r>
       <w:r>
         <w:rPr>
           <w:lang w:val="zh_TW" w:bidi="zh_TW"/>
@@ -1625,54 +1199,36 @@
         </w:rPr>
         <w:t>基督徒群體的成員應當彼此憐憫，實際地關心彼此。正如基督在他們需要時，白白地給予他們一樣，他們也應該彼此幫助、救濟、愛護並安慰對方。使徒雅各教導這樣的善行是信心的本質所在（</w:t>
       </w:r>
-      <w:hyperlink r:id="rId79">
-        <w:r>
-          <w:rPr>
-            <w:lang w:val="zh_TW" w:bidi="zh_TW"/>
-          </w:rPr>
-          <w:rPr>
-            <w:color w:val="0000EE"/>
-            <w:u w:val="single"/>
-          </w:rPr>
-          <w:t>雅2:14–26</w:t>
-        </w:r>
-      </w:hyperlink>
+      <w:r>
+        <w:rPr>
+          <w:lang w:val="zh_TW" w:bidi="zh_TW"/>
+        </w:rPr>
+        <w:t>雅2:14–26</w:t>
+      </w:r>
       <w:r>
         <w:rPr>
           <w:lang w:val="zh_TW" w:bidi="zh_TW"/>
         </w:rPr>
         <w:t>）。好撒馬利亞人對那位被打劫且受傷之人的憐憫，正是主特別表揚的（</w:t>
       </w:r>
-      <w:hyperlink r:id="rId80">
-        <w:r>
-          <w:rPr>
-            <w:lang w:val="zh_TW" w:bidi="zh_TW"/>
-          </w:rPr>
-          <w:rPr>
-            <w:color w:val="0000EE"/>
-            <w:u w:val="single"/>
-          </w:rPr>
-          <w:t>路10:36–37</w:t>
-        </w:r>
-      </w:hyperlink>
+      <w:r>
+        <w:rPr>
+          <w:lang w:val="zh_TW" w:bidi="zh_TW"/>
+        </w:rPr>
+        <w:t>路10:36–37</w:t>
+      </w:r>
       <w:r>
         <w:rPr>
           <w:lang w:val="zh_TW" w:bidi="zh_TW"/>
         </w:rPr>
         <w:t>）。充滿憐憫是天國子民的一個顯著美德（</w:t>
       </w:r>
-      <w:hyperlink r:id="rId73">
-        <w:r>
-          <w:rPr>
-            <w:lang w:val="zh_TW" w:bidi="zh_TW"/>
-          </w:rPr>
-          <w:rPr>
-            <w:color w:val="0000EE"/>
-            <w:u w:val="single"/>
-          </w:rPr>
-          <w:t>太5:7</w:t>
-        </w:r>
-      </w:hyperlink>
+      <w:r>
+        <w:rPr>
+          <w:lang w:val="zh_TW" w:bidi="zh_TW"/>
+        </w:rPr>
+        <w:t>太5:7</w:t>
+      </w:r>
       <w:r>
         <w:rPr>
           <w:lang w:val="zh_TW" w:bidi="zh_TW"/>
@@ -1900,36 +1456,24 @@
         </w:rPr>
         <w:t>三位亞摩利人：幔利、以實各和亞乃（</w:t>
       </w:r>
-      <w:hyperlink r:id="rId81">
-        <w:r>
-          <w:rPr>
-            <w:lang w:val="zh_TW" w:bidi="zh_TW"/>
-          </w:rPr>
-          <w:rPr>
-            <w:color w:val="0000EE"/>
-            <w:u w:val="single"/>
-          </w:rPr>
-          <w:t>創14:13</w:t>
-        </w:r>
-      </w:hyperlink>
+      <w:r>
+        <w:rPr>
+          <w:lang w:val="zh_TW" w:bidi="zh_TW"/>
+        </w:rPr>
+        <w:t>創14:13</w:t>
+      </w:r>
       <w:r>
         <w:rPr>
           <w:lang w:val="zh_TW" w:bidi="zh_TW"/>
         </w:rPr>
         <w:t>、</w:t>
       </w:r>
-      <w:hyperlink r:id="rId81">
-        <w:r>
-          <w:rPr>
-            <w:lang w:val="zh_TW" w:bidi="zh_TW"/>
-          </w:rPr>
-          <w:rPr>
-            <w:color w:val="0000EE"/>
-            <w:u w:val="single"/>
-          </w:rPr>
-          <w:t>24</w:t>
-        </w:r>
-      </w:hyperlink>
+      <w:r>
+        <w:rPr>
+          <w:lang w:val="zh_TW" w:bidi="zh_TW"/>
+        </w:rPr>
+        <w:t>24</w:t>
+      </w:r>
       <w:r>
         <w:rPr>
           <w:lang w:val="zh_TW" w:bidi="zh_TW"/>
@@ -1954,18 +1498,12 @@
         </w:rPr>
         <w:t>基拉耳的王亞比米勒（</w:t>
       </w:r>
-      <w:hyperlink r:id="rId82">
-        <w:r>
-          <w:rPr>
-            <w:lang w:val="zh_TW" w:bidi="zh_TW"/>
-          </w:rPr>
-          <w:rPr>
-            <w:color w:val="0000EE"/>
-            <w:u w:val="single"/>
-          </w:rPr>
-          <w:t>創21:22–34</w:t>
-        </w:r>
-      </w:hyperlink>
+      <w:r>
+        <w:rPr>
+          <w:lang w:val="zh_TW" w:bidi="zh_TW"/>
+        </w:rPr>
+        <w:t>創21:22–34</w:t>
+      </w:r>
       <w:r>
         <w:rPr>
           <w:lang w:val="zh_TW" w:bidi="zh_TW"/>
@@ -1986,18 +1524,12 @@
         </w:rPr>
         <w:t>亞伯拉罕的兒子以撒也與亞比米勒結盟（</w:t>
       </w:r>
-      <w:hyperlink r:id="rId83">
-        <w:r>
-          <w:rPr>
-            <w:lang w:val="zh_TW" w:bidi="zh_TW"/>
-          </w:rPr>
-          <w:rPr>
-            <w:color w:val="0000EE"/>
-            <w:u w:val="single"/>
-          </w:rPr>
-          <w:t>創26:26–31</w:t>
-        </w:r>
-      </w:hyperlink>
+      <w:r>
+        <w:rPr>
+          <w:lang w:val="zh_TW" w:bidi="zh_TW"/>
+        </w:rPr>
+        <w:t>創26:26–31</w:t>
+      </w:r>
       <w:r>
         <w:rPr>
           <w:lang w:val="zh_TW" w:bidi="zh_TW"/>
@@ -2018,90 +1550,60 @@
         </w:rPr>
         <w:t>後來，摩西出於宗教信仰的考量，禁止以色列人與迦南人結盟（</w:t>
       </w:r>
-      <w:hyperlink r:id="rId84">
-        <w:r>
-          <w:rPr>
-            <w:lang w:val="zh_TW" w:bidi="zh_TW"/>
-          </w:rPr>
-          <w:rPr>
-            <w:color w:val="0000EE"/>
-            <w:u w:val="single"/>
-          </w:rPr>
-          <w:t>出23:31–33</w:t>
-        </w:r>
-      </w:hyperlink>
+      <w:r>
+        <w:rPr>
+          <w:lang w:val="zh_TW" w:bidi="zh_TW"/>
+        </w:rPr>
+        <w:t>出23:31–33</w:t>
+      </w:r>
       <w:r>
         <w:rPr>
           <w:lang w:val="zh_TW" w:bidi="zh_TW"/>
         </w:rPr>
         <w:t>，</w:t>
       </w:r>
-      <w:hyperlink r:id="rId85">
-        <w:r>
-          <w:rPr>
-            <w:lang w:val="zh_TW" w:bidi="zh_TW"/>
-          </w:rPr>
-          <w:rPr>
-            <w:color w:val="0000EE"/>
-            <w:u w:val="single"/>
-          </w:rPr>
-          <w:t>34:12</w:t>
-        </w:r>
-      </w:hyperlink>
+      <w:r>
+        <w:rPr>
+          <w:lang w:val="zh_TW" w:bidi="zh_TW"/>
+        </w:rPr>
+        <w:t>34:12</w:t>
+      </w:r>
       <w:r>
         <w:rPr>
           <w:lang w:val="zh_TW" w:bidi="zh_TW"/>
         </w:rPr>
         <w:t>；</w:t>
       </w:r>
-      <w:hyperlink r:id="rId86">
-        <w:r>
-          <w:rPr>
-            <w:lang w:val="zh_TW" w:bidi="zh_TW"/>
-          </w:rPr>
-          <w:rPr>
-            <w:color w:val="0000EE"/>
-            <w:u w:val="single"/>
-          </w:rPr>
-          <w:t>申7:1–4</w:t>
-        </w:r>
-      </w:hyperlink>
+      <w:r>
+        <w:rPr>
+          <w:lang w:val="zh_TW" w:bidi="zh_TW"/>
+        </w:rPr>
+        <w:t>申7:1–4</w:t>
+      </w:r>
       <w:r>
         <w:rPr>
           <w:lang w:val="zh_TW" w:bidi="zh_TW"/>
         </w:rPr>
         <w:t>）。在士師時代，以色列人再次被提醒要遵守此命令（</w:t>
       </w:r>
-      <w:hyperlink r:id="rId87">
-        <w:r>
-          <w:rPr>
-            <w:lang w:val="zh_TW" w:bidi="zh_TW"/>
-          </w:rPr>
-          <w:rPr>
-            <w:color w:val="0000EE"/>
-            <w:u w:val="single"/>
-          </w:rPr>
-          <w:t>士2:1–3</w:t>
-        </w:r>
-      </w:hyperlink>
+      <w:r>
+        <w:rPr>
+          <w:lang w:val="zh_TW" w:bidi="zh_TW"/>
+        </w:rPr>
+        <w:t>士2:1–3</w:t>
+      </w:r>
       <w:r>
         <w:rPr>
           <w:lang w:val="zh_TW" w:bidi="zh_TW"/>
         </w:rPr>
         <w:t>）。但是，</w:t>
       </w:r>
-      <w:hyperlink r:id="rId88">
-        <w:r>
-          <w:rPr>
-            <w:lang w:val="zh_TW" w:bidi="zh_TW"/>
-          </w:rPr>
-          <w:rPr>
-            <w:color w:val="0000EE"/>
-            <w:u w:val="single"/>
-          </w:rPr>
-          <w:t>約書亞記第九章</w:t>
-        </w:r>
-      </w:hyperlink>
+      <w:r>
+        <w:rPr>
+          <w:lang w:val="zh_TW" w:bidi="zh_TW"/>
+        </w:rPr>
+        <w:t>約書亞記第九章</w:t>
+      </w:r>
       <w:r>
         <w:rPr>
           <w:lang w:val="zh_TW" w:bidi="zh_TW"/>
@@ -2140,36 +1642,24 @@
         </w:rPr>
         <w:t>大衛（在他成為全以色列的王之前）同意與迦特王亞吉及非利士人一起對抗掃羅（</w:t>
       </w:r>
-      <w:hyperlink r:id="rId89">
-        <w:r>
-          <w:rPr>
-            <w:lang w:val="zh_TW" w:bidi="zh_TW"/>
-          </w:rPr>
-          <w:rPr>
-            <w:color w:val="0000EE"/>
-            <w:u w:val="single"/>
-          </w:rPr>
-          <w:t>撒上27:1</w:t>
-        </w:r>
-      </w:hyperlink>
+      <w:r>
+        <w:rPr>
+          <w:lang w:val="zh_TW" w:bidi="zh_TW"/>
+        </w:rPr>
+        <w:t>撒上27:1</w:t>
+      </w:r>
       <w:r>
         <w:rPr>
           <w:lang w:val="zh_TW" w:bidi="zh_TW"/>
         </w:rPr>
         <w:t>，</w:t>
       </w:r>
-      <w:hyperlink r:id="rId90">
-        <w:r>
-          <w:rPr>
-            <w:lang w:val="zh_TW" w:bidi="zh_TW"/>
-          </w:rPr>
-          <w:rPr>
-            <w:color w:val="0000EE"/>
-            <w:u w:val="single"/>
-          </w:rPr>
-          <w:t>28:2</w:t>
-        </w:r>
-      </w:hyperlink>
+      <w:r>
+        <w:rPr>
+          <w:lang w:val="zh_TW" w:bidi="zh_TW"/>
+        </w:rPr>
+        <w:t>28:2</w:t>
+      </w:r>
       <w:r>
         <w:rPr>
           <w:lang w:val="zh_TW" w:bidi="zh_TW"/>
@@ -2194,36 +1684,24 @@
         </w:rPr>
         <w:t>所羅門與泰爾的希蘭建立貿易聯盟 （</w:t>
       </w:r>
-      <w:hyperlink r:id="rId91">
-        <w:r>
-          <w:rPr>
-            <w:lang w:val="zh_TW" w:bidi="zh_TW"/>
-          </w:rPr>
-          <w:rPr>
-            <w:color w:val="0000EE"/>
-            <w:u w:val="single"/>
-          </w:rPr>
-          <w:t>王上5:1–18</w:t>
-        </w:r>
-      </w:hyperlink>
+      <w:r>
+        <w:rPr>
+          <w:lang w:val="zh_TW" w:bidi="zh_TW"/>
+        </w:rPr>
+        <w:t>王上5:1–18</w:t>
+      </w:r>
       <w:r>
         <w:rPr>
           <w:lang w:val="zh_TW" w:bidi="zh_TW"/>
         </w:rPr>
         <w:t>，</w:t>
       </w:r>
-      <w:hyperlink r:id="rId92">
-        <w:r>
-          <w:rPr>
-            <w:lang w:val="zh_TW" w:bidi="zh_TW"/>
-          </w:rPr>
-          <w:rPr>
-            <w:color w:val="0000EE"/>
-            <w:u w:val="single"/>
-          </w:rPr>
-          <w:t>9:26–28</w:t>
-        </w:r>
-      </w:hyperlink>
+      <w:r>
+        <w:rPr>
+          <w:lang w:val="zh_TW" w:bidi="zh_TW"/>
+        </w:rPr>
+        <w:t>9:26–28</w:t>
+      </w:r>
       <w:r>
         <w:rPr>
           <w:lang w:val="zh_TW" w:bidi="zh_TW"/>
@@ -2248,18 +1726,12 @@
         </w:rPr>
         <w:t>所羅門也與埃及王建立貿易聯盟（</w:t>
       </w:r>
-      <w:hyperlink r:id="rId93">
-        <w:r>
-          <w:rPr>
-            <w:lang w:val="zh_TW" w:bidi="zh_TW"/>
-          </w:rPr>
-          <w:rPr>
-            <w:color w:val="0000EE"/>
-            <w:u w:val="single"/>
-          </w:rPr>
-          <w:t>王上9:16</w:t>
-        </w:r>
-      </w:hyperlink>
+      <w:r>
+        <w:rPr>
+          <w:lang w:val="zh_TW" w:bidi="zh_TW"/>
+        </w:rPr>
+        <w:t>王上9:16</w:t>
+      </w:r>
       <w:r>
         <w:rPr>
           <w:lang w:val="zh_TW" w:bidi="zh_TW"/>
@@ -2296,18 +1768,12 @@
         </w:rPr>
         <w:t>王便‧哈達結盟（</w:t>
       </w:r>
-      <w:hyperlink r:id="rId94">
-        <w:r>
-          <w:rPr>
-            <w:lang w:val="zh_TW" w:bidi="zh_TW"/>
-          </w:rPr>
-          <w:rPr>
-            <w:color w:val="0000EE"/>
-            <w:u w:val="single"/>
-          </w:rPr>
-          <w:t>王上15:18–20</w:t>
-        </w:r>
-      </w:hyperlink>
+      <w:r>
+        <w:rPr>
+          <w:lang w:val="zh_TW" w:bidi="zh_TW"/>
+        </w:rPr>
+        <w:t>王上15:18–20</w:t>
+      </w:r>
       <w:r>
         <w:rPr>
           <w:lang w:val="zh_TW" w:bidi="zh_TW"/>
@@ -2344,36 +1810,24 @@
         </w:rPr>
         <w:t>（</w:t>
       </w:r>
-      <w:hyperlink r:id="rId95">
-        <w:r>
-          <w:rPr>
-            <w:lang w:val="zh_TW" w:bidi="zh_TW"/>
-          </w:rPr>
-          <w:rPr>
-            <w:color w:val="0000EE"/>
-            <w:u w:val="single"/>
-          </w:rPr>
-          <w:t>王上22:1–4</w:t>
-        </w:r>
-      </w:hyperlink>
+      <w:r>
+        <w:rPr>
+          <w:lang w:val="zh_TW" w:bidi="zh_TW"/>
+        </w:rPr>
+        <w:t>王上22:1–4</w:t>
+      </w:r>
       <w:r>
         <w:rPr>
           <w:lang w:val="zh_TW" w:bidi="zh_TW"/>
         </w:rPr>
         <w:t>；</w:t>
       </w:r>
-      <w:hyperlink r:id="rId96">
-        <w:r>
-          <w:rPr>
-            <w:lang w:val="zh_TW" w:bidi="zh_TW"/>
-          </w:rPr>
-          <w:rPr>
-            <w:color w:val="0000EE"/>
-            <w:u w:val="single"/>
-          </w:rPr>
-          <w:t>代下18:1–13</w:t>
-        </w:r>
-      </w:hyperlink>
+      <w:r>
+        <w:rPr>
+          <w:lang w:val="zh_TW" w:bidi="zh_TW"/>
+        </w:rPr>
+        <w:t>代下18:1–13</w:t>
+      </w:r>
       <w:r>
         <w:rPr>
           <w:lang w:val="zh_TW" w:bidi="zh_TW"/>
@@ -2410,18 +1864,12 @@
         </w:rPr>
         <w:t>王利汛結盟，對抗猶大王亞哈斯（</w:t>
       </w:r>
-      <w:hyperlink r:id="rId97">
-        <w:r>
-          <w:rPr>
-            <w:lang w:val="zh_TW" w:bidi="zh_TW"/>
-          </w:rPr>
-          <w:rPr>
-            <w:color w:val="0000EE"/>
-            <w:u w:val="single"/>
-          </w:rPr>
-          <w:t>賽7:1–9</w:t>
-        </w:r>
-      </w:hyperlink>
+      <w:r>
+        <w:rPr>
+          <w:lang w:val="zh_TW" w:bidi="zh_TW"/>
+        </w:rPr>
+        <w:t>賽7:1–9</w:t>
+      </w:r>
       <w:r>
         <w:rPr>
           <w:lang w:val="zh_TW" w:bidi="zh_TW"/>
@@ -2446,18 +1894,12 @@
         </w:rPr>
         <w:t>亞哈斯與亞述王提革拉‧毗列色結盟，對抗比加和利汛（</w:t>
       </w:r>
-      <w:hyperlink r:id="rId98">
-        <w:r>
-          <w:rPr>
-            <w:lang w:val="zh_TW" w:bidi="zh_TW"/>
-          </w:rPr>
-          <w:rPr>
-            <w:color w:val="0000EE"/>
-            <w:u w:val="single"/>
-          </w:rPr>
-          <w:t>王下16:7–9</w:t>
-        </w:r>
-      </w:hyperlink>
+      <w:r>
+        <w:rPr>
+          <w:lang w:val="zh_TW" w:bidi="zh_TW"/>
+        </w:rPr>
+        <w:t>王下16:7–9</w:t>
+      </w:r>
       <w:r>
         <w:rPr>
           <w:lang w:val="zh_TW" w:bidi="zh_TW"/>
@@ -2482,36 +1924,24 @@
         </w:rPr>
         <w:t>西底家與埃及結盟對抗巴比倫人（</w:t>
       </w:r>
-      <w:hyperlink r:id="rId99">
-        <w:r>
-          <w:rPr>
-            <w:lang w:val="zh_TW" w:bidi="zh_TW"/>
-          </w:rPr>
-          <w:rPr>
-            <w:color w:val="0000EE"/>
-            <w:u w:val="single"/>
-          </w:rPr>
-          <w:t>王下24:20</w:t>
-        </w:r>
-      </w:hyperlink>
+      <w:r>
+        <w:rPr>
+          <w:lang w:val="zh_TW" w:bidi="zh_TW"/>
+        </w:rPr>
+        <w:t>王下24:20</w:t>
+      </w:r>
       <w:r>
         <w:rPr>
           <w:lang w:val="zh_TW" w:bidi="zh_TW"/>
         </w:rPr>
         <w:t>；</w:t>
       </w:r>
-      <w:hyperlink r:id="rId100">
-        <w:r>
-          <w:rPr>
-            <w:lang w:val="zh_TW" w:bidi="zh_TW"/>
-          </w:rPr>
-          <w:rPr>
-            <w:color w:val="0000EE"/>
-            <w:u w:val="single"/>
-          </w:rPr>
-          <w:t>結17:1–21</w:t>
-        </w:r>
-      </w:hyperlink>
+      <w:r>
+        <w:rPr>
+          <w:lang w:val="zh_TW" w:bidi="zh_TW"/>
+        </w:rPr>
+        <w:t>結17:1–21</w:t>
+      </w:r>
       <w:r>
         <w:rPr>
           <w:lang w:val="zh_TW" w:bidi="zh_TW"/>
@@ -2532,90 +1962,60 @@
         </w:rPr>
         <w:t>這些聯盟經常會將外邦宗教帶入耶路撒冷（</w:t>
       </w:r>
-      <w:hyperlink r:id="rId101">
-        <w:r>
-          <w:rPr>
-            <w:lang w:val="zh_TW" w:bidi="zh_TW"/>
-          </w:rPr>
-          <w:rPr>
-            <w:color w:val="0000EE"/>
-            <w:u w:val="single"/>
-          </w:rPr>
-          <w:t>王下16:10–18</w:t>
-        </w:r>
-      </w:hyperlink>
+      <w:r>
+        <w:rPr>
+          <w:lang w:val="zh_TW" w:bidi="zh_TW"/>
+        </w:rPr>
+        <w:t>王下16:10–18</w:t>
+      </w:r>
       <w:r>
         <w:rPr>
           <w:lang w:val="zh_TW" w:bidi="zh_TW"/>
         </w:rPr>
         <w:t>），導致先知們的批評（</w:t>
       </w:r>
-      <w:hyperlink r:id="rId102">
-        <w:r>
-          <w:rPr>
-            <w:lang w:val="zh_TW" w:bidi="zh_TW"/>
-          </w:rPr>
-          <w:rPr>
-            <w:color w:val="0000EE"/>
-            <w:u w:val="single"/>
-          </w:rPr>
-          <w:t>何8:8–10</w:t>
-        </w:r>
-      </w:hyperlink>
+      <w:r>
+        <w:rPr>
+          <w:lang w:val="zh_TW" w:bidi="zh_TW"/>
+        </w:rPr>
+        <w:t>何8:8–10</w:t>
+      </w:r>
       <w:r>
         <w:rPr>
           <w:lang w:val="zh_TW" w:bidi="zh_TW"/>
         </w:rPr>
         <w:t>；</w:t>
       </w:r>
-      <w:hyperlink r:id="rId103">
-        <w:r>
-          <w:rPr>
-            <w:lang w:val="zh_TW" w:bidi="zh_TW"/>
-          </w:rPr>
-          <w:rPr>
-            <w:color w:val="0000EE"/>
-            <w:u w:val="single"/>
-          </w:rPr>
-          <w:t>賽30:1–3</w:t>
-        </w:r>
-      </w:hyperlink>
+      <w:r>
+        <w:rPr>
+          <w:lang w:val="zh_TW" w:bidi="zh_TW"/>
+        </w:rPr>
+        <w:t>賽30:1–3</w:t>
+      </w:r>
       <w:r>
         <w:rPr>
           <w:lang w:val="zh_TW" w:bidi="zh_TW"/>
         </w:rPr>
         <w:t>、</w:t>
       </w:r>
-      <w:hyperlink r:id="rId103">
-        <w:r>
-          <w:rPr>
-            <w:lang w:val="zh_TW" w:bidi="zh_TW"/>
-          </w:rPr>
-          <w:rPr>
-            <w:color w:val="0000EE"/>
-            <w:u w:val="single"/>
-          </w:rPr>
-          <w:t>15–16</w:t>
-        </w:r>
-      </w:hyperlink>
+      <w:r>
+        <w:rPr>
+          <w:lang w:val="zh_TW" w:bidi="zh_TW"/>
+        </w:rPr>
+        <w:t>15–16</w:t>
+      </w:r>
       <w:r>
         <w:rPr>
           <w:lang w:val="zh_TW" w:bidi="zh_TW"/>
         </w:rPr>
         <w:t>；</w:t>
       </w:r>
-      <w:hyperlink r:id="rId104">
-        <w:r>
-          <w:rPr>
-            <w:lang w:val="zh_TW" w:bidi="zh_TW"/>
-          </w:rPr>
-          <w:rPr>
-            <w:color w:val="0000EE"/>
-            <w:u w:val="single"/>
-          </w:rPr>
-          <w:t>耶2:18</w:t>
-        </w:r>
-      </w:hyperlink>
+      <w:r>
+        <w:rPr>
+          <w:lang w:val="zh_TW" w:bidi="zh_TW"/>
+        </w:rPr>
+        <w:t>耶2:18</w:t>
+      </w:r>
       <w:r>
         <w:rPr>
           <w:lang w:val="zh_TW" w:bidi="zh_TW"/>
